--- a/TP4/2026_RI_TP4_TP_Estructuras.docx
+++ b/TP4/2026_RI_TP4_TP_Estructuras.docx
@@ -116,7 +116,7 @@
           <w:sz w:val="20"/>
           <w:szCs w:val="20"/>
         </w:rPr>
-        <w:t>27</w:t>
+        <w:t>03</w:t>
       </w:r>
       <w:r>
         <w:rPr>
@@ -372,23 +372,7 @@
           <w:sz w:val="24"/>
           <w:szCs w:val="24"/>
         </w:rPr>
-        <w:t>Para un correcto manejo de las colecciones en cada ejercicio, los archivos .</w:t>
-      </w:r>
-      <w:proofErr w:type="spellStart"/>
-      <w:r>
-        <w:rPr>
-          <w:sz w:val="24"/>
-          <w:szCs w:val="24"/>
-        </w:rPr>
-        <w:t>py</w:t>
-      </w:r>
-      <w:proofErr w:type="spellEnd"/>
-      <w:r>
-        <w:rPr>
-          <w:sz w:val="24"/>
-          <w:szCs w:val="24"/>
-        </w:rPr>
-        <w:t xml:space="preserve"> tomando las colecciones por defecto en una carpeta llamada “Colecciones”, ubicada a la par con todas las carpetas de los ejercicios.</w:t>
+        <w:t>Para un correcto manejo de las colecciones en cada ejercicio, los archivos .py tomando las colecciones por defecto en una carpeta llamada “Colecciones”, ubicada a la par con todas las carpetas de los ejercicios.</w:t>
       </w:r>
     </w:p>
     <w:p>
@@ -476,23 +460,7 @@
           <w:sz w:val="24"/>
           <w:szCs w:val="24"/>
         </w:rPr>
-        <w:t xml:space="preserve">El modelo de lenguaje de inteligencia artificial utilizado para el trabajo fue </w:t>
-      </w:r>
-      <w:proofErr w:type="spellStart"/>
-      <w:r>
-        <w:rPr>
-          <w:sz w:val="24"/>
-          <w:szCs w:val="24"/>
-        </w:rPr>
-        <w:t>ChatGPT</w:t>
-      </w:r>
-      <w:proofErr w:type="spellEnd"/>
-      <w:r>
-        <w:rPr>
-          <w:sz w:val="24"/>
-          <w:szCs w:val="24"/>
-        </w:rPr>
-        <w:t xml:space="preserve"> </w:t>
+        <w:t xml:space="preserve">El modelo de lenguaje de inteligencia artificial utilizado para el trabajo fue ChatGPT </w:t>
       </w:r>
       <w:r>
         <w:rPr>
@@ -539,39 +507,162 @@
           <w:szCs w:val="24"/>
           <w:lang w:val="es-AR"/>
         </w:rPr>
-        <w:t>Retome el TP de ”Modelos de RI” y calcule el modelo de lenguaje (</w:t>
-      </w:r>
-      <w:proofErr w:type="spellStart"/>
-      <w:r>
-        <w:rPr>
-          <w:color w:val="FABF8F" w:themeColor="accent6" w:themeTint="99"/>
-          <w:sz w:val="24"/>
-          <w:szCs w:val="24"/>
-          <w:lang w:val="es-AR"/>
-        </w:rPr>
-        <w:t>unigramas</w:t>
-      </w:r>
-      <w:proofErr w:type="spellEnd"/>
-      <w:r>
-        <w:rPr>
-          <w:color w:val="FABF8F" w:themeColor="accent6" w:themeTint="99"/>
-          <w:sz w:val="24"/>
-          <w:szCs w:val="24"/>
-          <w:lang w:val="es-AR"/>
-        </w:rPr>
-        <w:t xml:space="preserve">) para los documentos del ejercicio 2. Utilizando el modelo de </w:t>
-      </w:r>
-      <w:proofErr w:type="spellStart"/>
-      <w:r>
-        <w:rPr>
-          <w:color w:val="FABF8F" w:themeColor="accent6" w:themeTint="99"/>
-          <w:sz w:val="24"/>
-          <w:szCs w:val="24"/>
-          <w:lang w:val="es-AR"/>
-        </w:rPr>
-        <w:t>Query</w:t>
-      </w:r>
-      <w:proofErr w:type="spellEnd"/>
+        <w:t>Retome el TP de ”Modelos de RI” y calcule el modelo de lenguaje (unigramas) para los documentos del ejercicio 2. Utilizando el modelo de Query Likelihood calcule los rankings para las siguiente consultas:</w:t>
+      </w:r>
+    </w:p>
+    <w:p>
+      <w:pPr>
+        <w:jc w:val="both"/>
+        <w:rPr>
+          <w:color w:val="FABF8F" w:themeColor="accent6" w:themeTint="99"/>
+          <w:sz w:val="24"/>
+          <w:szCs w:val="24"/>
+          <w:lang w:val="es-AR"/>
+        </w:rPr>
+      </w:pPr>
+    </w:p>
+    <w:p>
+      <w:pPr>
+        <w:ind w:left="720"/>
+        <w:jc w:val="both"/>
+        <w:rPr>
+          <w:color w:val="FABF8F" w:themeColor="accent6" w:themeTint="99"/>
+          <w:sz w:val="24"/>
+          <w:szCs w:val="24"/>
+          <w:lang w:val="es-AR"/>
+        </w:rPr>
+      </w:pPr>
+      <w:r>
+        <w:rPr>
+          <w:color w:val="FABF8F" w:themeColor="accent6" w:themeTint="99"/>
+          <w:sz w:val="24"/>
+          <w:szCs w:val="24"/>
+          <w:lang w:val="es-AR"/>
+        </w:rPr>
+        <w:t>a) país cultura</w:t>
+      </w:r>
+    </w:p>
+    <w:p>
+      <w:pPr>
+        <w:ind w:left="720"/>
+        <w:jc w:val="both"/>
+        <w:rPr>
+          <w:color w:val="FABF8F" w:themeColor="accent6" w:themeTint="99"/>
+          <w:sz w:val="24"/>
+          <w:szCs w:val="24"/>
+          <w:lang w:val="es-AR"/>
+        </w:rPr>
+      </w:pPr>
+      <w:r>
+        <w:rPr>
+          <w:color w:val="FABF8F" w:themeColor="accent6" w:themeTint="99"/>
+          <w:sz w:val="24"/>
+          <w:szCs w:val="24"/>
+          <w:lang w:val="es-AR"/>
+        </w:rPr>
+        <w:t>b) país libre cultura</w:t>
+      </w:r>
+    </w:p>
+    <w:p>
+      <w:pPr>
+        <w:ind w:left="720"/>
+        <w:jc w:val="both"/>
+        <w:rPr>
+          <w:color w:val="FABF8F" w:themeColor="accent6" w:themeTint="99"/>
+          <w:sz w:val="24"/>
+          <w:szCs w:val="24"/>
+          <w:lang w:val="es-AR"/>
+        </w:rPr>
+      </w:pPr>
+      <w:r>
+        <w:rPr>
+          <w:color w:val="FABF8F" w:themeColor="accent6" w:themeTint="99"/>
+          <w:sz w:val="24"/>
+          <w:szCs w:val="24"/>
+          <w:lang w:val="es-AR"/>
+        </w:rPr>
+        <w:t>c) software propietario licencia</w:t>
+      </w:r>
+    </w:p>
+    <w:p>
+      <w:pPr>
+        <w:jc w:val="both"/>
+        <w:rPr>
+          <w:color w:val="FABF8F" w:themeColor="accent6" w:themeTint="99"/>
+          <w:sz w:val="24"/>
+          <w:szCs w:val="24"/>
+          <w:lang w:val="es-AR"/>
+        </w:rPr>
+      </w:pPr>
+    </w:p>
+    <w:p>
+      <w:pPr>
+        <w:jc w:val="both"/>
+        <w:rPr>
+          <w:color w:val="FABF8F" w:themeColor="accent6" w:themeTint="99"/>
+          <w:sz w:val="24"/>
+          <w:szCs w:val="24"/>
+          <w:lang w:val="es-AR"/>
+        </w:rPr>
+      </w:pPr>
+      <w:r>
+        <w:rPr>
+          <w:color w:val="FABF8F" w:themeColor="accent6" w:themeTint="99"/>
+          <w:sz w:val="24"/>
+          <w:szCs w:val="24"/>
+          <w:lang w:val="es-AR"/>
+        </w:rPr>
+        <w:t xml:space="preserve">¿Qué problemas encuentra? Luego, calcule las probabilidades de los términos utilizando una combinación con el ML de la colección (suavizado Jelinek-Mercer, </w:t>
+      </w:r>
+      <w:r>
+        <w:rPr>
+          <w:color w:val="FABF8F" w:themeColor="accent6" w:themeTint="99"/>
+          <w:sz w:val="24"/>
+          <w:szCs w:val="24"/>
+          <w:lang w:val="en-US"/>
+        </w:rPr>
+        <w:t>λ</w:t>
+      </w:r>
+      <w:r>
+        <w:rPr>
+          <w:color w:val="FABF8F" w:themeColor="accent6" w:themeTint="99"/>
+          <w:sz w:val="24"/>
+          <w:szCs w:val="24"/>
+          <w:lang w:val="es-AR"/>
+        </w:rPr>
+        <w:t xml:space="preserve"> = 0,7). Compare con las probabilidades anteriores y explique las diferencias. Repita las consultas con los nuevos valores. Explique los resultados.</w:t>
+      </w:r>
+    </w:p>
+    <w:p>
+      <w:pPr>
+        <w:jc w:val="both"/>
+        <w:rPr>
+          <w:color w:val="FABF8F" w:themeColor="accent6" w:themeTint="99"/>
+          <w:sz w:val="24"/>
+          <w:szCs w:val="24"/>
+          <w:lang w:val="es-AR"/>
+        </w:rPr>
+      </w:pPr>
+    </w:p>
+    <w:p>
+      <w:pPr>
+        <w:jc w:val="both"/>
+        <w:rPr>
+          <w:color w:val="FABF8F" w:themeColor="accent6" w:themeTint="99"/>
+          <w:sz w:val="24"/>
+          <w:szCs w:val="24"/>
+          <w:lang w:val="es-AR"/>
+        </w:rPr>
+      </w:pPr>
+      <w:r>
+        <w:rPr>
+          <w:color w:val="FABF8F" w:themeColor="accent6" w:themeTint="99"/>
+          <w:sz w:val="24"/>
+          <w:szCs w:val="24"/>
+          <w:lang w:val="es-AR"/>
+        </w:rPr>
+        <w:t>1)</w:t>
+      </w:r>
       <w:r>
         <w:rPr>
           <w:color w:val="FABF8F" w:themeColor="accent6" w:themeTint="99"/>
@@ -581,199 +672,77 @@
         </w:rPr>
         <w:t xml:space="preserve"> </w:t>
       </w:r>
-      <w:proofErr w:type="spellStart"/>
-      <w:r>
-        <w:rPr>
-          <w:color w:val="FABF8F" w:themeColor="accent6" w:themeTint="99"/>
-          <w:sz w:val="24"/>
-          <w:szCs w:val="24"/>
-          <w:lang w:val="es-AR"/>
-        </w:rPr>
-        <w:t>Likelihood</w:t>
-      </w:r>
-      <w:proofErr w:type="spellEnd"/>
-      <w:r>
-        <w:rPr>
-          <w:color w:val="FABF8F" w:themeColor="accent6" w:themeTint="99"/>
-          <w:sz w:val="24"/>
-          <w:szCs w:val="24"/>
-          <w:lang w:val="es-AR"/>
-        </w:rPr>
-        <w:t xml:space="preserve"> calcule los rankings para las siguiente consultas:</w:t>
-      </w:r>
-    </w:p>
-    <w:p>
-      <w:pPr>
-        <w:jc w:val="both"/>
-        <w:rPr>
-          <w:color w:val="FABF8F" w:themeColor="accent6" w:themeTint="99"/>
-          <w:sz w:val="24"/>
-          <w:szCs w:val="24"/>
-          <w:lang w:val="es-AR"/>
-        </w:rPr>
-      </w:pPr>
-    </w:p>
-    <w:p>
-      <w:pPr>
-        <w:ind w:left="720"/>
-        <w:jc w:val="both"/>
-        <w:rPr>
-          <w:color w:val="FABF8F" w:themeColor="accent6" w:themeTint="99"/>
-          <w:sz w:val="24"/>
-          <w:szCs w:val="24"/>
-          <w:lang w:val="es-AR"/>
-        </w:rPr>
-      </w:pPr>
-      <w:r>
-        <w:rPr>
-          <w:color w:val="FABF8F" w:themeColor="accent6" w:themeTint="99"/>
-          <w:sz w:val="24"/>
-          <w:szCs w:val="24"/>
-          <w:lang w:val="es-AR"/>
-        </w:rPr>
-        <w:t>a) país cultura</w:t>
-      </w:r>
-    </w:p>
-    <w:p>
-      <w:pPr>
-        <w:ind w:left="720"/>
-        <w:jc w:val="both"/>
-        <w:rPr>
-          <w:color w:val="FABF8F" w:themeColor="accent6" w:themeTint="99"/>
-          <w:sz w:val="24"/>
-          <w:szCs w:val="24"/>
-          <w:lang w:val="es-AR"/>
-        </w:rPr>
-      </w:pPr>
-      <w:r>
-        <w:rPr>
-          <w:color w:val="FABF8F" w:themeColor="accent6" w:themeTint="99"/>
-          <w:sz w:val="24"/>
-          <w:szCs w:val="24"/>
-          <w:lang w:val="es-AR"/>
-        </w:rPr>
-        <w:t>b) país libre cultura</w:t>
-      </w:r>
-    </w:p>
-    <w:p>
-      <w:pPr>
-        <w:ind w:left="720"/>
-        <w:jc w:val="both"/>
-        <w:rPr>
-          <w:color w:val="FABF8F" w:themeColor="accent6" w:themeTint="99"/>
-          <w:sz w:val="24"/>
-          <w:szCs w:val="24"/>
-          <w:lang w:val="es-AR"/>
-        </w:rPr>
-      </w:pPr>
-      <w:r>
-        <w:rPr>
-          <w:color w:val="FABF8F" w:themeColor="accent6" w:themeTint="99"/>
-          <w:sz w:val="24"/>
-          <w:szCs w:val="24"/>
-          <w:lang w:val="es-AR"/>
-        </w:rPr>
-        <w:t>c) software propietario licencia</w:t>
-      </w:r>
-    </w:p>
-    <w:p>
-      <w:pPr>
-        <w:jc w:val="both"/>
-        <w:rPr>
-          <w:color w:val="FABF8F" w:themeColor="accent6" w:themeTint="99"/>
-          <w:sz w:val="24"/>
-          <w:szCs w:val="24"/>
-          <w:lang w:val="es-AR"/>
-        </w:rPr>
-      </w:pPr>
-    </w:p>
-    <w:p>
-      <w:pPr>
-        <w:jc w:val="both"/>
-        <w:rPr>
-          <w:color w:val="FABF8F" w:themeColor="accent6" w:themeTint="99"/>
-          <w:sz w:val="24"/>
-          <w:szCs w:val="24"/>
-          <w:lang w:val="es-AR"/>
-        </w:rPr>
-      </w:pPr>
-      <w:r>
-        <w:rPr>
-          <w:color w:val="FABF8F" w:themeColor="accent6" w:themeTint="99"/>
-          <w:sz w:val="24"/>
-          <w:szCs w:val="24"/>
-          <w:lang w:val="es-AR"/>
-        </w:rPr>
-        <w:t xml:space="preserve">¿Qué problemas encuentra? Luego, calcule las probabilidades de los términos utilizando una combinación con el ML de la colección (suavizado </w:t>
-      </w:r>
-      <w:proofErr w:type="spellStart"/>
-      <w:r>
-        <w:rPr>
-          <w:color w:val="FABF8F" w:themeColor="accent6" w:themeTint="99"/>
-          <w:sz w:val="24"/>
-          <w:szCs w:val="24"/>
-          <w:lang w:val="es-AR"/>
-        </w:rPr>
-        <w:t>Jelinek</w:t>
-      </w:r>
-      <w:proofErr w:type="spellEnd"/>
-      <w:r>
-        <w:rPr>
-          <w:color w:val="FABF8F" w:themeColor="accent6" w:themeTint="99"/>
-          <w:sz w:val="24"/>
-          <w:szCs w:val="24"/>
-          <w:lang w:val="es-AR"/>
-        </w:rPr>
-        <w:t xml:space="preserve">-Mercer, </w:t>
-      </w:r>
-      <w:r>
-        <w:rPr>
-          <w:color w:val="FABF8F" w:themeColor="accent6" w:themeTint="99"/>
-          <w:sz w:val="24"/>
-          <w:szCs w:val="24"/>
-          <w:lang w:val="en-US"/>
-        </w:rPr>
-        <w:t>λ</w:t>
-      </w:r>
-      <w:r>
-        <w:rPr>
-          <w:color w:val="FABF8F" w:themeColor="accent6" w:themeTint="99"/>
-          <w:sz w:val="24"/>
-          <w:szCs w:val="24"/>
-          <w:lang w:val="es-AR"/>
-        </w:rPr>
-        <w:t xml:space="preserve"> = 0,7). Compare con las probabilidades anteriores y explique las diferencias. Repita las consultas con los nuevos valores. Explique los resultados.</w:t>
-      </w:r>
-    </w:p>
-    <w:p>
-      <w:pPr>
-        <w:jc w:val="both"/>
-        <w:rPr>
-          <w:color w:val="FABF8F" w:themeColor="accent6" w:themeTint="99"/>
-          <w:sz w:val="24"/>
-          <w:szCs w:val="24"/>
-          <w:lang w:val="es-AR"/>
-        </w:rPr>
-      </w:pPr>
-    </w:p>
-    <w:p>
-      <w:pPr>
-        <w:jc w:val="both"/>
-        <w:rPr>
-          <w:color w:val="FABF8F" w:themeColor="accent6" w:themeTint="99"/>
-          <w:sz w:val="24"/>
-          <w:szCs w:val="24"/>
-          <w:lang w:val="es-AR"/>
-        </w:rPr>
-      </w:pPr>
-      <w:r>
-        <w:rPr>
-          <w:color w:val="FABF8F" w:themeColor="accent6" w:themeTint="99"/>
-          <w:sz w:val="24"/>
-          <w:szCs w:val="24"/>
-          <w:lang w:val="es-AR"/>
-        </w:rPr>
-        <w:t>1)</w:t>
+      <w:r>
+        <w:rPr>
+          <w:color w:val="FABF8F" w:themeColor="accent6" w:themeTint="99"/>
+          <w:sz w:val="24"/>
+          <w:szCs w:val="24"/>
+          <w:lang w:val="es-AR"/>
+        </w:rPr>
+        <w:t>Codifique un script que indexe una colección  que requiera el volcado parcial a disco (asumiendo que existe un límite de memoria) implementando el método  BSBI visto en clase. Para esto su script debe recibir un parámetro n que indica cada cuántos documentos se debe hacer el volcado a disco. Al finalizar, debe unir (merge) los índices parciales. Para las pruebas use la colección snapshot de Wikipedia  y varios valores de n (por ejemplo, n = 10% del tamaño de la colección). Registre los tiempos de indexación y de merge por separado. Grafique la distribución de tamaños de las posting lists. Calcule el overhead de su índice respecto de la colección. ¿Qué conclusiones se pueden extraer?</w:t>
+      </w:r>
+    </w:p>
+    <w:p>
+      <w:pPr>
+        <w:jc w:val="both"/>
+        <w:rPr>
+          <w:color w:val="FABF8F" w:themeColor="accent6" w:themeTint="99"/>
+          <w:sz w:val="24"/>
+          <w:szCs w:val="24"/>
+          <w:lang w:val="es-AR"/>
+        </w:rPr>
+      </w:pPr>
+    </w:p>
+    <w:p>
+      <w:pPr>
+        <w:jc w:val="both"/>
+        <w:rPr>
+          <w:color w:val="FABF8F" w:themeColor="accent6" w:themeTint="99"/>
+          <w:sz w:val="24"/>
+          <w:szCs w:val="24"/>
+          <w:lang w:val="es-AR"/>
+        </w:rPr>
+      </w:pPr>
+      <w:r>
+        <w:rPr>
+          <w:color w:val="FABF8F" w:themeColor="accent6" w:themeTint="99"/>
+          <w:sz w:val="24"/>
+          <w:szCs w:val="24"/>
+          <w:lang w:val="es-AR"/>
+        </w:rPr>
+        <w:t xml:space="preserve">1.1) Agregue un script que cargue el vocabulario de la colección en memoria, permita recuperar una posting completa de un término y la muestre por pantalla. Para cada documento retornado se deberá mostrar el nombre, el  docID asignado  durante la creación del índice y la frecuencia en el siguiente formato: </w:t>
+      </w:r>
+    </w:p>
+    <w:p>
+      <w:pPr>
+        <w:jc w:val="both"/>
+        <w:rPr>
+          <w:color w:val="FABF8F" w:themeColor="accent6" w:themeTint="99"/>
+          <w:sz w:val="24"/>
+          <w:szCs w:val="24"/>
+          <w:lang w:val="es-AR"/>
+        </w:rPr>
+      </w:pPr>
+    </w:p>
+    <w:p>
+      <w:pPr>
+        <w:ind w:firstLine="720"/>
+        <w:jc w:val="both"/>
+        <w:rPr>
+          <w:color w:val="FABF8F" w:themeColor="accent6" w:themeTint="99"/>
+          <w:sz w:val="24"/>
+          <w:szCs w:val="24"/>
+          <w:lang w:val="es-AR"/>
+        </w:rPr>
+      </w:pPr>
+      <w:r>
+        <w:rPr>
+          <w:color w:val="FABF8F" w:themeColor="accent6" w:themeTint="99"/>
+          <w:sz w:val="24"/>
+          <w:szCs w:val="24"/>
+          <w:lang w:val="es-AR"/>
+        </w:rPr>
+        <w:t>●</w:t>
       </w:r>
       <w:r>
         <w:rPr>
@@ -791,301 +760,38 @@
           <w:szCs w:val="24"/>
           <w:lang w:val="es-AR"/>
         </w:rPr>
-        <w:t>Codifique un script que indexe una colección  que requiera el volcado parcial a disco (asumiendo que existe un límite de memoria) implementando el método  BSBI visto en clase. Para esto su script debe recibir un parámetro n que indica cada cuántos documentos se debe hacer el volcado a disco. Al finalizar, debe unir (</w:t>
-      </w:r>
-      <w:proofErr w:type="spellStart"/>
-      <w:r>
-        <w:rPr>
-          <w:color w:val="FABF8F" w:themeColor="accent6" w:themeTint="99"/>
-          <w:sz w:val="24"/>
-          <w:szCs w:val="24"/>
-          <w:lang w:val="es-AR"/>
-        </w:rPr>
-        <w:t>merge</w:t>
-      </w:r>
-      <w:proofErr w:type="spellEnd"/>
-      <w:r>
-        <w:rPr>
-          <w:color w:val="FABF8F" w:themeColor="accent6" w:themeTint="99"/>
-          <w:sz w:val="24"/>
-          <w:szCs w:val="24"/>
-          <w:lang w:val="es-AR"/>
-        </w:rPr>
-        <w:t xml:space="preserve">) los índices parciales. Para las pruebas use la colección </w:t>
-      </w:r>
-      <w:proofErr w:type="spellStart"/>
-      <w:r>
-        <w:rPr>
-          <w:color w:val="FABF8F" w:themeColor="accent6" w:themeTint="99"/>
-          <w:sz w:val="24"/>
-          <w:szCs w:val="24"/>
-          <w:lang w:val="es-AR"/>
-        </w:rPr>
-        <w:t>snapshot</w:t>
-      </w:r>
-      <w:proofErr w:type="spellEnd"/>
-      <w:r>
-        <w:rPr>
-          <w:color w:val="FABF8F" w:themeColor="accent6" w:themeTint="99"/>
-          <w:sz w:val="24"/>
-          <w:szCs w:val="24"/>
-          <w:lang w:val="es-AR"/>
-        </w:rPr>
-        <w:t xml:space="preserve"> de Wikipedia  y varios valores de n (por ejemplo, n = 10% del tamaño de la colección). Registre los tiempos de indexación y de </w:t>
-      </w:r>
-      <w:proofErr w:type="spellStart"/>
-      <w:r>
-        <w:rPr>
-          <w:color w:val="FABF8F" w:themeColor="accent6" w:themeTint="99"/>
-          <w:sz w:val="24"/>
-          <w:szCs w:val="24"/>
-          <w:lang w:val="es-AR"/>
-        </w:rPr>
-        <w:t>merge</w:t>
-      </w:r>
-      <w:proofErr w:type="spellEnd"/>
-      <w:r>
-        <w:rPr>
-          <w:color w:val="FABF8F" w:themeColor="accent6" w:themeTint="99"/>
-          <w:sz w:val="24"/>
-          <w:szCs w:val="24"/>
-          <w:lang w:val="es-AR"/>
-        </w:rPr>
-        <w:t xml:space="preserve"> por separado. Grafique la distribución de tamaños de las </w:t>
-      </w:r>
-      <w:proofErr w:type="spellStart"/>
-      <w:r>
-        <w:rPr>
-          <w:color w:val="FABF8F" w:themeColor="accent6" w:themeTint="99"/>
-          <w:sz w:val="24"/>
-          <w:szCs w:val="24"/>
-          <w:lang w:val="es-AR"/>
-        </w:rPr>
-        <w:t>posting</w:t>
-      </w:r>
-      <w:proofErr w:type="spellEnd"/>
-      <w:r>
-        <w:rPr>
-          <w:color w:val="FABF8F" w:themeColor="accent6" w:themeTint="99"/>
-          <w:sz w:val="24"/>
-          <w:szCs w:val="24"/>
-          <w:lang w:val="es-AR"/>
-        </w:rPr>
-        <w:t xml:space="preserve"> </w:t>
-      </w:r>
-      <w:proofErr w:type="spellStart"/>
-      <w:r>
-        <w:rPr>
-          <w:color w:val="FABF8F" w:themeColor="accent6" w:themeTint="99"/>
-          <w:sz w:val="24"/>
-          <w:szCs w:val="24"/>
-          <w:lang w:val="es-AR"/>
-        </w:rPr>
-        <w:t>lists</w:t>
-      </w:r>
-      <w:proofErr w:type="spellEnd"/>
-      <w:r>
-        <w:rPr>
-          <w:color w:val="FABF8F" w:themeColor="accent6" w:themeTint="99"/>
-          <w:sz w:val="24"/>
-          <w:szCs w:val="24"/>
-          <w:lang w:val="es-AR"/>
-        </w:rPr>
-        <w:t xml:space="preserve">. Calcule el </w:t>
-      </w:r>
-      <w:proofErr w:type="spellStart"/>
-      <w:r>
-        <w:rPr>
-          <w:color w:val="FABF8F" w:themeColor="accent6" w:themeTint="99"/>
-          <w:sz w:val="24"/>
-          <w:szCs w:val="24"/>
-          <w:lang w:val="es-AR"/>
-        </w:rPr>
-        <w:t>overhead</w:t>
-      </w:r>
-      <w:proofErr w:type="spellEnd"/>
-      <w:r>
-        <w:rPr>
-          <w:color w:val="FABF8F" w:themeColor="accent6" w:themeTint="99"/>
-          <w:sz w:val="24"/>
-          <w:szCs w:val="24"/>
-          <w:lang w:val="es-AR"/>
-        </w:rPr>
-        <w:t xml:space="preserve"> de su índice respecto de la colección. ¿Qué conclusiones se pueden extraer?</w:t>
-      </w:r>
-    </w:p>
-    <w:p>
-      <w:pPr>
-        <w:jc w:val="both"/>
-        <w:rPr>
-          <w:color w:val="FABF8F" w:themeColor="accent6" w:themeTint="99"/>
-          <w:sz w:val="24"/>
-          <w:szCs w:val="24"/>
-          <w:lang w:val="es-AR"/>
-        </w:rPr>
-      </w:pPr>
-    </w:p>
-    <w:p>
-      <w:pPr>
-        <w:jc w:val="both"/>
-        <w:rPr>
-          <w:color w:val="FABF8F" w:themeColor="accent6" w:themeTint="99"/>
-          <w:sz w:val="24"/>
-          <w:szCs w:val="24"/>
-          <w:lang w:val="es-AR"/>
-        </w:rPr>
-      </w:pPr>
-      <w:r>
-        <w:rPr>
-          <w:color w:val="FABF8F" w:themeColor="accent6" w:themeTint="99"/>
-          <w:sz w:val="24"/>
-          <w:szCs w:val="24"/>
-          <w:lang w:val="es-AR"/>
-        </w:rPr>
-        <w:t xml:space="preserve">1.1) Agregue un script que cargue el vocabulario de la colección en memoria, permita recuperar una </w:t>
-      </w:r>
-      <w:proofErr w:type="spellStart"/>
-      <w:r>
-        <w:rPr>
-          <w:color w:val="FABF8F" w:themeColor="accent6" w:themeTint="99"/>
-          <w:sz w:val="24"/>
-          <w:szCs w:val="24"/>
-          <w:lang w:val="es-AR"/>
-        </w:rPr>
-        <w:t>posting</w:t>
-      </w:r>
-      <w:proofErr w:type="spellEnd"/>
-      <w:r>
-        <w:rPr>
-          <w:color w:val="FABF8F" w:themeColor="accent6" w:themeTint="99"/>
-          <w:sz w:val="24"/>
-          <w:szCs w:val="24"/>
-          <w:lang w:val="es-AR"/>
-        </w:rPr>
-        <w:t xml:space="preserve"> completa de un término y la muestre por pantalla. Para cada documento retornado se deberá mostrar el nombre, el  </w:t>
-      </w:r>
-      <w:proofErr w:type="spellStart"/>
-      <w:r>
-        <w:rPr>
-          <w:color w:val="FABF8F" w:themeColor="accent6" w:themeTint="99"/>
-          <w:sz w:val="24"/>
-          <w:szCs w:val="24"/>
-          <w:lang w:val="es-AR"/>
-        </w:rPr>
-        <w:t>docID</w:t>
-      </w:r>
-      <w:proofErr w:type="spellEnd"/>
-      <w:r>
-        <w:rPr>
-          <w:color w:val="FABF8F" w:themeColor="accent6" w:themeTint="99"/>
-          <w:sz w:val="24"/>
-          <w:szCs w:val="24"/>
-          <w:lang w:val="es-AR"/>
-        </w:rPr>
-        <w:t xml:space="preserve"> asignado  durante la creación del índice y la frecuencia en el siguiente formato: </w:t>
-      </w:r>
-    </w:p>
-    <w:p>
-      <w:pPr>
-        <w:jc w:val="both"/>
-        <w:rPr>
-          <w:color w:val="FABF8F" w:themeColor="accent6" w:themeTint="99"/>
-          <w:sz w:val="24"/>
-          <w:szCs w:val="24"/>
-          <w:lang w:val="es-AR"/>
-        </w:rPr>
-      </w:pPr>
-    </w:p>
-    <w:p>
-      <w:pPr>
-        <w:ind w:firstLine="720"/>
-        <w:jc w:val="both"/>
-        <w:rPr>
-          <w:color w:val="FABF8F" w:themeColor="accent6" w:themeTint="99"/>
-          <w:sz w:val="24"/>
-          <w:szCs w:val="24"/>
-          <w:lang w:val="es-AR"/>
-        </w:rPr>
-      </w:pPr>
-      <w:r>
-        <w:rPr>
-          <w:color w:val="FABF8F" w:themeColor="accent6" w:themeTint="99"/>
-          <w:sz w:val="24"/>
-          <w:szCs w:val="24"/>
-          <w:lang w:val="es-AR"/>
-        </w:rPr>
-        <w:t>●</w:t>
-      </w:r>
-      <w:r>
-        <w:rPr>
-          <w:color w:val="FABF8F" w:themeColor="accent6" w:themeTint="99"/>
-          <w:sz w:val="24"/>
-          <w:szCs w:val="24"/>
-          <w:lang w:val="es-AR"/>
-        </w:rPr>
-        <w:t xml:space="preserve"> </w:t>
-      </w:r>
-      <w:proofErr w:type="spellStart"/>
-      <w:r>
-        <w:rPr>
-          <w:color w:val="FABF8F" w:themeColor="accent6" w:themeTint="99"/>
-          <w:sz w:val="24"/>
-          <w:szCs w:val="24"/>
-          <w:lang w:val="es-AR"/>
-        </w:rPr>
         <w:t>DocName:docID:Frecuencia</w:t>
       </w:r>
-      <w:proofErr w:type="spellEnd"/>
-    </w:p>
-    <w:p>
-      <w:pPr>
-        <w:jc w:val="both"/>
-        <w:rPr>
-          <w:color w:val="FABF8F" w:themeColor="accent6" w:themeTint="99"/>
-          <w:sz w:val="24"/>
-          <w:szCs w:val="24"/>
-          <w:lang w:val="es-AR"/>
-        </w:rPr>
-      </w:pPr>
-    </w:p>
-    <w:p>
-      <w:pPr>
-        <w:jc w:val="both"/>
-        <w:rPr>
-          <w:color w:val="FABF8F" w:themeColor="accent6" w:themeTint="99"/>
-          <w:sz w:val="24"/>
-          <w:szCs w:val="24"/>
-          <w:lang w:val="es-AR"/>
-        </w:rPr>
-      </w:pPr>
-      <w:r>
-        <w:rPr>
-          <w:color w:val="FABF8F" w:themeColor="accent6" w:themeTint="99"/>
-          <w:sz w:val="24"/>
-          <w:szCs w:val="24"/>
-          <w:lang w:val="es-AR"/>
-        </w:rPr>
-        <w:t xml:space="preserve">Utilice la colección de </w:t>
-      </w:r>
-      <w:proofErr w:type="spellStart"/>
-      <w:r>
-        <w:rPr>
-          <w:color w:val="FABF8F" w:themeColor="accent6" w:themeTint="99"/>
-          <w:sz w:val="24"/>
-          <w:szCs w:val="24"/>
-          <w:lang w:val="es-AR"/>
-        </w:rPr>
-        <w:t>debug</w:t>
-      </w:r>
-      <w:proofErr w:type="spellEnd"/>
-      <w:r>
-        <w:rPr>
-          <w:color w:val="FABF8F" w:themeColor="accent6" w:themeTint="99"/>
-          <w:sz w:val="24"/>
-          <w:szCs w:val="24"/>
-          <w:lang w:val="es-AR"/>
-        </w:rPr>
-        <w:t xml:space="preserve"> para calibrar su script y verificar que la salida sea correcta.</w:t>
+    </w:p>
+    <w:p>
+      <w:pPr>
+        <w:jc w:val="both"/>
+        <w:rPr>
+          <w:color w:val="FABF8F" w:themeColor="accent6" w:themeTint="99"/>
+          <w:sz w:val="24"/>
+          <w:szCs w:val="24"/>
+          <w:lang w:val="es-AR"/>
+        </w:rPr>
+      </w:pPr>
+    </w:p>
+    <w:p>
+      <w:pPr>
+        <w:jc w:val="both"/>
+        <w:rPr>
+          <w:color w:val="FABF8F" w:themeColor="accent6" w:themeTint="99"/>
+          <w:sz w:val="24"/>
+          <w:szCs w:val="24"/>
+          <w:lang w:val="es-AR"/>
+        </w:rPr>
+      </w:pPr>
+      <w:r>
+        <w:rPr>
+          <w:color w:val="FABF8F" w:themeColor="accent6" w:themeTint="99"/>
+          <w:sz w:val="24"/>
+          <w:szCs w:val="24"/>
+          <w:lang w:val="es-AR"/>
+        </w:rPr>
+        <w:t>Utilice la colección de debug para calibrar su script y verificar que la salida sea correcta.</w:t>
       </w:r>
     </w:p>
     <w:p>
@@ -1146,23 +852,7 @@
           <w:sz w:val="24"/>
           <w:szCs w:val="24"/>
         </w:rPr>
-        <w:t xml:space="preserve"> el modelo de lenguaje (</w:t>
-      </w:r>
-      <w:proofErr w:type="spellStart"/>
-      <w:r>
-        <w:rPr>
-          <w:sz w:val="24"/>
-          <w:szCs w:val="24"/>
-        </w:rPr>
-        <w:t>unigrama</w:t>
-      </w:r>
-      <w:proofErr w:type="spellEnd"/>
-      <w:r>
-        <w:rPr>
-          <w:sz w:val="24"/>
-          <w:szCs w:val="24"/>
-        </w:rPr>
-        <w:t>) para los documentos</w:t>
+        <w:t xml:space="preserve"> el modelo de lenguaje (unigrama) para los documentos</w:t>
       </w:r>
     </w:p>
     <w:p>
@@ -1214,39 +904,7 @@
           <w:sz w:val="24"/>
           <w:szCs w:val="24"/>
         </w:rPr>
-        <w:t xml:space="preserve">Para utilizar el modelo de </w:t>
-      </w:r>
-      <w:proofErr w:type="spellStart"/>
-      <w:r>
-        <w:rPr>
-          <w:sz w:val="24"/>
-          <w:szCs w:val="24"/>
-        </w:rPr>
-        <w:t>Query</w:t>
-      </w:r>
-      <w:proofErr w:type="spellEnd"/>
-      <w:r>
-        <w:rPr>
-          <w:sz w:val="24"/>
-          <w:szCs w:val="24"/>
-        </w:rPr>
-        <w:t xml:space="preserve"> </w:t>
-      </w:r>
-      <w:proofErr w:type="spellStart"/>
-      <w:r>
-        <w:rPr>
-          <w:sz w:val="24"/>
-          <w:szCs w:val="24"/>
-        </w:rPr>
-        <w:t>Likelihood</w:t>
-      </w:r>
-      <w:proofErr w:type="spellEnd"/>
-      <w:r>
-        <w:rPr>
-          <w:sz w:val="24"/>
-          <w:szCs w:val="24"/>
-        </w:rPr>
-        <w:t>, fue necesaria la construcción de una nueva matriz termino-documento de MLE, indicando cual es la probabilidad de ocurrencia del término en ese documento. La fórmula es la siguiente:</w:t>
+        <w:t>Para utilizar el modelo de Query Likelihood, fue necesaria la construcción de una nueva matriz termino-documento de MLE, indicando cual es la probabilidad de ocurrencia del término en ese documento. La fórmula es la siguiente:</w:t>
       </w:r>
     </w:p>
     <w:p>
@@ -1423,27 +1081,7 @@
           <w:szCs w:val="24"/>
           <w:lang w:val="es-AR"/>
         </w:rPr>
-        <w:t xml:space="preserve">Como salida su script debe retornar el nombre y el </w:t>
-      </w:r>
-      <w:proofErr w:type="spellStart"/>
-      <w:r>
-        <w:rPr>
-          <w:color w:val="FABF8F" w:themeColor="accent6" w:themeTint="99"/>
-          <w:sz w:val="24"/>
-          <w:szCs w:val="24"/>
-          <w:lang w:val="es-AR"/>
-        </w:rPr>
-        <w:t>docID</w:t>
-      </w:r>
-      <w:proofErr w:type="spellEnd"/>
-      <w:r>
-        <w:rPr>
-          <w:color w:val="FABF8F" w:themeColor="accent6" w:themeTint="99"/>
-          <w:sz w:val="24"/>
-          <w:szCs w:val="24"/>
-          <w:lang w:val="es-AR"/>
-        </w:rPr>
-        <w:t xml:space="preserve"> de los documentos que satisfacen la consulta.</w:t>
+        <w:t>Como salida su script debe retornar el nombre y el docID de los documentos que satisfacen la consulta.</w:t>
       </w:r>
     </w:p>
     <w:p>
@@ -1521,47 +1159,7 @@
           <w:szCs w:val="24"/>
           <w:lang w:val="es-AR"/>
         </w:rPr>
-        <w:t xml:space="preserve">Utilizando el código e índice anteriores ejecute corridas  con el siguiente </w:t>
-      </w:r>
-      <w:proofErr w:type="spellStart"/>
-      <w:r>
-        <w:rPr>
-          <w:color w:val="FABF8F" w:themeColor="accent6" w:themeTint="99"/>
-          <w:sz w:val="24"/>
-          <w:szCs w:val="24"/>
-          <w:lang w:val="es-AR"/>
-        </w:rPr>
-        <w:t>subset</w:t>
-      </w:r>
-      <w:proofErr w:type="spellEnd"/>
-      <w:r>
-        <w:rPr>
-          <w:color w:val="FABF8F" w:themeColor="accent6" w:themeTint="99"/>
-          <w:sz w:val="24"/>
-          <w:szCs w:val="24"/>
-          <w:lang w:val="es-AR"/>
-        </w:rPr>
-        <w:t xml:space="preserve"> de </w:t>
-      </w:r>
-      <w:proofErr w:type="spellStart"/>
-      <w:r>
-        <w:rPr>
-          <w:color w:val="FABF8F" w:themeColor="accent6" w:themeTint="99"/>
-          <w:sz w:val="24"/>
-          <w:szCs w:val="24"/>
-          <w:lang w:val="es-AR"/>
-        </w:rPr>
-        <w:t>queries</w:t>
-      </w:r>
-      <w:proofErr w:type="spellEnd"/>
-      <w:r>
-        <w:rPr>
-          <w:color w:val="FABF8F" w:themeColor="accent6" w:themeTint="99"/>
-          <w:sz w:val="24"/>
-          <w:szCs w:val="24"/>
-          <w:lang w:val="es-AR"/>
-        </w:rPr>
-        <w:t xml:space="preserve"> (filtre solo los de 2 y 3 términos que estén en el vocabulario de su colección) y mida el tiempo de ejecución en cada caso. Para ello, utilice los siguientes patrones booleanos:</w:t>
+        <w:t>Utilizando el código e índice anteriores ejecute corridas  con el siguiente subset de queries (filtre solo los de 2 y 3 términos que estén en el vocabulario de su colección) y mida el tiempo de ejecución en cada caso. Para ello, utilice los siguientes patrones booleanos:</w:t>
       </w:r>
     </w:p>
     <w:p>
@@ -1590,25 +1188,14 @@
           <w:lang w:val="es-AR"/>
         </w:rPr>
       </w:pPr>
-      <w:proofErr w:type="spellStart"/>
-      <w:r>
-        <w:rPr>
-          <w:color w:val="FABF8F" w:themeColor="accent6" w:themeTint="99"/>
-          <w:sz w:val="24"/>
-          <w:szCs w:val="24"/>
-          <w:lang w:val="es-AR"/>
-        </w:rPr>
-        <w:t>Queries</w:t>
-      </w:r>
-      <w:proofErr w:type="spellEnd"/>
-      <w:r>
-        <w:rPr>
-          <w:color w:val="FABF8F" w:themeColor="accent6" w:themeTint="99"/>
-          <w:sz w:val="24"/>
-          <w:szCs w:val="24"/>
-          <w:lang w:val="es-AR"/>
-        </w:rPr>
-        <w:t xml:space="preserve"> |q| = 2</w:t>
+      <w:r>
+        <w:rPr>
+          <w:color w:val="FABF8F" w:themeColor="accent6" w:themeTint="99"/>
+          <w:sz w:val="24"/>
+          <w:szCs w:val="24"/>
+          <w:lang w:val="es-AR"/>
+        </w:rPr>
+        <w:t>Queries |q| = 2</w:t>
       </w:r>
     </w:p>
     <w:p>
@@ -1925,27 +1512,7 @@
           <w:szCs w:val="24"/>
           <w:lang w:val="es-AR"/>
         </w:rPr>
-        <w:t xml:space="preserve">Su script debe mostrar como salida el nombre, el </w:t>
-      </w:r>
-      <w:proofErr w:type="spellStart"/>
-      <w:r>
-        <w:rPr>
-          <w:color w:val="FABF8F" w:themeColor="accent6" w:themeTint="99"/>
-          <w:sz w:val="24"/>
-          <w:szCs w:val="24"/>
-          <w:lang w:val="es-AR"/>
-        </w:rPr>
-        <w:t>docID</w:t>
-      </w:r>
-      <w:proofErr w:type="spellEnd"/>
-      <w:r>
-        <w:rPr>
-          <w:color w:val="FABF8F" w:themeColor="accent6" w:themeTint="99"/>
-          <w:sz w:val="24"/>
-          <w:szCs w:val="24"/>
-          <w:lang w:val="es-AR"/>
-        </w:rPr>
-        <w:t xml:space="preserve"> y el score (ordenado por score) con el siguiente formato </w:t>
+        <w:t xml:space="preserve">Su script debe mostrar como salida el nombre, el docID y el score (ordenado por score) con el siguiente formato </w:t>
       </w:r>
     </w:p>
     <w:p>
@@ -1977,19 +1544,8 @@
           <w:szCs w:val="24"/>
           <w:lang w:val="es-AR"/>
         </w:rPr>
-        <w:t>●</w:t>
-      </w:r>
-      <w:proofErr w:type="spellStart"/>
-      <w:r>
-        <w:rPr>
-          <w:color w:val="FABF8F" w:themeColor="accent6" w:themeTint="99"/>
-          <w:sz w:val="24"/>
-          <w:szCs w:val="24"/>
-          <w:lang w:val="es-AR"/>
-        </w:rPr>
-        <w:t>DocName:docID:Score</w:t>
-      </w:r>
-      <w:proofErr w:type="spellEnd"/>
+        <w:t>●DocName:docID:Score</w:t>
+      </w:r>
     </w:p>
     <w:p>
       <w:pPr>
@@ -2057,198 +1613,58 @@
           <w:szCs w:val="24"/>
           <w:lang w:val="es-AR"/>
         </w:rPr>
-        <w:t xml:space="preserve">Agregue </w:t>
-      </w:r>
-      <w:proofErr w:type="spellStart"/>
-      <w:r>
-        <w:rPr>
-          <w:color w:val="FABF8F" w:themeColor="accent6" w:themeTint="99"/>
-          <w:sz w:val="24"/>
-          <w:szCs w:val="24"/>
-          <w:lang w:val="es-AR"/>
-        </w:rPr>
-        <w:t>skip</w:t>
-      </w:r>
-      <w:proofErr w:type="spellEnd"/>
-      <w:r>
-        <w:rPr>
-          <w:color w:val="FABF8F" w:themeColor="accent6" w:themeTint="99"/>
-          <w:sz w:val="24"/>
-          <w:szCs w:val="24"/>
-          <w:lang w:val="es-AR"/>
-        </w:rPr>
-        <w:t xml:space="preserve"> </w:t>
-      </w:r>
-      <w:proofErr w:type="spellStart"/>
-      <w:r>
-        <w:rPr>
-          <w:color w:val="FABF8F" w:themeColor="accent6" w:themeTint="99"/>
-          <w:sz w:val="24"/>
-          <w:szCs w:val="24"/>
-          <w:lang w:val="es-AR"/>
-        </w:rPr>
-        <w:t>lists</w:t>
-      </w:r>
-      <w:proofErr w:type="spellEnd"/>
-      <w:r>
-        <w:rPr>
-          <w:color w:val="FABF8F" w:themeColor="accent6" w:themeTint="99"/>
-          <w:sz w:val="24"/>
-          <w:szCs w:val="24"/>
-          <w:lang w:val="es-AR"/>
-        </w:rPr>
-        <w:t xml:space="preserve"> a su índice del ejercicio 1 y ejecute un conjunto de consultas AND sobre el índice original y luego usando los punteros. Compare los tiempos de ejecución con los del ejercicio 3. </w:t>
-      </w:r>
-    </w:p>
-    <w:p>
-      <w:pPr>
-        <w:jc w:val="both"/>
-        <w:rPr>
-          <w:color w:val="FABF8F" w:themeColor="accent6" w:themeTint="99"/>
-          <w:sz w:val="24"/>
-          <w:szCs w:val="24"/>
-          <w:lang w:val="es-AR"/>
-        </w:rPr>
-      </w:pPr>
-      <w:r>
-        <w:rPr>
-          <w:color w:val="FABF8F" w:themeColor="accent6" w:themeTint="99"/>
-          <w:sz w:val="24"/>
-          <w:szCs w:val="24"/>
-          <w:lang w:val="es-AR"/>
-        </w:rPr>
-        <w:t xml:space="preserve">5.1) Agregue un script que permita recuperar las </w:t>
-      </w:r>
-      <w:proofErr w:type="spellStart"/>
-      <w:r>
-        <w:rPr>
-          <w:color w:val="FABF8F" w:themeColor="accent6" w:themeTint="99"/>
-          <w:sz w:val="24"/>
-          <w:szCs w:val="24"/>
-          <w:lang w:val="es-AR"/>
-        </w:rPr>
-        <w:t>skips</w:t>
-      </w:r>
-      <w:proofErr w:type="spellEnd"/>
-      <w:r>
-        <w:rPr>
-          <w:color w:val="FABF8F" w:themeColor="accent6" w:themeTint="99"/>
-          <w:sz w:val="24"/>
-          <w:szCs w:val="24"/>
-          <w:lang w:val="es-AR"/>
-        </w:rPr>
-        <w:t xml:space="preserve"> </w:t>
-      </w:r>
-      <w:proofErr w:type="spellStart"/>
-      <w:r>
-        <w:rPr>
-          <w:color w:val="FABF8F" w:themeColor="accent6" w:themeTint="99"/>
-          <w:sz w:val="24"/>
-          <w:szCs w:val="24"/>
-          <w:lang w:val="es-AR"/>
-        </w:rPr>
-        <w:t>list</w:t>
-      </w:r>
-      <w:proofErr w:type="spellEnd"/>
-      <w:r>
-        <w:rPr>
-          <w:color w:val="FABF8F" w:themeColor="accent6" w:themeTint="99"/>
-          <w:sz w:val="24"/>
-          <w:szCs w:val="24"/>
-          <w:lang w:val="es-AR"/>
-        </w:rPr>
-        <w:t xml:space="preserve"> para un término dado. En este caso la salida deberá ser una lista de </w:t>
-      </w:r>
-      <w:proofErr w:type="spellStart"/>
-      <w:r>
-        <w:rPr>
-          <w:color w:val="FABF8F" w:themeColor="accent6" w:themeTint="99"/>
-          <w:sz w:val="24"/>
-          <w:szCs w:val="24"/>
-          <w:lang w:val="es-AR"/>
-        </w:rPr>
-        <w:t>docName:docID</w:t>
-      </w:r>
-      <w:proofErr w:type="spellEnd"/>
-      <w:r>
-        <w:rPr>
-          <w:color w:val="FABF8F" w:themeColor="accent6" w:themeTint="99"/>
-          <w:sz w:val="24"/>
-          <w:szCs w:val="24"/>
-          <w:lang w:val="es-AR"/>
-        </w:rPr>
-        <w:t xml:space="preserve"> ordenada por </w:t>
-      </w:r>
-      <w:proofErr w:type="spellStart"/>
-      <w:r>
-        <w:rPr>
-          <w:color w:val="FABF8F" w:themeColor="accent6" w:themeTint="99"/>
-          <w:sz w:val="24"/>
-          <w:szCs w:val="24"/>
-          <w:lang w:val="es-AR"/>
-        </w:rPr>
-        <w:t>docName</w:t>
-      </w:r>
-      <w:proofErr w:type="spellEnd"/>
-      <w:r>
-        <w:rPr>
-          <w:color w:val="FABF8F" w:themeColor="accent6" w:themeTint="99"/>
-          <w:sz w:val="24"/>
-          <w:szCs w:val="24"/>
-          <w:lang w:val="es-AR"/>
-        </w:rPr>
-        <w:t>.</w:t>
-      </w:r>
-    </w:p>
-    <w:p>
-      <w:pPr>
-        <w:jc w:val="both"/>
-        <w:rPr>
-          <w:color w:val="FABF8F" w:themeColor="accent6" w:themeTint="99"/>
-          <w:sz w:val="24"/>
-          <w:szCs w:val="24"/>
-          <w:lang w:val="es-AR"/>
-        </w:rPr>
-      </w:pPr>
-    </w:p>
-    <w:p>
-      <w:pPr>
-        <w:jc w:val="both"/>
-        <w:rPr>
-          <w:color w:val="FABF8F" w:themeColor="accent6" w:themeTint="99"/>
-          <w:sz w:val="24"/>
-          <w:szCs w:val="24"/>
-          <w:lang w:val="es-AR"/>
-        </w:rPr>
-      </w:pPr>
-      <w:r>
-        <w:rPr>
-          <w:color w:val="FABF8F" w:themeColor="accent6" w:themeTint="99"/>
-          <w:sz w:val="24"/>
-          <w:szCs w:val="24"/>
-          <w:lang w:val="es-AR"/>
-        </w:rPr>
-        <w:t xml:space="preserve">Utilice la colección para </w:t>
-      </w:r>
-      <w:proofErr w:type="spellStart"/>
-      <w:r>
-        <w:rPr>
-          <w:color w:val="FABF8F" w:themeColor="accent6" w:themeTint="99"/>
-          <w:sz w:val="24"/>
-          <w:szCs w:val="24"/>
-          <w:lang w:val="es-AR"/>
-        </w:rPr>
-        <w:t>debugging</w:t>
-      </w:r>
-      <w:proofErr w:type="spellEnd"/>
-      <w:r>
-        <w:rPr>
-          <w:color w:val="FABF8F" w:themeColor="accent6" w:themeTint="99"/>
-          <w:sz w:val="24"/>
-          <w:szCs w:val="24"/>
-          <w:lang w:val="es-AR"/>
-        </w:rPr>
-        <w:t xml:space="preserve"> para calibrar su script.</w:t>
+        <w:t xml:space="preserve">Agregue skip lists a su índice del ejercicio 1 y ejecute un conjunto de consultas AND sobre el índice original y luego usando los punteros. Compare los tiempos de ejecución con los del ejercicio 3. </w:t>
+      </w:r>
+    </w:p>
+    <w:p>
+      <w:pPr>
+        <w:jc w:val="both"/>
+        <w:rPr>
+          <w:color w:val="FABF8F" w:themeColor="accent6" w:themeTint="99"/>
+          <w:sz w:val="24"/>
+          <w:szCs w:val="24"/>
+          <w:lang w:val="es-AR"/>
+        </w:rPr>
+      </w:pPr>
+      <w:r>
+        <w:rPr>
+          <w:color w:val="FABF8F" w:themeColor="accent6" w:themeTint="99"/>
+          <w:sz w:val="24"/>
+          <w:szCs w:val="24"/>
+          <w:lang w:val="es-AR"/>
+        </w:rPr>
+        <w:t>5.1) Agregue un script que permita recuperar las skips list para un término dado. En este caso la salida deberá ser una lista de docName:docID ordenada por docName.</w:t>
+      </w:r>
+    </w:p>
+    <w:p>
+      <w:pPr>
+        <w:jc w:val="both"/>
+        <w:rPr>
+          <w:color w:val="FABF8F" w:themeColor="accent6" w:themeTint="99"/>
+          <w:sz w:val="24"/>
+          <w:szCs w:val="24"/>
+          <w:lang w:val="es-AR"/>
+        </w:rPr>
+      </w:pPr>
+    </w:p>
+    <w:p>
+      <w:pPr>
+        <w:jc w:val="both"/>
+        <w:rPr>
+          <w:color w:val="FABF8F" w:themeColor="accent6" w:themeTint="99"/>
+          <w:sz w:val="24"/>
+          <w:szCs w:val="24"/>
+          <w:lang w:val="es-AR"/>
+        </w:rPr>
+      </w:pPr>
+      <w:r>
+        <w:rPr>
+          <w:color w:val="FABF8F" w:themeColor="accent6" w:themeTint="99"/>
+          <w:sz w:val="24"/>
+          <w:szCs w:val="24"/>
+          <w:lang w:val="es-AR"/>
+        </w:rPr>
+        <w:t>Utilice la colección para debugging para calibrar su script.</w:t>
       </w:r>
     </w:p>
     <w:p>
@@ -2317,87 +1733,7 @@
           <w:szCs w:val="24"/>
           <w:lang w:val="es-AR"/>
         </w:rPr>
-        <w:t xml:space="preserve">Sobre la colección Dump10k  escriba un programa que realice una evaluación TAAT y otro usando DAAT. Compare los tiempos de ejecución para un conjunto de </w:t>
-      </w:r>
-      <w:proofErr w:type="spellStart"/>
-      <w:r>
-        <w:rPr>
-          <w:color w:val="FABF8F" w:themeColor="accent6" w:themeTint="99"/>
-          <w:sz w:val="24"/>
-          <w:szCs w:val="24"/>
-          <w:lang w:val="es-AR"/>
-        </w:rPr>
-        <w:t>queries</w:t>
-      </w:r>
-      <w:proofErr w:type="spellEnd"/>
-      <w:r>
-        <w:rPr>
-          <w:color w:val="FABF8F" w:themeColor="accent6" w:themeTint="99"/>
-          <w:sz w:val="24"/>
-          <w:szCs w:val="24"/>
-          <w:lang w:val="es-AR"/>
-        </w:rPr>
-        <w:t xml:space="preserve"> dados . Separe su análisis por longitud de </w:t>
-      </w:r>
-      <w:proofErr w:type="spellStart"/>
-      <w:r>
-        <w:rPr>
-          <w:color w:val="FABF8F" w:themeColor="accent6" w:themeTint="99"/>
-          <w:sz w:val="24"/>
-          <w:szCs w:val="24"/>
-          <w:lang w:val="es-AR"/>
-        </w:rPr>
-        <w:t>queries</w:t>
-      </w:r>
-      <w:proofErr w:type="spellEnd"/>
-      <w:r>
-        <w:rPr>
-          <w:color w:val="FABF8F" w:themeColor="accent6" w:themeTint="99"/>
-          <w:sz w:val="24"/>
-          <w:szCs w:val="24"/>
-          <w:lang w:val="es-AR"/>
-        </w:rPr>
-        <w:t xml:space="preserve"> y de </w:t>
-      </w:r>
-      <w:proofErr w:type="spellStart"/>
-      <w:r>
-        <w:rPr>
-          <w:color w:val="FABF8F" w:themeColor="accent6" w:themeTint="99"/>
-          <w:sz w:val="24"/>
-          <w:szCs w:val="24"/>
-          <w:lang w:val="es-AR"/>
-        </w:rPr>
-        <w:t>posting</w:t>
-      </w:r>
-      <w:proofErr w:type="spellEnd"/>
-      <w:r>
-        <w:rPr>
-          <w:color w:val="FABF8F" w:themeColor="accent6" w:themeTint="99"/>
-          <w:sz w:val="24"/>
-          <w:szCs w:val="24"/>
-          <w:lang w:val="es-AR"/>
-        </w:rPr>
-        <w:t xml:space="preserve"> </w:t>
-      </w:r>
-      <w:proofErr w:type="spellStart"/>
-      <w:r>
-        <w:rPr>
-          <w:color w:val="FABF8F" w:themeColor="accent6" w:themeTint="99"/>
-          <w:sz w:val="24"/>
-          <w:szCs w:val="24"/>
-          <w:lang w:val="es-AR"/>
-        </w:rPr>
-        <w:t>lists</w:t>
-      </w:r>
-      <w:proofErr w:type="spellEnd"/>
-      <w:r>
-        <w:rPr>
-          <w:color w:val="FABF8F" w:themeColor="accent6" w:themeTint="99"/>
-          <w:sz w:val="24"/>
-          <w:szCs w:val="24"/>
-          <w:lang w:val="es-AR"/>
-        </w:rPr>
-        <w:t>.</w:t>
+        <w:t>Sobre la colección Dump10k  escriba un programa que realice una evaluación TAAT y otro usando DAAT. Compare los tiempos de ejecución para un conjunto de queries dados . Separe su análisis por longitud de queries y de posting lists.</w:t>
       </w:r>
     </w:p>
     <w:p>
@@ -2466,198 +1802,38 @@
           <w:szCs w:val="24"/>
           <w:lang w:val="es-AR"/>
         </w:rPr>
-        <w:t>Comprima el índice del ejercicio 1 utilizando Variable-</w:t>
-      </w:r>
-      <w:proofErr w:type="spellStart"/>
-      <w:r>
-        <w:rPr>
-          <w:color w:val="FABF8F" w:themeColor="accent6" w:themeTint="99"/>
-          <w:sz w:val="24"/>
-          <w:szCs w:val="24"/>
-          <w:lang w:val="es-AR"/>
-        </w:rPr>
-        <w:t>Length</w:t>
-      </w:r>
-      <w:proofErr w:type="spellEnd"/>
-      <w:r>
-        <w:rPr>
-          <w:color w:val="FABF8F" w:themeColor="accent6" w:themeTint="99"/>
-          <w:sz w:val="24"/>
-          <w:szCs w:val="24"/>
-          <w:lang w:val="es-AR"/>
-        </w:rPr>
-        <w:t xml:space="preserve"> Codes (</w:t>
-      </w:r>
-      <w:proofErr w:type="spellStart"/>
-      <w:r>
-        <w:rPr>
-          <w:color w:val="FABF8F" w:themeColor="accent6" w:themeTint="99"/>
-          <w:sz w:val="24"/>
-          <w:szCs w:val="24"/>
-          <w:lang w:val="es-AR"/>
-        </w:rPr>
-        <w:t>VByte</w:t>
-      </w:r>
-      <w:proofErr w:type="spellEnd"/>
-      <w:r>
-        <w:rPr>
-          <w:color w:val="FABF8F" w:themeColor="accent6" w:themeTint="99"/>
-          <w:sz w:val="24"/>
-          <w:szCs w:val="24"/>
-          <w:lang w:val="es-AR"/>
-        </w:rPr>
-        <w:t xml:space="preserve">) para los </w:t>
-      </w:r>
-      <w:proofErr w:type="spellStart"/>
-      <w:r>
-        <w:rPr>
-          <w:color w:val="FABF8F" w:themeColor="accent6" w:themeTint="99"/>
-          <w:sz w:val="24"/>
-          <w:szCs w:val="24"/>
-          <w:lang w:val="es-AR"/>
-        </w:rPr>
-        <w:t>docIDs</w:t>
-      </w:r>
-      <w:proofErr w:type="spellEnd"/>
-      <w:r>
-        <w:rPr>
-          <w:color w:val="FABF8F" w:themeColor="accent6" w:themeTint="99"/>
-          <w:sz w:val="24"/>
-          <w:szCs w:val="24"/>
-          <w:lang w:val="es-AR"/>
-        </w:rPr>
-        <w:t xml:space="preserve"> y </w:t>
-      </w:r>
-      <w:proofErr w:type="spellStart"/>
-      <w:r>
-        <w:rPr>
-          <w:color w:val="FABF8F" w:themeColor="accent6" w:themeTint="99"/>
-          <w:sz w:val="24"/>
-          <w:szCs w:val="24"/>
-          <w:lang w:val="es-AR"/>
-        </w:rPr>
-        <w:t>Elias</w:t>
-      </w:r>
-      <w:proofErr w:type="spellEnd"/>
-      <w:r>
-        <w:rPr>
-          <w:color w:val="FABF8F" w:themeColor="accent6" w:themeTint="99"/>
-          <w:sz w:val="24"/>
-          <w:szCs w:val="24"/>
-          <w:lang w:val="es-AR"/>
-        </w:rPr>
-        <w:t xml:space="preserve">-gamma para las frecuencias (almacene </w:t>
-      </w:r>
-      <w:proofErr w:type="spellStart"/>
-      <w:r>
-        <w:rPr>
-          <w:color w:val="FABF8F" w:themeColor="accent6" w:themeTint="99"/>
-          <w:sz w:val="24"/>
-          <w:szCs w:val="24"/>
-          <w:lang w:val="es-AR"/>
-        </w:rPr>
-        <w:t>docIDs</w:t>
-      </w:r>
-      <w:proofErr w:type="spellEnd"/>
-      <w:r>
-        <w:rPr>
-          <w:color w:val="FABF8F" w:themeColor="accent6" w:themeTint="99"/>
-          <w:sz w:val="24"/>
-          <w:szCs w:val="24"/>
-          <w:lang w:val="es-AR"/>
-        </w:rPr>
-        <w:t xml:space="preserve"> y frecuencias en archivos separados). Calcule tiempos de compresión/descompresión del índice completo y tamaño resultante en cada caso. Realice dos experimentos, con y sin </w:t>
-      </w:r>
-      <w:proofErr w:type="spellStart"/>
-      <w:r>
-        <w:rPr>
-          <w:color w:val="FABF8F" w:themeColor="accent6" w:themeTint="99"/>
-          <w:sz w:val="24"/>
-          <w:szCs w:val="24"/>
-          <w:lang w:val="es-AR"/>
-        </w:rPr>
-        <w:t>DGaps</w:t>
-      </w:r>
-      <w:proofErr w:type="spellEnd"/>
-      <w:r>
-        <w:rPr>
-          <w:color w:val="FABF8F" w:themeColor="accent6" w:themeTint="99"/>
-          <w:sz w:val="24"/>
-          <w:szCs w:val="24"/>
-          <w:lang w:val="es-AR"/>
-        </w:rPr>
-        <w:t>. Compare los tamaños de los índices resultantes.</w:t>
-      </w:r>
-    </w:p>
-    <w:p>
-      <w:pPr>
-        <w:jc w:val="both"/>
-        <w:rPr>
-          <w:color w:val="FABF8F" w:themeColor="accent6" w:themeTint="99"/>
-          <w:sz w:val="24"/>
-          <w:szCs w:val="24"/>
-          <w:lang w:val="es-AR"/>
-        </w:rPr>
-      </w:pPr>
-    </w:p>
-    <w:p>
-      <w:pPr>
-        <w:jc w:val="both"/>
-        <w:rPr>
-          <w:color w:val="FABF8F" w:themeColor="accent6" w:themeTint="99"/>
-          <w:sz w:val="24"/>
-          <w:szCs w:val="24"/>
-          <w:lang w:val="es-AR"/>
-        </w:rPr>
-      </w:pPr>
-      <w:r>
-        <w:rPr>
-          <w:color w:val="FABF8F" w:themeColor="accent6" w:themeTint="99"/>
-          <w:sz w:val="24"/>
-          <w:szCs w:val="24"/>
-          <w:lang w:val="es-AR"/>
-        </w:rPr>
-        <w:t xml:space="preserve">7.1) Agregue un script que permita recuperar de disco la </w:t>
-      </w:r>
-      <w:proofErr w:type="spellStart"/>
-      <w:r>
-        <w:rPr>
-          <w:color w:val="FABF8F" w:themeColor="accent6" w:themeTint="99"/>
-          <w:sz w:val="24"/>
-          <w:szCs w:val="24"/>
-          <w:lang w:val="es-AR"/>
-        </w:rPr>
-        <w:t>posting</w:t>
-      </w:r>
-      <w:proofErr w:type="spellEnd"/>
-      <w:r>
-        <w:rPr>
-          <w:color w:val="FABF8F" w:themeColor="accent6" w:themeTint="99"/>
-          <w:sz w:val="24"/>
-          <w:szCs w:val="24"/>
-          <w:lang w:val="es-AR"/>
-        </w:rPr>
-        <w:t xml:space="preserve"> </w:t>
-      </w:r>
-      <w:proofErr w:type="spellStart"/>
-      <w:r>
-        <w:rPr>
-          <w:color w:val="FABF8F" w:themeColor="accent6" w:themeTint="99"/>
-          <w:sz w:val="24"/>
-          <w:szCs w:val="24"/>
-          <w:lang w:val="es-AR"/>
-        </w:rPr>
-        <w:t>list</w:t>
-      </w:r>
-      <w:proofErr w:type="spellEnd"/>
-      <w:r>
-        <w:rPr>
-          <w:color w:val="FABF8F" w:themeColor="accent6" w:themeTint="99"/>
-          <w:sz w:val="24"/>
-          <w:szCs w:val="24"/>
-          <w:lang w:val="es-AR"/>
-        </w:rPr>
-        <w:t xml:space="preserve"> de un término  dado y la versión comprimida de dicha lista.</w:t>
+        <w:t>Comprima el índice del ejercicio 1 utilizando Variable-Length Codes (VByte) para los docIDs y Elias-gamma para las frecuencias (almacene docIDs y frecuencias en archivos separados). Calcule tiempos de compresión/descompresión del índice completo y tamaño resultante en cada caso. Realice dos experimentos, con y sin DGaps. Compare los tamaños de los índices resultantes.</w:t>
+      </w:r>
+    </w:p>
+    <w:p>
+      <w:pPr>
+        <w:jc w:val="both"/>
+        <w:rPr>
+          <w:color w:val="FABF8F" w:themeColor="accent6" w:themeTint="99"/>
+          <w:sz w:val="24"/>
+          <w:szCs w:val="24"/>
+          <w:lang w:val="es-AR"/>
+        </w:rPr>
+      </w:pPr>
+    </w:p>
+    <w:p>
+      <w:pPr>
+        <w:jc w:val="both"/>
+        <w:rPr>
+          <w:color w:val="FABF8F" w:themeColor="accent6" w:themeTint="99"/>
+          <w:sz w:val="24"/>
+          <w:szCs w:val="24"/>
+          <w:lang w:val="es-AR"/>
+        </w:rPr>
+      </w:pPr>
+      <w:r>
+        <w:rPr>
+          <w:color w:val="FABF8F" w:themeColor="accent6" w:themeTint="99"/>
+          <w:sz w:val="24"/>
+          <w:szCs w:val="24"/>
+          <w:lang w:val="es-AR"/>
+        </w:rPr>
+        <w:t>7.1) Agregue un script que permita recuperar de disco la posting list de un término  dado y la versión comprimida de dicha lista.</w:t>
       </w:r>
     </w:p>
     <w:p>
@@ -2715,21 +1891,7 @@
         <w:rPr>
           <w:lang w:val="es-AR"/>
         </w:rPr>
-        <w:t xml:space="preserve">[1] Ricardo Baeza-Yates and </w:t>
-      </w:r>
-      <w:proofErr w:type="spellStart"/>
-      <w:r>
-        <w:rPr>
-          <w:lang w:val="es-AR"/>
-        </w:rPr>
-        <w:t>Berthier</w:t>
-      </w:r>
-      <w:proofErr w:type="spellEnd"/>
-      <w:r>
-        <w:rPr>
-          <w:lang w:val="es-AR"/>
-        </w:rPr>
-        <w:t xml:space="preserve"> Ribeiro-Neto. </w:t>
+        <w:t xml:space="preserve">[1] Ricardo Baeza-Yates and Berthier Ribeiro-Neto. </w:t>
       </w:r>
       <w:r>
         <w:rPr>
@@ -2757,30 +1919,30 @@
         <w:rPr>
           <w:lang w:val="en-US"/>
         </w:rPr>
-        <w:t xml:space="preserve">[2] Bruce Croft, Donald Metzler, and Trevor </w:t>
-      </w:r>
-      <w:proofErr w:type="spellStart"/>
-      <w:r>
+        <w:t>[2] Bruce Croft, Donald Metzler, and Trevor Strohman. Search Engines: Information Retrieval in Practice. Addison-Wesley Publishing Company, USA, 1st edition, 2009.</w:t>
+      </w:r>
+    </w:p>
+    <w:p>
+      <w:pPr>
+        <w:jc w:val="both"/>
         <w:rPr>
           <w:lang w:val="en-US"/>
         </w:rPr>
-        <w:t>Strohman</w:t>
-      </w:r>
-      <w:proofErr w:type="spellEnd"/>
-      <w:r>
+      </w:pPr>
+    </w:p>
+    <w:p>
+      <w:pPr>
+        <w:jc w:val="both"/>
         <w:rPr>
           <w:lang w:val="en-US"/>
         </w:rPr>
-        <w:t>. Search Engines: Information Retrieval in Practice. Addison-Wesley Publishing Company, USA, 1st edition, 2009.</w:t>
-      </w:r>
-    </w:p>
-    <w:p>
-      <w:pPr>
-        <w:jc w:val="both"/>
+      </w:pPr>
+      <w:r>
         <w:rPr>
           <w:lang w:val="en-US"/>
         </w:rPr>
-      </w:pPr>
+        <w:t>[3] Christopher D. Manning, Prabhakar Raghavan, and Hinrich Sch ̈utze. Introduction to Information Retrieval. Cambridge University Press, New York, NY, USA, 2008.</w:t>
+      </w:r>
     </w:p>
     <w:p>
       <w:pPr>
@@ -2789,61 +1951,19 @@
           <w:lang w:val="en-US"/>
         </w:rPr>
       </w:pPr>
-      <w:r>
+    </w:p>
+    <w:p>
+      <w:pPr>
+        <w:jc w:val="both"/>
         <w:rPr>
           <w:lang w:val="en-US"/>
         </w:rPr>
-        <w:t>[3] Christopher D. Manning, Prabhakar Raghavan, and Hinrich Sch ̈</w:t>
-      </w:r>
-      <w:proofErr w:type="spellStart"/>
+      </w:pPr>
       <w:r>
         <w:rPr>
           <w:lang w:val="en-US"/>
         </w:rPr>
-        <w:t>utze</w:t>
-      </w:r>
-      <w:proofErr w:type="spellEnd"/>
-      <w:r>
-        <w:rPr>
-          <w:lang w:val="en-US"/>
-        </w:rPr>
-        <w:t>. Introduction to Information Retrieval. Cambridge University Press, New York, NY, USA, 2008.</w:t>
-      </w:r>
-    </w:p>
-    <w:p>
-      <w:pPr>
-        <w:jc w:val="both"/>
-        <w:rPr>
-          <w:lang w:val="en-US"/>
-        </w:rPr>
-      </w:pPr>
-    </w:p>
-    <w:p>
-      <w:pPr>
-        <w:jc w:val="both"/>
-        <w:rPr>
-          <w:lang w:val="en-US"/>
-        </w:rPr>
-      </w:pPr>
-      <w:r>
-        <w:rPr>
-          <w:lang w:val="en-US"/>
-        </w:rPr>
-        <w:t xml:space="preserve">[4] Stefan </w:t>
-      </w:r>
-      <w:proofErr w:type="spellStart"/>
-      <w:r>
-        <w:rPr>
-          <w:lang w:val="en-US"/>
-        </w:rPr>
-        <w:t>Buttcher</w:t>
-      </w:r>
-      <w:proofErr w:type="spellEnd"/>
-      <w:r>
-        <w:rPr>
-          <w:lang w:val="en-US"/>
-        </w:rPr>
-        <w:t>. and Charles L. A. Clarke and Gordon V. Cormack. Information Retrieval: Implementing and Evaluating Search Engines. MIT Press,  2010.</w:t>
+        <w:t>[4] Stefan Buttcher. and Charles L. A. Clarke and Gordon V. Cormack. Information Retrieval: Implementing and Evaluating Search Engines. MIT Press,  2010.</w:t>
       </w:r>
     </w:p>
     <w:sectPr>

--- a/TP4/2026_RI_TP4_TP_Estructuras.docx
+++ b/TP4/2026_RI_TP4_TP_Estructuras.docx
@@ -185,7 +185,25 @@
           <w:sz w:val="24"/>
           <w:szCs w:val="24"/>
         </w:rPr>
-        <w:t>Josue Leonel Gatica Odato 178921</w:t>
+        <w:t xml:space="preserve">Josue Leonel Gatica </w:t>
+      </w:r>
+      <w:proofErr w:type="spellStart"/>
+      <w:r>
+        <w:rPr>
+          <w:color w:val="000000"/>
+          <w:sz w:val="24"/>
+          <w:szCs w:val="24"/>
+        </w:rPr>
+        <w:t>Odato</w:t>
+      </w:r>
+      <w:proofErr w:type="spellEnd"/>
+      <w:r>
+        <w:rPr>
+          <w:color w:val="000000"/>
+          <w:sz w:val="24"/>
+          <w:szCs w:val="24"/>
+        </w:rPr>
+        <w:t xml:space="preserve"> 178921</w:t>
       </w:r>
     </w:p>
     <w:p>
@@ -372,7 +390,23 @@
           <w:sz w:val="24"/>
           <w:szCs w:val="24"/>
         </w:rPr>
-        <w:t>Para un correcto manejo de las colecciones en cada ejercicio, los archivos .py tomando las colecciones por defecto en una carpeta llamada “Colecciones”, ubicada a la par con todas las carpetas de los ejercicios.</w:t>
+        <w:t>Para un correcto manejo de las colecciones en cada ejercicio, los archivos .</w:t>
+      </w:r>
+      <w:proofErr w:type="spellStart"/>
+      <w:r>
+        <w:rPr>
+          <w:sz w:val="24"/>
+          <w:szCs w:val="24"/>
+        </w:rPr>
+        <w:t>py</w:t>
+      </w:r>
+      <w:proofErr w:type="spellEnd"/>
+      <w:r>
+        <w:rPr>
+          <w:sz w:val="24"/>
+          <w:szCs w:val="24"/>
+        </w:rPr>
+        <w:t xml:space="preserve"> tomando las colecciones por defecto en una carpeta llamada “Colecciones”, ubicada a la par con todas las carpetas de los ejercicios.</w:t>
       </w:r>
     </w:p>
     <w:p>
@@ -460,7 +494,23 @@
           <w:sz w:val="24"/>
           <w:szCs w:val="24"/>
         </w:rPr>
-        <w:t xml:space="preserve">El modelo de lenguaje de inteligencia artificial utilizado para el trabajo fue ChatGPT </w:t>
+        <w:t xml:space="preserve">El modelo de lenguaje de inteligencia artificial utilizado para el trabajo fue </w:t>
+      </w:r>
+      <w:proofErr w:type="spellStart"/>
+      <w:r>
+        <w:rPr>
+          <w:sz w:val="24"/>
+          <w:szCs w:val="24"/>
+        </w:rPr>
+        <w:t>ChatGPT</w:t>
+      </w:r>
+      <w:proofErr w:type="spellEnd"/>
+      <w:r>
+        <w:rPr>
+          <w:sz w:val="24"/>
+          <w:szCs w:val="24"/>
+        </w:rPr>
+        <w:t xml:space="preserve"> </w:t>
       </w:r>
       <w:r>
         <w:rPr>
@@ -507,7 +557,127 @@
           <w:szCs w:val="24"/>
           <w:lang w:val="es-AR"/>
         </w:rPr>
-        <w:t>Retome el TP de ”Modelos de RI” y calcule el modelo de lenguaje (unigramas) para los documentos del ejercicio 2. Utilizando el modelo de Query Likelihood calcule los rankings para las siguiente consultas:</w:t>
+        <w:t>Codifique un script que indexe una colección  que requiera el volcado parcial a disco (asumiendo que existe un límite de memoria) implementando el método  BSBI visto en clase. Para esto su script debe recibir un parámetro n que indica cada cuántos documentos se debe hacer el volcado a disco. Al finalizar, debe unir (</w:t>
+      </w:r>
+      <w:proofErr w:type="spellStart"/>
+      <w:r>
+        <w:rPr>
+          <w:color w:val="FABF8F" w:themeColor="accent6" w:themeTint="99"/>
+          <w:sz w:val="24"/>
+          <w:szCs w:val="24"/>
+          <w:lang w:val="es-AR"/>
+        </w:rPr>
+        <w:t>merge</w:t>
+      </w:r>
+      <w:proofErr w:type="spellEnd"/>
+      <w:r>
+        <w:rPr>
+          <w:color w:val="FABF8F" w:themeColor="accent6" w:themeTint="99"/>
+          <w:sz w:val="24"/>
+          <w:szCs w:val="24"/>
+          <w:lang w:val="es-AR"/>
+        </w:rPr>
+        <w:t xml:space="preserve">) los índices parciales. Para las pruebas use la colección </w:t>
+      </w:r>
+      <w:proofErr w:type="spellStart"/>
+      <w:r>
+        <w:rPr>
+          <w:color w:val="FABF8F" w:themeColor="accent6" w:themeTint="99"/>
+          <w:sz w:val="24"/>
+          <w:szCs w:val="24"/>
+          <w:lang w:val="es-AR"/>
+        </w:rPr>
+        <w:t>snapshot</w:t>
+      </w:r>
+      <w:proofErr w:type="spellEnd"/>
+      <w:r>
+        <w:rPr>
+          <w:color w:val="FABF8F" w:themeColor="accent6" w:themeTint="99"/>
+          <w:sz w:val="24"/>
+          <w:szCs w:val="24"/>
+          <w:lang w:val="es-AR"/>
+        </w:rPr>
+        <w:t xml:space="preserve"> de Wikipedia  y varios valores de n (por ejemplo, n = 10% del tamaño de la colección). Registre los tiempos de indexación y de </w:t>
+      </w:r>
+      <w:proofErr w:type="spellStart"/>
+      <w:r>
+        <w:rPr>
+          <w:color w:val="FABF8F" w:themeColor="accent6" w:themeTint="99"/>
+          <w:sz w:val="24"/>
+          <w:szCs w:val="24"/>
+          <w:lang w:val="es-AR"/>
+        </w:rPr>
+        <w:t>merge</w:t>
+      </w:r>
+      <w:proofErr w:type="spellEnd"/>
+      <w:r>
+        <w:rPr>
+          <w:color w:val="FABF8F" w:themeColor="accent6" w:themeTint="99"/>
+          <w:sz w:val="24"/>
+          <w:szCs w:val="24"/>
+          <w:lang w:val="es-AR"/>
+        </w:rPr>
+        <w:t xml:space="preserve"> por separado. Grafique la distribución de tamaños de las </w:t>
+      </w:r>
+      <w:proofErr w:type="spellStart"/>
+      <w:r>
+        <w:rPr>
+          <w:color w:val="FABF8F" w:themeColor="accent6" w:themeTint="99"/>
+          <w:sz w:val="24"/>
+          <w:szCs w:val="24"/>
+          <w:lang w:val="es-AR"/>
+        </w:rPr>
+        <w:t>posting</w:t>
+      </w:r>
+      <w:proofErr w:type="spellEnd"/>
+      <w:r>
+        <w:rPr>
+          <w:color w:val="FABF8F" w:themeColor="accent6" w:themeTint="99"/>
+          <w:sz w:val="24"/>
+          <w:szCs w:val="24"/>
+          <w:lang w:val="es-AR"/>
+        </w:rPr>
+        <w:t xml:space="preserve"> </w:t>
+      </w:r>
+      <w:proofErr w:type="spellStart"/>
+      <w:r>
+        <w:rPr>
+          <w:color w:val="FABF8F" w:themeColor="accent6" w:themeTint="99"/>
+          <w:sz w:val="24"/>
+          <w:szCs w:val="24"/>
+          <w:lang w:val="es-AR"/>
+        </w:rPr>
+        <w:t>lists</w:t>
+      </w:r>
+      <w:proofErr w:type="spellEnd"/>
+      <w:r>
+        <w:rPr>
+          <w:color w:val="FABF8F" w:themeColor="accent6" w:themeTint="99"/>
+          <w:sz w:val="24"/>
+          <w:szCs w:val="24"/>
+          <w:lang w:val="es-AR"/>
+        </w:rPr>
+        <w:t xml:space="preserve">. Calcule el </w:t>
+      </w:r>
+      <w:proofErr w:type="spellStart"/>
+      <w:r>
+        <w:rPr>
+          <w:color w:val="FABF8F" w:themeColor="accent6" w:themeTint="99"/>
+          <w:sz w:val="24"/>
+          <w:szCs w:val="24"/>
+          <w:lang w:val="es-AR"/>
+        </w:rPr>
+        <w:t>overhead</w:t>
+      </w:r>
+      <w:proofErr w:type="spellEnd"/>
+      <w:r>
+        <w:rPr>
+          <w:color w:val="FABF8F" w:themeColor="accent6" w:themeTint="99"/>
+          <w:sz w:val="24"/>
+          <w:szCs w:val="24"/>
+          <w:lang w:val="es-AR"/>
+        </w:rPr>
+        <w:t xml:space="preserve"> de su índice respecto de la colección. ¿Qué conclusiones se pueden extraer?</w:t>
       </w:r>
     </w:p>
     <w:p>
@@ -523,7 +693,6 @@
     </w:p>
     <w:p>
       <w:pPr>
-        <w:ind w:left="720"/>
         <w:jc w:val="both"/>
         <w:rPr>
           <w:color w:val="FABF8F" w:themeColor="accent6" w:themeTint="99"/>
@@ -539,178 +708,47 @@
           <w:szCs w:val="24"/>
           <w:lang w:val="es-AR"/>
         </w:rPr>
-        <w:t>a) país cultura</w:t>
-      </w:r>
-    </w:p>
-    <w:p>
-      <w:pPr>
-        <w:ind w:left="720"/>
-        <w:jc w:val="both"/>
-        <w:rPr>
-          <w:color w:val="FABF8F" w:themeColor="accent6" w:themeTint="99"/>
-          <w:sz w:val="24"/>
-          <w:szCs w:val="24"/>
-          <w:lang w:val="es-AR"/>
-        </w:rPr>
-      </w:pPr>
-      <w:r>
-        <w:rPr>
-          <w:color w:val="FABF8F" w:themeColor="accent6" w:themeTint="99"/>
-          <w:sz w:val="24"/>
-          <w:szCs w:val="24"/>
-          <w:lang w:val="es-AR"/>
-        </w:rPr>
-        <w:t>b) país libre cultura</w:t>
-      </w:r>
-    </w:p>
-    <w:p>
-      <w:pPr>
-        <w:ind w:left="720"/>
-        <w:jc w:val="both"/>
-        <w:rPr>
-          <w:color w:val="FABF8F" w:themeColor="accent6" w:themeTint="99"/>
-          <w:sz w:val="24"/>
-          <w:szCs w:val="24"/>
-          <w:lang w:val="es-AR"/>
-        </w:rPr>
-      </w:pPr>
-      <w:r>
-        <w:rPr>
-          <w:color w:val="FABF8F" w:themeColor="accent6" w:themeTint="99"/>
-          <w:sz w:val="24"/>
-          <w:szCs w:val="24"/>
-          <w:lang w:val="es-AR"/>
-        </w:rPr>
-        <w:t>c) software propietario licencia</w:t>
-      </w:r>
-    </w:p>
-    <w:p>
-      <w:pPr>
-        <w:jc w:val="both"/>
-        <w:rPr>
-          <w:color w:val="FABF8F" w:themeColor="accent6" w:themeTint="99"/>
-          <w:sz w:val="24"/>
-          <w:szCs w:val="24"/>
-          <w:lang w:val="es-AR"/>
-        </w:rPr>
-      </w:pPr>
-    </w:p>
-    <w:p>
-      <w:pPr>
-        <w:jc w:val="both"/>
-        <w:rPr>
-          <w:color w:val="FABF8F" w:themeColor="accent6" w:themeTint="99"/>
-          <w:sz w:val="24"/>
-          <w:szCs w:val="24"/>
-          <w:lang w:val="es-AR"/>
-        </w:rPr>
-      </w:pPr>
-      <w:r>
-        <w:rPr>
-          <w:color w:val="FABF8F" w:themeColor="accent6" w:themeTint="99"/>
-          <w:sz w:val="24"/>
-          <w:szCs w:val="24"/>
-          <w:lang w:val="es-AR"/>
-        </w:rPr>
-        <w:t xml:space="preserve">¿Qué problemas encuentra? Luego, calcule las probabilidades de los términos utilizando una combinación con el ML de la colección (suavizado Jelinek-Mercer, </w:t>
-      </w:r>
-      <w:r>
-        <w:rPr>
-          <w:color w:val="FABF8F" w:themeColor="accent6" w:themeTint="99"/>
-          <w:sz w:val="24"/>
-          <w:szCs w:val="24"/>
-          <w:lang w:val="en-US"/>
-        </w:rPr>
-        <w:t>λ</w:t>
-      </w:r>
-      <w:r>
-        <w:rPr>
-          <w:color w:val="FABF8F" w:themeColor="accent6" w:themeTint="99"/>
-          <w:sz w:val="24"/>
-          <w:szCs w:val="24"/>
-          <w:lang w:val="es-AR"/>
-        </w:rPr>
-        <w:t xml:space="preserve"> = 0,7). Compare con las probabilidades anteriores y explique las diferencias. Repita las consultas con los nuevos valores. Explique los resultados.</w:t>
-      </w:r>
-    </w:p>
-    <w:p>
-      <w:pPr>
-        <w:jc w:val="both"/>
-        <w:rPr>
-          <w:color w:val="FABF8F" w:themeColor="accent6" w:themeTint="99"/>
-          <w:sz w:val="24"/>
-          <w:szCs w:val="24"/>
-          <w:lang w:val="es-AR"/>
-        </w:rPr>
-      </w:pPr>
-    </w:p>
-    <w:p>
-      <w:pPr>
-        <w:jc w:val="both"/>
-        <w:rPr>
-          <w:color w:val="FABF8F" w:themeColor="accent6" w:themeTint="99"/>
-          <w:sz w:val="24"/>
-          <w:szCs w:val="24"/>
-          <w:lang w:val="es-AR"/>
-        </w:rPr>
-      </w:pPr>
-      <w:r>
-        <w:rPr>
-          <w:color w:val="FABF8F" w:themeColor="accent6" w:themeTint="99"/>
-          <w:sz w:val="24"/>
-          <w:szCs w:val="24"/>
-          <w:lang w:val="es-AR"/>
-        </w:rPr>
-        <w:t>1)</w:t>
-      </w:r>
-      <w:r>
-        <w:rPr>
-          <w:color w:val="FABF8F" w:themeColor="accent6" w:themeTint="99"/>
-          <w:sz w:val="24"/>
-          <w:szCs w:val="24"/>
-          <w:lang w:val="es-AR"/>
-        </w:rPr>
-        <w:t xml:space="preserve"> </w:t>
-      </w:r>
-      <w:r>
-        <w:rPr>
-          <w:color w:val="FABF8F" w:themeColor="accent6" w:themeTint="99"/>
-          <w:sz w:val="24"/>
-          <w:szCs w:val="24"/>
-          <w:lang w:val="es-AR"/>
-        </w:rPr>
-        <w:t>Codifique un script que indexe una colección  que requiera el volcado parcial a disco (asumiendo que existe un límite de memoria) implementando el método  BSBI visto en clase. Para esto su script debe recibir un parámetro n que indica cada cuántos documentos se debe hacer el volcado a disco. Al finalizar, debe unir (merge) los índices parciales. Para las pruebas use la colección snapshot de Wikipedia  y varios valores de n (por ejemplo, n = 10% del tamaño de la colección). Registre los tiempos de indexación y de merge por separado. Grafique la distribución de tamaños de las posting lists. Calcule el overhead de su índice respecto de la colección. ¿Qué conclusiones se pueden extraer?</w:t>
-      </w:r>
-    </w:p>
-    <w:p>
-      <w:pPr>
-        <w:jc w:val="both"/>
-        <w:rPr>
-          <w:color w:val="FABF8F" w:themeColor="accent6" w:themeTint="99"/>
-          <w:sz w:val="24"/>
-          <w:szCs w:val="24"/>
-          <w:lang w:val="es-AR"/>
-        </w:rPr>
-      </w:pPr>
-    </w:p>
-    <w:p>
-      <w:pPr>
-        <w:jc w:val="both"/>
-        <w:rPr>
-          <w:color w:val="FABF8F" w:themeColor="accent6" w:themeTint="99"/>
-          <w:sz w:val="24"/>
-          <w:szCs w:val="24"/>
-          <w:lang w:val="es-AR"/>
-        </w:rPr>
-      </w:pPr>
-      <w:r>
-        <w:rPr>
-          <w:color w:val="FABF8F" w:themeColor="accent6" w:themeTint="99"/>
-          <w:sz w:val="24"/>
-          <w:szCs w:val="24"/>
-          <w:lang w:val="es-AR"/>
-        </w:rPr>
-        <w:t xml:space="preserve">1.1) Agregue un script que cargue el vocabulario de la colección en memoria, permita recuperar una posting completa de un término y la muestre por pantalla. Para cada documento retornado se deberá mostrar el nombre, el  docID asignado  durante la creación del índice y la frecuencia en el siguiente formato: </w:t>
+        <w:t xml:space="preserve">1.1) Agregue un script que cargue el vocabulario de la colección en memoria, permita recuperar una </w:t>
+      </w:r>
+      <w:proofErr w:type="spellStart"/>
+      <w:r>
+        <w:rPr>
+          <w:color w:val="FABF8F" w:themeColor="accent6" w:themeTint="99"/>
+          <w:sz w:val="24"/>
+          <w:szCs w:val="24"/>
+          <w:lang w:val="es-AR"/>
+        </w:rPr>
+        <w:t>posting</w:t>
+      </w:r>
+      <w:proofErr w:type="spellEnd"/>
+      <w:r>
+        <w:rPr>
+          <w:color w:val="FABF8F" w:themeColor="accent6" w:themeTint="99"/>
+          <w:sz w:val="24"/>
+          <w:szCs w:val="24"/>
+          <w:lang w:val="es-AR"/>
+        </w:rPr>
+        <w:t xml:space="preserve"> completa de un término y la muestre por pantalla. Para cada documento retornado se deberá mostrar el nombre, el  </w:t>
+      </w:r>
+      <w:proofErr w:type="spellStart"/>
+      <w:r>
+        <w:rPr>
+          <w:color w:val="FABF8F" w:themeColor="accent6" w:themeTint="99"/>
+          <w:sz w:val="24"/>
+          <w:szCs w:val="24"/>
+          <w:lang w:val="es-AR"/>
+        </w:rPr>
+        <w:t>docID</w:t>
+      </w:r>
+      <w:proofErr w:type="spellEnd"/>
+      <w:r>
+        <w:rPr>
+          <w:color w:val="FABF8F" w:themeColor="accent6" w:themeTint="99"/>
+          <w:sz w:val="24"/>
+          <w:szCs w:val="24"/>
+          <w:lang w:val="es-AR"/>
+        </w:rPr>
+        <w:t xml:space="preserve"> asignado  durante la creación del índice y la frecuencia en el siguiente formato: </w:t>
       </w:r>
     </w:p>
     <w:p>
@@ -753,6 +791,7 @@
         </w:rPr>
         <w:t xml:space="preserve"> </w:t>
       </w:r>
+      <w:proofErr w:type="spellStart"/>
       <w:r>
         <w:rPr>
           <w:color w:val="FABF8F" w:themeColor="accent6" w:themeTint="99"/>
@@ -762,6 +801,7 @@
         </w:rPr>
         <w:t>DocName:docID:Frecuencia</w:t>
       </w:r>
+      <w:proofErr w:type="spellEnd"/>
     </w:p>
     <w:p>
       <w:pPr>
@@ -791,7 +831,27 @@
           <w:szCs w:val="24"/>
           <w:lang w:val="es-AR"/>
         </w:rPr>
-        <w:t>Utilice la colección de debug para calibrar su script y verificar que la salida sea correcta.</w:t>
+        <w:t xml:space="preserve">Utilice la colección de </w:t>
+      </w:r>
+      <w:proofErr w:type="spellStart"/>
+      <w:r>
+        <w:rPr>
+          <w:color w:val="FABF8F" w:themeColor="accent6" w:themeTint="99"/>
+          <w:sz w:val="24"/>
+          <w:szCs w:val="24"/>
+          <w:lang w:val="es-AR"/>
+        </w:rPr>
+        <w:t>debug</w:t>
+      </w:r>
+      <w:proofErr w:type="spellEnd"/>
+      <w:r>
+        <w:rPr>
+          <w:color w:val="FABF8F" w:themeColor="accent6" w:themeTint="99"/>
+          <w:sz w:val="24"/>
+          <w:szCs w:val="24"/>
+          <w:lang w:val="es-AR"/>
+        </w:rPr>
+        <w:t xml:space="preserve"> para calibrar su script y verificar que la salida sea correcta.</w:t>
       </w:r>
     </w:p>
     <w:p>
@@ -811,57 +871,6 @@
         </w:rPr>
         <w:tab/>
       </w:r>
-    </w:p>
-    <w:p>
-      <w:pPr>
-        <w:rPr>
-          <w:sz w:val="24"/>
-          <w:szCs w:val="24"/>
-        </w:rPr>
-      </w:pPr>
-      <w:r>
-        <w:rPr>
-          <w:sz w:val="24"/>
-          <w:szCs w:val="24"/>
-        </w:rPr>
-        <w:t xml:space="preserve">Utilizando la planilla de </w:t>
-      </w:r>
-      <w:r>
-        <w:rPr>
-          <w:sz w:val="24"/>
-          <w:szCs w:val="24"/>
-        </w:rPr>
-        <w:t>cálculo</w:t>
-      </w:r>
-      <w:r>
-        <w:rPr>
-          <w:sz w:val="24"/>
-          <w:szCs w:val="24"/>
-        </w:rPr>
-        <w:t xml:space="preserve"> del ejercicio 2, se </w:t>
-      </w:r>
-      <w:r>
-        <w:rPr>
-          <w:sz w:val="24"/>
-          <w:szCs w:val="24"/>
-        </w:rPr>
-        <w:t>construyó</w:t>
-      </w:r>
-      <w:r>
-        <w:rPr>
-          <w:sz w:val="24"/>
-          <w:szCs w:val="24"/>
-        </w:rPr>
-        <w:t xml:space="preserve"> el modelo de lenguaje (unigrama) para los documentos</w:t>
-      </w:r>
-    </w:p>
-    <w:p>
-      <w:pPr>
-        <w:rPr>
-          <w:sz w:val="24"/>
-          <w:szCs w:val="24"/>
-        </w:rPr>
-      </w:pPr>
     </w:p>
     <w:p>
       <w:pPr>
@@ -879,7 +888,7 @@
           <w:sz w:val="24"/>
           <w:szCs w:val="24"/>
         </w:rPr>
-        <w:t>Cálculo de rankings</w:t>
+        <w:t>Resultados obtenidos de la colección Wiki-Small</w:t>
       </w:r>
     </w:p>
     <w:p>
@@ -895,34 +904,1415 @@
     <w:p>
       <w:pPr>
         <w:rPr>
-          <w:sz w:val="24"/>
-          <w:szCs w:val="24"/>
-        </w:rPr>
-      </w:pPr>
-      <w:r>
-        <w:rPr>
-          <w:sz w:val="24"/>
-          <w:szCs w:val="24"/>
-        </w:rPr>
-        <w:t>Para utilizar el modelo de Query Likelihood, fue necesaria la construcción de una nueva matriz termino-documento de MLE, indicando cual es la probabilidad de ocurrencia del término en ese documento. La fórmula es la siguiente:</w:t>
-      </w:r>
-    </w:p>
-    <w:p>
-      <w:pPr>
-        <w:jc w:val="both"/>
-      </w:pPr>
-    </w:p>
-    <w:p>
-      <w:pPr>
-        <w:rPr>
           <w:b/>
           <w:bCs/>
-        </w:rPr>
-      </w:pPr>
-      <w:r>
+          <w:sz w:val="24"/>
+          <w:szCs w:val="24"/>
+        </w:rPr>
+      </w:pPr>
+      <w:r>
+        <w:rPr>
+          <w:sz w:val="24"/>
+          <w:szCs w:val="24"/>
+        </w:rPr>
+        <w:t>Ejecutando el algoritmo BSBI para la colección Wiki-Small, se obtuvieron los siguientes resultados</w:t>
+      </w:r>
+    </w:p>
+    <w:p>
+      <w:pPr>
         <w:rPr>
           <w:b/>
           <w:bCs/>
+          <w:sz w:val="24"/>
+          <w:szCs w:val="24"/>
+        </w:rPr>
+      </w:pPr>
+    </w:p>
+    <w:tbl>
+      <w:tblPr>
+        <w:tblStyle w:val="Tablanormal1"/>
+        <w:tblW w:w="0" w:type="auto"/>
+        <w:jc w:val="center"/>
+        <w:tblLook w:val="04A0" w:firstRow="1" w:lastRow="0" w:firstColumn="1" w:lastColumn="0" w:noHBand="0" w:noVBand="1"/>
+      </w:tblPr>
+      <w:tblGrid>
+        <w:gridCol w:w="3564"/>
+        <w:gridCol w:w="1843"/>
+      </w:tblGrid>
+      <w:tr>
+        <w:trPr>
+          <w:cnfStyle w:val="100000000000" w:firstRow="1" w:lastRow="0" w:firstColumn="0" w:lastColumn="0" w:oddVBand="0" w:evenVBand="0" w:oddHBand="0" w:evenHBand="0" w:firstRowFirstColumn="0" w:firstRowLastColumn="0" w:lastRowFirstColumn="0" w:lastRowLastColumn="0"/>
+          <w:jc w:val="center"/>
+        </w:trPr>
+        <w:tc>
+          <w:tcPr>
+            <w:cnfStyle w:val="001000000000" w:firstRow="0" w:lastRow="0" w:firstColumn="1" w:lastColumn="0" w:oddVBand="0" w:evenVBand="0" w:oddHBand="0" w:evenHBand="0" w:firstRowFirstColumn="0" w:firstRowLastColumn="0" w:lastRowFirstColumn="0" w:lastRowLastColumn="0"/>
+            <w:tcW w:w="3564" w:type="dxa"/>
+          </w:tcPr>
+          <w:p>
+            <w:pPr>
+              <w:rPr>
+                <w:b w:val="0"/>
+                <w:bCs w:val="0"/>
+                <w:sz w:val="24"/>
+                <w:szCs w:val="24"/>
+              </w:rPr>
+            </w:pPr>
+            <w:r>
+              <w:rPr>
+                <w:b w:val="0"/>
+                <w:bCs w:val="0"/>
+                <w:sz w:val="24"/>
+                <w:szCs w:val="24"/>
+              </w:rPr>
+              <w:t>Colección</w:t>
+            </w:r>
+          </w:p>
+        </w:tc>
+        <w:tc>
+          <w:tcPr>
+            <w:tcW w:w="1843" w:type="dxa"/>
+            <w:vAlign w:val="center"/>
+          </w:tcPr>
+          <w:p>
+            <w:pPr>
+              <w:jc w:val="center"/>
+              <w:cnfStyle w:val="100000000000" w:firstRow="1" w:lastRow="0" w:firstColumn="0" w:lastColumn="0" w:oddVBand="0" w:evenVBand="0" w:oddHBand="0" w:evenHBand="0" w:firstRowFirstColumn="0" w:firstRowLastColumn="0" w:lastRowFirstColumn="0" w:lastRowLastColumn="0"/>
+              <w:rPr>
+                <w:b w:val="0"/>
+                <w:bCs w:val="0"/>
+                <w:sz w:val="24"/>
+                <w:szCs w:val="24"/>
+              </w:rPr>
+            </w:pPr>
+            <w:r>
+              <w:rPr>
+                <w:b w:val="0"/>
+                <w:bCs w:val="0"/>
+                <w:sz w:val="24"/>
+                <w:szCs w:val="24"/>
+              </w:rPr>
+              <w:t>149509 Kb</w:t>
+            </w:r>
+          </w:p>
+        </w:tc>
+      </w:tr>
+      <w:tr>
+        <w:trPr>
+          <w:cnfStyle w:val="000000100000" w:firstRow="0" w:lastRow="0" w:firstColumn="0" w:lastColumn="0" w:oddVBand="0" w:evenVBand="0" w:oddHBand="1" w:evenHBand="0" w:firstRowFirstColumn="0" w:firstRowLastColumn="0" w:lastRowFirstColumn="0" w:lastRowLastColumn="0"/>
+          <w:jc w:val="center"/>
+        </w:trPr>
+        <w:tc>
+          <w:tcPr>
+            <w:cnfStyle w:val="001000000000" w:firstRow="0" w:lastRow="0" w:firstColumn="1" w:lastColumn="0" w:oddVBand="0" w:evenVBand="0" w:oddHBand="0" w:evenHBand="0" w:firstRowFirstColumn="0" w:firstRowLastColumn="0" w:lastRowFirstColumn="0" w:lastRowLastColumn="0"/>
+            <w:tcW w:w="3564" w:type="dxa"/>
+          </w:tcPr>
+          <w:p>
+            <w:pPr>
+              <w:rPr>
+                <w:b w:val="0"/>
+                <w:bCs w:val="0"/>
+                <w:sz w:val="24"/>
+                <w:szCs w:val="24"/>
+              </w:rPr>
+            </w:pPr>
+            <w:proofErr w:type="spellStart"/>
+            <w:r>
+              <w:rPr>
+                <w:b w:val="0"/>
+                <w:bCs w:val="0"/>
+                <w:sz w:val="24"/>
+                <w:szCs w:val="24"/>
+              </w:rPr>
+              <w:t>Indice</w:t>
+            </w:r>
+            <w:proofErr w:type="spellEnd"/>
+            <w:r>
+              <w:rPr>
+                <w:b w:val="0"/>
+                <w:bCs w:val="0"/>
+                <w:sz w:val="24"/>
+                <w:szCs w:val="24"/>
+              </w:rPr>
+              <w:t xml:space="preserve"> binario</w:t>
+            </w:r>
+          </w:p>
+        </w:tc>
+        <w:tc>
+          <w:tcPr>
+            <w:tcW w:w="1843" w:type="dxa"/>
+            <w:vAlign w:val="center"/>
+          </w:tcPr>
+          <w:p>
+            <w:pPr>
+              <w:jc w:val="center"/>
+              <w:cnfStyle w:val="000000100000" w:firstRow="0" w:lastRow="0" w:firstColumn="0" w:lastColumn="0" w:oddVBand="0" w:evenVBand="0" w:oddHBand="1" w:evenHBand="0" w:firstRowFirstColumn="0" w:firstRowLastColumn="0" w:lastRowFirstColumn="0" w:lastRowLastColumn="0"/>
+              <w:rPr>
+                <w:sz w:val="24"/>
+                <w:szCs w:val="24"/>
+              </w:rPr>
+            </w:pPr>
+            <w:r>
+              <w:rPr>
+                <w:sz w:val="24"/>
+                <w:szCs w:val="24"/>
+              </w:rPr>
+              <w:t>14699 Kb</w:t>
+            </w:r>
+          </w:p>
+        </w:tc>
+      </w:tr>
+      <w:tr>
+        <w:trPr>
+          <w:jc w:val="center"/>
+        </w:trPr>
+        <w:tc>
+          <w:tcPr>
+            <w:cnfStyle w:val="001000000000" w:firstRow="0" w:lastRow="0" w:firstColumn="1" w:lastColumn="0" w:oddVBand="0" w:evenVBand="0" w:oddHBand="0" w:evenHBand="0" w:firstRowFirstColumn="0" w:firstRowLastColumn="0" w:lastRowFirstColumn="0" w:lastRowLastColumn="0"/>
+            <w:tcW w:w="3564" w:type="dxa"/>
+          </w:tcPr>
+          <w:p>
+            <w:pPr>
+              <w:rPr>
+                <w:b w:val="0"/>
+                <w:bCs w:val="0"/>
+                <w:sz w:val="24"/>
+                <w:szCs w:val="24"/>
+              </w:rPr>
+            </w:pPr>
+            <w:r>
+              <w:rPr>
+                <w:b w:val="0"/>
+                <w:bCs w:val="0"/>
+                <w:sz w:val="24"/>
+                <w:szCs w:val="24"/>
+              </w:rPr>
+              <w:t>Vocabulario (</w:t>
+            </w:r>
+            <w:proofErr w:type="spellStart"/>
+            <w:r>
+              <w:rPr>
+                <w:b w:val="0"/>
+                <w:bCs w:val="0"/>
+                <w:sz w:val="24"/>
+                <w:szCs w:val="24"/>
+              </w:rPr>
+              <w:t>Pickle</w:t>
+            </w:r>
+            <w:proofErr w:type="spellEnd"/>
+            <w:r>
+              <w:rPr>
+                <w:b w:val="0"/>
+                <w:bCs w:val="0"/>
+                <w:sz w:val="24"/>
+                <w:szCs w:val="24"/>
+              </w:rPr>
+              <w:t>)</w:t>
+            </w:r>
+          </w:p>
+        </w:tc>
+        <w:tc>
+          <w:tcPr>
+            <w:tcW w:w="1843" w:type="dxa"/>
+            <w:vAlign w:val="center"/>
+          </w:tcPr>
+          <w:p>
+            <w:pPr>
+              <w:jc w:val="center"/>
+              <w:cnfStyle w:val="000000000000" w:firstRow="0" w:lastRow="0" w:firstColumn="0" w:lastColumn="0" w:oddVBand="0" w:evenVBand="0" w:oddHBand="0" w:evenHBand="0" w:firstRowFirstColumn="0" w:firstRowLastColumn="0" w:lastRowFirstColumn="0" w:lastRowLastColumn="0"/>
+              <w:rPr>
+                <w:sz w:val="24"/>
+                <w:szCs w:val="24"/>
+              </w:rPr>
+            </w:pPr>
+            <w:r>
+              <w:rPr>
+                <w:sz w:val="24"/>
+                <w:szCs w:val="24"/>
+              </w:rPr>
+              <w:t>9749</w:t>
+            </w:r>
+            <w:r>
+              <w:rPr>
+                <w:sz w:val="24"/>
+                <w:szCs w:val="24"/>
+              </w:rPr>
+              <w:t xml:space="preserve"> Kb</w:t>
+            </w:r>
+          </w:p>
+        </w:tc>
+      </w:tr>
+      <w:tr>
+        <w:trPr>
+          <w:cnfStyle w:val="000000100000" w:firstRow="0" w:lastRow="0" w:firstColumn="0" w:lastColumn="0" w:oddVBand="0" w:evenVBand="0" w:oddHBand="1" w:evenHBand="0" w:firstRowFirstColumn="0" w:firstRowLastColumn="0" w:lastRowFirstColumn="0" w:lastRowLastColumn="0"/>
+          <w:jc w:val="center"/>
+        </w:trPr>
+        <w:tc>
+          <w:tcPr>
+            <w:cnfStyle w:val="001000000000" w:firstRow="0" w:lastRow="0" w:firstColumn="1" w:lastColumn="0" w:oddVBand="0" w:evenVBand="0" w:oddHBand="0" w:evenHBand="0" w:firstRowFirstColumn="0" w:firstRowLastColumn="0" w:lastRowFirstColumn="0" w:lastRowLastColumn="0"/>
+            <w:tcW w:w="3564" w:type="dxa"/>
+          </w:tcPr>
+          <w:p>
+            <w:pPr>
+              <w:rPr>
+                <w:b w:val="0"/>
+                <w:bCs w:val="0"/>
+                <w:sz w:val="24"/>
+                <w:szCs w:val="24"/>
+              </w:rPr>
+            </w:pPr>
+            <w:r>
+              <w:rPr>
+                <w:b w:val="0"/>
+                <w:bCs w:val="0"/>
+                <w:sz w:val="24"/>
+                <w:szCs w:val="24"/>
+              </w:rPr>
+              <w:t>Total índice</w:t>
+            </w:r>
+          </w:p>
+        </w:tc>
+        <w:tc>
+          <w:tcPr>
+            <w:tcW w:w="1843" w:type="dxa"/>
+            <w:vAlign w:val="center"/>
+          </w:tcPr>
+          <w:p>
+            <w:pPr>
+              <w:jc w:val="center"/>
+              <w:cnfStyle w:val="000000100000" w:firstRow="0" w:lastRow="0" w:firstColumn="0" w:lastColumn="0" w:oddVBand="0" w:evenVBand="0" w:oddHBand="1" w:evenHBand="0" w:firstRowFirstColumn="0" w:firstRowLastColumn="0" w:lastRowFirstColumn="0" w:lastRowLastColumn="0"/>
+              <w:rPr>
+                <w:sz w:val="24"/>
+                <w:szCs w:val="24"/>
+              </w:rPr>
+            </w:pPr>
+            <w:r>
+              <w:rPr>
+                <w:sz w:val="24"/>
+                <w:szCs w:val="24"/>
+              </w:rPr>
+              <w:t>24448 Kb</w:t>
+            </w:r>
+          </w:p>
+        </w:tc>
+      </w:tr>
+      <w:tr>
+        <w:trPr>
+          <w:jc w:val="center"/>
+        </w:trPr>
+        <w:tc>
+          <w:tcPr>
+            <w:cnfStyle w:val="001000000000" w:firstRow="0" w:lastRow="0" w:firstColumn="1" w:lastColumn="0" w:oddVBand="0" w:evenVBand="0" w:oddHBand="0" w:evenHBand="0" w:firstRowFirstColumn="0" w:firstRowLastColumn="0" w:lastRowFirstColumn="0" w:lastRowLastColumn="0"/>
+            <w:tcW w:w="3564" w:type="dxa"/>
+          </w:tcPr>
+          <w:p>
+            <w:pPr>
+              <w:rPr>
+                <w:b w:val="0"/>
+                <w:bCs w:val="0"/>
+                <w:sz w:val="24"/>
+                <w:szCs w:val="24"/>
+              </w:rPr>
+            </w:pPr>
+            <w:proofErr w:type="spellStart"/>
+            <w:r>
+              <w:rPr>
+                <w:b w:val="0"/>
+                <w:bCs w:val="0"/>
+                <w:sz w:val="24"/>
+                <w:szCs w:val="24"/>
+              </w:rPr>
+              <w:t>Overhead</w:t>
+            </w:r>
+            <w:proofErr w:type="spellEnd"/>
+          </w:p>
+          <w:p>
+            <w:pPr>
+              <w:rPr>
+                <w:b w:val="0"/>
+                <w:bCs w:val="0"/>
+                <w:sz w:val="24"/>
+                <w:szCs w:val="24"/>
+              </w:rPr>
+            </w:pPr>
+            <w:r>
+              <w:rPr>
+                <w:b w:val="0"/>
+                <w:bCs w:val="0"/>
+                <w:sz w:val="24"/>
+                <w:szCs w:val="24"/>
+              </w:rPr>
+              <w:t>(</w:t>
+            </w:r>
+            <w:proofErr w:type="spellStart"/>
+            <w:r>
+              <w:rPr>
+                <w:b w:val="0"/>
+                <w:bCs w:val="0"/>
+                <w:sz w:val="24"/>
+                <w:szCs w:val="24"/>
+              </w:rPr>
+              <w:t>Indice</w:t>
+            </w:r>
+            <w:proofErr w:type="spellEnd"/>
+            <w:r>
+              <w:rPr>
+                <w:b w:val="0"/>
+                <w:bCs w:val="0"/>
+                <w:sz w:val="24"/>
+                <w:szCs w:val="24"/>
+              </w:rPr>
+              <w:t>/Colección)</w:t>
+            </w:r>
+          </w:p>
+        </w:tc>
+        <w:tc>
+          <w:tcPr>
+            <w:tcW w:w="1843" w:type="dxa"/>
+            <w:vAlign w:val="center"/>
+          </w:tcPr>
+          <w:p>
+            <w:pPr>
+              <w:jc w:val="center"/>
+              <w:cnfStyle w:val="000000000000" w:firstRow="0" w:lastRow="0" w:firstColumn="0" w:lastColumn="0" w:oddVBand="0" w:evenVBand="0" w:oddHBand="0" w:evenHBand="0" w:firstRowFirstColumn="0" w:firstRowLastColumn="0" w:lastRowFirstColumn="0" w:lastRowLastColumn="0"/>
+              <w:rPr>
+                <w:sz w:val="24"/>
+                <w:szCs w:val="24"/>
+              </w:rPr>
+            </w:pPr>
+            <w:r>
+              <w:rPr>
+                <w:sz w:val="24"/>
+                <w:szCs w:val="24"/>
+              </w:rPr>
+              <w:t>16.4%</w:t>
+            </w:r>
+          </w:p>
+        </w:tc>
+      </w:tr>
+      <w:tr>
+        <w:trPr>
+          <w:cnfStyle w:val="000000100000" w:firstRow="0" w:lastRow="0" w:firstColumn="0" w:lastColumn="0" w:oddVBand="0" w:evenVBand="0" w:oddHBand="1" w:evenHBand="0" w:firstRowFirstColumn="0" w:firstRowLastColumn="0" w:lastRowFirstColumn="0" w:lastRowLastColumn="0"/>
+          <w:jc w:val="center"/>
+        </w:trPr>
+        <w:tc>
+          <w:tcPr>
+            <w:cnfStyle w:val="001000000000" w:firstRow="0" w:lastRow="0" w:firstColumn="1" w:lastColumn="0" w:oddVBand="0" w:evenVBand="0" w:oddHBand="0" w:evenHBand="0" w:firstRowFirstColumn="0" w:firstRowLastColumn="0" w:lastRowFirstColumn="0" w:lastRowLastColumn="0"/>
+            <w:tcW w:w="3564" w:type="dxa"/>
+          </w:tcPr>
+          <w:p>
+            <w:pPr>
+              <w:rPr>
+                <w:b w:val="0"/>
+                <w:bCs w:val="0"/>
+                <w:sz w:val="24"/>
+                <w:szCs w:val="24"/>
+              </w:rPr>
+            </w:pPr>
+            <w:r>
+              <w:rPr>
+                <w:b w:val="0"/>
+                <w:bCs w:val="0"/>
+                <w:sz w:val="24"/>
+                <w:szCs w:val="24"/>
+              </w:rPr>
+              <w:t>Términos</w:t>
+            </w:r>
+          </w:p>
+        </w:tc>
+        <w:tc>
+          <w:tcPr>
+            <w:tcW w:w="1843" w:type="dxa"/>
+            <w:vAlign w:val="center"/>
+          </w:tcPr>
+          <w:p>
+            <w:pPr>
+              <w:jc w:val="center"/>
+              <w:cnfStyle w:val="000000100000" w:firstRow="0" w:lastRow="0" w:firstColumn="0" w:lastColumn="0" w:oddVBand="0" w:evenVBand="0" w:oddHBand="1" w:evenHBand="0" w:firstRowFirstColumn="0" w:firstRowLastColumn="0" w:lastRowFirstColumn="0" w:lastRowLastColumn="0"/>
+              <w:rPr>
+                <w:sz w:val="24"/>
+                <w:szCs w:val="24"/>
+              </w:rPr>
+            </w:pPr>
+            <w:r>
+              <w:rPr>
+                <w:sz w:val="24"/>
+                <w:szCs w:val="24"/>
+              </w:rPr>
+              <w:t>373985</w:t>
+            </w:r>
+          </w:p>
+        </w:tc>
+      </w:tr>
+      <w:tr>
+        <w:trPr>
+          <w:jc w:val="center"/>
+        </w:trPr>
+        <w:tc>
+          <w:tcPr>
+            <w:cnfStyle w:val="001000000000" w:firstRow="0" w:lastRow="0" w:firstColumn="1" w:lastColumn="0" w:oddVBand="0" w:evenVBand="0" w:oddHBand="0" w:evenHBand="0" w:firstRowFirstColumn="0" w:firstRowLastColumn="0" w:lastRowFirstColumn="0" w:lastRowLastColumn="0"/>
+            <w:tcW w:w="3564" w:type="dxa"/>
+          </w:tcPr>
+          <w:p>
+            <w:pPr>
+              <w:rPr>
+                <w:b w:val="0"/>
+                <w:bCs w:val="0"/>
+                <w:sz w:val="24"/>
+                <w:szCs w:val="24"/>
+              </w:rPr>
+            </w:pPr>
+            <w:r>
+              <w:rPr>
+                <w:b w:val="0"/>
+                <w:bCs w:val="0"/>
+                <w:sz w:val="24"/>
+                <w:szCs w:val="24"/>
+              </w:rPr>
+              <w:t>Documentos</w:t>
+            </w:r>
+          </w:p>
+        </w:tc>
+        <w:tc>
+          <w:tcPr>
+            <w:tcW w:w="1843" w:type="dxa"/>
+            <w:vAlign w:val="center"/>
+          </w:tcPr>
+          <w:p>
+            <w:pPr>
+              <w:jc w:val="center"/>
+              <w:cnfStyle w:val="000000000000" w:firstRow="0" w:lastRow="0" w:firstColumn="0" w:lastColumn="0" w:oddVBand="0" w:evenVBand="0" w:oddHBand="0" w:evenHBand="0" w:firstRowFirstColumn="0" w:firstRowLastColumn="0" w:lastRowFirstColumn="0" w:lastRowLastColumn="0"/>
+              <w:rPr>
+                <w:sz w:val="24"/>
+                <w:szCs w:val="24"/>
+              </w:rPr>
+            </w:pPr>
+            <w:r>
+              <w:rPr>
+                <w:sz w:val="24"/>
+                <w:szCs w:val="24"/>
+              </w:rPr>
+              <w:t>6043</w:t>
+            </w:r>
+          </w:p>
+        </w:tc>
+      </w:tr>
+    </w:tbl>
+    <w:p>
+      <w:pPr>
+        <w:rPr>
+          <w:sz w:val="24"/>
+          <w:szCs w:val="24"/>
+        </w:rPr>
+      </w:pPr>
+    </w:p>
+    <w:p>
+      <w:pPr>
+        <w:rPr>
+          <w:sz w:val="24"/>
+          <w:szCs w:val="24"/>
+        </w:rPr>
+      </w:pPr>
+      <w:r>
+        <w:rPr>
+          <w:sz w:val="24"/>
+          <w:szCs w:val="24"/>
+        </w:rPr>
+        <w:t>Además</w:t>
+      </w:r>
+      <w:r>
+        <w:rPr>
+          <w:sz w:val="24"/>
+          <w:szCs w:val="24"/>
+        </w:rPr>
+        <w:t>, se</w:t>
+      </w:r>
+      <w:r>
+        <w:rPr>
+          <w:sz w:val="24"/>
+          <w:szCs w:val="24"/>
+        </w:rPr>
+        <w:t xml:space="preserve"> llevó a cabo la construcción del índice para diferentes valores de n, que va desde el 10% del tamaño a la colección a el total de la misma</w:t>
+      </w:r>
+      <w:r>
+        <w:rPr>
+          <w:sz w:val="24"/>
+          <w:szCs w:val="24"/>
+        </w:rPr>
+        <w:t>.</w:t>
+      </w:r>
+    </w:p>
+    <w:p>
+      <w:pPr>
+        <w:rPr>
+          <w:sz w:val="24"/>
+          <w:szCs w:val="24"/>
+        </w:rPr>
+      </w:pPr>
+    </w:p>
+    <w:p>
+      <w:pPr>
+        <w:rPr>
+          <w:sz w:val="24"/>
+          <w:szCs w:val="24"/>
+        </w:rPr>
+      </w:pPr>
+      <w:r>
+        <w:rPr>
+          <w:sz w:val="24"/>
+          <w:szCs w:val="24"/>
+        </w:rPr>
+        <w:t xml:space="preserve">Ejecutadas </w:t>
+      </w:r>
+      <w:r>
+        <w:rPr>
+          <w:sz w:val="24"/>
+          <w:szCs w:val="24"/>
+        </w:rPr>
+        <w:t>las corridas, se obtuvieron los siguientes resultados:</w:t>
+      </w:r>
+    </w:p>
+    <w:p>
+      <w:pPr>
+        <w:rPr>
+          <w:sz w:val="24"/>
+          <w:szCs w:val="24"/>
+        </w:rPr>
+      </w:pPr>
+    </w:p>
+    <w:p>
+      <w:pPr>
+        <w:rPr>
+          <w:b/>
+          <w:bCs/>
+          <w:sz w:val="24"/>
+          <w:szCs w:val="24"/>
+        </w:rPr>
+      </w:pPr>
+      <w:r>
+        <w:rPr>
+          <w:b/>
+          <w:bCs/>
+          <w:sz w:val="24"/>
+          <w:szCs w:val="24"/>
+        </w:rPr>
+        <w:t xml:space="preserve">Tamaño de N con respecto al tiempo de </w:t>
+      </w:r>
+      <w:r>
+        <w:rPr>
+          <w:b/>
+          <w:bCs/>
+          <w:sz w:val="24"/>
+          <w:szCs w:val="24"/>
+        </w:rPr>
+        <w:t>ejecución</w:t>
+      </w:r>
+    </w:p>
+    <w:p>
+      <w:pPr>
+        <w:rPr>
+          <w:b/>
+          <w:bCs/>
+          <w:sz w:val="24"/>
+          <w:szCs w:val="24"/>
+        </w:rPr>
+      </w:pPr>
+    </w:p>
+    <w:p>
+      <w:pPr>
+        <w:rPr>
+          <w:sz w:val="24"/>
+          <w:szCs w:val="24"/>
+        </w:rPr>
+      </w:pPr>
+      <w:r>
+        <w:rPr>
+          <w:sz w:val="24"/>
+          <w:szCs w:val="24"/>
+        </w:rPr>
+        <w:t xml:space="preserve">Se llevo a cabo la construcción del grafico para el </w:t>
+      </w:r>
+      <w:r>
+        <w:rPr>
+          <w:sz w:val="24"/>
+          <w:szCs w:val="24"/>
+        </w:rPr>
+        <w:t>cálculo</w:t>
+      </w:r>
+      <w:r>
+        <w:rPr>
+          <w:sz w:val="24"/>
+          <w:szCs w:val="24"/>
+        </w:rPr>
+        <w:t xml:space="preserve"> de tiempos correspondientes a la indexación, merge y total entre ambos para los diferentes valores de n que se utilizaron para la construcción del índice.</w:t>
+      </w:r>
+    </w:p>
+    <w:p>
+      <w:pPr>
+        <w:jc w:val="center"/>
+        <w:rPr>
+          <w:sz w:val="24"/>
+          <w:szCs w:val="24"/>
+        </w:rPr>
+      </w:pPr>
+      <w:r>
+        <w:rPr>
+          <w:noProof/>
+          <w:sz w:val="24"/>
+          <w:szCs w:val="24"/>
+        </w:rPr>
+        <w:lastRenderedPageBreak/>
+        <w:drawing>
+          <wp:inline distT="0" distB="0" distL="0" distR="0" wp14:anchorId="35DA43B1" wp14:editId="3A45430D">
+            <wp:extent cx="4042349" cy="2528514"/>
+            <wp:effectExtent l="0" t="0" r="0" b="5715"/>
+            <wp:docPr id="2" name="Imagen 2"/>
+            <wp:cNvGraphicFramePr>
+              <a:graphicFrameLocks xmlns:a="http://schemas.openxmlformats.org/drawingml/2006/main" noChangeAspect="1"/>
+            </wp:cNvGraphicFramePr>
+            <a:graphic xmlns:a="http://schemas.openxmlformats.org/drawingml/2006/main">
+              <a:graphicData uri="http://schemas.openxmlformats.org/drawingml/2006/picture">
+                <pic:pic xmlns:pic="http://schemas.openxmlformats.org/drawingml/2006/picture">
+                  <pic:nvPicPr>
+                    <pic:cNvPr id="0" name="Picture 2"/>
+                    <pic:cNvPicPr>
+                      <a:picLocks noChangeAspect="1" noChangeArrowheads="1"/>
+                    </pic:cNvPicPr>
+                  </pic:nvPicPr>
+                  <pic:blipFill>
+                    <a:blip r:embed="rId11" cstate="print">
+                      <a:extLst>
+                        <a:ext uri="{28A0092B-C50C-407E-A947-70E740481C1C}">
+                          <a14:useLocalDpi xmlns:a14="http://schemas.microsoft.com/office/drawing/2010/main" val="0"/>
+                        </a:ext>
+                      </a:extLst>
+                    </a:blip>
+                    <a:srcRect/>
+                    <a:stretch>
+                      <a:fillRect/>
+                    </a:stretch>
+                  </pic:blipFill>
+                  <pic:spPr bwMode="auto">
+                    <a:xfrm>
+                      <a:off x="0" y="0"/>
+                      <a:ext cx="4050277" cy="2533473"/>
+                    </a:xfrm>
+                    <a:prstGeom prst="rect">
+                      <a:avLst/>
+                    </a:prstGeom>
+                    <a:noFill/>
+                    <a:ln>
+                      <a:noFill/>
+                    </a:ln>
+                  </pic:spPr>
+                </pic:pic>
+              </a:graphicData>
+            </a:graphic>
+          </wp:inline>
+        </w:drawing>
+      </w:r>
+    </w:p>
+    <w:p>
+      <w:pPr>
+        <w:jc w:val="center"/>
+        <w:rPr>
+          <w:sz w:val="24"/>
+          <w:szCs w:val="24"/>
+        </w:rPr>
+      </w:pPr>
+    </w:p>
+    <w:p>
+      <w:pPr>
+        <w:jc w:val="both"/>
+        <w:rPr>
+          <w:sz w:val="24"/>
+          <w:szCs w:val="24"/>
+        </w:rPr>
+      </w:pPr>
+      <w:r>
+        <w:rPr>
+          <w:sz w:val="24"/>
+          <w:szCs w:val="24"/>
+        </w:rPr>
+        <w:t>Como puede verse, en consideración al total, consume mas tiempo tener un n menor para la construcción del índice, debido a que tengo una mayor cantidad de chunks, siendo necesario realizar un volcado a disco constante de la tupla en memoria, aumento este el tiempo de procesamiento.</w:t>
+      </w:r>
+    </w:p>
+    <w:p>
+      <w:pPr>
+        <w:jc w:val="both"/>
+        <w:rPr>
+          <w:sz w:val="24"/>
+          <w:szCs w:val="24"/>
+        </w:rPr>
+      </w:pPr>
+    </w:p>
+    <w:p>
+      <w:pPr>
+        <w:jc w:val="both"/>
+        <w:rPr>
+          <w:sz w:val="24"/>
+          <w:szCs w:val="24"/>
+        </w:rPr>
+      </w:pPr>
+      <w:r>
+        <w:rPr>
+          <w:sz w:val="24"/>
+          <w:szCs w:val="24"/>
+        </w:rPr>
+        <w:t>El merge resulta ser una operación costosa para bajos valores de n. El aumento de este parámetro hace que los tiempo sean muchos menores, ya que baja la cantidad de chunks, implicando una menor cantidad de operaciones</w:t>
+      </w:r>
+      <w:r>
+        <w:rPr>
+          <w:sz w:val="24"/>
+          <w:szCs w:val="24"/>
+        </w:rPr>
+        <w:t xml:space="preserve"> lectura/escritura para construir el índice.</w:t>
+      </w:r>
+    </w:p>
+    <w:p>
+      <w:pPr>
+        <w:jc w:val="both"/>
+        <w:rPr>
+          <w:sz w:val="24"/>
+          <w:szCs w:val="24"/>
+        </w:rPr>
+      </w:pPr>
+    </w:p>
+    <w:p>
+      <w:pPr>
+        <w:jc w:val="both"/>
+        <w:rPr>
+          <w:sz w:val="24"/>
+          <w:szCs w:val="24"/>
+        </w:rPr>
+      </w:pPr>
+      <w:r>
+        <w:rPr>
+          <w:sz w:val="24"/>
+          <w:szCs w:val="24"/>
+        </w:rPr>
+        <w:t>La indexación, en valores de n que ronda de 2000 a 6000 (30% a 100% del tamaño de la colección aproximadamente) se mantiene relativamente estable en tiempo, con un ligero aumento inicial que luego se estabiliza. Esto se explica ya que la colección a procesar siempre es la misma, lo único que varía es el tamaño de la escritura a disco que realizo para los chunks.</w:t>
+      </w:r>
+    </w:p>
+    <w:p>
+      <w:pPr>
+        <w:jc w:val="both"/>
+        <w:rPr>
+          <w:sz w:val="24"/>
+          <w:szCs w:val="24"/>
+        </w:rPr>
+      </w:pPr>
+    </w:p>
+    <w:p>
+      <w:pPr>
+        <w:jc w:val="both"/>
+        <w:rPr>
+          <w:sz w:val="24"/>
+          <w:szCs w:val="24"/>
+        </w:rPr>
+      </w:pPr>
+      <w:r>
+        <w:rPr>
+          <w:sz w:val="24"/>
+          <w:szCs w:val="24"/>
+        </w:rPr>
+        <w:t>Como conclusión general, puede decirse que aumentar la cantidad del parámetro n es relevante para el tiempo de procesamiento del índice. Es necesario maximizar el valor de n hasta el limite de la memoria para aumentar el rendimiento general del algoritmo.</w:t>
+      </w:r>
+    </w:p>
+    <w:p>
+      <w:pPr>
+        <w:jc w:val="both"/>
+        <w:rPr>
+          <w:sz w:val="24"/>
+          <w:szCs w:val="24"/>
+        </w:rPr>
+      </w:pPr>
+    </w:p>
+    <w:p>
+      <w:pPr>
+        <w:rPr>
+          <w:b/>
+          <w:bCs/>
+          <w:sz w:val="24"/>
+          <w:szCs w:val="24"/>
+        </w:rPr>
+      </w:pPr>
+      <w:r>
+        <w:rPr>
+          <w:b/>
+          <w:bCs/>
+          <w:sz w:val="24"/>
+          <w:szCs w:val="24"/>
+        </w:rPr>
+        <w:t>Cantidad de chunks con respecto a N</w:t>
+      </w:r>
+    </w:p>
+    <w:p>
+      <w:pPr>
+        <w:rPr>
+          <w:b/>
+          <w:bCs/>
+          <w:sz w:val="24"/>
+          <w:szCs w:val="24"/>
+        </w:rPr>
+      </w:pPr>
+    </w:p>
+    <w:p>
+      <w:pPr>
+        <w:jc w:val="center"/>
+        <w:rPr>
+          <w:b/>
+          <w:bCs/>
+          <w:sz w:val="24"/>
+          <w:szCs w:val="24"/>
+        </w:rPr>
+      </w:pPr>
+      <w:r>
+        <w:rPr>
+          <w:b/>
+          <w:bCs/>
+          <w:noProof/>
+          <w:sz w:val="24"/>
+          <w:szCs w:val="24"/>
+        </w:rPr>
+        <w:lastRenderedPageBreak/>
+        <w:drawing>
+          <wp:inline distT="0" distB="0" distL="0" distR="0" wp14:anchorId="4E7D84B1" wp14:editId="71C20D67">
+            <wp:extent cx="4953663" cy="2830811"/>
+            <wp:effectExtent l="0" t="0" r="0" b="8255"/>
+            <wp:docPr id="3" name="Imagen 3"/>
+            <wp:cNvGraphicFramePr>
+              <a:graphicFrameLocks xmlns:a="http://schemas.openxmlformats.org/drawingml/2006/main" noChangeAspect="1"/>
+            </wp:cNvGraphicFramePr>
+            <a:graphic xmlns:a="http://schemas.openxmlformats.org/drawingml/2006/main">
+              <a:graphicData uri="http://schemas.openxmlformats.org/drawingml/2006/picture">
+                <pic:pic xmlns:pic="http://schemas.openxmlformats.org/drawingml/2006/picture">
+                  <pic:nvPicPr>
+                    <pic:cNvPr id="0" name="Picture 3"/>
+                    <pic:cNvPicPr>
+                      <a:picLocks noChangeAspect="1" noChangeArrowheads="1"/>
+                    </pic:cNvPicPr>
+                  </pic:nvPicPr>
+                  <pic:blipFill>
+                    <a:blip r:embed="rId12">
+                      <a:extLst>
+                        <a:ext uri="{28A0092B-C50C-407E-A947-70E740481C1C}">
+                          <a14:useLocalDpi xmlns:a14="http://schemas.microsoft.com/office/drawing/2010/main" val="0"/>
+                        </a:ext>
+                      </a:extLst>
+                    </a:blip>
+                    <a:srcRect/>
+                    <a:stretch>
+                      <a:fillRect/>
+                    </a:stretch>
+                  </pic:blipFill>
+                  <pic:spPr bwMode="auto">
+                    <a:xfrm>
+                      <a:off x="0" y="0"/>
+                      <a:ext cx="4959469" cy="2834129"/>
+                    </a:xfrm>
+                    <a:prstGeom prst="rect">
+                      <a:avLst/>
+                    </a:prstGeom>
+                    <a:noFill/>
+                    <a:ln>
+                      <a:noFill/>
+                    </a:ln>
+                  </pic:spPr>
+                </pic:pic>
+              </a:graphicData>
+            </a:graphic>
+          </wp:inline>
+        </w:drawing>
+      </w:r>
+    </w:p>
+    <w:p>
+      <w:pPr>
+        <w:rPr>
+          <w:b/>
+          <w:bCs/>
+          <w:sz w:val="24"/>
+          <w:szCs w:val="24"/>
+        </w:rPr>
+      </w:pPr>
+    </w:p>
+    <w:p>
+      <w:pPr>
+        <w:rPr>
+          <w:sz w:val="24"/>
+          <w:szCs w:val="24"/>
+        </w:rPr>
+      </w:pPr>
+      <w:r>
+        <w:rPr>
+          <w:sz w:val="24"/>
+          <w:szCs w:val="24"/>
+        </w:rPr>
+        <w:t>Como era de esperarse, existe una relación inversamente proporcional, donde al aumentar la capacidad de documentos por bloque, disminuye la cantidad de chunks necesarias para procesar la colección.</w:t>
+      </w:r>
+    </w:p>
+    <w:p>
+      <w:pPr>
+        <w:rPr>
+          <w:sz w:val="24"/>
+          <w:szCs w:val="24"/>
+        </w:rPr>
+      </w:pPr>
+    </w:p>
+    <w:p>
+      <w:pPr>
+        <w:rPr>
+          <w:sz w:val="24"/>
+          <w:szCs w:val="24"/>
+        </w:rPr>
+      </w:pPr>
+      <w:r>
+        <w:rPr>
+          <w:sz w:val="24"/>
+          <w:szCs w:val="24"/>
+        </w:rPr>
+        <w:t>Es de interés destacar que, del 10% al 20%, la cantidad de chunks se reduce aproximadamente a la mitad. Luego  este se reduce un tercio de este y así sucesivamente. Cada vez es menor la cantidad de chunks, pero llega a un valor</w:t>
+      </w:r>
+      <w:r>
+        <w:rPr>
+          <w:sz w:val="24"/>
+          <w:szCs w:val="24"/>
+        </w:rPr>
+        <w:t xml:space="preserve"> de tendencia donde varia cada vez menos</w:t>
+      </w:r>
+      <w:r>
+        <w:rPr>
+          <w:sz w:val="24"/>
+          <w:szCs w:val="24"/>
+        </w:rPr>
+        <w:t>, que ser</w:t>
+      </w:r>
+      <w:r>
+        <w:rPr>
+          <w:sz w:val="24"/>
+          <w:szCs w:val="24"/>
+        </w:rPr>
+        <w:t>ia</w:t>
+      </w:r>
+      <w:r>
+        <w:rPr>
+          <w:sz w:val="24"/>
+          <w:szCs w:val="24"/>
+        </w:rPr>
+        <w:t xml:space="preserve"> 260/250 aproximadamente en este caso.</w:t>
+      </w:r>
+    </w:p>
+    <w:p>
+      <w:pPr>
+        <w:rPr>
+          <w:sz w:val="24"/>
+          <w:szCs w:val="24"/>
+        </w:rPr>
+      </w:pPr>
+    </w:p>
+    <w:p>
+      <w:pPr>
+        <w:rPr>
+          <w:b/>
+          <w:bCs/>
+          <w:sz w:val="24"/>
+          <w:szCs w:val="24"/>
+        </w:rPr>
+      </w:pPr>
+      <w:r>
+        <w:rPr>
+          <w:b/>
+          <w:bCs/>
+          <w:sz w:val="24"/>
+          <w:szCs w:val="24"/>
+        </w:rPr>
+        <w:t>Distribución de postings lists</w:t>
+      </w:r>
+    </w:p>
+    <w:p>
+      <w:pPr>
+        <w:rPr>
+          <w:sz w:val="24"/>
+          <w:szCs w:val="24"/>
+        </w:rPr>
+      </w:pPr>
+    </w:p>
+    <w:p>
+      <w:pPr>
+        <w:jc w:val="both"/>
+      </w:pPr>
+      <w:r>
+        <w:rPr>
+          <w:noProof/>
+          <w:sz w:val="24"/>
+          <w:szCs w:val="24"/>
+        </w:rPr>
+        <w:drawing>
+          <wp:inline distT="0" distB="0" distL="0" distR="0" wp14:anchorId="6CBBBD72" wp14:editId="2B4DD334">
+            <wp:extent cx="6114415" cy="2544445"/>
+            <wp:effectExtent l="0" t="0" r="635" b="8255"/>
+            <wp:docPr id="5" name="Imagen 5"/>
+            <wp:cNvGraphicFramePr>
+              <a:graphicFrameLocks xmlns:a="http://schemas.openxmlformats.org/drawingml/2006/main" noChangeAspect="1"/>
+            </wp:cNvGraphicFramePr>
+            <a:graphic xmlns:a="http://schemas.openxmlformats.org/drawingml/2006/main">
+              <a:graphicData uri="http://schemas.openxmlformats.org/drawingml/2006/picture">
+                <pic:pic xmlns:pic="http://schemas.openxmlformats.org/drawingml/2006/picture">
+                  <pic:nvPicPr>
+                    <pic:cNvPr id="0" name="Picture 5"/>
+                    <pic:cNvPicPr>
+                      <a:picLocks noChangeAspect="1" noChangeArrowheads="1"/>
+                    </pic:cNvPicPr>
+                  </pic:nvPicPr>
+                  <pic:blipFill>
+                    <a:blip r:embed="rId13" cstate="print">
+                      <a:extLst>
+                        <a:ext uri="{28A0092B-C50C-407E-A947-70E740481C1C}">
+                          <a14:useLocalDpi xmlns:a14="http://schemas.microsoft.com/office/drawing/2010/main" val="0"/>
+                        </a:ext>
+                      </a:extLst>
+                    </a:blip>
+                    <a:srcRect/>
+                    <a:stretch>
+                      <a:fillRect/>
+                    </a:stretch>
+                  </pic:blipFill>
+                  <pic:spPr bwMode="auto">
+                    <a:xfrm>
+                      <a:off x="0" y="0"/>
+                      <a:ext cx="6114415" cy="2544445"/>
+                    </a:xfrm>
+                    <a:prstGeom prst="rect">
+                      <a:avLst/>
+                    </a:prstGeom>
+                    <a:noFill/>
+                    <a:ln>
+                      <a:noFill/>
+                    </a:ln>
+                  </pic:spPr>
+                </pic:pic>
+              </a:graphicData>
+            </a:graphic>
+          </wp:inline>
+        </w:drawing>
+      </w:r>
+    </w:p>
+    <w:p>
+      <w:pPr>
+        <w:jc w:val="both"/>
+        <w:rPr>
+          <w:sz w:val="24"/>
+          <w:szCs w:val="24"/>
+        </w:rPr>
+      </w:pPr>
+      <w:r>
+        <w:rPr>
+          <w:sz w:val="24"/>
+          <w:szCs w:val="24"/>
+        </w:rPr>
+        <w:t xml:space="preserve">En base al gráfico, podemos decir que la ley de </w:t>
+      </w:r>
+      <w:proofErr w:type="spellStart"/>
+      <w:r>
+        <w:rPr>
+          <w:sz w:val="24"/>
+          <w:szCs w:val="24"/>
+        </w:rPr>
+        <w:t>Zipf</w:t>
+      </w:r>
+      <w:proofErr w:type="spellEnd"/>
+      <w:r>
+        <w:rPr>
+          <w:sz w:val="24"/>
+          <w:szCs w:val="24"/>
+        </w:rPr>
+        <w:t xml:space="preserve"> se cumple parcialmente, ya que alrededor de diez mil término del vocabulario (1/3 del total) tiene un </w:t>
+      </w:r>
+      <w:proofErr w:type="spellStart"/>
+      <w:r>
+        <w:rPr>
+          <w:sz w:val="24"/>
+          <w:szCs w:val="24"/>
+        </w:rPr>
+        <w:t>document</w:t>
+      </w:r>
+      <w:proofErr w:type="spellEnd"/>
+      <w:r>
+        <w:rPr>
+          <w:sz w:val="24"/>
+          <w:szCs w:val="24"/>
+        </w:rPr>
+        <w:t xml:space="preserve"> </w:t>
+      </w:r>
+      <w:proofErr w:type="spellStart"/>
+      <w:r>
+        <w:rPr>
+          <w:sz w:val="24"/>
+          <w:szCs w:val="24"/>
+        </w:rPr>
+        <w:t>frecuency</w:t>
+      </w:r>
+      <w:proofErr w:type="spellEnd"/>
+      <w:r>
+        <w:rPr>
+          <w:sz w:val="24"/>
+          <w:szCs w:val="24"/>
+        </w:rPr>
+        <w:t xml:space="preserve"> cercano a cero, indicando que aparecen en muy pocos documentos. Además, existen una </w:t>
+      </w:r>
+      <w:r>
+        <w:rPr>
+          <w:sz w:val="24"/>
+          <w:szCs w:val="24"/>
+        </w:rPr>
+        <w:lastRenderedPageBreak/>
+        <w:t xml:space="preserve">gran cantidad de </w:t>
+      </w:r>
+      <w:r>
+        <w:rPr>
+          <w:sz w:val="24"/>
+          <w:szCs w:val="24"/>
+        </w:rPr>
+        <w:t>términos</w:t>
+      </w:r>
+      <w:r>
+        <w:rPr>
+          <w:sz w:val="24"/>
+          <w:szCs w:val="24"/>
+        </w:rPr>
+        <w:t xml:space="preserve"> que están presenten en los seis mil documentos utilizados para la indexación; estos pueden tratarse de stopwords o palabras que siempre usa Wikipedia en sus documentos (wiki, articulo, etc.).</w:t>
+      </w:r>
+    </w:p>
+    <w:p>
+      <w:pPr>
+        <w:jc w:val="both"/>
+        <w:rPr>
+          <w:sz w:val="24"/>
+          <w:szCs w:val="24"/>
+        </w:rPr>
+      </w:pPr>
+    </w:p>
+    <w:p>
+      <w:pPr>
+        <w:jc w:val="both"/>
+        <w:rPr>
+          <w:sz w:val="24"/>
+          <w:szCs w:val="24"/>
+        </w:rPr>
+      </w:pPr>
+      <w:r>
+        <w:rPr>
+          <w:sz w:val="24"/>
+          <w:szCs w:val="24"/>
+        </w:rPr>
+        <w:t>Por último, puede verse como las postings tienen una media aproximada de 10 a 100 documentos, haciendo que sea rápido para el procesamiento de consultas.</w:t>
+      </w:r>
+    </w:p>
+    <w:p>
+      <w:pPr>
+        <w:rPr>
+          <w:b/>
+          <w:bCs/>
+        </w:rPr>
+      </w:pPr>
+    </w:p>
+    <w:p>
+      <w:pPr>
+        <w:rPr>
+          <w:b/>
+          <w:bCs/>
+          <w:sz w:val="24"/>
+          <w:szCs w:val="24"/>
+        </w:rPr>
+      </w:pPr>
+      <w:r>
+        <w:rPr>
+          <w:b/>
+          <w:bCs/>
+          <w:sz w:val="24"/>
+          <w:szCs w:val="24"/>
+        </w:rPr>
+        <w:t>Recuperación de la posting</w:t>
+      </w:r>
+    </w:p>
+    <w:p>
+      <w:pPr>
+        <w:rPr>
+          <w:b/>
+          <w:bCs/>
+          <w:sz w:val="24"/>
+          <w:szCs w:val="24"/>
+        </w:rPr>
+      </w:pPr>
+    </w:p>
+    <w:p>
+      <w:pPr>
+        <w:rPr>
+          <w:sz w:val="24"/>
+          <w:szCs w:val="24"/>
+        </w:rPr>
+      </w:pPr>
+      <w:r>
+        <w:rPr>
+          <w:sz w:val="24"/>
+          <w:szCs w:val="24"/>
+        </w:rPr>
+        <w:t>Construido el índice, se elaboró un script (EJ1-Posting.py) para la recuperación de la posting completa correspondiente a un término.</w:t>
+      </w:r>
+    </w:p>
+    <w:p>
+      <w:pPr>
+        <w:rPr>
+          <w:sz w:val="24"/>
+          <w:szCs w:val="24"/>
+        </w:rPr>
+      </w:pPr>
+      <w:r>
+        <w:rPr>
+          <w:sz w:val="24"/>
+          <w:szCs w:val="24"/>
+        </w:rPr>
+        <w:drawing>
+          <wp:inline distT="0" distB="0" distL="0" distR="0" wp14:anchorId="7C4B26E0" wp14:editId="1F2AEADE">
+            <wp:extent cx="6120417" cy="747423"/>
+            <wp:effectExtent l="0" t="0" r="0" b="0"/>
+            <wp:docPr id="6" name="Imagen 6"/>
+            <wp:cNvGraphicFramePr>
+              <a:graphicFrameLocks xmlns:a="http://schemas.openxmlformats.org/drawingml/2006/main" noChangeAspect="1"/>
+            </wp:cNvGraphicFramePr>
+            <a:graphic xmlns:a="http://schemas.openxmlformats.org/drawingml/2006/main">
+              <a:graphicData uri="http://schemas.openxmlformats.org/drawingml/2006/picture">
+                <pic:pic xmlns:pic="http://schemas.openxmlformats.org/drawingml/2006/picture">
+                  <pic:nvPicPr>
+                    <pic:cNvPr id="1" name=""/>
+                    <pic:cNvPicPr/>
+                  </pic:nvPicPr>
+                  <pic:blipFill rotWithShape="1">
+                    <a:blip r:embed="rId14"/>
+                    <a:srcRect t="20828" b="21577"/>
+                    <a:stretch/>
+                  </pic:blipFill>
+                  <pic:spPr bwMode="auto">
+                    <a:xfrm>
+                      <a:off x="0" y="0"/>
+                      <a:ext cx="6121400" cy="747543"/>
+                    </a:xfrm>
+                    <a:prstGeom prst="rect">
+                      <a:avLst/>
+                    </a:prstGeom>
+                    <a:ln>
+                      <a:noFill/>
+                    </a:ln>
+                    <a:extLst>
+                      <a:ext uri="{53640926-AAD7-44D8-BBD7-CCE9431645EC}">
+                        <a14:shadowObscured xmlns:a14="http://schemas.microsoft.com/office/drawing/2010/main"/>
+                      </a:ext>
+                    </a:extLst>
+                  </pic:spPr>
+                </pic:pic>
+              </a:graphicData>
+            </a:graphic>
+          </wp:inline>
+        </w:drawing>
+      </w:r>
+    </w:p>
+    <w:p>
+      <w:pPr>
+        <w:rPr>
+          <w:sz w:val="24"/>
+          <w:szCs w:val="24"/>
+        </w:rPr>
+      </w:pPr>
+      <w:r>
+        <w:rPr>
+          <w:sz w:val="24"/>
+          <w:szCs w:val="24"/>
+        </w:rPr>
+        <w:t>Consultando por</w:t>
+      </w:r>
+      <w:r>
+        <w:rPr>
+          <w:sz w:val="24"/>
+          <w:szCs w:val="24"/>
+        </w:rPr>
+        <w:t xml:space="preserve"> el término “spirit”, se obtuvo la siguiente posting:</w:t>
+      </w:r>
+    </w:p>
+    <w:p>
+      <w:pPr>
+        <w:rPr>
+          <w:sz w:val="24"/>
+          <w:szCs w:val="24"/>
+        </w:rPr>
+      </w:pPr>
+    </w:p>
+    <w:p>
+      <w:pPr>
+        <w:rPr>
+          <w:sz w:val="24"/>
+          <w:szCs w:val="24"/>
+        </w:rPr>
+      </w:pPr>
+      <w:r>
+        <w:rPr>
+          <w:sz w:val="24"/>
+          <w:szCs w:val="24"/>
+        </w:rPr>
+        <w:drawing>
+          <wp:inline distT="0" distB="0" distL="0" distR="0" wp14:anchorId="3B05C9BF" wp14:editId="0BB05F46">
+            <wp:extent cx="6120991" cy="1248355"/>
+            <wp:effectExtent l="0" t="0" r="0" b="9525"/>
+            <wp:docPr id="7" name="Imagen 7"/>
+            <wp:cNvGraphicFramePr>
+              <a:graphicFrameLocks xmlns:a="http://schemas.openxmlformats.org/drawingml/2006/main" noChangeAspect="1"/>
+            </wp:cNvGraphicFramePr>
+            <a:graphic xmlns:a="http://schemas.openxmlformats.org/drawingml/2006/main">
+              <a:graphicData uri="http://schemas.openxmlformats.org/drawingml/2006/picture">
+                <pic:pic xmlns:pic="http://schemas.openxmlformats.org/drawingml/2006/picture">
+                  <pic:nvPicPr>
+                    <pic:cNvPr id="1" name=""/>
+                    <pic:cNvPicPr/>
+                  </pic:nvPicPr>
+                  <pic:blipFill rotWithShape="1">
+                    <a:blip r:embed="rId15"/>
+                    <a:srcRect t="28841" b="17251"/>
+                    <a:stretch/>
+                  </pic:blipFill>
+                  <pic:spPr bwMode="auto">
+                    <a:xfrm>
+                      <a:off x="0" y="0"/>
+                      <a:ext cx="6121400" cy="1248438"/>
+                    </a:xfrm>
+                    <a:prstGeom prst="rect">
+                      <a:avLst/>
+                    </a:prstGeom>
+                    <a:ln>
+                      <a:noFill/>
+                    </a:ln>
+                    <a:extLst>
+                      <a:ext uri="{53640926-AAD7-44D8-BBD7-CCE9431645EC}">
+                        <a14:shadowObscured xmlns:a14="http://schemas.microsoft.com/office/drawing/2010/main"/>
+                      </a:ext>
+                    </a:extLst>
+                  </pic:spPr>
+                </pic:pic>
+              </a:graphicData>
+            </a:graphic>
+          </wp:inline>
+        </w:drawing>
+      </w:r>
+    </w:p>
+    <w:p>
+      <w:pPr>
+        <w:rPr>
+          <w:b/>
+          <w:bCs/>
+        </w:rPr>
+      </w:pPr>
+      <w:r>
+        <w:rPr>
+          <w:b/>
+          <w:bCs/>
         </w:rPr>
         <w:br w:type="page"/>
       </w:r>
@@ -1081,7 +2471,27 @@
           <w:szCs w:val="24"/>
           <w:lang w:val="es-AR"/>
         </w:rPr>
-        <w:t>Como salida su script debe retornar el nombre y el docID de los documentos que satisfacen la consulta.</w:t>
+        <w:t xml:space="preserve">Como salida su script debe retornar el nombre y el </w:t>
+      </w:r>
+      <w:proofErr w:type="spellStart"/>
+      <w:r>
+        <w:rPr>
+          <w:color w:val="FABF8F" w:themeColor="accent6" w:themeTint="99"/>
+          <w:sz w:val="24"/>
+          <w:szCs w:val="24"/>
+          <w:lang w:val="es-AR"/>
+        </w:rPr>
+        <w:t>docID</w:t>
+      </w:r>
+      <w:proofErr w:type="spellEnd"/>
+      <w:r>
+        <w:rPr>
+          <w:color w:val="FABF8F" w:themeColor="accent6" w:themeTint="99"/>
+          <w:sz w:val="24"/>
+          <w:szCs w:val="24"/>
+          <w:lang w:val="es-AR"/>
+        </w:rPr>
+        <w:t xml:space="preserve"> de los documentos que satisfacen la consulta.</w:t>
       </w:r>
     </w:p>
     <w:p>
@@ -1159,7 +2569,47 @@
           <w:szCs w:val="24"/>
           <w:lang w:val="es-AR"/>
         </w:rPr>
-        <w:t>Utilizando el código e índice anteriores ejecute corridas  con el siguiente subset de queries (filtre solo los de 2 y 3 términos que estén en el vocabulario de su colección) y mida el tiempo de ejecución en cada caso. Para ello, utilice los siguientes patrones booleanos:</w:t>
+        <w:t xml:space="preserve">Utilizando el código e índice anteriores ejecute corridas  con el siguiente </w:t>
+      </w:r>
+      <w:proofErr w:type="spellStart"/>
+      <w:r>
+        <w:rPr>
+          <w:color w:val="FABF8F" w:themeColor="accent6" w:themeTint="99"/>
+          <w:sz w:val="24"/>
+          <w:szCs w:val="24"/>
+          <w:lang w:val="es-AR"/>
+        </w:rPr>
+        <w:t>subset</w:t>
+      </w:r>
+      <w:proofErr w:type="spellEnd"/>
+      <w:r>
+        <w:rPr>
+          <w:color w:val="FABF8F" w:themeColor="accent6" w:themeTint="99"/>
+          <w:sz w:val="24"/>
+          <w:szCs w:val="24"/>
+          <w:lang w:val="es-AR"/>
+        </w:rPr>
+        <w:t xml:space="preserve"> de </w:t>
+      </w:r>
+      <w:proofErr w:type="spellStart"/>
+      <w:r>
+        <w:rPr>
+          <w:color w:val="FABF8F" w:themeColor="accent6" w:themeTint="99"/>
+          <w:sz w:val="24"/>
+          <w:szCs w:val="24"/>
+          <w:lang w:val="es-AR"/>
+        </w:rPr>
+        <w:t>queries</w:t>
+      </w:r>
+      <w:proofErr w:type="spellEnd"/>
+      <w:r>
+        <w:rPr>
+          <w:color w:val="FABF8F" w:themeColor="accent6" w:themeTint="99"/>
+          <w:sz w:val="24"/>
+          <w:szCs w:val="24"/>
+          <w:lang w:val="es-AR"/>
+        </w:rPr>
+        <w:t xml:space="preserve"> (filtre solo los de 2 y 3 términos que estén en el vocabulario de su colección) y mida el tiempo de ejecución en cada caso. Para ello, utilice los siguientes patrones booleanos:</w:t>
       </w:r>
     </w:p>
     <w:p>
@@ -1188,14 +2638,25 @@
           <w:lang w:val="es-AR"/>
         </w:rPr>
       </w:pPr>
-      <w:r>
-        <w:rPr>
-          <w:color w:val="FABF8F" w:themeColor="accent6" w:themeTint="99"/>
-          <w:sz w:val="24"/>
-          <w:szCs w:val="24"/>
-          <w:lang w:val="es-AR"/>
-        </w:rPr>
-        <w:t>Queries |q| = 2</w:t>
+      <w:proofErr w:type="spellStart"/>
+      <w:r>
+        <w:rPr>
+          <w:color w:val="FABF8F" w:themeColor="accent6" w:themeTint="99"/>
+          <w:sz w:val="24"/>
+          <w:szCs w:val="24"/>
+          <w:lang w:val="es-AR"/>
+        </w:rPr>
+        <w:t>Queries</w:t>
+      </w:r>
+      <w:proofErr w:type="spellEnd"/>
+      <w:r>
+        <w:rPr>
+          <w:color w:val="FABF8F" w:themeColor="accent6" w:themeTint="99"/>
+          <w:sz w:val="24"/>
+          <w:szCs w:val="24"/>
+          <w:lang w:val="es-AR"/>
+        </w:rPr>
+        <w:t xml:space="preserve"> |q| = 2</w:t>
       </w:r>
     </w:p>
     <w:p>
@@ -1512,7 +2973,27 @@
           <w:szCs w:val="24"/>
           <w:lang w:val="es-AR"/>
         </w:rPr>
-        <w:t xml:space="preserve">Su script debe mostrar como salida el nombre, el docID y el score (ordenado por score) con el siguiente formato </w:t>
+        <w:t xml:space="preserve">Su script debe mostrar como salida el nombre, el </w:t>
+      </w:r>
+      <w:proofErr w:type="spellStart"/>
+      <w:r>
+        <w:rPr>
+          <w:color w:val="FABF8F" w:themeColor="accent6" w:themeTint="99"/>
+          <w:sz w:val="24"/>
+          <w:szCs w:val="24"/>
+          <w:lang w:val="es-AR"/>
+        </w:rPr>
+        <w:t>docID</w:t>
+      </w:r>
+      <w:proofErr w:type="spellEnd"/>
+      <w:r>
+        <w:rPr>
+          <w:color w:val="FABF8F" w:themeColor="accent6" w:themeTint="99"/>
+          <w:sz w:val="24"/>
+          <w:szCs w:val="24"/>
+          <w:lang w:val="es-AR"/>
+        </w:rPr>
+        <w:t xml:space="preserve"> y el score (ordenado por score) con el siguiente formato </w:t>
       </w:r>
     </w:p>
     <w:p>
@@ -1544,8 +3025,19 @@
           <w:szCs w:val="24"/>
           <w:lang w:val="es-AR"/>
         </w:rPr>
-        <w:t>●DocName:docID:Score</w:t>
-      </w:r>
+        <w:t>●</w:t>
+      </w:r>
+      <w:proofErr w:type="spellStart"/>
+      <w:r>
+        <w:rPr>
+          <w:color w:val="FABF8F" w:themeColor="accent6" w:themeTint="99"/>
+          <w:sz w:val="24"/>
+          <w:szCs w:val="24"/>
+          <w:lang w:val="es-AR"/>
+        </w:rPr>
+        <w:t>DocName:docID:Score</w:t>
+      </w:r>
+      <w:proofErr w:type="spellEnd"/>
     </w:p>
     <w:p>
       <w:pPr>
@@ -1613,7 +3105,47 @@
           <w:szCs w:val="24"/>
           <w:lang w:val="es-AR"/>
         </w:rPr>
-        <w:t xml:space="preserve">Agregue skip lists a su índice del ejercicio 1 y ejecute un conjunto de consultas AND sobre el índice original y luego usando los punteros. Compare los tiempos de ejecución con los del ejercicio 3. </w:t>
+        <w:t xml:space="preserve">Agregue </w:t>
+      </w:r>
+      <w:proofErr w:type="spellStart"/>
+      <w:r>
+        <w:rPr>
+          <w:color w:val="FABF8F" w:themeColor="accent6" w:themeTint="99"/>
+          <w:sz w:val="24"/>
+          <w:szCs w:val="24"/>
+          <w:lang w:val="es-AR"/>
+        </w:rPr>
+        <w:t>skip</w:t>
+      </w:r>
+      <w:proofErr w:type="spellEnd"/>
+      <w:r>
+        <w:rPr>
+          <w:color w:val="FABF8F" w:themeColor="accent6" w:themeTint="99"/>
+          <w:sz w:val="24"/>
+          <w:szCs w:val="24"/>
+          <w:lang w:val="es-AR"/>
+        </w:rPr>
+        <w:t xml:space="preserve"> </w:t>
+      </w:r>
+      <w:proofErr w:type="spellStart"/>
+      <w:r>
+        <w:rPr>
+          <w:color w:val="FABF8F" w:themeColor="accent6" w:themeTint="99"/>
+          <w:sz w:val="24"/>
+          <w:szCs w:val="24"/>
+          <w:lang w:val="es-AR"/>
+        </w:rPr>
+        <w:t>lists</w:t>
+      </w:r>
+      <w:proofErr w:type="spellEnd"/>
+      <w:r>
+        <w:rPr>
+          <w:color w:val="FABF8F" w:themeColor="accent6" w:themeTint="99"/>
+          <w:sz w:val="24"/>
+          <w:szCs w:val="24"/>
+          <w:lang w:val="es-AR"/>
+        </w:rPr>
+        <w:t xml:space="preserve"> a su índice del ejercicio 1 y ejecute un conjunto de consultas AND sobre el índice original y luego usando los punteros. Compare los tiempos de ejecución con los del ejercicio 3. </w:t>
       </w:r>
     </w:p>
     <w:p>
@@ -1633,7 +3165,87 @@
           <w:szCs w:val="24"/>
           <w:lang w:val="es-AR"/>
         </w:rPr>
-        <w:t>5.1) Agregue un script que permita recuperar las skips list para un término dado. En este caso la salida deberá ser una lista de docName:docID ordenada por docName.</w:t>
+        <w:t xml:space="preserve">5.1) Agregue un script que permita recuperar las </w:t>
+      </w:r>
+      <w:proofErr w:type="spellStart"/>
+      <w:r>
+        <w:rPr>
+          <w:color w:val="FABF8F" w:themeColor="accent6" w:themeTint="99"/>
+          <w:sz w:val="24"/>
+          <w:szCs w:val="24"/>
+          <w:lang w:val="es-AR"/>
+        </w:rPr>
+        <w:t>skips</w:t>
+      </w:r>
+      <w:proofErr w:type="spellEnd"/>
+      <w:r>
+        <w:rPr>
+          <w:color w:val="FABF8F" w:themeColor="accent6" w:themeTint="99"/>
+          <w:sz w:val="24"/>
+          <w:szCs w:val="24"/>
+          <w:lang w:val="es-AR"/>
+        </w:rPr>
+        <w:t xml:space="preserve"> </w:t>
+      </w:r>
+      <w:proofErr w:type="spellStart"/>
+      <w:r>
+        <w:rPr>
+          <w:color w:val="FABF8F" w:themeColor="accent6" w:themeTint="99"/>
+          <w:sz w:val="24"/>
+          <w:szCs w:val="24"/>
+          <w:lang w:val="es-AR"/>
+        </w:rPr>
+        <w:t>list</w:t>
+      </w:r>
+      <w:proofErr w:type="spellEnd"/>
+      <w:r>
+        <w:rPr>
+          <w:color w:val="FABF8F" w:themeColor="accent6" w:themeTint="99"/>
+          <w:sz w:val="24"/>
+          <w:szCs w:val="24"/>
+          <w:lang w:val="es-AR"/>
+        </w:rPr>
+        <w:t xml:space="preserve"> para un término dado. En este caso la salida deberá ser una lista de </w:t>
+      </w:r>
+      <w:proofErr w:type="spellStart"/>
+      <w:r>
+        <w:rPr>
+          <w:color w:val="FABF8F" w:themeColor="accent6" w:themeTint="99"/>
+          <w:sz w:val="24"/>
+          <w:szCs w:val="24"/>
+          <w:lang w:val="es-AR"/>
+        </w:rPr>
+        <w:t>docName:docID</w:t>
+      </w:r>
+      <w:proofErr w:type="spellEnd"/>
+      <w:r>
+        <w:rPr>
+          <w:color w:val="FABF8F" w:themeColor="accent6" w:themeTint="99"/>
+          <w:sz w:val="24"/>
+          <w:szCs w:val="24"/>
+          <w:lang w:val="es-AR"/>
+        </w:rPr>
+        <w:t xml:space="preserve"> ordenada por </w:t>
+      </w:r>
+      <w:proofErr w:type="spellStart"/>
+      <w:r>
+        <w:rPr>
+          <w:color w:val="FABF8F" w:themeColor="accent6" w:themeTint="99"/>
+          <w:sz w:val="24"/>
+          <w:szCs w:val="24"/>
+          <w:lang w:val="es-AR"/>
+        </w:rPr>
+        <w:t>docName</w:t>
+      </w:r>
+      <w:proofErr w:type="spellEnd"/>
+      <w:r>
+        <w:rPr>
+          <w:color w:val="FABF8F" w:themeColor="accent6" w:themeTint="99"/>
+          <w:sz w:val="24"/>
+          <w:szCs w:val="24"/>
+          <w:lang w:val="es-AR"/>
+        </w:rPr>
+        <w:t>.</w:t>
       </w:r>
     </w:p>
     <w:p>
@@ -1664,7 +3276,27 @@
           <w:szCs w:val="24"/>
           <w:lang w:val="es-AR"/>
         </w:rPr>
-        <w:t>Utilice la colección para debugging para calibrar su script.</w:t>
+        <w:t xml:space="preserve">Utilice la colección para </w:t>
+      </w:r>
+      <w:proofErr w:type="spellStart"/>
+      <w:r>
+        <w:rPr>
+          <w:color w:val="FABF8F" w:themeColor="accent6" w:themeTint="99"/>
+          <w:sz w:val="24"/>
+          <w:szCs w:val="24"/>
+          <w:lang w:val="es-AR"/>
+        </w:rPr>
+        <w:t>debugging</w:t>
+      </w:r>
+      <w:proofErr w:type="spellEnd"/>
+      <w:r>
+        <w:rPr>
+          <w:color w:val="FABF8F" w:themeColor="accent6" w:themeTint="99"/>
+          <w:sz w:val="24"/>
+          <w:szCs w:val="24"/>
+          <w:lang w:val="es-AR"/>
+        </w:rPr>
+        <w:t xml:space="preserve"> para calibrar su script.</w:t>
       </w:r>
     </w:p>
     <w:p>
@@ -1733,7 +3365,87 @@
           <w:szCs w:val="24"/>
           <w:lang w:val="es-AR"/>
         </w:rPr>
-        <w:t>Sobre la colección Dump10k  escriba un programa que realice una evaluación TAAT y otro usando DAAT. Compare los tiempos de ejecución para un conjunto de queries dados . Separe su análisis por longitud de queries y de posting lists.</w:t>
+        <w:t xml:space="preserve">Sobre la colección Dump10k  escriba un programa que realice una evaluación TAAT y otro usando DAAT. Compare los tiempos de ejecución para un conjunto de </w:t>
+      </w:r>
+      <w:proofErr w:type="spellStart"/>
+      <w:r>
+        <w:rPr>
+          <w:color w:val="FABF8F" w:themeColor="accent6" w:themeTint="99"/>
+          <w:sz w:val="24"/>
+          <w:szCs w:val="24"/>
+          <w:lang w:val="es-AR"/>
+        </w:rPr>
+        <w:t>queries</w:t>
+      </w:r>
+      <w:proofErr w:type="spellEnd"/>
+      <w:r>
+        <w:rPr>
+          <w:color w:val="FABF8F" w:themeColor="accent6" w:themeTint="99"/>
+          <w:sz w:val="24"/>
+          <w:szCs w:val="24"/>
+          <w:lang w:val="es-AR"/>
+        </w:rPr>
+        <w:t xml:space="preserve"> dados . Separe su análisis por longitud de </w:t>
+      </w:r>
+      <w:proofErr w:type="spellStart"/>
+      <w:r>
+        <w:rPr>
+          <w:color w:val="FABF8F" w:themeColor="accent6" w:themeTint="99"/>
+          <w:sz w:val="24"/>
+          <w:szCs w:val="24"/>
+          <w:lang w:val="es-AR"/>
+        </w:rPr>
+        <w:t>queries</w:t>
+      </w:r>
+      <w:proofErr w:type="spellEnd"/>
+      <w:r>
+        <w:rPr>
+          <w:color w:val="FABF8F" w:themeColor="accent6" w:themeTint="99"/>
+          <w:sz w:val="24"/>
+          <w:szCs w:val="24"/>
+          <w:lang w:val="es-AR"/>
+        </w:rPr>
+        <w:t xml:space="preserve"> y de </w:t>
+      </w:r>
+      <w:proofErr w:type="spellStart"/>
+      <w:r>
+        <w:rPr>
+          <w:color w:val="FABF8F" w:themeColor="accent6" w:themeTint="99"/>
+          <w:sz w:val="24"/>
+          <w:szCs w:val="24"/>
+          <w:lang w:val="es-AR"/>
+        </w:rPr>
+        <w:t>posting</w:t>
+      </w:r>
+      <w:proofErr w:type="spellEnd"/>
+      <w:r>
+        <w:rPr>
+          <w:color w:val="FABF8F" w:themeColor="accent6" w:themeTint="99"/>
+          <w:sz w:val="24"/>
+          <w:szCs w:val="24"/>
+          <w:lang w:val="es-AR"/>
+        </w:rPr>
+        <w:t xml:space="preserve"> </w:t>
+      </w:r>
+      <w:proofErr w:type="spellStart"/>
+      <w:r>
+        <w:rPr>
+          <w:color w:val="FABF8F" w:themeColor="accent6" w:themeTint="99"/>
+          <w:sz w:val="24"/>
+          <w:szCs w:val="24"/>
+          <w:lang w:val="es-AR"/>
+        </w:rPr>
+        <w:t>lists</w:t>
+      </w:r>
+      <w:proofErr w:type="spellEnd"/>
+      <w:r>
+        <w:rPr>
+          <w:color w:val="FABF8F" w:themeColor="accent6" w:themeTint="99"/>
+          <w:sz w:val="24"/>
+          <w:szCs w:val="24"/>
+          <w:lang w:val="es-AR"/>
+        </w:rPr>
+        <w:t>.</w:t>
       </w:r>
     </w:p>
     <w:p>
@@ -1802,7 +3514,127 @@
           <w:szCs w:val="24"/>
           <w:lang w:val="es-AR"/>
         </w:rPr>
-        <w:t>Comprima el índice del ejercicio 1 utilizando Variable-Length Codes (VByte) para los docIDs y Elias-gamma para las frecuencias (almacene docIDs y frecuencias en archivos separados). Calcule tiempos de compresión/descompresión del índice completo y tamaño resultante en cada caso. Realice dos experimentos, con y sin DGaps. Compare los tamaños de los índices resultantes.</w:t>
+        <w:t>Comprima el índice del ejercicio 1 utilizando Variable-</w:t>
+      </w:r>
+      <w:proofErr w:type="spellStart"/>
+      <w:r>
+        <w:rPr>
+          <w:color w:val="FABF8F" w:themeColor="accent6" w:themeTint="99"/>
+          <w:sz w:val="24"/>
+          <w:szCs w:val="24"/>
+          <w:lang w:val="es-AR"/>
+        </w:rPr>
+        <w:t>Length</w:t>
+      </w:r>
+      <w:proofErr w:type="spellEnd"/>
+      <w:r>
+        <w:rPr>
+          <w:color w:val="FABF8F" w:themeColor="accent6" w:themeTint="99"/>
+          <w:sz w:val="24"/>
+          <w:szCs w:val="24"/>
+          <w:lang w:val="es-AR"/>
+        </w:rPr>
+        <w:t xml:space="preserve"> Codes (</w:t>
+      </w:r>
+      <w:proofErr w:type="spellStart"/>
+      <w:r>
+        <w:rPr>
+          <w:color w:val="FABF8F" w:themeColor="accent6" w:themeTint="99"/>
+          <w:sz w:val="24"/>
+          <w:szCs w:val="24"/>
+          <w:lang w:val="es-AR"/>
+        </w:rPr>
+        <w:t>VByte</w:t>
+      </w:r>
+      <w:proofErr w:type="spellEnd"/>
+      <w:r>
+        <w:rPr>
+          <w:color w:val="FABF8F" w:themeColor="accent6" w:themeTint="99"/>
+          <w:sz w:val="24"/>
+          <w:szCs w:val="24"/>
+          <w:lang w:val="es-AR"/>
+        </w:rPr>
+        <w:t xml:space="preserve">) para los </w:t>
+      </w:r>
+      <w:proofErr w:type="spellStart"/>
+      <w:r>
+        <w:rPr>
+          <w:color w:val="FABF8F" w:themeColor="accent6" w:themeTint="99"/>
+          <w:sz w:val="24"/>
+          <w:szCs w:val="24"/>
+          <w:lang w:val="es-AR"/>
+        </w:rPr>
+        <w:t>docIDs</w:t>
+      </w:r>
+      <w:proofErr w:type="spellEnd"/>
+      <w:r>
+        <w:rPr>
+          <w:color w:val="FABF8F" w:themeColor="accent6" w:themeTint="99"/>
+          <w:sz w:val="24"/>
+          <w:szCs w:val="24"/>
+          <w:lang w:val="es-AR"/>
+        </w:rPr>
+        <w:t xml:space="preserve"> y </w:t>
+      </w:r>
+      <w:proofErr w:type="spellStart"/>
+      <w:r>
+        <w:rPr>
+          <w:color w:val="FABF8F" w:themeColor="accent6" w:themeTint="99"/>
+          <w:sz w:val="24"/>
+          <w:szCs w:val="24"/>
+          <w:lang w:val="es-AR"/>
+        </w:rPr>
+        <w:t>Elias</w:t>
+      </w:r>
+      <w:proofErr w:type="spellEnd"/>
+      <w:r>
+        <w:rPr>
+          <w:color w:val="FABF8F" w:themeColor="accent6" w:themeTint="99"/>
+          <w:sz w:val="24"/>
+          <w:szCs w:val="24"/>
+          <w:lang w:val="es-AR"/>
+        </w:rPr>
+        <w:t xml:space="preserve">-gamma para las frecuencias (almacene </w:t>
+      </w:r>
+      <w:proofErr w:type="spellStart"/>
+      <w:r>
+        <w:rPr>
+          <w:color w:val="FABF8F" w:themeColor="accent6" w:themeTint="99"/>
+          <w:sz w:val="24"/>
+          <w:szCs w:val="24"/>
+          <w:lang w:val="es-AR"/>
+        </w:rPr>
+        <w:t>docIDs</w:t>
+      </w:r>
+      <w:proofErr w:type="spellEnd"/>
+      <w:r>
+        <w:rPr>
+          <w:color w:val="FABF8F" w:themeColor="accent6" w:themeTint="99"/>
+          <w:sz w:val="24"/>
+          <w:szCs w:val="24"/>
+          <w:lang w:val="es-AR"/>
+        </w:rPr>
+        <w:t xml:space="preserve"> y frecuencias en archivos separados). Calcule tiempos de compresión/descompresión del índice completo y tamaño resultante en cada caso. Realice dos experimentos, con y sin </w:t>
+      </w:r>
+      <w:proofErr w:type="spellStart"/>
+      <w:r>
+        <w:rPr>
+          <w:color w:val="FABF8F" w:themeColor="accent6" w:themeTint="99"/>
+          <w:sz w:val="24"/>
+          <w:szCs w:val="24"/>
+          <w:lang w:val="es-AR"/>
+        </w:rPr>
+        <w:t>DGaps</w:t>
+      </w:r>
+      <w:proofErr w:type="spellEnd"/>
+      <w:r>
+        <w:rPr>
+          <w:color w:val="FABF8F" w:themeColor="accent6" w:themeTint="99"/>
+          <w:sz w:val="24"/>
+          <w:szCs w:val="24"/>
+          <w:lang w:val="es-AR"/>
+        </w:rPr>
+        <w:t>. Compare los tamaños de los índices resultantes.</w:t>
       </w:r>
     </w:p>
     <w:p>
@@ -1833,7 +3665,47 @@
           <w:szCs w:val="24"/>
           <w:lang w:val="es-AR"/>
         </w:rPr>
-        <w:t>7.1) Agregue un script que permita recuperar de disco la posting list de un término  dado y la versión comprimida de dicha lista.</w:t>
+        <w:t xml:space="preserve">7.1) Agregue un script que permita recuperar de disco la </w:t>
+      </w:r>
+      <w:proofErr w:type="spellStart"/>
+      <w:r>
+        <w:rPr>
+          <w:color w:val="FABF8F" w:themeColor="accent6" w:themeTint="99"/>
+          <w:sz w:val="24"/>
+          <w:szCs w:val="24"/>
+          <w:lang w:val="es-AR"/>
+        </w:rPr>
+        <w:t>posting</w:t>
+      </w:r>
+      <w:proofErr w:type="spellEnd"/>
+      <w:r>
+        <w:rPr>
+          <w:color w:val="FABF8F" w:themeColor="accent6" w:themeTint="99"/>
+          <w:sz w:val="24"/>
+          <w:szCs w:val="24"/>
+          <w:lang w:val="es-AR"/>
+        </w:rPr>
+        <w:t xml:space="preserve"> </w:t>
+      </w:r>
+      <w:proofErr w:type="spellStart"/>
+      <w:r>
+        <w:rPr>
+          <w:color w:val="FABF8F" w:themeColor="accent6" w:themeTint="99"/>
+          <w:sz w:val="24"/>
+          <w:szCs w:val="24"/>
+          <w:lang w:val="es-AR"/>
+        </w:rPr>
+        <w:t>list</w:t>
+      </w:r>
+      <w:proofErr w:type="spellEnd"/>
+      <w:r>
+        <w:rPr>
+          <w:color w:val="FABF8F" w:themeColor="accent6" w:themeTint="99"/>
+          <w:sz w:val="24"/>
+          <w:szCs w:val="24"/>
+          <w:lang w:val="es-AR"/>
+        </w:rPr>
+        <w:t xml:space="preserve"> de un término  dado y la versión comprimida de dicha lista.</w:t>
       </w:r>
     </w:p>
     <w:p>
@@ -1891,7 +3763,21 @@
         <w:rPr>
           <w:lang w:val="es-AR"/>
         </w:rPr>
-        <w:t xml:space="preserve">[1] Ricardo Baeza-Yates and Berthier Ribeiro-Neto. </w:t>
+        <w:t xml:space="preserve">[1] Ricardo Baeza-Yates and </w:t>
+      </w:r>
+      <w:proofErr w:type="spellStart"/>
+      <w:r>
+        <w:rPr>
+          <w:lang w:val="es-AR"/>
+        </w:rPr>
+        <w:t>Berthier</w:t>
+      </w:r>
+      <w:proofErr w:type="spellEnd"/>
+      <w:r>
+        <w:rPr>
+          <w:lang w:val="es-AR"/>
+        </w:rPr>
+        <w:t xml:space="preserve"> Ribeiro-Neto. </w:t>
       </w:r>
       <w:r>
         <w:rPr>
@@ -1919,7 +3805,21 @@
         <w:rPr>
           <w:lang w:val="en-US"/>
         </w:rPr>
-        <w:t>[2] Bruce Croft, Donald Metzler, and Trevor Strohman. Search Engines: Information Retrieval in Practice. Addison-Wesley Publishing Company, USA, 1st edition, 2009.</w:t>
+        <w:t xml:space="preserve">[2] Bruce Croft, Donald Metzler, and Trevor </w:t>
+      </w:r>
+      <w:proofErr w:type="spellStart"/>
+      <w:r>
+        <w:rPr>
+          <w:lang w:val="en-US"/>
+        </w:rPr>
+        <w:t>Strohman</w:t>
+      </w:r>
+      <w:proofErr w:type="spellEnd"/>
+      <w:r>
+        <w:rPr>
+          <w:lang w:val="en-US"/>
+        </w:rPr>
+        <w:t>. Search Engines: Information Retrieval in Practice. Addison-Wesley Publishing Company, USA, 1st edition, 2009.</w:t>
       </w:r>
     </w:p>
     <w:p>
@@ -1941,7 +3841,21 @@
         <w:rPr>
           <w:lang w:val="en-US"/>
         </w:rPr>
-        <w:t>[3] Christopher D. Manning, Prabhakar Raghavan, and Hinrich Sch ̈utze. Introduction to Information Retrieval. Cambridge University Press, New York, NY, USA, 2008.</w:t>
+        <w:t>[3] Christopher D. Manning, Prabhakar Raghavan, and Hinrich Sch ̈</w:t>
+      </w:r>
+      <w:proofErr w:type="spellStart"/>
+      <w:r>
+        <w:rPr>
+          <w:lang w:val="en-US"/>
+        </w:rPr>
+        <w:t>utze</w:t>
+      </w:r>
+      <w:proofErr w:type="spellEnd"/>
+      <w:r>
+        <w:rPr>
+          <w:lang w:val="en-US"/>
+        </w:rPr>
+        <w:t>. Introduction to Information Retrieval. Cambridge University Press, New York, NY, USA, 2008.</w:t>
       </w:r>
     </w:p>
     <w:p>
@@ -1963,11 +3877,25 @@
         <w:rPr>
           <w:lang w:val="en-US"/>
         </w:rPr>
-        <w:t>[4] Stefan Buttcher. and Charles L. A. Clarke and Gordon V. Cormack. Information Retrieval: Implementing and Evaluating Search Engines. MIT Press,  2010.</w:t>
+        <w:t xml:space="preserve">[4] Stefan </w:t>
+      </w:r>
+      <w:proofErr w:type="spellStart"/>
+      <w:r>
+        <w:rPr>
+          <w:lang w:val="en-US"/>
+        </w:rPr>
+        <w:t>Buttcher</w:t>
+      </w:r>
+      <w:proofErr w:type="spellEnd"/>
+      <w:r>
+        <w:rPr>
+          <w:lang w:val="en-US"/>
+        </w:rPr>
+        <w:t>. and Charles L. A. Clarke and Gordon V. Cormack. Information Retrieval: Implementing and Evaluating Search Engines. MIT Press,  2010.</w:t>
       </w:r>
     </w:p>
     <w:sectPr>
-      <w:headerReference w:type="default" r:id="rId11"/>
+      <w:headerReference w:type="default" r:id="rId16"/>
       <w:pgSz w:w="11906" w:h="16838"/>
       <w:pgMar w:top="1133" w:right="1133" w:bottom="1133" w:left="1133" w:header="850" w:footer="850" w:gutter="0"/>
       <w:pgNumType w:start="1"/>
@@ -5264,7 +7192,7 @@
   <w:style w:type="paragraph" w:default="1" w:styleId="Normal">
     <w:name w:val="Normal"/>
     <w:qFormat/>
-    <w:rsid w:val="002D5B6C"/>
+    <w:rsid w:val="00DB721C"/>
   </w:style>
   <w:style w:type="paragraph" w:styleId="Ttulo1">
     <w:name w:val="heading 1"/>
@@ -5487,6 +7415,430 @@
       <w:ind w:left="720"/>
       <w:contextualSpacing/>
     </w:pPr>
+  </w:style>
+  <w:style w:type="table" w:styleId="Tablaconcuadrculaclara">
+    <w:name w:val="Grid Table Light"/>
+    <w:basedOn w:val="Tablanormal"/>
+    <w:uiPriority w:val="40"/>
+    <w:rsid w:val="00F42598"/>
+    <w:pPr>
+      <w:spacing w:line="240" w:lineRule="auto"/>
+    </w:pPr>
+    <w:tblPr>
+      <w:tblBorders>
+        <w:top w:val="single" w:sz="4" w:space="0" w:color="BFBFBF" w:themeColor="background1" w:themeShade="BF"/>
+        <w:left w:val="single" w:sz="4" w:space="0" w:color="BFBFBF" w:themeColor="background1" w:themeShade="BF"/>
+        <w:bottom w:val="single" w:sz="4" w:space="0" w:color="BFBFBF" w:themeColor="background1" w:themeShade="BF"/>
+        <w:right w:val="single" w:sz="4" w:space="0" w:color="BFBFBF" w:themeColor="background1" w:themeShade="BF"/>
+        <w:insideH w:val="single" w:sz="4" w:space="0" w:color="BFBFBF" w:themeColor="background1" w:themeShade="BF"/>
+        <w:insideV w:val="single" w:sz="4" w:space="0" w:color="BFBFBF" w:themeColor="background1" w:themeShade="BF"/>
+      </w:tblBorders>
+    </w:tblPr>
+  </w:style>
+  <w:style w:type="table" w:styleId="Tablanormal2">
+    <w:name w:val="Plain Table 2"/>
+    <w:basedOn w:val="Tablanormal"/>
+    <w:uiPriority w:val="42"/>
+    <w:rsid w:val="00F42598"/>
+    <w:pPr>
+      <w:spacing w:line="240" w:lineRule="auto"/>
+    </w:pPr>
+    <w:tblPr>
+      <w:tblStyleRowBandSize w:val="1"/>
+      <w:tblStyleColBandSize w:val="1"/>
+      <w:tblBorders>
+        <w:top w:val="single" w:sz="4" w:space="0" w:color="7F7F7F" w:themeColor="text1" w:themeTint="80"/>
+        <w:bottom w:val="single" w:sz="4" w:space="0" w:color="7F7F7F" w:themeColor="text1" w:themeTint="80"/>
+      </w:tblBorders>
+    </w:tblPr>
+    <w:tblStylePr w:type="firstRow">
+      <w:rPr>
+        <w:b/>
+        <w:bCs/>
+      </w:rPr>
+      <w:tblPr/>
+      <w:tcPr>
+        <w:tcBorders>
+          <w:bottom w:val="single" w:sz="4" w:space="0" w:color="7F7F7F" w:themeColor="text1" w:themeTint="80"/>
+        </w:tcBorders>
+      </w:tcPr>
+    </w:tblStylePr>
+    <w:tblStylePr w:type="lastRow">
+      <w:rPr>
+        <w:b/>
+        <w:bCs/>
+      </w:rPr>
+      <w:tblPr/>
+      <w:tcPr>
+        <w:tcBorders>
+          <w:top w:val="single" w:sz="4" w:space="0" w:color="7F7F7F" w:themeColor="text1" w:themeTint="80"/>
+        </w:tcBorders>
+      </w:tcPr>
+    </w:tblStylePr>
+    <w:tblStylePr w:type="firstCol">
+      <w:rPr>
+        <w:b/>
+        <w:bCs/>
+      </w:rPr>
+    </w:tblStylePr>
+    <w:tblStylePr w:type="lastCol">
+      <w:rPr>
+        <w:b/>
+        <w:bCs/>
+      </w:rPr>
+    </w:tblStylePr>
+    <w:tblStylePr w:type="band1Vert">
+      <w:tblPr/>
+      <w:tcPr>
+        <w:tcBorders>
+          <w:left w:val="single" w:sz="4" w:space="0" w:color="7F7F7F" w:themeColor="text1" w:themeTint="80"/>
+          <w:right w:val="single" w:sz="4" w:space="0" w:color="7F7F7F" w:themeColor="text1" w:themeTint="80"/>
+        </w:tcBorders>
+      </w:tcPr>
+    </w:tblStylePr>
+    <w:tblStylePr w:type="band2Vert">
+      <w:tblPr/>
+      <w:tcPr>
+        <w:tcBorders>
+          <w:left w:val="single" w:sz="4" w:space="0" w:color="7F7F7F" w:themeColor="text1" w:themeTint="80"/>
+          <w:right w:val="single" w:sz="4" w:space="0" w:color="7F7F7F" w:themeColor="text1" w:themeTint="80"/>
+        </w:tcBorders>
+      </w:tcPr>
+    </w:tblStylePr>
+    <w:tblStylePr w:type="band1Horz">
+      <w:tblPr/>
+      <w:tcPr>
+        <w:tcBorders>
+          <w:top w:val="single" w:sz="4" w:space="0" w:color="7F7F7F" w:themeColor="text1" w:themeTint="80"/>
+          <w:bottom w:val="single" w:sz="4" w:space="0" w:color="7F7F7F" w:themeColor="text1" w:themeTint="80"/>
+        </w:tcBorders>
+      </w:tcPr>
+    </w:tblStylePr>
+  </w:style>
+  <w:style w:type="table" w:styleId="Tablanormal3">
+    <w:name w:val="Plain Table 3"/>
+    <w:basedOn w:val="Tablanormal"/>
+    <w:uiPriority w:val="43"/>
+    <w:rsid w:val="00F42598"/>
+    <w:pPr>
+      <w:spacing w:line="240" w:lineRule="auto"/>
+    </w:pPr>
+    <w:tblPr>
+      <w:tblStyleRowBandSize w:val="1"/>
+      <w:tblStyleColBandSize w:val="1"/>
+    </w:tblPr>
+    <w:tblStylePr w:type="firstRow">
+      <w:rPr>
+        <w:b/>
+        <w:bCs/>
+        <w:caps/>
+      </w:rPr>
+      <w:tblPr/>
+      <w:tcPr>
+        <w:tcBorders>
+          <w:bottom w:val="single" w:sz="4" w:space="0" w:color="7F7F7F" w:themeColor="text1" w:themeTint="80"/>
+        </w:tcBorders>
+      </w:tcPr>
+    </w:tblStylePr>
+    <w:tblStylePr w:type="lastRow">
+      <w:rPr>
+        <w:b/>
+        <w:bCs/>
+        <w:caps/>
+      </w:rPr>
+      <w:tblPr/>
+      <w:tcPr>
+        <w:tcBorders>
+          <w:top w:val="nil"/>
+        </w:tcBorders>
+      </w:tcPr>
+    </w:tblStylePr>
+    <w:tblStylePr w:type="firstCol">
+      <w:rPr>
+        <w:b/>
+        <w:bCs/>
+        <w:caps/>
+      </w:rPr>
+      <w:tblPr/>
+      <w:tcPr>
+        <w:tcBorders>
+          <w:right w:val="single" w:sz="4" w:space="0" w:color="7F7F7F" w:themeColor="text1" w:themeTint="80"/>
+        </w:tcBorders>
+      </w:tcPr>
+    </w:tblStylePr>
+    <w:tblStylePr w:type="lastCol">
+      <w:rPr>
+        <w:b/>
+        <w:bCs/>
+        <w:caps/>
+      </w:rPr>
+      <w:tblPr/>
+      <w:tcPr>
+        <w:tcBorders>
+          <w:left w:val="nil"/>
+        </w:tcBorders>
+      </w:tcPr>
+    </w:tblStylePr>
+    <w:tblStylePr w:type="band1Vert">
+      <w:tblPr/>
+      <w:tcPr>
+        <w:shd w:val="clear" w:color="auto" w:fill="F2F2F2" w:themeFill="background1" w:themeFillShade="F2"/>
+      </w:tcPr>
+    </w:tblStylePr>
+    <w:tblStylePr w:type="band1Horz">
+      <w:tblPr/>
+      <w:tcPr>
+        <w:shd w:val="clear" w:color="auto" w:fill="F2F2F2" w:themeFill="background1" w:themeFillShade="F2"/>
+      </w:tcPr>
+    </w:tblStylePr>
+    <w:tblStylePr w:type="neCell">
+      <w:tblPr/>
+      <w:tcPr>
+        <w:tcBorders>
+          <w:left w:val="nil"/>
+        </w:tcBorders>
+      </w:tcPr>
+    </w:tblStylePr>
+    <w:tblStylePr w:type="nwCell">
+      <w:tblPr/>
+      <w:tcPr>
+        <w:tcBorders>
+          <w:right w:val="nil"/>
+        </w:tcBorders>
+      </w:tcPr>
+    </w:tblStylePr>
+  </w:style>
+  <w:style w:type="table" w:styleId="Tablanormal4">
+    <w:name w:val="Plain Table 4"/>
+    <w:basedOn w:val="Tablanormal"/>
+    <w:uiPriority w:val="44"/>
+    <w:rsid w:val="00F42598"/>
+    <w:pPr>
+      <w:spacing w:line="240" w:lineRule="auto"/>
+    </w:pPr>
+    <w:tblPr>
+      <w:tblStyleRowBandSize w:val="1"/>
+      <w:tblStyleColBandSize w:val="1"/>
+    </w:tblPr>
+    <w:tblStylePr w:type="firstRow">
+      <w:rPr>
+        <w:b/>
+        <w:bCs/>
+      </w:rPr>
+    </w:tblStylePr>
+    <w:tblStylePr w:type="lastRow">
+      <w:rPr>
+        <w:b/>
+        <w:bCs/>
+      </w:rPr>
+    </w:tblStylePr>
+    <w:tblStylePr w:type="firstCol">
+      <w:rPr>
+        <w:b/>
+        <w:bCs/>
+      </w:rPr>
+    </w:tblStylePr>
+    <w:tblStylePr w:type="lastCol">
+      <w:rPr>
+        <w:b/>
+        <w:bCs/>
+      </w:rPr>
+    </w:tblStylePr>
+    <w:tblStylePr w:type="band1Vert">
+      <w:tblPr/>
+      <w:tcPr>
+        <w:shd w:val="clear" w:color="auto" w:fill="F2F2F2" w:themeFill="background1" w:themeFillShade="F2"/>
+      </w:tcPr>
+    </w:tblStylePr>
+    <w:tblStylePr w:type="band1Horz">
+      <w:tblPr/>
+      <w:tcPr>
+        <w:shd w:val="clear" w:color="auto" w:fill="F2F2F2" w:themeFill="background1" w:themeFillShade="F2"/>
+      </w:tcPr>
+    </w:tblStylePr>
+  </w:style>
+  <w:style w:type="table" w:styleId="Tablanormal5">
+    <w:name w:val="Plain Table 5"/>
+    <w:basedOn w:val="Tablanormal"/>
+    <w:uiPriority w:val="45"/>
+    <w:rsid w:val="00F42598"/>
+    <w:pPr>
+      <w:spacing w:line="240" w:lineRule="auto"/>
+    </w:pPr>
+    <w:tblPr>
+      <w:tblStyleRowBandSize w:val="1"/>
+      <w:tblStyleColBandSize w:val="1"/>
+    </w:tblPr>
+    <w:tblStylePr w:type="firstRow">
+      <w:rPr>
+        <w:rFonts w:asciiTheme="majorHAnsi" w:eastAsiaTheme="majorEastAsia" w:hAnsiTheme="majorHAnsi" w:cstheme="majorBidi"/>
+        <w:i/>
+        <w:iCs/>
+        <w:sz w:val="26"/>
+      </w:rPr>
+      <w:tblPr/>
+      <w:tcPr>
+        <w:tcBorders>
+          <w:bottom w:val="single" w:sz="4" w:space="0" w:color="7F7F7F" w:themeColor="text1" w:themeTint="80"/>
+        </w:tcBorders>
+        <w:shd w:val="clear" w:color="auto" w:fill="FFFFFF" w:themeFill="background1"/>
+      </w:tcPr>
+    </w:tblStylePr>
+    <w:tblStylePr w:type="lastRow">
+      <w:rPr>
+        <w:rFonts w:asciiTheme="majorHAnsi" w:eastAsiaTheme="majorEastAsia" w:hAnsiTheme="majorHAnsi" w:cstheme="majorBidi"/>
+        <w:i/>
+        <w:iCs/>
+        <w:sz w:val="26"/>
+      </w:rPr>
+      <w:tblPr/>
+      <w:tcPr>
+        <w:tcBorders>
+          <w:top w:val="single" w:sz="4" w:space="0" w:color="7F7F7F" w:themeColor="text1" w:themeTint="80"/>
+        </w:tcBorders>
+        <w:shd w:val="clear" w:color="auto" w:fill="FFFFFF" w:themeFill="background1"/>
+      </w:tcPr>
+    </w:tblStylePr>
+    <w:tblStylePr w:type="firstCol">
+      <w:pPr>
+        <w:jc w:val="right"/>
+      </w:pPr>
+      <w:rPr>
+        <w:rFonts w:asciiTheme="majorHAnsi" w:eastAsiaTheme="majorEastAsia" w:hAnsiTheme="majorHAnsi" w:cstheme="majorBidi"/>
+        <w:i/>
+        <w:iCs/>
+        <w:sz w:val="26"/>
+      </w:rPr>
+      <w:tblPr/>
+      <w:tcPr>
+        <w:tcBorders>
+          <w:right w:val="single" w:sz="4" w:space="0" w:color="7F7F7F" w:themeColor="text1" w:themeTint="80"/>
+        </w:tcBorders>
+        <w:shd w:val="clear" w:color="auto" w:fill="FFFFFF" w:themeFill="background1"/>
+      </w:tcPr>
+    </w:tblStylePr>
+    <w:tblStylePr w:type="lastCol">
+      <w:rPr>
+        <w:rFonts w:asciiTheme="majorHAnsi" w:eastAsiaTheme="majorEastAsia" w:hAnsiTheme="majorHAnsi" w:cstheme="majorBidi"/>
+        <w:i/>
+        <w:iCs/>
+        <w:sz w:val="26"/>
+      </w:rPr>
+      <w:tblPr/>
+      <w:tcPr>
+        <w:tcBorders>
+          <w:left w:val="single" w:sz="4" w:space="0" w:color="7F7F7F" w:themeColor="text1" w:themeTint="80"/>
+        </w:tcBorders>
+        <w:shd w:val="clear" w:color="auto" w:fill="FFFFFF" w:themeFill="background1"/>
+      </w:tcPr>
+    </w:tblStylePr>
+    <w:tblStylePr w:type="band1Vert">
+      <w:tblPr/>
+      <w:tcPr>
+        <w:shd w:val="clear" w:color="auto" w:fill="F2F2F2" w:themeFill="background1" w:themeFillShade="F2"/>
+      </w:tcPr>
+    </w:tblStylePr>
+    <w:tblStylePr w:type="band1Horz">
+      <w:tblPr/>
+      <w:tcPr>
+        <w:shd w:val="clear" w:color="auto" w:fill="F2F2F2" w:themeFill="background1" w:themeFillShade="F2"/>
+      </w:tcPr>
+    </w:tblStylePr>
+    <w:tblStylePr w:type="neCell">
+      <w:tblPr/>
+      <w:tcPr>
+        <w:tcBorders>
+          <w:left w:val="nil"/>
+        </w:tcBorders>
+      </w:tcPr>
+    </w:tblStylePr>
+    <w:tblStylePr w:type="nwCell">
+      <w:tblPr/>
+      <w:tcPr>
+        <w:tcBorders>
+          <w:right w:val="nil"/>
+        </w:tcBorders>
+      </w:tcPr>
+    </w:tblStylePr>
+    <w:tblStylePr w:type="seCell">
+      <w:tblPr/>
+      <w:tcPr>
+        <w:tcBorders>
+          <w:left w:val="nil"/>
+        </w:tcBorders>
+      </w:tcPr>
+    </w:tblStylePr>
+    <w:tblStylePr w:type="swCell">
+      <w:tblPr/>
+      <w:tcPr>
+        <w:tcBorders>
+          <w:right w:val="nil"/>
+        </w:tcBorders>
+      </w:tcPr>
+    </w:tblStylePr>
+  </w:style>
+  <w:style w:type="table" w:styleId="Tablanormal1">
+    <w:name w:val="Plain Table 1"/>
+    <w:basedOn w:val="Tablanormal"/>
+    <w:uiPriority w:val="41"/>
+    <w:rsid w:val="00F42598"/>
+    <w:pPr>
+      <w:spacing w:line="240" w:lineRule="auto"/>
+    </w:pPr>
+    <w:tblPr>
+      <w:tblStyleRowBandSize w:val="1"/>
+      <w:tblStyleColBandSize w:val="1"/>
+      <w:tblBorders>
+        <w:top w:val="single" w:sz="4" w:space="0" w:color="BFBFBF" w:themeColor="background1" w:themeShade="BF"/>
+        <w:left w:val="single" w:sz="4" w:space="0" w:color="BFBFBF" w:themeColor="background1" w:themeShade="BF"/>
+        <w:bottom w:val="single" w:sz="4" w:space="0" w:color="BFBFBF" w:themeColor="background1" w:themeShade="BF"/>
+        <w:right w:val="single" w:sz="4" w:space="0" w:color="BFBFBF" w:themeColor="background1" w:themeShade="BF"/>
+        <w:insideH w:val="single" w:sz="4" w:space="0" w:color="BFBFBF" w:themeColor="background1" w:themeShade="BF"/>
+        <w:insideV w:val="single" w:sz="4" w:space="0" w:color="BFBFBF" w:themeColor="background1" w:themeShade="BF"/>
+      </w:tblBorders>
+    </w:tblPr>
+    <w:tblStylePr w:type="firstRow">
+      <w:rPr>
+        <w:b/>
+        <w:bCs/>
+      </w:rPr>
+    </w:tblStylePr>
+    <w:tblStylePr w:type="lastRow">
+      <w:rPr>
+        <w:b/>
+        <w:bCs/>
+      </w:rPr>
+      <w:tblPr/>
+      <w:tcPr>
+        <w:tcBorders>
+          <w:top w:val="double" w:sz="4" w:space="0" w:color="BFBFBF" w:themeColor="background1" w:themeShade="BF"/>
+        </w:tcBorders>
+      </w:tcPr>
+    </w:tblStylePr>
+    <w:tblStylePr w:type="firstCol">
+      <w:rPr>
+        <w:b/>
+        <w:bCs/>
+      </w:rPr>
+    </w:tblStylePr>
+    <w:tblStylePr w:type="lastCol">
+      <w:rPr>
+        <w:b/>
+        <w:bCs/>
+      </w:rPr>
+    </w:tblStylePr>
+    <w:tblStylePr w:type="band1Vert">
+      <w:tblPr/>
+      <w:tcPr>
+        <w:shd w:val="clear" w:color="auto" w:fill="F2F2F2" w:themeFill="background1" w:themeFillShade="F2"/>
+      </w:tcPr>
+    </w:tblStylePr>
+    <w:tblStylePr w:type="band1Horz">
+      <w:tblPr/>
+      <w:tcPr>
+        <w:shd w:val="clear" w:color="auto" w:fill="F2F2F2" w:themeFill="background1" w:themeFillShade="F2"/>
+      </w:tcPr>
+    </w:tblStylePr>
   </w:style>
 </w:styles>
 </file>

--- a/TP4/2026_RI_TP4_TP_Estructuras.docx
+++ b/TP4/2026_RI_TP4_TP_Estructuras.docx
@@ -1016,7 +1016,6 @@
                 <w:szCs w:val="24"/>
               </w:rPr>
             </w:pPr>
-            <w:proofErr w:type="spellStart"/>
             <w:r>
               <w:rPr>
                 <w:b w:val="0"/>
@@ -1024,9 +1023,8 @@
                 <w:sz w:val="24"/>
                 <w:szCs w:val="24"/>
               </w:rPr>
-              <w:t>Indice</w:t>
+              <w:t>Índice</w:t>
             </w:r>
-            <w:proofErr w:type="spellEnd"/>
             <w:r>
               <w:rPr>
                 <w:b w:val="0"/>
@@ -1244,7 +1242,6 @@
               </w:rPr>
               <w:t>(</w:t>
             </w:r>
-            <w:proofErr w:type="spellStart"/>
             <w:r>
               <w:rPr>
                 <w:b w:val="0"/>
@@ -1252,9 +1249,8 @@
                 <w:sz w:val="24"/>
                 <w:szCs w:val="24"/>
               </w:rPr>
-              <w:t>Indice</w:t>
+              <w:t>Índice</w:t>
             </w:r>
-            <w:proofErr w:type="spellEnd"/>
             <w:r>
               <w:rPr>
                 <w:b w:val="0"/>
@@ -2163,19 +2159,30 @@
     <w:p>
       <w:pPr>
         <w:rPr>
-          <w:sz w:val="24"/>
-          <w:szCs w:val="24"/>
-        </w:rPr>
-      </w:pPr>
-      <w:r>
-        <w:rPr>
+          <w:noProof/>
+          <w:sz w:val="24"/>
+          <w:szCs w:val="24"/>
+        </w:rPr>
+      </w:pPr>
+    </w:p>
+    <w:p>
+      <w:pPr>
+        <w:rPr>
+          <w:noProof/>
+          <w:sz w:val="24"/>
+          <w:szCs w:val="24"/>
+        </w:rPr>
+      </w:pPr>
+      <w:r>
+        <w:rPr>
+          <w:noProof/>
           <w:sz w:val="24"/>
           <w:szCs w:val="24"/>
         </w:rPr>
         <w:drawing>
-          <wp:inline distT="0" distB="0" distL="0" distR="0" wp14:anchorId="7C4B26E0" wp14:editId="1F2AEADE">
-            <wp:extent cx="6120417" cy="747423"/>
-            <wp:effectExtent l="0" t="0" r="0" b="0"/>
+          <wp:inline distT="0" distB="0" distL="0" distR="0" wp14:anchorId="7C4B26E0" wp14:editId="4B06772B">
+            <wp:extent cx="6110062" cy="238539"/>
+            <wp:effectExtent l="0" t="0" r="0" b="9525"/>
             <wp:docPr id="6" name="Imagen 6"/>
             <wp:cNvGraphicFramePr>
               <a:graphicFrameLocks xmlns:a="http://schemas.openxmlformats.org/drawingml/2006/main" noChangeAspect="1"/>
@@ -2189,13 +2196,13 @@
                   </pic:nvPicPr>
                   <pic:blipFill rotWithShape="1">
                     <a:blip r:embed="rId14"/>
-                    <a:srcRect t="20828" b="21577"/>
+                    <a:srcRect l="521" t="52083" r="-521" b="29504"/>
                     <a:stretch/>
                   </pic:blipFill>
                   <pic:spPr bwMode="auto">
                     <a:xfrm>
                       <a:off x="0" y="0"/>
-                      <a:ext cx="6121400" cy="747543"/>
+                      <a:ext cx="6121400" cy="238982"/>
                     </a:xfrm>
                     <a:prstGeom prst="rect">
                       <a:avLst/>
@@ -2223,38 +2230,40 @@
           <w:szCs w:val="24"/>
         </w:rPr>
       </w:pPr>
-      <w:r>
-        <w:rPr>
-          <w:sz w:val="24"/>
-          <w:szCs w:val="24"/>
-        </w:rPr>
-        <w:t>Consultando por</w:t>
-      </w:r>
-      <w:r>
-        <w:rPr>
-          <w:sz w:val="24"/>
-          <w:szCs w:val="24"/>
-        </w:rPr>
-        <w:t xml:space="preserve"> el término “spirit”, se obtuvo la siguiente posting:</w:t>
-      </w:r>
-    </w:p>
-    <w:p>
-      <w:pPr>
-        <w:rPr>
-          <w:sz w:val="24"/>
-          <w:szCs w:val="24"/>
-        </w:rPr>
-      </w:pPr>
-    </w:p>
-    <w:p>
-      <w:pPr>
-        <w:rPr>
-          <w:sz w:val="24"/>
-          <w:szCs w:val="24"/>
-        </w:rPr>
-      </w:pPr>
-      <w:r>
-        <w:rPr>
+    </w:p>
+    <w:p>
+      <w:pPr>
+        <w:rPr>
+          <w:sz w:val="24"/>
+          <w:szCs w:val="24"/>
+        </w:rPr>
+      </w:pPr>
+      <w:r>
+        <w:rPr>
+          <w:sz w:val="24"/>
+          <w:szCs w:val="24"/>
+        </w:rPr>
+        <w:t>Consultando por el término “spirit”, se obtuvo la siguiente posting:</w:t>
+      </w:r>
+    </w:p>
+    <w:p>
+      <w:pPr>
+        <w:rPr>
+          <w:sz w:val="24"/>
+          <w:szCs w:val="24"/>
+        </w:rPr>
+      </w:pPr>
+    </w:p>
+    <w:p>
+      <w:pPr>
+        <w:rPr>
+          <w:sz w:val="24"/>
+          <w:szCs w:val="24"/>
+        </w:rPr>
+      </w:pPr>
+      <w:r>
+        <w:rPr>
+          <w:noProof/>
           <w:sz w:val="24"/>
           <w:szCs w:val="24"/>
         </w:rPr>
@@ -2508,12 +2517,356 @@
     <w:p>
       <w:pPr>
         <w:rPr>
-          <w:color w:val="FABF8F" w:themeColor="accent6" w:themeTint="99"/>
-          <w:sz w:val="24"/>
-          <w:szCs w:val="24"/>
-          <w:lang w:val="es-AR"/>
-        </w:rPr>
-      </w:pPr>
+          <w:sz w:val="24"/>
+          <w:szCs w:val="24"/>
+        </w:rPr>
+      </w:pPr>
+      <w:r>
+        <w:rPr>
+          <w:sz w:val="24"/>
+          <w:szCs w:val="24"/>
+        </w:rPr>
+        <w:t>Utilizando la estrategia TAAT y el modelo booleano, realizamos la siguientes consultas sobre el índice ejecutando el siguiente comando:</w:t>
+      </w:r>
+    </w:p>
+    <w:p>
+      <w:pPr>
+        <w:rPr>
+          <w:sz w:val="24"/>
+          <w:szCs w:val="24"/>
+        </w:rPr>
+      </w:pPr>
+    </w:p>
+    <w:p>
+      <w:pPr>
+        <w:rPr>
+          <w:sz w:val="24"/>
+          <w:szCs w:val="24"/>
+        </w:rPr>
+      </w:pPr>
+      <w:r>
+        <w:rPr>
+          <w:sz w:val="24"/>
+          <w:szCs w:val="24"/>
+        </w:rPr>
+        <w:drawing>
+          <wp:inline distT="0" distB="0" distL="0" distR="0" wp14:anchorId="6DBE9F42" wp14:editId="7F4365D1">
+            <wp:extent cx="6117845" cy="365760"/>
+            <wp:effectExtent l="0" t="0" r="0" b="0"/>
+            <wp:docPr id="10" name="Imagen 10"/>
+            <wp:cNvGraphicFramePr>
+              <a:graphicFrameLocks xmlns:a="http://schemas.openxmlformats.org/drawingml/2006/main" noChangeAspect="1"/>
+            </wp:cNvGraphicFramePr>
+            <a:graphic xmlns:a="http://schemas.openxmlformats.org/drawingml/2006/main">
+              <a:graphicData uri="http://schemas.openxmlformats.org/drawingml/2006/picture">
+                <pic:pic xmlns:pic="http://schemas.openxmlformats.org/drawingml/2006/picture">
+                  <pic:nvPicPr>
+                    <pic:cNvPr id="1" name=""/>
+                    <pic:cNvPicPr/>
+                  </pic:nvPicPr>
+                  <pic:blipFill rotWithShape="1">
+                    <a:blip r:embed="rId16"/>
+                    <a:srcRect t="46439" b="27809"/>
+                    <a:stretch/>
+                  </pic:blipFill>
+                  <pic:spPr bwMode="auto">
+                    <a:xfrm>
+                      <a:off x="0" y="0"/>
+                      <a:ext cx="6121400" cy="365973"/>
+                    </a:xfrm>
+                    <a:prstGeom prst="rect">
+                      <a:avLst/>
+                    </a:prstGeom>
+                    <a:ln>
+                      <a:noFill/>
+                    </a:ln>
+                    <a:extLst>
+                      <a:ext uri="{53640926-AAD7-44D8-BBD7-CCE9431645EC}">
+                        <a14:shadowObscured xmlns:a14="http://schemas.microsoft.com/office/drawing/2010/main"/>
+                      </a:ext>
+                    </a:extLst>
+                  </pic:spPr>
+                </pic:pic>
+              </a:graphicData>
+            </a:graphic>
+          </wp:inline>
+        </w:drawing>
+      </w:r>
+      <w:r>
+        <w:rPr>
+          <w:sz w:val="24"/>
+          <w:szCs w:val="24"/>
+        </w:rPr>
+        <w:t xml:space="preserve"> </w:t>
+      </w:r>
+    </w:p>
+    <w:p>
+      <w:pPr>
+        <w:jc w:val="center"/>
+        <w:rPr>
+          <w:sz w:val="24"/>
+          <w:szCs w:val="24"/>
+        </w:rPr>
+      </w:pPr>
+      <w:r>
+        <w:rPr>
+          <w:sz w:val="24"/>
+          <w:szCs w:val="24"/>
+        </w:rPr>
+        <w:t xml:space="preserve">En este caso se </w:t>
+      </w:r>
+      <w:r>
+        <w:rPr>
+          <w:sz w:val="24"/>
+          <w:szCs w:val="24"/>
+        </w:rPr>
+        <w:t>probó</w:t>
+      </w:r>
+      <w:r>
+        <w:rPr>
+          <w:sz w:val="24"/>
+          <w:szCs w:val="24"/>
+        </w:rPr>
+        <w:t xml:space="preserve"> sobre </w:t>
+      </w:r>
+      <w:r>
+        <w:rPr>
+          <w:sz w:val="24"/>
+          <w:szCs w:val="24"/>
+        </w:rPr>
+        <w:t xml:space="preserve">la colección de </w:t>
+      </w:r>
+      <w:proofErr w:type="spellStart"/>
+      <w:r>
+        <w:rPr>
+          <w:sz w:val="24"/>
+          <w:szCs w:val="24"/>
+        </w:rPr>
+        <w:t>debug</w:t>
+      </w:r>
+      <w:proofErr w:type="spellEnd"/>
+      <w:r>
+        <w:rPr>
+          <w:sz w:val="24"/>
+          <w:szCs w:val="24"/>
+        </w:rPr>
+        <w:t>. Si se quisiera probar sobre la principal, se debería indicar “index-large” en la dirección y nombre del índice.</w:t>
+      </w:r>
+    </w:p>
+    <w:p>
+      <w:pPr>
+        <w:jc w:val="center"/>
+        <w:rPr>
+          <w:sz w:val="24"/>
+          <w:szCs w:val="24"/>
+        </w:rPr>
+      </w:pPr>
+    </w:p>
+    <w:p>
+      <w:pPr>
+        <w:jc w:val="both"/>
+        <w:rPr>
+          <w:sz w:val="24"/>
+          <w:szCs w:val="24"/>
+        </w:rPr>
+      </w:pPr>
+      <w:r>
+        <w:rPr>
+          <w:sz w:val="24"/>
+          <w:szCs w:val="24"/>
+        </w:rPr>
+        <w:t>Ejecutando la consulta, se obtuvieron los siguientes documentos que satisfacen la consulta:</w:t>
+      </w:r>
+    </w:p>
+    <w:p>
+      <w:pPr>
+        <w:jc w:val="both"/>
+        <w:rPr>
+          <w:sz w:val="24"/>
+          <w:szCs w:val="24"/>
+        </w:rPr>
+      </w:pPr>
+    </w:p>
+    <w:p>
+      <w:pPr>
+        <w:jc w:val="both"/>
+        <w:rPr>
+          <w:color w:val="FABF8F" w:themeColor="accent6" w:themeTint="99"/>
+          <w:sz w:val="24"/>
+          <w:szCs w:val="24"/>
+          <w:lang w:val="es-AR"/>
+        </w:rPr>
+      </w:pPr>
+      <w:r>
+        <w:rPr>
+          <w:color w:val="FABF8F" w:themeColor="accent6" w:themeTint="99"/>
+          <w:sz w:val="24"/>
+          <w:szCs w:val="24"/>
+          <w:lang w:val="es-AR"/>
+        </w:rPr>
+        <w:drawing>
+          <wp:inline distT="0" distB="0" distL="0" distR="0" wp14:anchorId="596C5A69" wp14:editId="1B5A3ABE">
+            <wp:extent cx="6120794" cy="1622066"/>
+            <wp:effectExtent l="0" t="0" r="0" b="0"/>
+            <wp:docPr id="11" name="Imagen 11"/>
+            <wp:cNvGraphicFramePr>
+              <a:graphicFrameLocks xmlns:a="http://schemas.openxmlformats.org/drawingml/2006/main" noChangeAspect="1"/>
+            </wp:cNvGraphicFramePr>
+            <a:graphic xmlns:a="http://schemas.openxmlformats.org/drawingml/2006/main">
+              <a:graphicData uri="http://schemas.openxmlformats.org/drawingml/2006/picture">
+                <pic:pic xmlns:pic="http://schemas.openxmlformats.org/drawingml/2006/picture">
+                  <pic:nvPicPr>
+                    <pic:cNvPr id="1" name=""/>
+                    <pic:cNvPicPr/>
+                  </pic:nvPicPr>
+                  <pic:blipFill rotWithShape="1">
+                    <a:blip r:embed="rId17"/>
+                    <a:srcRect t="24146" b="12698"/>
+                    <a:stretch/>
+                  </pic:blipFill>
+                  <pic:spPr bwMode="auto">
+                    <a:xfrm>
+                      <a:off x="0" y="0"/>
+                      <a:ext cx="6121400" cy="1622227"/>
+                    </a:xfrm>
+                    <a:prstGeom prst="rect">
+                      <a:avLst/>
+                    </a:prstGeom>
+                    <a:ln>
+                      <a:noFill/>
+                    </a:ln>
+                    <a:extLst>
+                      <a:ext uri="{53640926-AAD7-44D8-BBD7-CCE9431645EC}">
+                        <a14:shadowObscured xmlns:a14="http://schemas.microsoft.com/office/drawing/2010/main"/>
+                      </a:ext>
+                    </a:extLst>
+                  </pic:spPr>
+                </pic:pic>
+              </a:graphicData>
+            </a:graphic>
+          </wp:inline>
+        </w:drawing>
+      </w:r>
+      <w:r>
+        <w:rPr>
+          <w:color w:val="FABF8F" w:themeColor="accent6" w:themeTint="99"/>
+          <w:sz w:val="24"/>
+          <w:szCs w:val="24"/>
+          <w:lang w:val="es-AR"/>
+        </w:rPr>
+        <w:t xml:space="preserve"> </w:t>
+      </w:r>
+    </w:p>
+    <w:p>
+      <w:pPr>
+        <w:jc w:val="both"/>
+        <w:rPr>
+          <w:color w:val="FABF8F" w:themeColor="accent6" w:themeTint="99"/>
+          <w:sz w:val="24"/>
+          <w:szCs w:val="24"/>
+          <w:lang w:val="es-AR"/>
+        </w:rPr>
+      </w:pPr>
+    </w:p>
+    <w:p>
+      <w:pPr>
+        <w:jc w:val="both"/>
+        <w:rPr>
+          <w:sz w:val="24"/>
+          <w:szCs w:val="24"/>
+        </w:rPr>
+      </w:pPr>
+      <w:r>
+        <w:rPr>
+          <w:sz w:val="24"/>
+          <w:szCs w:val="24"/>
+        </w:rPr>
+        <w:t>Otro ejemplo</w:t>
+      </w:r>
+    </w:p>
+    <w:p>
+      <w:pPr>
+        <w:jc w:val="both"/>
+        <w:rPr>
+          <w:sz w:val="24"/>
+          <w:szCs w:val="24"/>
+        </w:rPr>
+      </w:pPr>
+    </w:p>
+    <w:p>
+      <w:pPr>
+        <w:jc w:val="both"/>
+        <w:rPr>
+          <w:sz w:val="24"/>
+          <w:szCs w:val="24"/>
+        </w:rPr>
+      </w:pPr>
+      <w:r>
+        <w:rPr>
+          <w:sz w:val="24"/>
+          <w:szCs w:val="24"/>
+        </w:rPr>
+        <w:drawing>
+          <wp:inline distT="0" distB="0" distL="0" distR="0" wp14:anchorId="1DF1A0D0" wp14:editId="24F59FDA">
+            <wp:extent cx="6119819" cy="1184745"/>
+            <wp:effectExtent l="0" t="0" r="0" b="0"/>
+            <wp:docPr id="12" name="Imagen 12"/>
+            <wp:cNvGraphicFramePr>
+              <a:graphicFrameLocks xmlns:a="http://schemas.openxmlformats.org/drawingml/2006/main" noChangeAspect="1"/>
+            </wp:cNvGraphicFramePr>
+            <a:graphic xmlns:a="http://schemas.openxmlformats.org/drawingml/2006/main">
+              <a:graphicData uri="http://schemas.openxmlformats.org/drawingml/2006/picture">
+                <pic:pic xmlns:pic="http://schemas.openxmlformats.org/drawingml/2006/picture">
+                  <pic:nvPicPr>
+                    <pic:cNvPr id="1" name=""/>
+                    <pic:cNvPicPr/>
+                  </pic:nvPicPr>
+                  <pic:blipFill rotWithShape="1">
+                    <a:blip r:embed="rId18"/>
+                    <a:srcRect t="31641" b="14156"/>
+                    <a:stretch/>
+                  </pic:blipFill>
+                  <pic:spPr bwMode="auto">
+                    <a:xfrm>
+                      <a:off x="0" y="0"/>
+                      <a:ext cx="6121400" cy="1185051"/>
+                    </a:xfrm>
+                    <a:prstGeom prst="rect">
+                      <a:avLst/>
+                    </a:prstGeom>
+                    <a:ln>
+                      <a:noFill/>
+                    </a:ln>
+                    <a:extLst>
+                      <a:ext uri="{53640926-AAD7-44D8-BBD7-CCE9431645EC}">
+                        <a14:shadowObscured xmlns:a14="http://schemas.microsoft.com/office/drawing/2010/main"/>
+                      </a:ext>
+                    </a:extLst>
+                  </pic:spPr>
+                </pic:pic>
+              </a:graphicData>
+            </a:graphic>
+          </wp:inline>
+        </w:drawing>
+      </w:r>
+    </w:p>
+    <w:p>
+      <w:pPr>
+        <w:jc w:val="both"/>
+        <w:rPr>
+          <w:color w:val="FABF8F" w:themeColor="accent6" w:themeTint="99"/>
+          <w:sz w:val="24"/>
+          <w:szCs w:val="24"/>
+          <w:lang w:val="es-AR"/>
+        </w:rPr>
+      </w:pPr>
+      <w:r>
+        <w:rPr>
+          <w:sz w:val="24"/>
+          <w:szCs w:val="24"/>
+        </w:rPr>
+        <w:t xml:space="preserve"> </w:t>
+      </w:r>
       <w:r>
         <w:rPr>
           <w:color w:val="FABF8F" w:themeColor="accent6" w:themeTint="99"/>
@@ -3895,7 +4248,7 @@
       </w:r>
     </w:p>
     <w:sectPr>
-      <w:headerReference w:type="default" r:id="rId16"/>
+      <w:headerReference w:type="default" r:id="rId19"/>
       <w:pgSz w:w="11906" w:h="16838"/>
       <w:pgMar w:top="1133" w:right="1133" w:bottom="1133" w:left="1133" w:header="850" w:footer="850" w:gutter="0"/>
       <w:pgNumType w:start="1"/>
@@ -7192,7 +7545,7 @@
   <w:style w:type="paragraph" w:default="1" w:styleId="Normal">
     <w:name w:val="Normal"/>
     <w:qFormat/>
-    <w:rsid w:val="00DB721C"/>
+    <w:rsid w:val="00DE684B"/>
   </w:style>
   <w:style w:type="paragraph" w:styleId="Ttulo1">
     <w:name w:val="heading 1"/>

--- a/TP4/2026_RI_TP4_TP_Estructuras.docx
+++ b/TP4/2026_RI_TP4_TP_Estructuras.docx
@@ -419,6 +419,64 @@
     </w:p>
     <w:p>
       <w:pPr>
+        <w:jc w:val="center"/>
+        <w:rPr>
+          <w:sz w:val="24"/>
+          <w:szCs w:val="24"/>
+        </w:rPr>
+      </w:pPr>
+      <w:r>
+        <w:rPr>
+          <w:sz w:val="24"/>
+          <w:szCs w:val="24"/>
+        </w:rPr>
+        <w:drawing>
+          <wp:inline distT="0" distB="0" distL="0" distR="0" wp14:anchorId="1399B26E" wp14:editId="0A5ED6E5">
+            <wp:extent cx="5849166" cy="2686425"/>
+            <wp:effectExtent l="0" t="0" r="0" b="0"/>
+            <wp:docPr id="27" name="Imagen 27"/>
+            <wp:cNvGraphicFramePr>
+              <a:graphicFrameLocks xmlns:a="http://schemas.openxmlformats.org/drawingml/2006/main" noChangeAspect="1"/>
+            </wp:cNvGraphicFramePr>
+            <a:graphic xmlns:a="http://schemas.openxmlformats.org/drawingml/2006/main">
+              <a:graphicData uri="http://schemas.openxmlformats.org/drawingml/2006/picture">
+                <pic:pic xmlns:pic="http://schemas.openxmlformats.org/drawingml/2006/picture">
+                  <pic:nvPicPr>
+                    <pic:cNvPr id="1" name=""/>
+                    <pic:cNvPicPr/>
+                  </pic:nvPicPr>
+                  <pic:blipFill>
+                    <a:blip r:embed="rId11"/>
+                    <a:stretch>
+                      <a:fillRect/>
+                    </a:stretch>
+                  </pic:blipFill>
+                  <pic:spPr>
+                    <a:xfrm>
+                      <a:off x="0" y="0"/>
+                      <a:ext cx="5849166" cy="2686425"/>
+                    </a:xfrm>
+                    <a:prstGeom prst="rect">
+                      <a:avLst/>
+                    </a:prstGeom>
+                  </pic:spPr>
+                </pic:pic>
+              </a:graphicData>
+            </a:graphic>
+          </wp:inline>
+        </w:drawing>
+      </w:r>
+    </w:p>
+    <w:p>
+      <w:pPr>
+        <w:rPr>
+          <w:sz w:val="24"/>
+          <w:szCs w:val="24"/>
+        </w:rPr>
+      </w:pPr>
+    </w:p>
+    <w:p>
+      <w:pPr>
         <w:rPr>
           <w:sz w:val="24"/>
           <w:szCs w:val="24"/>
@@ -444,6 +502,141 @@
           <w:szCs w:val="24"/>
         </w:rPr>
         <w:t>este toma por defecto la carpeta indicada con el nombre de la colección que se solicitó analizar para ese ejercicio.</w:t>
+      </w:r>
+    </w:p>
+    <w:p>
+      <w:pPr>
+        <w:rPr>
+          <w:sz w:val="24"/>
+          <w:szCs w:val="24"/>
+        </w:rPr>
+      </w:pPr>
+    </w:p>
+    <w:p>
+      <w:pPr>
+        <w:rPr>
+          <w:sz w:val="24"/>
+          <w:szCs w:val="24"/>
+        </w:rPr>
+      </w:pPr>
+      <w:r>
+        <w:rPr>
+          <w:sz w:val="24"/>
+          <w:szCs w:val="24"/>
+        </w:rPr>
+        <w:t>Además, para un correcto testeo de los algoritmos, se utilizó una colección llamada “</w:t>
+      </w:r>
+      <w:r>
+        <w:rPr>
+          <w:sz w:val="24"/>
+          <w:szCs w:val="24"/>
+        </w:rPr>
+        <w:t>coleccion_debug</w:t>
+      </w:r>
+      <w:r>
+        <w:rPr>
+          <w:sz w:val="24"/>
+          <w:szCs w:val="24"/>
+        </w:rPr>
+        <w:t xml:space="preserve">” que contiene un corpus de ejemplo visto en clase, con tres documentos y cuatro términos (casa, perro, gato, auto). </w:t>
+      </w:r>
+    </w:p>
+    <w:p>
+      <w:pPr>
+        <w:rPr>
+          <w:sz w:val="24"/>
+          <w:szCs w:val="24"/>
+        </w:rPr>
+      </w:pPr>
+    </w:p>
+    <w:p>
+      <w:pPr>
+        <w:rPr>
+          <w:sz w:val="24"/>
+          <w:szCs w:val="24"/>
+        </w:rPr>
+      </w:pPr>
+      <w:r>
+        <w:rPr>
+          <w:sz w:val="24"/>
+          <w:szCs w:val="24"/>
+        </w:rPr>
+        <w:t>Por último, los dos índices utilizados para el trabajo se encuentran en la raíz del proyecto:</w:t>
+      </w:r>
+    </w:p>
+    <w:p>
+      <w:pPr>
+        <w:pStyle w:val="Prrafodelista"/>
+        <w:numPr>
+          <w:ilvl w:val="0"/>
+          <w:numId w:val="29"/>
+        </w:numPr>
+        <w:rPr>
+          <w:sz w:val="24"/>
+          <w:szCs w:val="24"/>
+        </w:rPr>
+      </w:pPr>
+      <w:r>
+        <w:rPr>
+          <w:sz w:val="24"/>
+          <w:szCs w:val="24"/>
+        </w:rPr>
+        <w:t>Index-large: C</w:t>
+      </w:r>
+      <w:r>
+        <w:rPr>
+          <w:sz w:val="24"/>
+          <w:szCs w:val="24"/>
+        </w:rPr>
+        <w:t xml:space="preserve">olección snapshot de Wikipedia  </w:t>
+      </w:r>
+    </w:p>
+    <w:p>
+      <w:pPr>
+        <w:pStyle w:val="Prrafodelista"/>
+        <w:numPr>
+          <w:ilvl w:val="0"/>
+          <w:numId w:val="29"/>
+        </w:numPr>
+        <w:rPr>
+          <w:sz w:val="24"/>
+          <w:szCs w:val="24"/>
+        </w:rPr>
+      </w:pPr>
+      <w:r>
+        <w:rPr>
+          <w:sz w:val="24"/>
+          <w:szCs w:val="24"/>
+        </w:rPr>
+        <w:t>Index-small: C</w:t>
+      </w:r>
+      <w:r>
+        <w:rPr>
+          <w:sz w:val="24"/>
+          <w:szCs w:val="24"/>
+        </w:rPr>
+        <w:t>olección snapshot de Wikipedia</w:t>
+      </w:r>
+      <w:r>
+        <w:rPr>
+          <w:sz w:val="24"/>
+          <w:szCs w:val="24"/>
+        </w:rPr>
+        <w:t xml:space="preserve"> </w:t>
+      </w:r>
+      <w:r>
+        <w:rPr>
+          <w:sz w:val="24"/>
+          <w:szCs w:val="24"/>
+        </w:rPr>
+        <w:t>para d</w:t>
+      </w:r>
+      <w:r>
+        <w:rPr>
+          <w:sz w:val="24"/>
+          <w:szCs w:val="24"/>
+        </w:rPr>
+        <w:t>ebug</w:t>
       </w:r>
     </w:p>
     <w:p>
@@ -494,23 +687,7 @@
           <w:sz w:val="24"/>
           <w:szCs w:val="24"/>
         </w:rPr>
-        <w:t xml:space="preserve">El modelo de lenguaje de inteligencia artificial utilizado para el trabajo fue </w:t>
-      </w:r>
-      <w:proofErr w:type="spellStart"/>
-      <w:r>
-        <w:rPr>
-          <w:sz w:val="24"/>
-          <w:szCs w:val="24"/>
-        </w:rPr>
-        <w:t>ChatGPT</w:t>
-      </w:r>
-      <w:proofErr w:type="spellEnd"/>
-      <w:r>
-        <w:rPr>
-          <w:sz w:val="24"/>
-          <w:szCs w:val="24"/>
-        </w:rPr>
-        <w:t xml:space="preserve"> </w:t>
+        <w:t xml:space="preserve">El modelo de lenguaje de inteligencia artificial utilizado para el trabajo fue ChatGPT </w:t>
       </w:r>
       <w:r>
         <w:rPr>
@@ -557,7 +734,7 @@
           <w:szCs w:val="24"/>
           <w:lang w:val="es-AR"/>
         </w:rPr>
-        <w:t>Codifique un script que indexe una colección  que requiera el volcado parcial a disco (asumiendo que existe un límite de memoria) implementando el método  BSBI visto en clase. Para esto su script debe recibir un parámetro n que indica cada cuántos documentos se debe hacer el volcado a disco. Al finalizar, debe unir (</w:t>
+        <w:t xml:space="preserve">Codifique un script que indexe una colección  que requiera el volcado parcial a disco (asumiendo que existe un límite de memoria) implementando el método  BSBI visto en clase. Para esto su script debe recibir un parámetro n que indica cada cuántos documentos se debe hacer el volcado a disco. Al finalizar, debe unir (merge) los índices parciales. Para las pruebas use la colección </w:t>
       </w:r>
       <w:proofErr w:type="spellStart"/>
       <w:r>
@@ -567,7 +744,7 @@
           <w:szCs w:val="24"/>
           <w:lang w:val="es-AR"/>
         </w:rPr>
-        <w:t>merge</w:t>
+        <w:t>snapshot</w:t>
       </w:r>
       <w:proofErr w:type="spellEnd"/>
       <w:r>
@@ -577,7 +754,7 @@
           <w:szCs w:val="24"/>
           <w:lang w:val="es-AR"/>
         </w:rPr>
-        <w:t xml:space="preserve">) los índices parciales. Para las pruebas use la colección </w:t>
+        <w:t xml:space="preserve"> de Wikipedia  y varios valores de n (por ejemplo, n = 10% del tamaño de la colección). Registre los tiempos de indexación y de merge por separado. Grafique la distribución de tamaños de las </w:t>
       </w:r>
       <w:proofErr w:type="spellStart"/>
       <w:r>
@@ -587,7 +764,7 @@
           <w:szCs w:val="24"/>
           <w:lang w:val="es-AR"/>
         </w:rPr>
-        <w:t>snapshot</w:t>
+        <w:t>posting</w:t>
       </w:r>
       <w:proofErr w:type="spellEnd"/>
       <w:r>
@@ -597,7 +774,7 @@
           <w:szCs w:val="24"/>
           <w:lang w:val="es-AR"/>
         </w:rPr>
-        <w:t xml:space="preserve"> de Wikipedia  y varios valores de n (por ejemplo, n = 10% del tamaño de la colección). Registre los tiempos de indexación y de </w:t>
+        <w:t xml:space="preserve"> </w:t>
       </w:r>
       <w:proofErr w:type="spellStart"/>
       <w:r>
@@ -607,7 +784,7 @@
           <w:szCs w:val="24"/>
           <w:lang w:val="es-AR"/>
         </w:rPr>
-        <w:t>merge</w:t>
+        <w:t>lists</w:t>
       </w:r>
       <w:proofErr w:type="spellEnd"/>
       <w:r>
@@ -617,7 +794,7 @@
           <w:szCs w:val="24"/>
           <w:lang w:val="es-AR"/>
         </w:rPr>
-        <w:t xml:space="preserve"> por separado. Grafique la distribución de tamaños de las </w:t>
+        <w:t xml:space="preserve">. Calcule el </w:t>
       </w:r>
       <w:proofErr w:type="spellStart"/>
       <w:r>
@@ -627,7 +804,7 @@
           <w:szCs w:val="24"/>
           <w:lang w:val="es-AR"/>
         </w:rPr>
-        <w:t>posting</w:t>
+        <w:t>overhead</w:t>
       </w:r>
       <w:proofErr w:type="spellEnd"/>
       <w:r>
@@ -637,46 +814,6 @@
           <w:szCs w:val="24"/>
           <w:lang w:val="es-AR"/>
         </w:rPr>
-        <w:t xml:space="preserve"> </w:t>
-      </w:r>
-      <w:proofErr w:type="spellStart"/>
-      <w:r>
-        <w:rPr>
-          <w:color w:val="FABF8F" w:themeColor="accent6" w:themeTint="99"/>
-          <w:sz w:val="24"/>
-          <w:szCs w:val="24"/>
-          <w:lang w:val="es-AR"/>
-        </w:rPr>
-        <w:t>lists</w:t>
-      </w:r>
-      <w:proofErr w:type="spellEnd"/>
-      <w:r>
-        <w:rPr>
-          <w:color w:val="FABF8F" w:themeColor="accent6" w:themeTint="99"/>
-          <w:sz w:val="24"/>
-          <w:szCs w:val="24"/>
-          <w:lang w:val="es-AR"/>
-        </w:rPr>
-        <w:t xml:space="preserve">. Calcule el </w:t>
-      </w:r>
-      <w:proofErr w:type="spellStart"/>
-      <w:r>
-        <w:rPr>
-          <w:color w:val="FABF8F" w:themeColor="accent6" w:themeTint="99"/>
-          <w:sz w:val="24"/>
-          <w:szCs w:val="24"/>
-          <w:lang w:val="es-AR"/>
-        </w:rPr>
-        <w:t>overhead</w:t>
-      </w:r>
-      <w:proofErr w:type="spellEnd"/>
-      <w:r>
-        <w:rPr>
-          <w:color w:val="FABF8F" w:themeColor="accent6" w:themeTint="99"/>
-          <w:sz w:val="24"/>
-          <w:szCs w:val="24"/>
-          <w:lang w:val="es-AR"/>
-        </w:rPr>
         <w:t xml:space="preserve"> de su índice respecto de la colección. ¿Qué conclusiones se pueden extraer?</w:t>
       </w:r>
     </w:p>
@@ -708,27 +845,7 @@
           <w:szCs w:val="24"/>
           <w:lang w:val="es-AR"/>
         </w:rPr>
-        <w:t xml:space="preserve">1.1) Agregue un script que cargue el vocabulario de la colección en memoria, permita recuperar una </w:t>
-      </w:r>
-      <w:proofErr w:type="spellStart"/>
-      <w:r>
-        <w:rPr>
-          <w:color w:val="FABF8F" w:themeColor="accent6" w:themeTint="99"/>
-          <w:sz w:val="24"/>
-          <w:szCs w:val="24"/>
-          <w:lang w:val="es-AR"/>
-        </w:rPr>
-        <w:t>posting</w:t>
-      </w:r>
-      <w:proofErr w:type="spellEnd"/>
-      <w:r>
-        <w:rPr>
-          <w:color w:val="FABF8F" w:themeColor="accent6" w:themeTint="99"/>
-          <w:sz w:val="24"/>
-          <w:szCs w:val="24"/>
-          <w:lang w:val="es-AR"/>
-        </w:rPr>
-        <w:t xml:space="preserve"> completa de un término y la muestre por pantalla. Para cada documento retornado se deberá mostrar el nombre, el  </w:t>
+        <w:t xml:space="preserve">1.1) Agregue un script que cargue el vocabulario de la colección en memoria, permita recuperar una posting completa de un término y la muestre por pantalla. Para cada documento retornado se deberá mostrar el nombre, el  </w:t>
       </w:r>
       <w:proofErr w:type="spellStart"/>
       <w:r>
@@ -992,7 +1109,16 @@
                 <w:sz w:val="24"/>
                 <w:szCs w:val="24"/>
               </w:rPr>
-              <w:t>149509 Kb</w:t>
+              <w:t>3042</w:t>
+            </w:r>
+            <w:r>
+              <w:rPr>
+                <w:b w:val="0"/>
+                <w:bCs w:val="0"/>
+                <w:sz w:val="24"/>
+                <w:szCs w:val="24"/>
+              </w:rPr>
+              <w:t xml:space="preserve"> Mb</w:t>
             </w:r>
           </w:p>
         </w:tc>
@@ -1055,7 +1181,7 @@
                 <w:sz w:val="24"/>
                 <w:szCs w:val="24"/>
               </w:rPr>
-              <w:t>14699 Kb</w:t>
+              <w:t>298 Mb</w:t>
             </w:r>
           </w:p>
         </w:tc>
@@ -1128,14 +1254,14 @@
                 <w:sz w:val="24"/>
                 <w:szCs w:val="24"/>
               </w:rPr>
-              <w:t>9749</w:t>
+              <w:t>103</w:t>
             </w:r>
             <w:r>
               <w:rPr>
                 <w:sz w:val="24"/>
                 <w:szCs w:val="24"/>
               </w:rPr>
-              <w:t xml:space="preserve"> Kb</w:t>
+              <w:t xml:space="preserve"> Mb</w:t>
             </w:r>
           </w:p>
         </w:tc>
@@ -1189,7 +1315,7 @@
                 <w:sz w:val="24"/>
                 <w:szCs w:val="24"/>
               </w:rPr>
-              <w:t>24448 Kb</w:t>
+              <w:t>401 Mb</w:t>
             </w:r>
           </w:p>
         </w:tc>
@@ -1281,7 +1407,35 @@
                 <w:sz w:val="24"/>
                 <w:szCs w:val="24"/>
               </w:rPr>
-              <w:t>16.4%</w:t>
+              <w:t>1</w:t>
+            </w:r>
+            <w:r>
+              <w:rPr>
+                <w:sz w:val="24"/>
+                <w:szCs w:val="24"/>
+              </w:rPr>
+              <w:t>3</w:t>
+            </w:r>
+            <w:r>
+              <w:rPr>
+                <w:sz w:val="24"/>
+                <w:szCs w:val="24"/>
+              </w:rPr>
+              <w:t>.</w:t>
+            </w:r>
+            <w:r>
+              <w:rPr>
+                <w:sz w:val="24"/>
+                <w:szCs w:val="24"/>
+              </w:rPr>
+              <w:t>2</w:t>
+            </w:r>
+            <w:r>
+              <w:rPr>
+                <w:sz w:val="24"/>
+                <w:szCs w:val="24"/>
+              </w:rPr>
+              <w:t>%</w:t>
             </w:r>
           </w:p>
         </w:tc>
@@ -1335,7 +1489,7 @@
                 <w:sz w:val="24"/>
                 <w:szCs w:val="24"/>
               </w:rPr>
-              <w:t>373985</w:t>
+              <w:t>3511498</w:t>
             </w:r>
           </w:p>
         </w:tc>
@@ -1388,7 +1542,7 @@
                 <w:sz w:val="24"/>
                 <w:szCs w:val="24"/>
               </w:rPr>
-              <w:t>6043</w:t>
+              <w:t>121818</w:t>
             </w:r>
           </w:p>
         </w:tc>
@@ -1428,14 +1582,28 @@
           <w:sz w:val="24"/>
           <w:szCs w:val="24"/>
         </w:rPr>
-        <w:t xml:space="preserve"> llevó a cabo la construcción del índice para diferentes valores de n, que va desde el 10% del tamaño a la colección a el total de la misma</w:t>
-      </w:r>
-      <w:r>
-        <w:rPr>
-          <w:sz w:val="24"/>
-          <w:szCs w:val="24"/>
-        </w:rPr>
-        <w:t>.</w:t>
+        <w:t xml:space="preserve"> llevó a cabo la construcción del índice para diferentes valores de n, que va desde el 10% del tamaño a la colección </w:t>
+      </w:r>
+      <w:r>
+        <w:rPr>
+          <w:sz w:val="24"/>
+          <w:szCs w:val="24"/>
+        </w:rPr>
+        <w:t>hasta</w:t>
+      </w:r>
+      <w:r>
+        <w:rPr>
+          <w:sz w:val="24"/>
+          <w:szCs w:val="24"/>
+        </w:rPr>
+        <w:t xml:space="preserve"> el total de la misma</w:t>
+      </w:r>
+      <w:r>
+        <w:rPr>
+          <w:sz w:val="24"/>
+          <w:szCs w:val="24"/>
+        </w:rPr>
+        <w:t>. En este caso, se utilizó la colección de Debug.</w:t>
       </w:r>
     </w:p>
     <w:p>
@@ -1526,21 +1694,30 @@
           <w:sz w:val="24"/>
           <w:szCs w:val="24"/>
         </w:rPr>
-        <w:t xml:space="preserve">Se llevo a cabo la construcción del grafico para el </w:t>
-      </w:r>
-      <w:r>
-        <w:rPr>
-          <w:sz w:val="24"/>
-          <w:szCs w:val="24"/>
-        </w:rPr>
-        <w:t>cálculo</w:t>
-      </w:r>
-      <w:r>
-        <w:rPr>
-          <w:sz w:val="24"/>
-          <w:szCs w:val="24"/>
-        </w:rPr>
-        <w:t xml:space="preserve"> de tiempos correspondientes a la indexación, merge y total entre ambos para los diferentes valores de n que se utilizaron para la construcción del índice.</w:t>
+        <w:t>Este grafico muestra los</w:t>
+      </w:r>
+      <w:r>
+        <w:rPr>
+          <w:sz w:val="24"/>
+          <w:szCs w:val="24"/>
+        </w:rPr>
+        <w:t xml:space="preserve"> tiempos correspondientes a la indexación, </w:t>
+      </w:r>
+      <w:proofErr w:type="spellStart"/>
+      <w:r>
+        <w:rPr>
+          <w:sz w:val="24"/>
+          <w:szCs w:val="24"/>
+        </w:rPr>
+        <w:t>merge</w:t>
+      </w:r>
+      <w:proofErr w:type="spellEnd"/>
+      <w:r>
+        <w:rPr>
+          <w:sz w:val="24"/>
+          <w:szCs w:val="24"/>
+        </w:rPr>
+        <w:t xml:space="preserve"> y total entre ambos para los diferentes valores de n que se utilizaron para la construcción del índice.</w:t>
       </w:r>
     </w:p>
     <w:p>
@@ -1576,7 +1753,7 @@
                     </pic:cNvPicPr>
                   </pic:nvPicPr>
                   <pic:blipFill>
-                    <a:blip r:embed="rId11" cstate="print">
+                    <a:blip r:embed="rId12" cstate="print">
                       <a:extLst>
                         <a:ext uri="{28A0092B-C50C-407E-A947-70E740481C1C}">
                           <a14:useLocalDpi xmlns:a14="http://schemas.microsoft.com/office/drawing/2010/main" val="0"/>
@@ -1630,7 +1807,28 @@
           <w:sz w:val="24"/>
           <w:szCs w:val="24"/>
         </w:rPr>
-        <w:t>Como puede verse, en consideración al total, consume mas tiempo tener un n menor para la construcción del índice, debido a que tengo una mayor cantidad de chunks, siendo necesario realizar un volcado a disco constante de la tupla en memoria, aumento este el tiempo de procesamiento.</w:t>
+        <w:t>En</w:t>
+      </w:r>
+      <w:r>
+        <w:rPr>
+          <w:sz w:val="24"/>
+          <w:szCs w:val="24"/>
+        </w:rPr>
+        <w:t xml:space="preserve"> consideración al total, consume </w:t>
+      </w:r>
+      <w:r>
+        <w:rPr>
+          <w:sz w:val="24"/>
+          <w:szCs w:val="24"/>
+        </w:rPr>
+        <w:t>más</w:t>
+      </w:r>
+      <w:r>
+        <w:rPr>
+          <w:sz w:val="24"/>
+          <w:szCs w:val="24"/>
+        </w:rPr>
+        <w:t xml:space="preserve"> tiempo tener un n menor para la construcción del índice, debido a que tengo una mayor cantidad de chunks, siendo necesario realizar un volcado a disco constante de la tupla en memoria, aumento este el tiempo de procesamiento.</w:t>
       </w:r>
     </w:p>
     <w:p>
@@ -1655,7 +1853,23 @@
           <w:sz w:val="24"/>
           <w:szCs w:val="24"/>
         </w:rPr>
-        <w:t>El merge resulta ser una operación costosa para bajos valores de n. El aumento de este parámetro hace que los tiempo sean muchos menores, ya que baja la cantidad de chunks, implicando una menor cantidad de operaciones</w:t>
+        <w:t xml:space="preserve">El </w:t>
+      </w:r>
+      <w:proofErr w:type="spellStart"/>
+      <w:r>
+        <w:rPr>
+          <w:sz w:val="24"/>
+          <w:szCs w:val="24"/>
+        </w:rPr>
+        <w:t>merge</w:t>
+      </w:r>
+      <w:proofErr w:type="spellEnd"/>
+      <w:r>
+        <w:rPr>
+          <w:sz w:val="24"/>
+          <w:szCs w:val="24"/>
+        </w:rPr>
+        <w:t xml:space="preserve"> resulta ser una operación costosa para bajos valores de n. El aumento de este parámetro hace que los tiempo sean muchos menores, ya que baja la cantidad de chunks, implicando una menor cantidad de operaciones</w:t>
       </w:r>
       <w:r>
         <w:rPr>
@@ -1712,7 +1926,21 @@
           <w:sz w:val="24"/>
           <w:szCs w:val="24"/>
         </w:rPr>
-        <w:t>Como conclusión general, puede decirse que aumentar la cantidad del parámetro n es relevante para el tiempo de procesamiento del índice. Es necesario maximizar el valor de n hasta el limite de la memoria para aumentar el rendimiento general del algoritmo.</w:t>
+        <w:t xml:space="preserve">Como conclusión general, puede decirse que aumentar la cantidad del parámetro n es relevante para el tiempo de procesamiento del índice. Es necesario maximizar el valor de n hasta el </w:t>
+      </w:r>
+      <w:r>
+        <w:rPr>
+          <w:sz w:val="24"/>
+          <w:szCs w:val="24"/>
+        </w:rPr>
+        <w:t>límite</w:t>
+      </w:r>
+      <w:r>
+        <w:rPr>
+          <w:sz w:val="24"/>
+          <w:szCs w:val="24"/>
+        </w:rPr>
+        <w:t xml:space="preserve"> de la memoria para aumentar el rendimiento general del algoritmo.</w:t>
       </w:r>
     </w:p>
     <w:p>
@@ -1790,7 +2018,7 @@
                     </pic:cNvPicPr>
                   </pic:nvPicPr>
                   <pic:blipFill>
-                    <a:blip r:embed="rId12">
+                    <a:blip r:embed="rId13">
                       <a:extLst>
                         <a:ext uri="{28A0092B-C50C-407E-A947-70E740481C1C}">
                           <a14:useLocalDpi xmlns:a14="http://schemas.microsoft.com/office/drawing/2010/main" val="0"/>
@@ -1961,7 +2189,7 @@
                     </pic:cNvPicPr>
                   </pic:nvPicPr>
                   <pic:blipFill>
-                    <a:blip r:embed="rId13" cstate="print">
+                    <a:blip r:embed="rId14" cstate="print">
                       <a:extLst>
                         <a:ext uri="{28A0092B-C50C-407E-A947-70E740481C1C}">
                           <a14:useLocalDpi xmlns:a14="http://schemas.microsoft.com/office/drawing/2010/main" val="0"/>
@@ -2006,7 +2234,21 @@
           <w:sz w:val="24"/>
           <w:szCs w:val="24"/>
         </w:rPr>
-        <w:t xml:space="preserve">En base al gráfico, podemos decir que la ley de </w:t>
+        <w:t>En base al gráfico, podemos decir que la ley de Zipf se cumple parcialmente</w:t>
+      </w:r>
+      <w:r>
+        <w:rPr>
+          <w:sz w:val="24"/>
+          <w:szCs w:val="24"/>
+        </w:rPr>
+        <w:t>. A</w:t>
+      </w:r>
+      <w:r>
+        <w:rPr>
+          <w:sz w:val="24"/>
+          <w:szCs w:val="24"/>
+        </w:rPr>
+        <w:t xml:space="preserve">lrededor de diez mil término del vocabulario (1/3 del total) tiene un </w:t>
       </w:r>
       <w:proofErr w:type="spellStart"/>
       <w:r>
@@ -2014,7 +2256,7 @@
           <w:sz w:val="24"/>
           <w:szCs w:val="24"/>
         </w:rPr>
-        <w:t>Zipf</w:t>
+        <w:t>document</w:t>
       </w:r>
       <w:proofErr w:type="spellEnd"/>
       <w:r>
@@ -2022,7 +2264,7 @@
           <w:sz w:val="24"/>
           <w:szCs w:val="24"/>
         </w:rPr>
-        <w:t xml:space="preserve"> se cumple parcialmente, ya que alrededor de diez mil término del vocabulario (1/3 del total) tiene un </w:t>
+        <w:t xml:space="preserve"> </w:t>
       </w:r>
       <w:proofErr w:type="spellStart"/>
       <w:r>
@@ -2030,7 +2272,7 @@
           <w:sz w:val="24"/>
           <w:szCs w:val="24"/>
         </w:rPr>
-        <w:t>document</w:t>
+        <w:t>frecuency</w:t>
       </w:r>
       <w:proofErr w:type="spellEnd"/>
       <w:r>
@@ -2038,7 +2280,22 @@
           <w:sz w:val="24"/>
           <w:szCs w:val="24"/>
         </w:rPr>
-        <w:t xml:space="preserve"> </w:t>
+        <w:t xml:space="preserve"> cercano a cero, indicando que aparecen en muy pocos documentos. Además, existen una gran cantidad de </w:t>
+      </w:r>
+      <w:r>
+        <w:rPr>
+          <w:sz w:val="24"/>
+          <w:szCs w:val="24"/>
+        </w:rPr>
+        <w:lastRenderedPageBreak/>
+        <w:t>términos</w:t>
+      </w:r>
+      <w:r>
+        <w:rPr>
+          <w:sz w:val="24"/>
+          <w:szCs w:val="24"/>
+        </w:rPr>
+        <w:t xml:space="preserve"> que están presenten en los seis mil documentos utilizados para la indexación; estos pueden tratarse de </w:t>
       </w:r>
       <w:proofErr w:type="spellStart"/>
       <w:r>
@@ -2046,7 +2303,7 @@
           <w:sz w:val="24"/>
           <w:szCs w:val="24"/>
         </w:rPr>
-        <w:t>frecuency</w:t>
+        <w:t>stopwords</w:t>
       </w:r>
       <w:proofErr w:type="spellEnd"/>
       <w:r>
@@ -2054,29 +2311,7 @@
           <w:sz w:val="24"/>
           <w:szCs w:val="24"/>
         </w:rPr>
-        <w:t xml:space="preserve"> cercano a cero, indicando que aparecen en muy pocos documentos. Además, existen una </w:t>
-      </w:r>
-      <w:r>
-        <w:rPr>
-          <w:sz w:val="24"/>
-          <w:szCs w:val="24"/>
-        </w:rPr>
-        <w:lastRenderedPageBreak/>
-        <w:t xml:space="preserve">gran cantidad de </w:t>
-      </w:r>
-      <w:r>
-        <w:rPr>
-          <w:sz w:val="24"/>
-          <w:szCs w:val="24"/>
-        </w:rPr>
-        <w:t>términos</w:t>
-      </w:r>
-      <w:r>
-        <w:rPr>
-          <w:sz w:val="24"/>
-          <w:szCs w:val="24"/>
-        </w:rPr>
-        <w:t xml:space="preserve"> que están presenten en los seis mil documentos utilizados para la indexación; estos pueden tratarse de stopwords o palabras que siempre usa Wikipedia en sus documentos (wiki, articulo, etc.).</w:t>
+        <w:t xml:space="preserve"> o palabras que siempre usa Wikipedia en sus documentos (wiki, articulo, etc.).</w:t>
       </w:r>
     </w:p>
     <w:p>
@@ -2195,7 +2430,7 @@
                     <pic:cNvPicPr/>
                   </pic:nvPicPr>
                   <pic:blipFill rotWithShape="1">
-                    <a:blip r:embed="rId14"/>
+                    <a:blip r:embed="rId15"/>
                     <a:srcRect l="521" t="52083" r="-521" b="29504"/>
                     <a:stretch/>
                   </pic:blipFill>
@@ -2243,7 +2478,23 @@
           <w:sz w:val="24"/>
           <w:szCs w:val="24"/>
         </w:rPr>
-        <w:t>Consultando por el término “spirit”, se obtuvo la siguiente posting:</w:t>
+        <w:t>Consultando por el término “</w:t>
+      </w:r>
+      <w:proofErr w:type="spellStart"/>
+      <w:r>
+        <w:rPr>
+          <w:sz w:val="24"/>
+          <w:szCs w:val="24"/>
+        </w:rPr>
+        <w:t>spirit</w:t>
+      </w:r>
+      <w:proofErr w:type="spellEnd"/>
+      <w:r>
+        <w:rPr>
+          <w:sz w:val="24"/>
+          <w:szCs w:val="24"/>
+        </w:rPr>
+        <w:t>”, se obtuvo la siguiente posting:</w:t>
       </w:r>
     </w:p>
     <w:p>
@@ -2283,7 +2534,7 @@
                     <pic:cNvPicPr/>
                   </pic:nvPicPr>
                   <pic:blipFill rotWithShape="1">
-                    <a:blip r:embed="rId15"/>
+                    <a:blip r:embed="rId16"/>
                     <a:srcRect t="28841" b="17251"/>
                     <a:stretch/>
                   </pic:blipFill>
@@ -2318,11 +2569,131 @@
           <w:bCs/>
         </w:rPr>
       </w:pPr>
-      <w:r>
+    </w:p>
+    <w:p>
+      <w:pPr>
+        <w:jc w:val="both"/>
+        <w:rPr>
+          <w:sz w:val="24"/>
+          <w:szCs w:val="24"/>
+          <w:u w:val="single"/>
+          <w:lang w:val="es-AR"/>
+        </w:rPr>
+      </w:pPr>
+      <w:r>
+        <w:rPr>
+          <w:sz w:val="24"/>
+          <w:szCs w:val="24"/>
+          <w:u w:val="single"/>
+          <w:lang w:val="es-AR"/>
+        </w:rPr>
+        <w:t>Utilización de IA:</w:t>
+      </w:r>
+    </w:p>
+    <w:p>
+      <w:pPr>
+        <w:rPr>
+          <w:sz w:val="24"/>
+          <w:szCs w:val="24"/>
+          <w:lang w:val="es-AR"/>
+        </w:rPr>
+      </w:pPr>
+    </w:p>
+    <w:p>
+      <w:pPr>
+        <w:rPr>
+          <w:sz w:val="24"/>
+          <w:szCs w:val="24"/>
+          <w:lang w:val="es-AR"/>
+        </w:rPr>
+      </w:pPr>
+      <w:r>
+        <w:rPr>
+          <w:sz w:val="24"/>
+          <w:szCs w:val="24"/>
+          <w:lang w:val="es-AR"/>
+        </w:rPr>
+        <w:t>Fue necesaria la utilización de la inteligencia artificial para:</w:t>
+      </w:r>
+    </w:p>
+    <w:p>
+      <w:pPr>
+        <w:pStyle w:val="Prrafodelista"/>
+        <w:numPr>
+          <w:ilvl w:val="0"/>
+          <w:numId w:val="26"/>
+        </w:numPr>
+        <w:rPr>
+          <w:sz w:val="24"/>
+          <w:szCs w:val="24"/>
+          <w:lang w:val="es-AR"/>
+        </w:rPr>
+      </w:pPr>
+      <w:r>
+        <w:rPr>
+          <w:sz w:val="24"/>
+          <w:szCs w:val="24"/>
+          <w:lang w:val="es-AR"/>
+        </w:rPr>
+        <w:t>Un correcto algoritmo para la lectura de los documentos de la colección</w:t>
+      </w:r>
+    </w:p>
+    <w:p>
+      <w:pPr>
+        <w:pStyle w:val="Prrafodelista"/>
+        <w:numPr>
+          <w:ilvl w:val="0"/>
+          <w:numId w:val="26"/>
+        </w:numPr>
+        <w:rPr>
+          <w:sz w:val="24"/>
+          <w:szCs w:val="24"/>
+          <w:lang w:val="es-AR"/>
+        </w:rPr>
+      </w:pPr>
+      <w:r>
+        <w:rPr>
+          <w:sz w:val="24"/>
+          <w:szCs w:val="24"/>
+          <w:lang w:val="es-AR"/>
+        </w:rPr>
+        <w:t>Armado del algoritmo de BSBI, tanto la indexación y merge</w:t>
+      </w:r>
+    </w:p>
+    <w:p>
+      <w:pPr>
+        <w:pStyle w:val="Prrafodelista"/>
+        <w:numPr>
+          <w:ilvl w:val="0"/>
+          <w:numId w:val="26"/>
+        </w:numPr>
+        <w:rPr>
+          <w:sz w:val="24"/>
+          <w:szCs w:val="24"/>
+          <w:lang w:val="es-AR"/>
+        </w:rPr>
+      </w:pPr>
+      <w:r>
+        <w:rPr>
+          <w:sz w:val="24"/>
+          <w:szCs w:val="24"/>
+          <w:lang w:val="es-AR"/>
+        </w:rPr>
+        <w:t>Creación de gráficos para el análisis posterior.</w:t>
+      </w:r>
+    </w:p>
+    <w:p>
+      <w:pPr>
         <w:rPr>
           <w:b/>
           <w:bCs/>
         </w:rPr>
+      </w:pPr>
+      <w:r>
+        <w:rPr>
+          <w:b/>
+          <w:bCs/>
+        </w:rPr>
         <w:br w:type="page"/>
       </w:r>
     </w:p>
@@ -2546,6 +2917,7 @@
       </w:pPr>
       <w:r>
         <w:rPr>
+          <w:noProof/>
           <w:sz w:val="24"/>
           <w:szCs w:val="24"/>
         </w:rPr>
@@ -2565,7 +2937,7 @@
                     <pic:cNvPicPr/>
                   </pic:nvPicPr>
                   <pic:blipFill rotWithShape="1">
-                    <a:blip r:embed="rId16"/>
+                    <a:blip r:embed="rId17"/>
                     <a:srcRect t="46439" b="27809"/>
                     <a:stretch/>
                   </pic:blipFill>
@@ -2634,7 +3006,7 @@
           <w:sz w:val="24"/>
           <w:szCs w:val="24"/>
         </w:rPr>
-        <w:t xml:space="preserve">la colección de </w:t>
+        <w:t>la colección de debug. Si se quisiera probar sobre la principal, se debería indicar “</w:t>
       </w:r>
       <w:proofErr w:type="spellStart"/>
       <w:r>
@@ -2642,7 +3014,7 @@
           <w:sz w:val="24"/>
           <w:szCs w:val="24"/>
         </w:rPr>
-        <w:t>debug</w:t>
+        <w:t>index-large</w:t>
       </w:r>
       <w:proofErr w:type="spellEnd"/>
       <w:r>
@@ -2650,7 +3022,7 @@
           <w:sz w:val="24"/>
           <w:szCs w:val="24"/>
         </w:rPr>
-        <w:t>. Si se quisiera probar sobre la principal, se debería indicar “index-large” en la dirección y nombre del índice.</w:t>
+        <w:t>” en la dirección y nombre del índice.</w:t>
       </w:r>
     </w:p>
     <w:p>
@@ -2699,6 +3071,7 @@
       </w:pPr>
       <w:r>
         <w:rPr>
+          <w:noProof/>
           <w:color w:val="FABF8F" w:themeColor="accent6" w:themeTint="99"/>
           <w:sz w:val="24"/>
           <w:szCs w:val="24"/>
@@ -2720,7 +3093,7 @@
                     <pic:cNvPicPr/>
                   </pic:nvPicPr>
                   <pic:blipFill rotWithShape="1">
-                    <a:blip r:embed="rId17"/>
+                    <a:blip r:embed="rId18"/>
                     <a:srcRect t="24146" b="12698"/>
                     <a:stretch/>
                   </pic:blipFill>
@@ -2803,6 +3176,7 @@
       </w:pPr>
       <w:r>
         <w:rPr>
+          <w:noProof/>
           <w:sz w:val="24"/>
           <w:szCs w:val="24"/>
         </w:rPr>
@@ -2822,7 +3196,7 @@
                     <pic:cNvPicPr/>
                   </pic:nvPicPr>
                   <pic:blipFill rotWithShape="1">
-                    <a:blip r:embed="rId18"/>
+                    <a:blip r:embed="rId19"/>
                     <a:srcRect t="31641" b="14156"/>
                     <a:stretch/>
                   </pic:blipFill>
@@ -2854,10 +3228,8 @@
       <w:pPr>
         <w:jc w:val="both"/>
         <w:rPr>
-          <w:color w:val="FABF8F" w:themeColor="accent6" w:themeTint="99"/>
-          <w:sz w:val="24"/>
-          <w:szCs w:val="24"/>
-          <w:lang w:val="es-AR"/>
+          <w:sz w:val="24"/>
+          <w:szCs w:val="24"/>
         </w:rPr>
       </w:pPr>
       <w:r>
@@ -2867,6 +3239,63 @@
         </w:rPr>
         <w:t xml:space="preserve"> </w:t>
       </w:r>
+    </w:p>
+    <w:p>
+      <w:pPr>
+        <w:jc w:val="both"/>
+        <w:rPr>
+          <w:sz w:val="24"/>
+          <w:szCs w:val="24"/>
+          <w:u w:val="single"/>
+          <w:lang w:val="es-AR"/>
+        </w:rPr>
+      </w:pPr>
+      <w:r>
+        <w:rPr>
+          <w:sz w:val="24"/>
+          <w:szCs w:val="24"/>
+          <w:u w:val="single"/>
+          <w:lang w:val="es-AR"/>
+        </w:rPr>
+        <w:t>Utilización de IA:</w:t>
+      </w:r>
+    </w:p>
+    <w:p>
+      <w:pPr>
+        <w:rPr>
+          <w:sz w:val="24"/>
+          <w:szCs w:val="24"/>
+          <w:lang w:val="es-AR"/>
+        </w:rPr>
+      </w:pPr>
+    </w:p>
+    <w:p>
+      <w:pPr>
+        <w:rPr>
+          <w:sz w:val="24"/>
+          <w:szCs w:val="24"/>
+          <w:lang w:val="es-AR"/>
+        </w:rPr>
+      </w:pPr>
+      <w:r>
+        <w:rPr>
+          <w:sz w:val="24"/>
+          <w:szCs w:val="24"/>
+          <w:lang w:val="es-AR"/>
+        </w:rPr>
+        <w:t>Fue necesaria la utilización de la inteligencia artificial para el armado de los operadores binarios y la evaluación de las consultas</w:t>
+      </w:r>
+    </w:p>
+    <w:p>
+      <w:pPr>
+        <w:jc w:val="both"/>
+        <w:rPr>
+          <w:color w:val="FABF8F" w:themeColor="accent6" w:themeTint="99"/>
+          <w:sz w:val="24"/>
+          <w:szCs w:val="24"/>
+          <w:lang w:val="es-AR"/>
+        </w:rPr>
+      </w:pPr>
       <w:r>
         <w:rPr>
           <w:color w:val="FABF8F" w:themeColor="accent6" w:themeTint="99"/>
@@ -2991,25 +3420,14 @@
           <w:lang w:val="es-AR"/>
         </w:rPr>
       </w:pPr>
-      <w:proofErr w:type="spellStart"/>
-      <w:r>
-        <w:rPr>
-          <w:color w:val="FABF8F" w:themeColor="accent6" w:themeTint="99"/>
-          <w:sz w:val="24"/>
-          <w:szCs w:val="24"/>
-          <w:lang w:val="es-AR"/>
-        </w:rPr>
-        <w:t>Queries</w:t>
-      </w:r>
-      <w:proofErr w:type="spellEnd"/>
-      <w:r>
-        <w:rPr>
-          <w:color w:val="FABF8F" w:themeColor="accent6" w:themeTint="99"/>
-          <w:sz w:val="24"/>
-          <w:szCs w:val="24"/>
-          <w:lang w:val="es-AR"/>
-        </w:rPr>
-        <w:t xml:space="preserve"> |q| = 2</w:t>
+      <w:r>
+        <w:rPr>
+          <w:color w:val="FABF8F" w:themeColor="accent6" w:themeTint="99"/>
+          <w:sz w:val="24"/>
+          <w:szCs w:val="24"/>
+          <w:lang w:val="es-AR"/>
+        </w:rPr>
+        <w:t>Queries |q| = 2</w:t>
       </w:r>
     </w:p>
     <w:p>
@@ -3405,6 +3823,421 @@
     </w:p>
     <w:p>
       <w:pPr>
+        <w:jc w:val="both"/>
+        <w:rPr>
+          <w:sz w:val="24"/>
+          <w:szCs w:val="24"/>
+        </w:rPr>
+      </w:pPr>
+      <w:r>
+        <w:rPr>
+          <w:sz w:val="24"/>
+          <w:szCs w:val="24"/>
+        </w:rPr>
+        <w:t xml:space="preserve">Utilizando la estrategia DAAT y el modelo vectorial, realizamos las siguiente consultas sobre el índice, indicando un k cantidad de documentos a devolver para el top, ejecutando el siguiente </w:t>
+      </w:r>
+      <w:r>
+        <w:rPr>
+          <w:sz w:val="24"/>
+          <w:szCs w:val="24"/>
+        </w:rPr>
+        <w:t>script</w:t>
+      </w:r>
+      <w:r>
+        <w:rPr>
+          <w:sz w:val="24"/>
+          <w:szCs w:val="24"/>
+        </w:rPr>
+        <w:t>:</w:t>
+      </w:r>
+    </w:p>
+    <w:p>
+      <w:pPr>
+        <w:jc w:val="both"/>
+        <w:rPr>
+          <w:sz w:val="24"/>
+          <w:szCs w:val="24"/>
+        </w:rPr>
+      </w:pPr>
+    </w:p>
+    <w:p>
+      <w:pPr>
+        <w:rPr>
+          <w:sz w:val="24"/>
+          <w:szCs w:val="24"/>
+        </w:rPr>
+      </w:pPr>
+      <w:r>
+        <w:rPr>
+          <w:noProof/>
+          <w:sz w:val="24"/>
+          <w:szCs w:val="24"/>
+        </w:rPr>
+        <w:drawing>
+          <wp:inline distT="0" distB="0" distL="0" distR="0" wp14:anchorId="1C8221B9" wp14:editId="554A3B90">
+            <wp:extent cx="6120302" cy="397565"/>
+            <wp:effectExtent l="0" t="0" r="0" b="2540"/>
+            <wp:docPr id="14" name="Imagen 14"/>
+            <wp:cNvGraphicFramePr>
+              <a:graphicFrameLocks xmlns:a="http://schemas.openxmlformats.org/drawingml/2006/main" noChangeAspect="1"/>
+            </wp:cNvGraphicFramePr>
+            <a:graphic xmlns:a="http://schemas.openxmlformats.org/drawingml/2006/main">
+              <a:graphicData uri="http://schemas.openxmlformats.org/drawingml/2006/picture">
+                <pic:pic xmlns:pic="http://schemas.openxmlformats.org/drawingml/2006/picture">
+                  <pic:nvPicPr>
+                    <pic:cNvPr id="1" name=""/>
+                    <pic:cNvPicPr/>
+                  </pic:nvPicPr>
+                  <pic:blipFill rotWithShape="1">
+                    <a:blip r:embed="rId20"/>
+                    <a:srcRect t="45880" b="26140"/>
+                    <a:stretch/>
+                  </pic:blipFill>
+                  <pic:spPr bwMode="auto">
+                    <a:xfrm>
+                      <a:off x="0" y="0"/>
+                      <a:ext cx="6121400" cy="397636"/>
+                    </a:xfrm>
+                    <a:prstGeom prst="rect">
+                      <a:avLst/>
+                    </a:prstGeom>
+                    <a:ln>
+                      <a:noFill/>
+                    </a:ln>
+                    <a:extLst>
+                      <a:ext uri="{53640926-AAD7-44D8-BBD7-CCE9431645EC}">
+                        <a14:shadowObscured xmlns:a14="http://schemas.microsoft.com/office/drawing/2010/main"/>
+                      </a:ext>
+                    </a:extLst>
+                  </pic:spPr>
+                </pic:pic>
+              </a:graphicData>
+            </a:graphic>
+          </wp:inline>
+        </w:drawing>
+      </w:r>
+      <w:r>
+        <w:rPr>
+          <w:sz w:val="24"/>
+          <w:szCs w:val="24"/>
+        </w:rPr>
+        <w:t xml:space="preserve"> </w:t>
+      </w:r>
+    </w:p>
+    <w:p>
+      <w:pPr>
+        <w:jc w:val="center"/>
+        <w:rPr>
+          <w:sz w:val="24"/>
+          <w:szCs w:val="24"/>
+        </w:rPr>
+      </w:pPr>
+      <w:r>
+        <w:rPr>
+          <w:sz w:val="24"/>
+          <w:szCs w:val="24"/>
+        </w:rPr>
+        <w:t>En este caso se probó sobre la colección de debug. Si se quisiera probar sobre la principal, se debería indicar “</w:t>
+      </w:r>
+      <w:proofErr w:type="spellStart"/>
+      <w:r>
+        <w:rPr>
+          <w:sz w:val="24"/>
+          <w:szCs w:val="24"/>
+        </w:rPr>
+        <w:t>index-large</w:t>
+      </w:r>
+      <w:proofErr w:type="spellEnd"/>
+      <w:r>
+        <w:rPr>
+          <w:sz w:val="24"/>
+          <w:szCs w:val="24"/>
+        </w:rPr>
+        <w:t>” en la dirección y nombre del índice.</w:t>
+      </w:r>
+    </w:p>
+    <w:p>
+      <w:pPr>
+        <w:jc w:val="center"/>
+        <w:rPr>
+          <w:sz w:val="24"/>
+          <w:szCs w:val="24"/>
+        </w:rPr>
+      </w:pPr>
+    </w:p>
+    <w:p>
+      <w:pPr>
+        <w:jc w:val="both"/>
+        <w:rPr>
+          <w:sz w:val="24"/>
+          <w:szCs w:val="24"/>
+        </w:rPr>
+      </w:pPr>
+      <w:r>
+        <w:rPr>
+          <w:sz w:val="24"/>
+          <w:szCs w:val="24"/>
+        </w:rPr>
+        <w:t>Ejecutando la consulta, se obtuvieron los siguientes documentos con su ranking, respetando el formato solicitado:</w:t>
+      </w:r>
+    </w:p>
+    <w:p>
+      <w:pPr>
+        <w:jc w:val="both"/>
+        <w:rPr>
+          <w:sz w:val="24"/>
+          <w:szCs w:val="24"/>
+        </w:rPr>
+      </w:pPr>
+    </w:p>
+    <w:p>
+      <w:pPr>
+        <w:jc w:val="both"/>
+        <w:rPr>
+          <w:color w:val="FABF8F" w:themeColor="accent6" w:themeTint="99"/>
+          <w:sz w:val="24"/>
+          <w:szCs w:val="24"/>
+          <w:lang w:val="es-AR"/>
+        </w:rPr>
+      </w:pPr>
+      <w:r>
+        <w:rPr>
+          <w:noProof/>
+          <w:color w:val="FABF8F" w:themeColor="accent6" w:themeTint="99"/>
+          <w:sz w:val="24"/>
+          <w:szCs w:val="24"/>
+          <w:lang w:val="es-AR"/>
+        </w:rPr>
+        <w:drawing>
+          <wp:inline distT="0" distB="0" distL="0" distR="0" wp14:anchorId="28C6F723" wp14:editId="5E169E91">
+            <wp:extent cx="6121095" cy="723569"/>
+            <wp:effectExtent l="0" t="0" r="0" b="635"/>
+            <wp:docPr id="15" name="Imagen 15"/>
+            <wp:cNvGraphicFramePr>
+              <a:graphicFrameLocks xmlns:a="http://schemas.openxmlformats.org/drawingml/2006/main" noChangeAspect="1"/>
+            </wp:cNvGraphicFramePr>
+            <a:graphic xmlns:a="http://schemas.openxmlformats.org/drawingml/2006/main">
+              <a:graphicData uri="http://schemas.openxmlformats.org/drawingml/2006/picture">
+                <pic:pic xmlns:pic="http://schemas.openxmlformats.org/drawingml/2006/picture">
+                  <pic:nvPicPr>
+                    <pic:cNvPr id="1" name=""/>
+                    <pic:cNvPicPr/>
+                  </pic:nvPicPr>
+                  <pic:blipFill rotWithShape="1">
+                    <a:blip r:embed="rId21"/>
+                    <a:srcRect t="38800" b="21076"/>
+                    <a:stretch/>
+                  </pic:blipFill>
+                  <pic:spPr bwMode="auto">
+                    <a:xfrm>
+                      <a:off x="0" y="0"/>
+                      <a:ext cx="6121400" cy="723605"/>
+                    </a:xfrm>
+                    <a:prstGeom prst="rect">
+                      <a:avLst/>
+                    </a:prstGeom>
+                    <a:ln>
+                      <a:noFill/>
+                    </a:ln>
+                    <a:extLst>
+                      <a:ext uri="{53640926-AAD7-44D8-BBD7-CCE9431645EC}">
+                        <a14:shadowObscured xmlns:a14="http://schemas.microsoft.com/office/drawing/2010/main"/>
+                      </a:ext>
+                    </a:extLst>
+                  </pic:spPr>
+                </pic:pic>
+              </a:graphicData>
+            </a:graphic>
+          </wp:inline>
+        </w:drawing>
+      </w:r>
+      <w:r>
+        <w:rPr>
+          <w:color w:val="FABF8F" w:themeColor="accent6" w:themeTint="99"/>
+          <w:sz w:val="24"/>
+          <w:szCs w:val="24"/>
+          <w:lang w:val="es-AR"/>
+        </w:rPr>
+        <w:t xml:space="preserve"> </w:t>
+      </w:r>
+    </w:p>
+    <w:p>
+      <w:pPr>
+        <w:jc w:val="both"/>
+        <w:rPr>
+          <w:color w:val="FABF8F" w:themeColor="accent6" w:themeTint="99"/>
+          <w:sz w:val="24"/>
+          <w:szCs w:val="24"/>
+          <w:lang w:val="es-AR"/>
+        </w:rPr>
+      </w:pPr>
+    </w:p>
+    <w:p>
+      <w:pPr>
+        <w:jc w:val="both"/>
+        <w:rPr>
+          <w:sz w:val="24"/>
+          <w:szCs w:val="24"/>
+        </w:rPr>
+      </w:pPr>
+      <w:r>
+        <w:rPr>
+          <w:sz w:val="24"/>
+          <w:szCs w:val="24"/>
+        </w:rPr>
+        <w:t>Otro ejemplo</w:t>
+      </w:r>
+    </w:p>
+    <w:p>
+      <w:pPr>
+        <w:jc w:val="both"/>
+        <w:rPr>
+          <w:sz w:val="24"/>
+          <w:szCs w:val="24"/>
+        </w:rPr>
+      </w:pPr>
+    </w:p>
+    <w:p>
+      <w:pPr>
+        <w:jc w:val="both"/>
+        <w:rPr>
+          <w:sz w:val="24"/>
+          <w:szCs w:val="24"/>
+        </w:rPr>
+      </w:pPr>
+      <w:r>
+        <w:rPr>
+          <w:noProof/>
+          <w:sz w:val="24"/>
+          <w:szCs w:val="24"/>
+        </w:rPr>
+        <w:drawing>
+          <wp:inline distT="0" distB="0" distL="0" distR="0" wp14:anchorId="58E1654A" wp14:editId="52471B74">
+            <wp:extent cx="6119819" cy="1097280"/>
+            <wp:effectExtent l="0" t="0" r="0" b="7620"/>
+            <wp:docPr id="18" name="Imagen 18"/>
+            <wp:cNvGraphicFramePr>
+              <a:graphicFrameLocks xmlns:a="http://schemas.openxmlformats.org/drawingml/2006/main" noChangeAspect="1"/>
+            </wp:cNvGraphicFramePr>
+            <a:graphic xmlns:a="http://schemas.openxmlformats.org/drawingml/2006/main">
+              <a:graphicData uri="http://schemas.openxmlformats.org/drawingml/2006/picture">
+                <pic:pic xmlns:pic="http://schemas.openxmlformats.org/drawingml/2006/picture">
+                  <pic:nvPicPr>
+                    <pic:cNvPr id="1" name=""/>
+                    <pic:cNvPicPr/>
+                  </pic:nvPicPr>
+                  <pic:blipFill rotWithShape="1">
+                    <a:blip r:embed="rId22"/>
+                    <a:srcRect t="31641" b="18157"/>
+                    <a:stretch/>
+                  </pic:blipFill>
+                  <pic:spPr bwMode="auto">
+                    <a:xfrm>
+                      <a:off x="0" y="0"/>
+                      <a:ext cx="6121400" cy="1097563"/>
+                    </a:xfrm>
+                    <a:prstGeom prst="rect">
+                      <a:avLst/>
+                    </a:prstGeom>
+                    <a:ln>
+                      <a:noFill/>
+                    </a:ln>
+                    <a:extLst>
+                      <a:ext uri="{53640926-AAD7-44D8-BBD7-CCE9431645EC}">
+                        <a14:shadowObscured xmlns:a14="http://schemas.microsoft.com/office/drawing/2010/main"/>
+                      </a:ext>
+                    </a:extLst>
+                  </pic:spPr>
+                </pic:pic>
+              </a:graphicData>
+            </a:graphic>
+          </wp:inline>
+        </w:drawing>
+      </w:r>
+    </w:p>
+    <w:p>
+      <w:pPr>
+        <w:jc w:val="both"/>
+        <w:rPr>
+          <w:sz w:val="24"/>
+          <w:szCs w:val="24"/>
+          <w:u w:val="single"/>
+          <w:lang w:val="es-AR"/>
+        </w:rPr>
+      </w:pPr>
+    </w:p>
+    <w:p>
+      <w:pPr>
+        <w:jc w:val="both"/>
+        <w:rPr>
+          <w:sz w:val="24"/>
+          <w:szCs w:val="24"/>
+          <w:u w:val="single"/>
+          <w:lang w:val="es-AR"/>
+        </w:rPr>
+      </w:pPr>
+      <w:r>
+        <w:rPr>
+          <w:sz w:val="24"/>
+          <w:szCs w:val="24"/>
+          <w:u w:val="single"/>
+          <w:lang w:val="es-AR"/>
+        </w:rPr>
+        <w:t>Utilización de IA:</w:t>
+      </w:r>
+    </w:p>
+    <w:p>
+      <w:pPr>
+        <w:rPr>
+          <w:sz w:val="24"/>
+          <w:szCs w:val="24"/>
+          <w:lang w:val="es-AR"/>
+        </w:rPr>
+      </w:pPr>
+    </w:p>
+    <w:p>
+      <w:pPr>
+        <w:rPr>
+          <w:sz w:val="24"/>
+          <w:szCs w:val="24"/>
+          <w:lang w:val="es-AR"/>
+        </w:rPr>
+      </w:pPr>
+      <w:r>
+        <w:rPr>
+          <w:sz w:val="24"/>
+          <w:szCs w:val="24"/>
+          <w:lang w:val="es-AR"/>
+        </w:rPr>
+        <w:t>Fue necesaria la utilización de la inteligencia artificial para la construcción</w:t>
+      </w:r>
+      <w:r>
+        <w:rPr>
+          <w:sz w:val="24"/>
+          <w:szCs w:val="24"/>
+          <w:lang w:val="es-AR"/>
+        </w:rPr>
+        <w:t xml:space="preserve"> del algoritmo de DAAT junto con el modelo vectorial, para el </w:t>
+      </w:r>
+      <w:r>
+        <w:rPr>
+          <w:sz w:val="24"/>
+          <w:szCs w:val="24"/>
+          <w:lang w:val="es-AR"/>
+        </w:rPr>
+        <w:t>cálculo</w:t>
+      </w:r>
+      <w:r>
+        <w:rPr>
+          <w:sz w:val="24"/>
+          <w:szCs w:val="24"/>
+          <w:lang w:val="es-AR"/>
+        </w:rPr>
+        <w:t xml:space="preserve"> de la norma de los documentos junto con los TF-IDF.</w:t>
+      </w:r>
+    </w:p>
+    <w:p>
+      <w:pPr>
         <w:rPr>
           <w:color w:val="FABF8F" w:themeColor="accent6" w:themeTint="99"/>
           <w:sz w:val="24"/>
@@ -3666,6 +4499,1007 @@
     <w:p>
       <w:pPr>
         <w:rPr>
+          <w:b/>
+          <w:bCs/>
+          <w:sz w:val="24"/>
+          <w:szCs w:val="24"/>
+        </w:rPr>
+      </w:pPr>
+      <w:r>
+        <w:rPr>
+          <w:b/>
+          <w:bCs/>
+          <w:sz w:val="24"/>
+          <w:szCs w:val="24"/>
+        </w:rPr>
+        <w:t>Consultas AND sobre skips list</w:t>
+      </w:r>
+    </w:p>
+    <w:p>
+      <w:pPr>
+        <w:rPr>
+          <w:b/>
+          <w:bCs/>
+          <w:sz w:val="24"/>
+          <w:szCs w:val="24"/>
+        </w:rPr>
+      </w:pPr>
+    </w:p>
+    <w:p>
+      <w:pPr>
+        <w:rPr>
+          <w:sz w:val="24"/>
+          <w:szCs w:val="24"/>
+        </w:rPr>
+      </w:pPr>
+      <w:r>
+        <w:rPr>
+          <w:sz w:val="24"/>
+          <w:szCs w:val="24"/>
+        </w:rPr>
+        <w:t>Ejecutando el siguiente script:</w:t>
+      </w:r>
+    </w:p>
+    <w:p>
+      <w:pPr>
+        <w:rPr>
+          <w:sz w:val="24"/>
+          <w:szCs w:val="24"/>
+        </w:rPr>
+      </w:pPr>
+    </w:p>
+    <w:p>
+      <w:pPr>
+        <w:rPr>
+          <w:sz w:val="24"/>
+          <w:szCs w:val="24"/>
+        </w:rPr>
+      </w:pPr>
+      <w:r>
+        <w:rPr>
+          <w:noProof/>
+          <w:sz w:val="24"/>
+          <w:szCs w:val="24"/>
+        </w:rPr>
+        <w:drawing>
+          <wp:inline distT="0" distB="0" distL="0" distR="0" wp14:anchorId="2296D93E" wp14:editId="42899D7C">
+            <wp:extent cx="6120925" cy="318052"/>
+            <wp:effectExtent l="0" t="0" r="0" b="6350"/>
+            <wp:docPr id="19" name="Imagen 19"/>
+            <wp:cNvGraphicFramePr>
+              <a:graphicFrameLocks xmlns:a="http://schemas.openxmlformats.org/drawingml/2006/main" noChangeAspect="1"/>
+            </wp:cNvGraphicFramePr>
+            <a:graphic xmlns:a="http://schemas.openxmlformats.org/drawingml/2006/main">
+              <a:graphicData uri="http://schemas.openxmlformats.org/drawingml/2006/picture">
+                <pic:pic xmlns:pic="http://schemas.openxmlformats.org/drawingml/2006/picture">
+                  <pic:nvPicPr>
+                    <pic:cNvPr id="1" name=""/>
+                    <pic:cNvPicPr/>
+                  </pic:nvPicPr>
+                  <pic:blipFill rotWithShape="1">
+                    <a:blip r:embed="rId23"/>
+                    <a:srcRect t="49237" b="28381"/>
+                    <a:stretch/>
+                  </pic:blipFill>
+                  <pic:spPr bwMode="auto">
+                    <a:xfrm>
+                      <a:off x="0" y="0"/>
+                      <a:ext cx="6121400" cy="318077"/>
+                    </a:xfrm>
+                    <a:prstGeom prst="rect">
+                      <a:avLst/>
+                    </a:prstGeom>
+                    <a:ln>
+                      <a:noFill/>
+                    </a:ln>
+                    <a:extLst>
+                      <a:ext uri="{53640926-AAD7-44D8-BBD7-CCE9431645EC}">
+                        <a14:shadowObscured xmlns:a14="http://schemas.microsoft.com/office/drawing/2010/main"/>
+                      </a:ext>
+                    </a:extLst>
+                  </pic:spPr>
+                </pic:pic>
+              </a:graphicData>
+            </a:graphic>
+          </wp:inline>
+        </w:drawing>
+      </w:r>
+    </w:p>
+    <w:p>
+      <w:pPr>
+        <w:rPr>
+          <w:sz w:val="24"/>
+          <w:szCs w:val="24"/>
+        </w:rPr>
+      </w:pPr>
+    </w:p>
+    <w:p>
+      <w:pPr>
+        <w:rPr>
+          <w:sz w:val="24"/>
+          <w:szCs w:val="24"/>
+        </w:rPr>
+      </w:pPr>
+      <w:r>
+        <w:rPr>
+          <w:sz w:val="24"/>
+          <w:szCs w:val="24"/>
+        </w:rPr>
+        <w:t>Se construyo</w:t>
+      </w:r>
+      <w:r>
+        <w:rPr>
+          <w:sz w:val="24"/>
+          <w:szCs w:val="24"/>
+        </w:rPr>
+        <w:t xml:space="preserve"> el siguiente algoritmo:</w:t>
+      </w:r>
+    </w:p>
+    <w:p>
+      <w:pPr>
+        <w:pStyle w:val="Prrafodelista"/>
+        <w:numPr>
+          <w:ilvl w:val="0"/>
+          <w:numId w:val="28"/>
+        </w:numPr>
+        <w:rPr>
+          <w:sz w:val="24"/>
+          <w:szCs w:val="24"/>
+        </w:rPr>
+      </w:pPr>
+      <w:r>
+        <w:rPr>
+          <w:sz w:val="24"/>
+          <w:szCs w:val="24"/>
+        </w:rPr>
+        <w:t xml:space="preserve">Obtener las postings de ambos </w:t>
+      </w:r>
+      <w:r>
+        <w:rPr>
+          <w:sz w:val="24"/>
+          <w:szCs w:val="24"/>
+        </w:rPr>
+        <w:t>términos</w:t>
+      </w:r>
+    </w:p>
+    <w:p>
+      <w:pPr>
+        <w:pStyle w:val="Prrafodelista"/>
+        <w:numPr>
+          <w:ilvl w:val="0"/>
+          <w:numId w:val="28"/>
+        </w:numPr>
+        <w:rPr>
+          <w:sz w:val="24"/>
+          <w:szCs w:val="24"/>
+        </w:rPr>
+      </w:pPr>
+      <w:r>
+        <w:rPr>
+          <w:sz w:val="24"/>
+          <w:szCs w:val="24"/>
+        </w:rPr>
+        <w:t xml:space="preserve">Evaluar cual de las dos postings es la </w:t>
+      </w:r>
+      <w:proofErr w:type="spellStart"/>
+      <w:r>
+        <w:rPr>
+          <w:sz w:val="24"/>
+          <w:szCs w:val="24"/>
+        </w:rPr>
+        <w:t>mas</w:t>
+      </w:r>
+      <w:proofErr w:type="spellEnd"/>
+      <w:r>
+        <w:rPr>
+          <w:sz w:val="24"/>
+          <w:szCs w:val="24"/>
+        </w:rPr>
+        <w:t xml:space="preserve"> corta</w:t>
+      </w:r>
+    </w:p>
+    <w:p>
+      <w:pPr>
+        <w:pStyle w:val="Prrafodelista"/>
+        <w:numPr>
+          <w:ilvl w:val="1"/>
+          <w:numId w:val="28"/>
+        </w:numPr>
+        <w:rPr>
+          <w:sz w:val="24"/>
+          <w:szCs w:val="24"/>
+        </w:rPr>
+      </w:pPr>
+      <w:r>
+        <w:rPr>
+          <w:sz w:val="24"/>
+          <w:szCs w:val="24"/>
+        </w:rPr>
+        <w:t xml:space="preserve">La posting </w:t>
+      </w:r>
+      <w:r>
+        <w:rPr>
+          <w:sz w:val="24"/>
+          <w:szCs w:val="24"/>
+        </w:rPr>
+        <w:t>más</w:t>
+      </w:r>
+      <w:r>
+        <w:rPr>
+          <w:sz w:val="24"/>
+          <w:szCs w:val="24"/>
+        </w:rPr>
+        <w:t xml:space="preserve"> corta será de pivot</w:t>
+      </w:r>
+    </w:p>
+    <w:p>
+      <w:pPr>
+        <w:pStyle w:val="Prrafodelista"/>
+        <w:numPr>
+          <w:ilvl w:val="1"/>
+          <w:numId w:val="28"/>
+        </w:numPr>
+        <w:rPr>
+          <w:sz w:val="24"/>
+          <w:szCs w:val="24"/>
+        </w:rPr>
+      </w:pPr>
+      <w:r>
+        <w:rPr>
+          <w:sz w:val="24"/>
+          <w:szCs w:val="24"/>
+        </w:rPr>
+        <w:t xml:space="preserve">La posting </w:t>
+      </w:r>
+      <w:r>
+        <w:rPr>
+          <w:sz w:val="24"/>
+          <w:szCs w:val="24"/>
+        </w:rPr>
+        <w:t>más</w:t>
+      </w:r>
+      <w:r>
+        <w:rPr>
+          <w:sz w:val="24"/>
+          <w:szCs w:val="24"/>
+        </w:rPr>
+        <w:t xml:space="preserve"> larga se le aplicara una skip lists</w:t>
+      </w:r>
+    </w:p>
+    <w:p>
+      <w:pPr>
+        <w:pStyle w:val="Prrafodelista"/>
+        <w:numPr>
+          <w:ilvl w:val="0"/>
+          <w:numId w:val="28"/>
+        </w:numPr>
+        <w:rPr>
+          <w:sz w:val="24"/>
+          <w:szCs w:val="24"/>
+        </w:rPr>
+      </w:pPr>
+      <w:r>
+        <w:rPr>
+          <w:sz w:val="24"/>
+          <w:szCs w:val="24"/>
+        </w:rPr>
+        <w:t>Comparar la skip lists con la posting pivot</w:t>
+      </w:r>
+    </w:p>
+    <w:p>
+      <w:pPr>
+        <w:pStyle w:val="Prrafodelista"/>
+        <w:numPr>
+          <w:ilvl w:val="1"/>
+          <w:numId w:val="28"/>
+        </w:numPr>
+        <w:rPr>
+          <w:sz w:val="24"/>
+          <w:szCs w:val="24"/>
+        </w:rPr>
+      </w:pPr>
+      <w:r>
+        <w:rPr>
+          <w:sz w:val="24"/>
+          <w:szCs w:val="24"/>
+        </w:rPr>
+        <w:t>El pivot obtiene un docID</w:t>
+      </w:r>
+    </w:p>
+    <w:p>
+      <w:pPr>
+        <w:pStyle w:val="Prrafodelista"/>
+        <w:numPr>
+          <w:ilvl w:val="1"/>
+          <w:numId w:val="28"/>
+        </w:numPr>
+        <w:rPr>
+          <w:sz w:val="24"/>
+          <w:szCs w:val="24"/>
+        </w:rPr>
+      </w:pPr>
+      <w:r>
+        <w:rPr>
+          <w:sz w:val="24"/>
+          <w:szCs w:val="24"/>
+        </w:rPr>
+        <w:t>Este numero se compara con el max_docID que tiene el bloque de la skip</w:t>
+      </w:r>
+    </w:p>
+    <w:p>
+      <w:pPr>
+        <w:pStyle w:val="Prrafodelista"/>
+        <w:numPr>
+          <w:ilvl w:val="2"/>
+          <w:numId w:val="28"/>
+        </w:numPr>
+        <w:rPr>
+          <w:sz w:val="24"/>
+          <w:szCs w:val="24"/>
+        </w:rPr>
+      </w:pPr>
+      <w:r>
+        <w:rPr>
+          <w:sz w:val="24"/>
+          <w:szCs w:val="24"/>
+        </w:rPr>
+        <w:t>Si es mayor, skipeamos el bloque</w:t>
+      </w:r>
+    </w:p>
+    <w:p>
+      <w:pPr>
+        <w:pStyle w:val="Prrafodelista"/>
+        <w:numPr>
+          <w:ilvl w:val="2"/>
+          <w:numId w:val="28"/>
+        </w:numPr>
+        <w:rPr>
+          <w:sz w:val="24"/>
+          <w:szCs w:val="24"/>
+        </w:rPr>
+      </w:pPr>
+      <w:r>
+        <w:rPr>
+          <w:sz w:val="24"/>
+          <w:szCs w:val="24"/>
+        </w:rPr>
+        <w:t>Si es menor, quiere decir que el valor puede estar dentro. Hacemos una búsqueda secuencial</w:t>
+      </w:r>
+    </w:p>
+    <w:p>
+      <w:pPr>
+        <w:pStyle w:val="Prrafodelista"/>
+        <w:numPr>
+          <w:ilvl w:val="1"/>
+          <w:numId w:val="28"/>
+        </w:numPr>
+        <w:rPr>
+          <w:sz w:val="24"/>
+          <w:szCs w:val="24"/>
+        </w:rPr>
+      </w:pPr>
+      <w:r>
+        <w:rPr>
+          <w:sz w:val="24"/>
+          <w:szCs w:val="24"/>
+        </w:rPr>
+        <w:t>Cada vez que se matchea entre la skip y la posting, se guarda el docID resultado</w:t>
+      </w:r>
+    </w:p>
+    <w:p>
+      <w:pPr>
+        <w:rPr>
+          <w:sz w:val="24"/>
+          <w:szCs w:val="24"/>
+        </w:rPr>
+      </w:pPr>
+    </w:p>
+    <w:p>
+      <w:pPr>
+        <w:rPr>
+          <w:sz w:val="24"/>
+          <w:szCs w:val="24"/>
+        </w:rPr>
+      </w:pPr>
+      <w:r>
+        <w:rPr>
+          <w:sz w:val="24"/>
+          <w:szCs w:val="24"/>
+        </w:rPr>
+        <w:t>De esta forma, se obtuvieron los siguientes resultados:</w:t>
+      </w:r>
+    </w:p>
+    <w:p>
+      <w:pPr>
+        <w:rPr>
+          <w:sz w:val="24"/>
+          <w:szCs w:val="24"/>
+        </w:rPr>
+      </w:pPr>
+    </w:p>
+    <w:p>
+      <w:pPr>
+        <w:rPr>
+          <w:sz w:val="24"/>
+          <w:szCs w:val="24"/>
+        </w:rPr>
+      </w:pPr>
+      <w:r>
+        <w:rPr>
+          <w:noProof/>
+          <w:sz w:val="24"/>
+          <w:szCs w:val="24"/>
+        </w:rPr>
+        <w:lastRenderedPageBreak/>
+        <w:drawing>
+          <wp:inline distT="0" distB="0" distL="0" distR="0" wp14:anchorId="76361D81" wp14:editId="42BFFB14">
+            <wp:extent cx="6121004" cy="2727077"/>
+            <wp:effectExtent l="0" t="0" r="0" b="0"/>
+            <wp:docPr id="20" name="Imagen 20"/>
+            <wp:cNvGraphicFramePr>
+              <a:graphicFrameLocks xmlns:a="http://schemas.openxmlformats.org/drawingml/2006/main" noChangeAspect="1"/>
+            </wp:cNvGraphicFramePr>
+            <a:graphic xmlns:a="http://schemas.openxmlformats.org/drawingml/2006/main">
+              <a:graphicData uri="http://schemas.openxmlformats.org/drawingml/2006/picture">
+                <pic:pic xmlns:pic="http://schemas.openxmlformats.org/drawingml/2006/picture">
+                  <pic:nvPicPr>
+                    <pic:cNvPr id="1" name=""/>
+                    <pic:cNvPicPr/>
+                  </pic:nvPicPr>
+                  <pic:blipFill rotWithShape="1">
+                    <a:blip r:embed="rId24"/>
+                    <a:srcRect t="18017" b="10958"/>
+                    <a:stretch/>
+                  </pic:blipFill>
+                  <pic:spPr bwMode="auto">
+                    <a:xfrm>
+                      <a:off x="0" y="0"/>
+                      <a:ext cx="6121400" cy="2727253"/>
+                    </a:xfrm>
+                    <a:prstGeom prst="rect">
+                      <a:avLst/>
+                    </a:prstGeom>
+                    <a:ln>
+                      <a:noFill/>
+                    </a:ln>
+                    <a:extLst>
+                      <a:ext uri="{53640926-AAD7-44D8-BBD7-CCE9431645EC}">
+                        <a14:shadowObscured xmlns:a14="http://schemas.microsoft.com/office/drawing/2010/main"/>
+                      </a:ext>
+                    </a:extLst>
+                  </pic:spPr>
+                </pic:pic>
+              </a:graphicData>
+            </a:graphic>
+          </wp:inline>
+        </w:drawing>
+      </w:r>
+    </w:p>
+    <w:p>
+      <w:pPr>
+        <w:rPr>
+          <w:sz w:val="24"/>
+          <w:szCs w:val="24"/>
+        </w:rPr>
+      </w:pPr>
+    </w:p>
+    <w:p>
+      <w:pPr>
+        <w:rPr>
+          <w:sz w:val="24"/>
+          <w:szCs w:val="24"/>
+        </w:rPr>
+      </w:pPr>
+      <w:r>
+        <w:rPr>
+          <w:sz w:val="24"/>
+          <w:szCs w:val="24"/>
+        </w:rPr>
+        <w:t>Ejecutando la misma consulta sobre el ejercicio dos, se obtienen exactamente los mismos documentos como resultado</w:t>
+      </w:r>
+      <w:r>
+        <w:rPr>
+          <w:sz w:val="24"/>
+          <w:szCs w:val="24"/>
+        </w:rPr>
+        <w:t>, y un tiempo muy similar, a pesar de que toma la búsqueda fue realizada de forma secuencial.</w:t>
+      </w:r>
+    </w:p>
+    <w:p>
+      <w:pPr>
+        <w:rPr>
+          <w:sz w:val="24"/>
+          <w:szCs w:val="24"/>
+        </w:rPr>
+      </w:pPr>
+    </w:p>
+    <w:p>
+      <w:pPr>
+        <w:rPr>
+          <w:sz w:val="24"/>
+          <w:szCs w:val="24"/>
+        </w:rPr>
+      </w:pPr>
+      <w:r>
+        <w:rPr>
+          <w:noProof/>
+          <w:sz w:val="24"/>
+          <w:szCs w:val="24"/>
+        </w:rPr>
+        <w:drawing>
+          <wp:inline distT="0" distB="0" distL="0" distR="0" wp14:anchorId="07E96CAC" wp14:editId="22A02718">
+            <wp:extent cx="6121400" cy="1812897"/>
+            <wp:effectExtent l="0" t="0" r="0" b="0"/>
+            <wp:docPr id="22" name="Imagen 22"/>
+            <wp:cNvGraphicFramePr>
+              <a:graphicFrameLocks xmlns:a="http://schemas.openxmlformats.org/drawingml/2006/main" noChangeAspect="1"/>
+            </wp:cNvGraphicFramePr>
+            <a:graphic xmlns:a="http://schemas.openxmlformats.org/drawingml/2006/main">
+              <a:graphicData uri="http://schemas.openxmlformats.org/drawingml/2006/picture">
+                <pic:pic xmlns:pic="http://schemas.openxmlformats.org/drawingml/2006/picture">
+                  <pic:nvPicPr>
+                    <pic:cNvPr id="1" name=""/>
+                    <pic:cNvPicPr/>
+                  </pic:nvPicPr>
+                  <pic:blipFill rotWithShape="1">
+                    <a:blip r:embed="rId25"/>
+                    <a:srcRect t="24785" b="13792"/>
+                    <a:stretch/>
+                  </pic:blipFill>
+                  <pic:spPr bwMode="auto">
+                    <a:xfrm>
+                      <a:off x="0" y="0"/>
+                      <a:ext cx="6121400" cy="1812897"/>
+                    </a:xfrm>
+                    <a:prstGeom prst="rect">
+                      <a:avLst/>
+                    </a:prstGeom>
+                    <a:ln>
+                      <a:noFill/>
+                    </a:ln>
+                    <a:extLst>
+                      <a:ext uri="{53640926-AAD7-44D8-BBD7-CCE9431645EC}">
+                        <a14:shadowObscured xmlns:a14="http://schemas.microsoft.com/office/drawing/2010/main"/>
+                      </a:ext>
+                    </a:extLst>
+                  </pic:spPr>
+                </pic:pic>
+              </a:graphicData>
+            </a:graphic>
+          </wp:inline>
+        </w:drawing>
+      </w:r>
+    </w:p>
+    <w:p>
+      <w:pPr>
+        <w:rPr>
+          <w:b/>
+          <w:bCs/>
+          <w:sz w:val="24"/>
+          <w:szCs w:val="24"/>
+        </w:rPr>
+      </w:pPr>
+    </w:p>
+    <w:p>
+      <w:pPr>
+        <w:rPr>
+          <w:b/>
+          <w:bCs/>
+          <w:sz w:val="24"/>
+          <w:szCs w:val="24"/>
+        </w:rPr>
+      </w:pPr>
+      <w:r>
+        <w:rPr>
+          <w:b/>
+          <w:bCs/>
+          <w:sz w:val="24"/>
+          <w:szCs w:val="24"/>
+        </w:rPr>
+        <w:t>Recuperación de skips list</w:t>
+      </w:r>
+    </w:p>
+    <w:p>
+      <w:pPr>
+        <w:rPr>
+          <w:b/>
+          <w:bCs/>
+          <w:sz w:val="24"/>
+          <w:szCs w:val="24"/>
+        </w:rPr>
+      </w:pPr>
+    </w:p>
+    <w:p>
+      <w:pPr>
+        <w:rPr>
+          <w:sz w:val="24"/>
+          <w:szCs w:val="24"/>
+        </w:rPr>
+      </w:pPr>
+      <w:r>
+        <w:rPr>
+          <w:sz w:val="24"/>
+          <w:szCs w:val="24"/>
+        </w:rPr>
+        <w:t>Consultando a la colección indicada como parámetro, es posible recuperar la skips list de un termino de la siguiente manera:</w:t>
+      </w:r>
+    </w:p>
+    <w:p>
+      <w:pPr>
+        <w:rPr>
+          <w:sz w:val="24"/>
+          <w:szCs w:val="24"/>
+        </w:rPr>
+      </w:pPr>
+    </w:p>
+    <w:p>
+      <w:pPr>
+        <w:rPr>
+          <w:sz w:val="24"/>
+          <w:szCs w:val="24"/>
+        </w:rPr>
+      </w:pPr>
+      <w:r>
+        <w:rPr>
+          <w:noProof/>
+          <w:sz w:val="24"/>
+          <w:szCs w:val="24"/>
+        </w:rPr>
+        <w:drawing>
+          <wp:inline distT="0" distB="0" distL="0" distR="0" wp14:anchorId="64D36A17" wp14:editId="53984134">
+            <wp:extent cx="6118000" cy="326004"/>
+            <wp:effectExtent l="0" t="0" r="0" b="0"/>
+            <wp:docPr id="16" name="Imagen 16"/>
+            <wp:cNvGraphicFramePr>
+              <a:graphicFrameLocks xmlns:a="http://schemas.openxmlformats.org/drawingml/2006/main" noChangeAspect="1"/>
+            </wp:cNvGraphicFramePr>
+            <a:graphic xmlns:a="http://schemas.openxmlformats.org/drawingml/2006/main">
+              <a:graphicData uri="http://schemas.openxmlformats.org/drawingml/2006/picture">
+                <pic:pic xmlns:pic="http://schemas.openxmlformats.org/drawingml/2006/picture">
+                  <pic:nvPicPr>
+                    <pic:cNvPr id="1" name=""/>
+                    <pic:cNvPicPr/>
+                  </pic:nvPicPr>
+                  <pic:blipFill rotWithShape="1">
+                    <a:blip r:embed="rId26"/>
+                    <a:srcRect t="47558" b="29490"/>
+                    <a:stretch/>
+                  </pic:blipFill>
+                  <pic:spPr bwMode="auto">
+                    <a:xfrm>
+                      <a:off x="0" y="0"/>
+                      <a:ext cx="6121400" cy="326185"/>
+                    </a:xfrm>
+                    <a:prstGeom prst="rect">
+                      <a:avLst/>
+                    </a:prstGeom>
+                    <a:ln>
+                      <a:noFill/>
+                    </a:ln>
+                    <a:extLst>
+                      <a:ext uri="{53640926-AAD7-44D8-BBD7-CCE9431645EC}">
+                        <a14:shadowObscured xmlns:a14="http://schemas.microsoft.com/office/drawing/2010/main"/>
+                      </a:ext>
+                    </a:extLst>
+                  </pic:spPr>
+                </pic:pic>
+              </a:graphicData>
+            </a:graphic>
+          </wp:inline>
+        </w:drawing>
+      </w:r>
+      <w:r>
+        <w:rPr>
+          <w:sz w:val="24"/>
+          <w:szCs w:val="24"/>
+        </w:rPr>
+        <w:t xml:space="preserve"> </w:t>
+      </w:r>
+    </w:p>
+    <w:p>
+      <w:pPr>
+        <w:jc w:val="center"/>
+        <w:rPr>
+          <w:sz w:val="24"/>
+          <w:szCs w:val="24"/>
+        </w:rPr>
+      </w:pPr>
+      <w:r>
+        <w:rPr>
+          <w:sz w:val="24"/>
+          <w:szCs w:val="24"/>
+        </w:rPr>
+        <w:t>En este caso se probó sobre la colección de debug. Si se quisiera probar sobre la principal, se debería indicar “</w:t>
+      </w:r>
+      <w:proofErr w:type="spellStart"/>
+      <w:r>
+        <w:rPr>
+          <w:sz w:val="24"/>
+          <w:szCs w:val="24"/>
+        </w:rPr>
+        <w:t>index-large</w:t>
+      </w:r>
+      <w:proofErr w:type="spellEnd"/>
+      <w:r>
+        <w:rPr>
+          <w:sz w:val="24"/>
+          <w:szCs w:val="24"/>
+        </w:rPr>
+        <w:t>” en la dirección y nombre del índice.</w:t>
+      </w:r>
+    </w:p>
+    <w:p>
+      <w:pPr>
+        <w:rPr>
+          <w:color w:val="FABF8F" w:themeColor="accent6" w:themeTint="99"/>
+          <w:sz w:val="24"/>
+          <w:szCs w:val="24"/>
+          <w:lang w:val="es-AR"/>
+        </w:rPr>
+      </w:pPr>
+    </w:p>
+    <w:p>
+      <w:pPr>
+        <w:rPr>
+          <w:sz w:val="24"/>
+          <w:szCs w:val="24"/>
+        </w:rPr>
+      </w:pPr>
+      <w:r>
+        <w:rPr>
+          <w:sz w:val="24"/>
+          <w:szCs w:val="24"/>
+        </w:rPr>
+        <w:t>El resultado de la recuperación fue una lista compuesta por el nombre del documento junto con el docID.</w:t>
+      </w:r>
+    </w:p>
+    <w:p>
+      <w:pPr>
+        <w:rPr>
+          <w:sz w:val="24"/>
+          <w:szCs w:val="24"/>
+        </w:rPr>
+      </w:pPr>
+      <w:r>
+        <w:rPr>
+          <w:sz w:val="24"/>
+          <w:szCs w:val="24"/>
+        </w:rPr>
+        <w:lastRenderedPageBreak/>
+        <w:t xml:space="preserve">En mi algoritmo, siempre el docID va a ser el valor máximo del bloque de la posting. Esta decisión fue tomara para el procesamiento de consultas entre dos </w:t>
+      </w:r>
+      <w:r>
+        <w:rPr>
+          <w:sz w:val="24"/>
+          <w:szCs w:val="24"/>
+        </w:rPr>
+        <w:t>términos</w:t>
+      </w:r>
+      <w:r>
+        <w:rPr>
+          <w:sz w:val="24"/>
+          <w:szCs w:val="24"/>
+        </w:rPr>
+        <w:t xml:space="preserve">, descartando el bloque entero en el caso de que la posting lists </w:t>
+      </w:r>
+      <w:r>
+        <w:rPr>
+          <w:sz w:val="24"/>
+          <w:szCs w:val="24"/>
+        </w:rPr>
+        <w:t>más</w:t>
+      </w:r>
+      <w:r>
+        <w:rPr>
+          <w:sz w:val="24"/>
+          <w:szCs w:val="24"/>
+        </w:rPr>
+        <w:t xml:space="preserve"> corta sea mayor a ese máximo.</w:t>
+      </w:r>
+    </w:p>
+    <w:p>
+      <w:pPr>
+        <w:rPr>
+          <w:sz w:val="24"/>
+          <w:szCs w:val="24"/>
+        </w:rPr>
+      </w:pPr>
+    </w:p>
+    <w:p>
+      <w:pPr>
+        <w:rPr>
+          <w:sz w:val="24"/>
+          <w:szCs w:val="24"/>
+        </w:rPr>
+      </w:pPr>
+      <w:r>
+        <w:rPr>
+          <w:noProof/>
+          <w:sz w:val="24"/>
+          <w:szCs w:val="24"/>
+        </w:rPr>
+        <w:drawing>
+          <wp:inline distT="0" distB="0" distL="0" distR="0" wp14:anchorId="3F99D0E5" wp14:editId="02E0CD65">
+            <wp:extent cx="6121174" cy="1065475"/>
+            <wp:effectExtent l="0" t="0" r="0" b="1905"/>
+            <wp:docPr id="17" name="Imagen 17"/>
+            <wp:cNvGraphicFramePr>
+              <a:graphicFrameLocks xmlns:a="http://schemas.openxmlformats.org/drawingml/2006/main" noChangeAspect="1"/>
+            </wp:cNvGraphicFramePr>
+            <a:graphic xmlns:a="http://schemas.openxmlformats.org/drawingml/2006/main">
+              <a:graphicData uri="http://schemas.openxmlformats.org/drawingml/2006/picture">
+                <pic:pic xmlns:pic="http://schemas.openxmlformats.org/drawingml/2006/picture">
+                  <pic:nvPicPr>
+                    <pic:cNvPr id="1" name=""/>
+                    <pic:cNvPicPr/>
+                  </pic:nvPicPr>
+                  <pic:blipFill rotWithShape="1">
+                    <a:blip r:embed="rId27"/>
+                    <a:srcRect t="32004" b="19260"/>
+                    <a:stretch/>
+                  </pic:blipFill>
+                  <pic:spPr bwMode="auto">
+                    <a:xfrm>
+                      <a:off x="0" y="0"/>
+                      <a:ext cx="6121400" cy="1065514"/>
+                    </a:xfrm>
+                    <a:prstGeom prst="rect">
+                      <a:avLst/>
+                    </a:prstGeom>
+                    <a:ln>
+                      <a:noFill/>
+                    </a:ln>
+                    <a:extLst>
+                      <a:ext uri="{53640926-AAD7-44D8-BBD7-CCE9431645EC}">
+                        <a14:shadowObscured xmlns:a14="http://schemas.microsoft.com/office/drawing/2010/main"/>
+                      </a:ext>
+                    </a:extLst>
+                  </pic:spPr>
+                </pic:pic>
+              </a:graphicData>
+            </a:graphic>
+          </wp:inline>
+        </w:drawing>
+      </w:r>
+    </w:p>
+    <w:p>
+      <w:pPr>
+        <w:rPr>
+          <w:sz w:val="24"/>
+          <w:szCs w:val="24"/>
+        </w:rPr>
+      </w:pPr>
+    </w:p>
+    <w:p>
+      <w:pPr>
+        <w:jc w:val="both"/>
+        <w:rPr>
+          <w:sz w:val="24"/>
+          <w:szCs w:val="24"/>
+          <w:u w:val="single"/>
+          <w:lang w:val="es-AR"/>
+        </w:rPr>
+      </w:pPr>
+      <w:r>
+        <w:rPr>
+          <w:sz w:val="24"/>
+          <w:szCs w:val="24"/>
+          <w:u w:val="single"/>
+          <w:lang w:val="es-AR"/>
+        </w:rPr>
+        <w:t>Utilización de IA:</w:t>
+      </w:r>
+    </w:p>
+    <w:p>
+      <w:pPr>
+        <w:rPr>
+          <w:sz w:val="24"/>
+          <w:szCs w:val="24"/>
+          <w:lang w:val="es-AR"/>
+        </w:rPr>
+      </w:pPr>
+    </w:p>
+    <w:p>
+      <w:pPr>
+        <w:rPr>
+          <w:color w:val="FABF8F" w:themeColor="accent6" w:themeTint="99"/>
+          <w:sz w:val="24"/>
+          <w:szCs w:val="24"/>
+          <w:lang w:val="es-AR"/>
+        </w:rPr>
+      </w:pPr>
+      <w:r>
+        <w:rPr>
+          <w:sz w:val="24"/>
+          <w:szCs w:val="24"/>
+          <w:lang w:val="es-AR"/>
+        </w:rPr>
+        <w:t xml:space="preserve">Fue necesaria la utilización de la inteligencia artificial para una correcta construcción  de la </w:t>
+      </w:r>
+      <w:proofErr w:type="spellStart"/>
+      <w:r>
+        <w:rPr>
+          <w:sz w:val="24"/>
+          <w:szCs w:val="24"/>
+          <w:lang w:val="es-AR"/>
+        </w:rPr>
+        <w:t>skips</w:t>
+      </w:r>
+      <w:proofErr w:type="spellEnd"/>
+      <w:r>
+        <w:rPr>
+          <w:sz w:val="24"/>
+          <w:szCs w:val="24"/>
+          <w:lang w:val="es-AR"/>
+        </w:rPr>
+        <w:t xml:space="preserve"> </w:t>
+      </w:r>
+      <w:proofErr w:type="spellStart"/>
+      <w:r>
+        <w:rPr>
+          <w:sz w:val="24"/>
+          <w:szCs w:val="24"/>
+          <w:lang w:val="es-AR"/>
+        </w:rPr>
+        <w:t>list</w:t>
+      </w:r>
+      <w:proofErr w:type="spellEnd"/>
+      <w:r>
+        <w:rPr>
+          <w:sz w:val="24"/>
+          <w:szCs w:val="24"/>
+          <w:lang w:val="es-AR"/>
+        </w:rPr>
+        <w:t xml:space="preserve"> y su </w:t>
+      </w:r>
+      <w:r>
+        <w:rPr>
+          <w:sz w:val="24"/>
+          <w:szCs w:val="24"/>
+          <w:lang w:val="es-AR"/>
+        </w:rPr>
+        <w:t>evaluación</w:t>
+      </w:r>
+      <w:r>
+        <w:rPr>
+          <w:sz w:val="24"/>
+          <w:szCs w:val="24"/>
+          <w:lang w:val="es-AR"/>
+        </w:rPr>
+        <w:t xml:space="preserve"> junto con la posting, para la obtención de los documentos relevantes de esa </w:t>
+      </w:r>
+      <w:proofErr w:type="spellStart"/>
+      <w:r>
+        <w:rPr>
+          <w:sz w:val="24"/>
+          <w:szCs w:val="24"/>
+          <w:lang w:val="es-AR"/>
+        </w:rPr>
+        <w:t>query</w:t>
+      </w:r>
+      <w:proofErr w:type="spellEnd"/>
+      <w:r>
+        <w:rPr>
+          <w:sz w:val="24"/>
+          <w:szCs w:val="24"/>
+          <w:lang w:val="es-AR"/>
+        </w:rPr>
+        <w:t>.</w:t>
+      </w:r>
+    </w:p>
+    <w:p>
+      <w:pPr>
+        <w:rPr>
+          <w:color w:val="FABF8F" w:themeColor="accent6" w:themeTint="99"/>
+          <w:sz w:val="24"/>
+          <w:szCs w:val="24"/>
+          <w:lang w:val="es-AR"/>
+        </w:rPr>
+      </w:pPr>
+    </w:p>
+    <w:p>
+      <w:pPr>
+        <w:rPr>
           <w:color w:val="FABF8F" w:themeColor="accent6" w:themeTint="99"/>
           <w:sz w:val="24"/>
           <w:szCs w:val="24"/>
@@ -3718,7 +5552,7 @@
           <w:szCs w:val="24"/>
           <w:lang w:val="es-AR"/>
         </w:rPr>
-        <w:t xml:space="preserve">Sobre la colección Dump10k  escriba un programa que realice una evaluación TAAT y otro usando DAAT. Compare los tiempos de ejecución para un conjunto de </w:t>
+        <w:t xml:space="preserve">Sobre la colección Dump10k  escriba un programa que realice una evaluación TAAT y otro usando DAAT. Compare los tiempos de ejecución para un conjunto de queries dados . Separe su análisis por longitud de </w:t>
       </w:r>
       <w:proofErr w:type="spellStart"/>
       <w:r>
@@ -3738,7 +5572,7 @@
           <w:szCs w:val="24"/>
           <w:lang w:val="es-AR"/>
         </w:rPr>
-        <w:t xml:space="preserve"> dados . Separe su análisis por longitud de </w:t>
+        <w:t xml:space="preserve"> y de </w:t>
       </w:r>
       <w:proofErr w:type="spellStart"/>
       <w:r>
@@ -3748,7 +5582,7 @@
           <w:szCs w:val="24"/>
           <w:lang w:val="es-AR"/>
         </w:rPr>
-        <w:t>queries</w:t>
+        <w:t>posting</w:t>
       </w:r>
       <w:proofErr w:type="spellEnd"/>
       <w:r>
@@ -3758,7 +5592,7 @@
           <w:szCs w:val="24"/>
           <w:lang w:val="es-AR"/>
         </w:rPr>
-        <w:t xml:space="preserve"> y de </w:t>
+        <w:t xml:space="preserve"> </w:t>
       </w:r>
       <w:proofErr w:type="spellStart"/>
       <w:r>
@@ -3768,7 +5602,7 @@
           <w:szCs w:val="24"/>
           <w:lang w:val="es-AR"/>
         </w:rPr>
-        <w:t>posting</w:t>
+        <w:t>lists</w:t>
       </w:r>
       <w:proofErr w:type="spellEnd"/>
       <w:r>
@@ -3778,26 +5612,6 @@
           <w:szCs w:val="24"/>
           <w:lang w:val="es-AR"/>
         </w:rPr>
-        <w:t xml:space="preserve"> </w:t>
-      </w:r>
-      <w:proofErr w:type="spellStart"/>
-      <w:r>
-        <w:rPr>
-          <w:color w:val="FABF8F" w:themeColor="accent6" w:themeTint="99"/>
-          <w:sz w:val="24"/>
-          <w:szCs w:val="24"/>
-          <w:lang w:val="es-AR"/>
-        </w:rPr>
-        <w:t>lists</w:t>
-      </w:r>
-      <w:proofErr w:type="spellEnd"/>
-      <w:r>
-        <w:rPr>
-          <w:color w:val="FABF8F" w:themeColor="accent6" w:themeTint="99"/>
-          <w:sz w:val="24"/>
-          <w:szCs w:val="24"/>
-          <w:lang w:val="es-AR"/>
-        </w:rPr>
         <w:t>.</w:t>
       </w:r>
     </w:p>
@@ -3811,6 +5625,1263 @@
           <w:lang w:val="es-AR"/>
         </w:rPr>
       </w:pPr>
+    </w:p>
+    <w:p>
+      <w:pPr>
+        <w:rPr>
+          <w:b/>
+          <w:bCs/>
+          <w:sz w:val="24"/>
+          <w:szCs w:val="24"/>
+        </w:rPr>
+      </w:pPr>
+      <w:r>
+        <w:rPr>
+          <w:b/>
+          <w:bCs/>
+          <w:sz w:val="24"/>
+          <w:szCs w:val="24"/>
+        </w:rPr>
+        <w:t>Resultados obtenidos de la colección Dump10k</w:t>
+      </w:r>
+    </w:p>
+    <w:p>
+      <w:pPr>
+        <w:rPr>
+          <w:b/>
+          <w:bCs/>
+          <w:sz w:val="24"/>
+          <w:szCs w:val="24"/>
+        </w:rPr>
+      </w:pPr>
+    </w:p>
+    <w:p>
+      <w:pPr>
+        <w:rPr>
+          <w:sz w:val="24"/>
+          <w:szCs w:val="24"/>
+        </w:rPr>
+      </w:pPr>
+      <w:r>
+        <w:rPr>
+          <w:sz w:val="24"/>
+          <w:szCs w:val="24"/>
+        </w:rPr>
+        <w:t xml:space="preserve">Mediante el procesamiento de la colección Dump10k, </w:t>
+      </w:r>
+      <w:r>
+        <w:rPr>
+          <w:sz w:val="24"/>
+          <w:szCs w:val="24"/>
+        </w:rPr>
+        <w:t>realizamos</w:t>
+      </w:r>
+      <w:r>
+        <w:rPr>
+          <w:sz w:val="24"/>
+          <w:szCs w:val="24"/>
+        </w:rPr>
+        <w:t xml:space="preserve"> la evaluación de los algoritmos de recuperación TAAT y DAAT, utilizando queries que varían de uno a cuatro términos. Los resultados fueron los siguientes:</w:t>
+      </w:r>
+    </w:p>
+    <w:p>
+      <w:pPr>
+        <w:rPr>
+          <w:b/>
+          <w:bCs/>
+          <w:sz w:val="24"/>
+          <w:szCs w:val="24"/>
+        </w:rPr>
+      </w:pPr>
+    </w:p>
+    <w:tbl>
+      <w:tblPr>
+        <w:tblStyle w:val="Tablanormal1"/>
+        <w:tblW w:w="0" w:type="auto"/>
+        <w:tblLook w:val="04A0" w:firstRow="1" w:lastRow="0" w:firstColumn="1" w:lastColumn="0" w:noHBand="0" w:noVBand="1"/>
+      </w:tblPr>
+      <w:tblGrid>
+        <w:gridCol w:w="2263"/>
+        <w:gridCol w:w="1589"/>
+        <w:gridCol w:w="1926"/>
+        <w:gridCol w:w="1926"/>
+        <w:gridCol w:w="1926"/>
+      </w:tblGrid>
+      <w:tr>
+        <w:trPr>
+          <w:cnfStyle w:val="100000000000" w:firstRow="1" w:lastRow="0" w:firstColumn="0" w:lastColumn="0" w:oddVBand="0" w:evenVBand="0" w:oddHBand="0" w:evenHBand="0" w:firstRowFirstColumn="0" w:firstRowLastColumn="0" w:lastRowFirstColumn="0" w:lastRowLastColumn="0"/>
+        </w:trPr>
+        <w:tc>
+          <w:tcPr>
+            <w:cnfStyle w:val="001000000000" w:firstRow="0" w:lastRow="0" w:firstColumn="1" w:lastColumn="0" w:oddVBand="0" w:evenVBand="0" w:oddHBand="0" w:evenHBand="0" w:firstRowFirstColumn="0" w:firstRowLastColumn="0" w:lastRowFirstColumn="0" w:lastRowLastColumn="0"/>
+            <w:tcW w:w="2263" w:type="dxa"/>
+            <w:vAlign w:val="center"/>
+          </w:tcPr>
+          <w:p>
+            <w:pPr>
+              <w:jc w:val="center"/>
+              <w:rPr>
+                <w:sz w:val="24"/>
+                <w:szCs w:val="24"/>
+              </w:rPr>
+            </w:pPr>
+            <w:r>
+              <w:rPr>
+                <w:sz w:val="24"/>
+                <w:szCs w:val="24"/>
+              </w:rPr>
+              <w:t>Cant. Terminos</w:t>
+            </w:r>
+          </w:p>
+        </w:tc>
+        <w:tc>
+          <w:tcPr>
+            <w:tcW w:w="1589" w:type="dxa"/>
+            <w:vAlign w:val="center"/>
+          </w:tcPr>
+          <w:p>
+            <w:pPr>
+              <w:jc w:val="center"/>
+              <w:cnfStyle w:val="100000000000" w:firstRow="1" w:lastRow="0" w:firstColumn="0" w:lastColumn="0" w:oddVBand="0" w:evenVBand="0" w:oddHBand="0" w:evenHBand="0" w:firstRowFirstColumn="0" w:firstRowLastColumn="0" w:lastRowFirstColumn="0" w:lastRowLastColumn="0"/>
+              <w:rPr>
+                <w:sz w:val="24"/>
+                <w:szCs w:val="24"/>
+              </w:rPr>
+            </w:pPr>
+            <w:r>
+              <w:rPr>
+                <w:sz w:val="24"/>
+                <w:szCs w:val="24"/>
+              </w:rPr>
+              <w:t>Longitud</w:t>
+            </w:r>
+          </w:p>
+        </w:tc>
+        <w:tc>
+          <w:tcPr>
+            <w:tcW w:w="1926" w:type="dxa"/>
+            <w:vAlign w:val="center"/>
+          </w:tcPr>
+          <w:p>
+            <w:pPr>
+              <w:jc w:val="center"/>
+              <w:cnfStyle w:val="100000000000" w:firstRow="1" w:lastRow="0" w:firstColumn="0" w:lastColumn="0" w:oddVBand="0" w:evenVBand="0" w:oddHBand="0" w:evenHBand="0" w:firstRowFirstColumn="0" w:firstRowLastColumn="0" w:lastRowFirstColumn="0" w:lastRowLastColumn="0"/>
+              <w:rPr>
+                <w:sz w:val="24"/>
+                <w:szCs w:val="24"/>
+              </w:rPr>
+            </w:pPr>
+            <w:r>
+              <w:rPr>
+                <w:sz w:val="24"/>
+                <w:szCs w:val="24"/>
+              </w:rPr>
+              <w:t xml:space="preserve">AVG </w:t>
+            </w:r>
+            <w:r>
+              <w:rPr>
+                <w:sz w:val="24"/>
+                <w:szCs w:val="24"/>
+              </w:rPr>
+              <w:t xml:space="preserve">Tamaño </w:t>
+            </w:r>
+            <w:r>
+              <w:rPr>
+                <w:sz w:val="24"/>
+                <w:szCs w:val="24"/>
+              </w:rPr>
+              <w:t>Posting</w:t>
+            </w:r>
+          </w:p>
+        </w:tc>
+        <w:tc>
+          <w:tcPr>
+            <w:tcW w:w="1926" w:type="dxa"/>
+            <w:vAlign w:val="center"/>
+          </w:tcPr>
+          <w:p>
+            <w:pPr>
+              <w:jc w:val="center"/>
+              <w:cnfStyle w:val="100000000000" w:firstRow="1" w:lastRow="0" w:firstColumn="0" w:lastColumn="0" w:oddVBand="0" w:evenVBand="0" w:oddHBand="0" w:evenHBand="0" w:firstRowFirstColumn="0" w:firstRowLastColumn="0" w:lastRowFirstColumn="0" w:lastRowLastColumn="0"/>
+              <w:rPr>
+                <w:sz w:val="24"/>
+                <w:szCs w:val="24"/>
+              </w:rPr>
+            </w:pPr>
+            <w:r>
+              <w:rPr>
+                <w:sz w:val="24"/>
+                <w:szCs w:val="24"/>
+              </w:rPr>
+              <w:t>TAAT</w:t>
+            </w:r>
+          </w:p>
+        </w:tc>
+        <w:tc>
+          <w:tcPr>
+            <w:tcW w:w="1926" w:type="dxa"/>
+            <w:vAlign w:val="center"/>
+          </w:tcPr>
+          <w:p>
+            <w:pPr>
+              <w:jc w:val="center"/>
+              <w:cnfStyle w:val="100000000000" w:firstRow="1" w:lastRow="0" w:firstColumn="0" w:lastColumn="0" w:oddVBand="0" w:evenVBand="0" w:oddHBand="0" w:evenHBand="0" w:firstRowFirstColumn="0" w:firstRowLastColumn="0" w:lastRowFirstColumn="0" w:lastRowLastColumn="0"/>
+              <w:rPr>
+                <w:sz w:val="24"/>
+                <w:szCs w:val="24"/>
+              </w:rPr>
+            </w:pPr>
+            <w:r>
+              <w:rPr>
+                <w:sz w:val="24"/>
+                <w:szCs w:val="24"/>
+              </w:rPr>
+              <w:t>DAAT</w:t>
+            </w:r>
+          </w:p>
+        </w:tc>
+      </w:tr>
+      <w:tr>
+        <w:trPr>
+          <w:cnfStyle w:val="000000100000" w:firstRow="0" w:lastRow="0" w:firstColumn="0" w:lastColumn="0" w:oddVBand="0" w:evenVBand="0" w:oddHBand="1" w:evenHBand="0" w:firstRowFirstColumn="0" w:firstRowLastColumn="0" w:lastRowFirstColumn="0" w:lastRowLastColumn="0"/>
+        </w:trPr>
+        <w:tc>
+          <w:tcPr>
+            <w:cnfStyle w:val="001000000000" w:firstRow="0" w:lastRow="0" w:firstColumn="1" w:lastColumn="0" w:oddVBand="0" w:evenVBand="0" w:oddHBand="0" w:evenHBand="0" w:firstRowFirstColumn="0" w:firstRowLastColumn="0" w:lastRowFirstColumn="0" w:lastRowLastColumn="0"/>
+            <w:tcW w:w="2263" w:type="dxa"/>
+            <w:vAlign w:val="center"/>
+          </w:tcPr>
+          <w:p>
+            <w:pPr>
+              <w:jc w:val="center"/>
+              <w:rPr>
+                <w:sz w:val="24"/>
+                <w:szCs w:val="24"/>
+              </w:rPr>
+            </w:pPr>
+            <w:r>
+              <w:rPr>
+                <w:sz w:val="24"/>
+                <w:szCs w:val="24"/>
+              </w:rPr>
+              <w:t>1</w:t>
+            </w:r>
+          </w:p>
+        </w:tc>
+        <w:tc>
+          <w:tcPr>
+            <w:tcW w:w="1589" w:type="dxa"/>
+            <w:vAlign w:val="center"/>
+          </w:tcPr>
+          <w:p>
+            <w:pPr>
+              <w:jc w:val="center"/>
+              <w:cnfStyle w:val="000000100000" w:firstRow="0" w:lastRow="0" w:firstColumn="0" w:lastColumn="0" w:oddVBand="0" w:evenVBand="0" w:oddHBand="1" w:evenHBand="0" w:firstRowFirstColumn="0" w:firstRowLastColumn="0" w:lastRowFirstColumn="0" w:lastRowLastColumn="0"/>
+              <w:rPr>
+                <w:sz w:val="24"/>
+                <w:szCs w:val="24"/>
+              </w:rPr>
+            </w:pPr>
+            <w:r>
+              <w:rPr>
+                <w:sz w:val="24"/>
+                <w:szCs w:val="24"/>
+              </w:rPr>
+              <w:t>2500</w:t>
+            </w:r>
+          </w:p>
+        </w:tc>
+        <w:tc>
+          <w:tcPr>
+            <w:tcW w:w="1926" w:type="dxa"/>
+            <w:vAlign w:val="center"/>
+          </w:tcPr>
+          <w:p>
+            <w:pPr>
+              <w:jc w:val="center"/>
+              <w:cnfStyle w:val="000000100000" w:firstRow="0" w:lastRow="0" w:firstColumn="0" w:lastColumn="0" w:oddVBand="0" w:evenVBand="0" w:oddHBand="1" w:evenHBand="0" w:firstRowFirstColumn="0" w:firstRowLastColumn="0" w:lastRowFirstColumn="0" w:lastRowLastColumn="0"/>
+              <w:rPr>
+                <w:sz w:val="24"/>
+                <w:szCs w:val="24"/>
+              </w:rPr>
+            </w:pPr>
+            <w:r>
+              <w:rPr>
+                <w:sz w:val="24"/>
+                <w:szCs w:val="24"/>
+              </w:rPr>
+              <w:t>1623</w:t>
+            </w:r>
+          </w:p>
+        </w:tc>
+        <w:tc>
+          <w:tcPr>
+            <w:tcW w:w="1926" w:type="dxa"/>
+            <w:vAlign w:val="center"/>
+          </w:tcPr>
+          <w:p>
+            <w:pPr>
+              <w:jc w:val="center"/>
+              <w:cnfStyle w:val="000000100000" w:firstRow="0" w:lastRow="0" w:firstColumn="0" w:lastColumn="0" w:oddVBand="0" w:evenVBand="0" w:oddHBand="1" w:evenHBand="0" w:firstRowFirstColumn="0" w:firstRowLastColumn="0" w:lastRowFirstColumn="0" w:lastRowLastColumn="0"/>
+              <w:rPr>
+                <w:sz w:val="24"/>
+                <w:szCs w:val="24"/>
+              </w:rPr>
+            </w:pPr>
+            <w:r>
+              <w:rPr>
+                <w:sz w:val="24"/>
+                <w:szCs w:val="24"/>
+              </w:rPr>
+              <w:t>0.000779</w:t>
+            </w:r>
+            <w:r>
+              <w:rPr>
+                <w:sz w:val="24"/>
+                <w:szCs w:val="24"/>
+              </w:rPr>
+              <w:t>s</w:t>
+            </w:r>
+          </w:p>
+        </w:tc>
+        <w:tc>
+          <w:tcPr>
+            <w:tcW w:w="1926" w:type="dxa"/>
+            <w:vAlign w:val="center"/>
+          </w:tcPr>
+          <w:p>
+            <w:pPr>
+              <w:jc w:val="center"/>
+              <w:cnfStyle w:val="000000100000" w:firstRow="0" w:lastRow="0" w:firstColumn="0" w:lastColumn="0" w:oddVBand="0" w:evenVBand="0" w:oddHBand="1" w:evenHBand="0" w:firstRowFirstColumn="0" w:firstRowLastColumn="0" w:lastRowFirstColumn="0" w:lastRowLastColumn="0"/>
+              <w:rPr>
+                <w:sz w:val="24"/>
+                <w:szCs w:val="24"/>
+              </w:rPr>
+            </w:pPr>
+            <w:r>
+              <w:rPr>
+                <w:sz w:val="24"/>
+                <w:szCs w:val="24"/>
+              </w:rPr>
+              <w:t>0.001882</w:t>
+            </w:r>
+            <w:r>
+              <w:rPr>
+                <w:sz w:val="24"/>
+                <w:szCs w:val="24"/>
+              </w:rPr>
+              <w:t>s</w:t>
+            </w:r>
+          </w:p>
+        </w:tc>
+      </w:tr>
+      <w:tr>
+        <w:tc>
+          <w:tcPr>
+            <w:cnfStyle w:val="001000000000" w:firstRow="0" w:lastRow="0" w:firstColumn="1" w:lastColumn="0" w:oddVBand="0" w:evenVBand="0" w:oddHBand="0" w:evenHBand="0" w:firstRowFirstColumn="0" w:firstRowLastColumn="0" w:lastRowFirstColumn="0" w:lastRowLastColumn="0"/>
+            <w:tcW w:w="2263" w:type="dxa"/>
+            <w:vAlign w:val="center"/>
+          </w:tcPr>
+          <w:p>
+            <w:pPr>
+              <w:jc w:val="center"/>
+              <w:rPr>
+                <w:sz w:val="24"/>
+                <w:szCs w:val="24"/>
+              </w:rPr>
+            </w:pPr>
+            <w:r>
+              <w:rPr>
+                <w:sz w:val="24"/>
+                <w:szCs w:val="24"/>
+              </w:rPr>
+              <w:t>2</w:t>
+            </w:r>
+          </w:p>
+        </w:tc>
+        <w:tc>
+          <w:tcPr>
+            <w:tcW w:w="1589" w:type="dxa"/>
+            <w:vAlign w:val="center"/>
+          </w:tcPr>
+          <w:p>
+            <w:pPr>
+              <w:jc w:val="center"/>
+              <w:cnfStyle w:val="000000000000" w:firstRow="0" w:lastRow="0" w:firstColumn="0" w:lastColumn="0" w:oddVBand="0" w:evenVBand="0" w:oddHBand="0" w:evenHBand="0" w:firstRowFirstColumn="0" w:firstRowLastColumn="0" w:lastRowFirstColumn="0" w:lastRowLastColumn="0"/>
+              <w:rPr>
+                <w:sz w:val="24"/>
+                <w:szCs w:val="24"/>
+              </w:rPr>
+            </w:pPr>
+            <w:r>
+              <w:rPr>
+                <w:sz w:val="24"/>
+                <w:szCs w:val="24"/>
+              </w:rPr>
+              <w:t>2500</w:t>
+            </w:r>
+          </w:p>
+        </w:tc>
+        <w:tc>
+          <w:tcPr>
+            <w:tcW w:w="1926" w:type="dxa"/>
+            <w:vAlign w:val="center"/>
+          </w:tcPr>
+          <w:p>
+            <w:pPr>
+              <w:jc w:val="center"/>
+              <w:cnfStyle w:val="000000000000" w:firstRow="0" w:lastRow="0" w:firstColumn="0" w:lastColumn="0" w:oddVBand="0" w:evenVBand="0" w:oddHBand="0" w:evenHBand="0" w:firstRowFirstColumn="0" w:firstRowLastColumn="0" w:lastRowFirstColumn="0" w:lastRowLastColumn="0"/>
+              <w:rPr>
+                <w:sz w:val="24"/>
+                <w:szCs w:val="24"/>
+              </w:rPr>
+            </w:pPr>
+            <w:r>
+              <w:rPr>
+                <w:sz w:val="24"/>
+                <w:szCs w:val="24"/>
+              </w:rPr>
+              <w:t>4143</w:t>
+            </w:r>
+          </w:p>
+        </w:tc>
+        <w:tc>
+          <w:tcPr>
+            <w:tcW w:w="1926" w:type="dxa"/>
+            <w:vAlign w:val="center"/>
+          </w:tcPr>
+          <w:p>
+            <w:pPr>
+              <w:jc w:val="center"/>
+              <w:cnfStyle w:val="000000000000" w:firstRow="0" w:lastRow="0" w:firstColumn="0" w:lastColumn="0" w:oddVBand="0" w:evenVBand="0" w:oddHBand="0" w:evenHBand="0" w:firstRowFirstColumn="0" w:firstRowLastColumn="0" w:lastRowFirstColumn="0" w:lastRowLastColumn="0"/>
+              <w:rPr>
+                <w:sz w:val="24"/>
+                <w:szCs w:val="24"/>
+              </w:rPr>
+            </w:pPr>
+            <w:r>
+              <w:rPr>
+                <w:sz w:val="24"/>
+                <w:szCs w:val="24"/>
+              </w:rPr>
+              <w:t>0.001967</w:t>
+            </w:r>
+            <w:r>
+              <w:rPr>
+                <w:sz w:val="24"/>
+                <w:szCs w:val="24"/>
+              </w:rPr>
+              <w:t>s</w:t>
+            </w:r>
+          </w:p>
+        </w:tc>
+        <w:tc>
+          <w:tcPr>
+            <w:tcW w:w="1926" w:type="dxa"/>
+            <w:vAlign w:val="center"/>
+          </w:tcPr>
+          <w:p>
+            <w:pPr>
+              <w:jc w:val="center"/>
+              <w:cnfStyle w:val="000000000000" w:firstRow="0" w:lastRow="0" w:firstColumn="0" w:lastColumn="0" w:oddVBand="0" w:evenVBand="0" w:oddHBand="0" w:evenHBand="0" w:firstRowFirstColumn="0" w:firstRowLastColumn="0" w:lastRowFirstColumn="0" w:lastRowLastColumn="0"/>
+              <w:rPr>
+                <w:sz w:val="24"/>
+                <w:szCs w:val="24"/>
+              </w:rPr>
+            </w:pPr>
+            <w:r>
+              <w:rPr>
+                <w:sz w:val="24"/>
+                <w:szCs w:val="24"/>
+              </w:rPr>
+              <w:t>0.005615</w:t>
+            </w:r>
+            <w:r>
+              <w:rPr>
+                <w:sz w:val="24"/>
+                <w:szCs w:val="24"/>
+              </w:rPr>
+              <w:t>s</w:t>
+            </w:r>
+          </w:p>
+        </w:tc>
+      </w:tr>
+      <w:tr>
+        <w:trPr>
+          <w:cnfStyle w:val="000000100000" w:firstRow="0" w:lastRow="0" w:firstColumn="0" w:lastColumn="0" w:oddVBand="0" w:evenVBand="0" w:oddHBand="1" w:evenHBand="0" w:firstRowFirstColumn="0" w:firstRowLastColumn="0" w:lastRowFirstColumn="0" w:lastRowLastColumn="0"/>
+        </w:trPr>
+        <w:tc>
+          <w:tcPr>
+            <w:cnfStyle w:val="001000000000" w:firstRow="0" w:lastRow="0" w:firstColumn="1" w:lastColumn="0" w:oddVBand="0" w:evenVBand="0" w:oddHBand="0" w:evenHBand="0" w:firstRowFirstColumn="0" w:firstRowLastColumn="0" w:lastRowFirstColumn="0" w:lastRowLastColumn="0"/>
+            <w:tcW w:w="2263" w:type="dxa"/>
+            <w:vAlign w:val="center"/>
+          </w:tcPr>
+          <w:p>
+            <w:pPr>
+              <w:jc w:val="center"/>
+              <w:rPr>
+                <w:sz w:val="24"/>
+                <w:szCs w:val="24"/>
+              </w:rPr>
+            </w:pPr>
+            <w:r>
+              <w:rPr>
+                <w:sz w:val="24"/>
+                <w:szCs w:val="24"/>
+              </w:rPr>
+              <w:t>3</w:t>
+            </w:r>
+          </w:p>
+        </w:tc>
+        <w:tc>
+          <w:tcPr>
+            <w:tcW w:w="1589" w:type="dxa"/>
+            <w:vAlign w:val="center"/>
+          </w:tcPr>
+          <w:p>
+            <w:pPr>
+              <w:jc w:val="center"/>
+              <w:cnfStyle w:val="000000100000" w:firstRow="0" w:lastRow="0" w:firstColumn="0" w:lastColumn="0" w:oddVBand="0" w:evenVBand="0" w:oddHBand="1" w:evenHBand="0" w:firstRowFirstColumn="0" w:firstRowLastColumn="0" w:lastRowFirstColumn="0" w:lastRowLastColumn="0"/>
+              <w:rPr>
+                <w:sz w:val="24"/>
+                <w:szCs w:val="24"/>
+              </w:rPr>
+            </w:pPr>
+            <w:r>
+              <w:rPr>
+                <w:sz w:val="24"/>
+                <w:szCs w:val="24"/>
+              </w:rPr>
+              <w:t>2500</w:t>
+            </w:r>
+          </w:p>
+        </w:tc>
+        <w:tc>
+          <w:tcPr>
+            <w:tcW w:w="1926" w:type="dxa"/>
+            <w:vAlign w:val="center"/>
+          </w:tcPr>
+          <w:p>
+            <w:pPr>
+              <w:jc w:val="center"/>
+              <w:cnfStyle w:val="000000100000" w:firstRow="0" w:lastRow="0" w:firstColumn="0" w:lastColumn="0" w:oddVBand="0" w:evenVBand="0" w:oddHBand="1" w:evenHBand="0" w:firstRowFirstColumn="0" w:firstRowLastColumn="0" w:lastRowFirstColumn="0" w:lastRowLastColumn="0"/>
+              <w:rPr>
+                <w:sz w:val="24"/>
+                <w:szCs w:val="24"/>
+              </w:rPr>
+            </w:pPr>
+            <w:r>
+              <w:rPr>
+                <w:sz w:val="24"/>
+                <w:szCs w:val="24"/>
+              </w:rPr>
+              <w:t>6040</w:t>
+            </w:r>
+          </w:p>
+        </w:tc>
+        <w:tc>
+          <w:tcPr>
+            <w:tcW w:w="1926" w:type="dxa"/>
+            <w:vAlign w:val="center"/>
+          </w:tcPr>
+          <w:p>
+            <w:pPr>
+              <w:jc w:val="center"/>
+              <w:cnfStyle w:val="000000100000" w:firstRow="0" w:lastRow="0" w:firstColumn="0" w:lastColumn="0" w:oddVBand="0" w:evenVBand="0" w:oddHBand="1" w:evenHBand="0" w:firstRowFirstColumn="0" w:firstRowLastColumn="0" w:lastRowFirstColumn="0" w:lastRowLastColumn="0"/>
+              <w:rPr>
+                <w:sz w:val="24"/>
+                <w:szCs w:val="24"/>
+              </w:rPr>
+            </w:pPr>
+            <w:r>
+              <w:rPr>
+                <w:sz w:val="24"/>
+                <w:szCs w:val="24"/>
+              </w:rPr>
+              <w:t>0.002937</w:t>
+            </w:r>
+            <w:r>
+              <w:rPr>
+                <w:sz w:val="24"/>
+                <w:szCs w:val="24"/>
+              </w:rPr>
+              <w:t>s</w:t>
+            </w:r>
+          </w:p>
+        </w:tc>
+        <w:tc>
+          <w:tcPr>
+            <w:tcW w:w="1926" w:type="dxa"/>
+            <w:vAlign w:val="center"/>
+          </w:tcPr>
+          <w:p>
+            <w:pPr>
+              <w:jc w:val="center"/>
+              <w:cnfStyle w:val="000000100000" w:firstRow="0" w:lastRow="0" w:firstColumn="0" w:lastColumn="0" w:oddVBand="0" w:evenVBand="0" w:oddHBand="1" w:evenHBand="0" w:firstRowFirstColumn="0" w:firstRowLastColumn="0" w:lastRowFirstColumn="0" w:lastRowLastColumn="0"/>
+              <w:rPr>
+                <w:sz w:val="24"/>
+                <w:szCs w:val="24"/>
+              </w:rPr>
+            </w:pPr>
+            <w:r>
+              <w:rPr>
+                <w:sz w:val="24"/>
+                <w:szCs w:val="24"/>
+              </w:rPr>
+              <w:t>0.008962</w:t>
+            </w:r>
+            <w:r>
+              <w:rPr>
+                <w:sz w:val="24"/>
+                <w:szCs w:val="24"/>
+              </w:rPr>
+              <w:t>s</w:t>
+            </w:r>
+          </w:p>
+        </w:tc>
+      </w:tr>
+      <w:tr>
+        <w:tc>
+          <w:tcPr>
+            <w:cnfStyle w:val="001000000000" w:firstRow="0" w:lastRow="0" w:firstColumn="1" w:lastColumn="0" w:oddVBand="0" w:evenVBand="0" w:oddHBand="0" w:evenHBand="0" w:firstRowFirstColumn="0" w:firstRowLastColumn="0" w:lastRowFirstColumn="0" w:lastRowLastColumn="0"/>
+            <w:tcW w:w="2263" w:type="dxa"/>
+            <w:vAlign w:val="center"/>
+          </w:tcPr>
+          <w:p>
+            <w:pPr>
+              <w:jc w:val="center"/>
+              <w:rPr>
+                <w:sz w:val="24"/>
+                <w:szCs w:val="24"/>
+              </w:rPr>
+            </w:pPr>
+            <w:r>
+              <w:rPr>
+                <w:sz w:val="24"/>
+                <w:szCs w:val="24"/>
+              </w:rPr>
+              <w:t>4</w:t>
+            </w:r>
+          </w:p>
+        </w:tc>
+        <w:tc>
+          <w:tcPr>
+            <w:tcW w:w="1589" w:type="dxa"/>
+            <w:vAlign w:val="center"/>
+          </w:tcPr>
+          <w:p>
+            <w:pPr>
+              <w:jc w:val="center"/>
+              <w:cnfStyle w:val="000000000000" w:firstRow="0" w:lastRow="0" w:firstColumn="0" w:lastColumn="0" w:oddVBand="0" w:evenVBand="0" w:oddHBand="0" w:evenHBand="0" w:firstRowFirstColumn="0" w:firstRowLastColumn="0" w:lastRowFirstColumn="0" w:lastRowLastColumn="0"/>
+              <w:rPr>
+                <w:sz w:val="24"/>
+                <w:szCs w:val="24"/>
+              </w:rPr>
+            </w:pPr>
+            <w:r>
+              <w:rPr>
+                <w:sz w:val="24"/>
+                <w:szCs w:val="24"/>
+              </w:rPr>
+              <w:t>2500</w:t>
+            </w:r>
+          </w:p>
+        </w:tc>
+        <w:tc>
+          <w:tcPr>
+            <w:tcW w:w="1926" w:type="dxa"/>
+            <w:vAlign w:val="center"/>
+          </w:tcPr>
+          <w:p>
+            <w:pPr>
+              <w:jc w:val="center"/>
+              <w:cnfStyle w:val="000000000000" w:firstRow="0" w:lastRow="0" w:firstColumn="0" w:lastColumn="0" w:oddVBand="0" w:evenVBand="0" w:oddHBand="0" w:evenHBand="0" w:firstRowFirstColumn="0" w:firstRowLastColumn="0" w:lastRowFirstColumn="0" w:lastRowLastColumn="0"/>
+              <w:rPr>
+                <w:sz w:val="24"/>
+                <w:szCs w:val="24"/>
+              </w:rPr>
+            </w:pPr>
+            <w:r>
+              <w:rPr>
+                <w:sz w:val="24"/>
+                <w:szCs w:val="24"/>
+              </w:rPr>
+              <w:t>7759</w:t>
+            </w:r>
+          </w:p>
+        </w:tc>
+        <w:tc>
+          <w:tcPr>
+            <w:tcW w:w="1926" w:type="dxa"/>
+            <w:vAlign w:val="center"/>
+          </w:tcPr>
+          <w:p>
+            <w:pPr>
+              <w:jc w:val="center"/>
+              <w:cnfStyle w:val="000000000000" w:firstRow="0" w:lastRow="0" w:firstColumn="0" w:lastColumn="0" w:oddVBand="0" w:evenVBand="0" w:oddHBand="0" w:evenHBand="0" w:firstRowFirstColumn="0" w:firstRowLastColumn="0" w:lastRowFirstColumn="0" w:lastRowLastColumn="0"/>
+              <w:rPr>
+                <w:sz w:val="24"/>
+                <w:szCs w:val="24"/>
+              </w:rPr>
+            </w:pPr>
+            <w:r>
+              <w:rPr>
+                <w:sz w:val="24"/>
+                <w:szCs w:val="24"/>
+              </w:rPr>
+              <w:t>0.003796</w:t>
+            </w:r>
+            <w:r>
+              <w:rPr>
+                <w:sz w:val="24"/>
+                <w:szCs w:val="24"/>
+              </w:rPr>
+              <w:t>s</w:t>
+            </w:r>
+          </w:p>
+        </w:tc>
+        <w:tc>
+          <w:tcPr>
+            <w:tcW w:w="1926" w:type="dxa"/>
+            <w:vAlign w:val="center"/>
+          </w:tcPr>
+          <w:p>
+            <w:pPr>
+              <w:jc w:val="center"/>
+              <w:cnfStyle w:val="000000000000" w:firstRow="0" w:lastRow="0" w:firstColumn="0" w:lastColumn="0" w:oddVBand="0" w:evenVBand="0" w:oddHBand="0" w:evenHBand="0" w:firstRowFirstColumn="0" w:firstRowLastColumn="0" w:lastRowFirstColumn="0" w:lastRowLastColumn="0"/>
+              <w:rPr>
+                <w:sz w:val="24"/>
+                <w:szCs w:val="24"/>
+              </w:rPr>
+            </w:pPr>
+            <w:r>
+              <w:rPr>
+                <w:sz w:val="24"/>
+                <w:szCs w:val="24"/>
+              </w:rPr>
+              <w:t>0.013174</w:t>
+            </w:r>
+            <w:r>
+              <w:rPr>
+                <w:sz w:val="24"/>
+                <w:szCs w:val="24"/>
+              </w:rPr>
+              <w:t>s</w:t>
+            </w:r>
+          </w:p>
+        </w:tc>
+      </w:tr>
+    </w:tbl>
+    <w:p>
+      <w:pPr>
+        <w:jc w:val="center"/>
+        <w:rPr>
+          <w:sz w:val="24"/>
+          <w:szCs w:val="24"/>
+        </w:rPr>
+      </w:pPr>
+      <w:r>
+        <w:rPr>
+          <w:sz w:val="24"/>
+          <w:szCs w:val="24"/>
+        </w:rPr>
+        <w:t>El tiempo de los algoritmos esta expresado en promedio</w:t>
+      </w:r>
+    </w:p>
+    <w:p>
+      <w:pPr>
+        <w:jc w:val="center"/>
+        <w:rPr>
+          <w:sz w:val="24"/>
+          <w:szCs w:val="24"/>
+        </w:rPr>
+      </w:pPr>
+    </w:p>
+    <w:p>
+      <w:pPr>
+        <w:jc w:val="both"/>
+        <w:rPr>
+          <w:sz w:val="24"/>
+          <w:szCs w:val="24"/>
+        </w:rPr>
+      </w:pPr>
+      <w:r>
+        <w:rPr>
+          <w:sz w:val="24"/>
+          <w:szCs w:val="24"/>
+        </w:rPr>
+        <w:t xml:space="preserve">Se realiza la evaluación con un total de diez mil queries, donde estas </w:t>
+      </w:r>
+      <w:r>
+        <w:rPr>
+          <w:sz w:val="24"/>
+          <w:szCs w:val="24"/>
+        </w:rPr>
+        <w:t xml:space="preserve">están </w:t>
+      </w:r>
+      <w:r>
+        <w:rPr>
+          <w:sz w:val="24"/>
+          <w:szCs w:val="24"/>
+        </w:rPr>
+        <w:t>divididas exactamente en 2500 queries para cada longitud: 1,2, 3 y 4 términos.</w:t>
+      </w:r>
+    </w:p>
+    <w:p>
+      <w:pPr>
+        <w:jc w:val="both"/>
+        <w:rPr>
+          <w:sz w:val="24"/>
+          <w:szCs w:val="24"/>
+        </w:rPr>
+      </w:pPr>
+    </w:p>
+    <w:p>
+      <w:pPr>
+        <w:jc w:val="both"/>
+        <w:rPr>
+          <w:sz w:val="24"/>
+          <w:szCs w:val="24"/>
+        </w:rPr>
+      </w:pPr>
+      <w:r>
+        <w:rPr>
+          <w:sz w:val="24"/>
+          <w:szCs w:val="24"/>
+        </w:rPr>
+        <w:t xml:space="preserve">Para una mejor compresión de los resultados, se construyeron los siguientes </w:t>
+      </w:r>
+      <w:r>
+        <w:rPr>
+          <w:sz w:val="24"/>
+          <w:szCs w:val="24"/>
+        </w:rPr>
+        <w:t>gráficos</w:t>
+      </w:r>
+      <w:r>
+        <w:rPr>
+          <w:sz w:val="24"/>
+          <w:szCs w:val="24"/>
+        </w:rPr>
+        <w:t>:</w:t>
+      </w:r>
+    </w:p>
+    <w:p>
+      <w:pPr>
+        <w:rPr>
+          <w:b/>
+          <w:bCs/>
+          <w:sz w:val="24"/>
+          <w:szCs w:val="24"/>
+          <w:lang w:val="es-AR"/>
+        </w:rPr>
+      </w:pPr>
+    </w:p>
+    <w:p>
+      <w:pPr>
+        <w:rPr>
+          <w:b/>
+          <w:bCs/>
+          <w:sz w:val="24"/>
+          <w:szCs w:val="24"/>
+          <w:lang w:val="es-AR"/>
+        </w:rPr>
+      </w:pPr>
+      <w:r>
+        <w:rPr>
+          <w:b/>
+          <w:bCs/>
+          <w:sz w:val="24"/>
+          <w:szCs w:val="24"/>
+          <w:lang w:val="es-AR"/>
+        </w:rPr>
+        <w:t>Tiempo vs Longitud de Query</w:t>
+      </w:r>
+    </w:p>
+    <w:p>
+      <w:pPr>
+        <w:rPr>
+          <w:b/>
+          <w:bCs/>
+          <w:sz w:val="24"/>
+          <w:szCs w:val="24"/>
+          <w:lang w:val="es-AR"/>
+        </w:rPr>
+      </w:pPr>
+    </w:p>
+    <w:p>
+      <w:pPr>
+        <w:jc w:val="center"/>
+        <w:rPr>
+          <w:b/>
+          <w:bCs/>
+          <w:sz w:val="24"/>
+          <w:szCs w:val="24"/>
+          <w:lang w:val="es-AR"/>
+        </w:rPr>
+      </w:pPr>
+      <w:r>
+        <w:rPr>
+          <w:noProof/>
+          <w:sz w:val="24"/>
+          <w:szCs w:val="24"/>
+          <w:lang w:val="es-AR"/>
+        </w:rPr>
+        <w:drawing>
+          <wp:inline distT="0" distB="0" distL="0" distR="0" wp14:anchorId="69004FC2" wp14:editId="0DB903D8">
+            <wp:extent cx="3037399" cy="2355486"/>
+            <wp:effectExtent l="0" t="0" r="0" b="6985"/>
+            <wp:docPr id="4" name="Imagen 4"/>
+            <wp:cNvGraphicFramePr>
+              <a:graphicFrameLocks xmlns:a="http://schemas.openxmlformats.org/drawingml/2006/main" noChangeAspect="1"/>
+            </wp:cNvGraphicFramePr>
+            <a:graphic xmlns:a="http://schemas.openxmlformats.org/drawingml/2006/main">
+              <a:graphicData uri="http://schemas.openxmlformats.org/drawingml/2006/picture">
+                <pic:pic xmlns:pic="http://schemas.openxmlformats.org/drawingml/2006/picture">
+                  <pic:nvPicPr>
+                    <pic:cNvPr id="4" name="Imagen 4"/>
+                    <pic:cNvPicPr/>
+                  </pic:nvPicPr>
+                  <pic:blipFill>
+                    <a:blip r:embed="rId28" cstate="print">
+                      <a:extLst>
+                        <a:ext uri="{28A0092B-C50C-407E-A947-70E740481C1C}">
+                          <a14:useLocalDpi xmlns:a14="http://schemas.microsoft.com/office/drawing/2010/main" val="0"/>
+                        </a:ext>
+                      </a:extLst>
+                    </a:blip>
+                    <a:stretch>
+                      <a:fillRect/>
+                    </a:stretch>
+                  </pic:blipFill>
+                  <pic:spPr>
+                    <a:xfrm>
+                      <a:off x="0" y="0"/>
+                      <a:ext cx="3115468" cy="2416028"/>
+                    </a:xfrm>
+                    <a:prstGeom prst="rect">
+                      <a:avLst/>
+                    </a:prstGeom>
+                  </pic:spPr>
+                </pic:pic>
+              </a:graphicData>
+            </a:graphic>
+          </wp:inline>
+        </w:drawing>
+      </w:r>
+    </w:p>
+    <w:p>
+      <w:pPr>
+        <w:jc w:val="center"/>
+        <w:rPr>
+          <w:b/>
+          <w:bCs/>
+          <w:sz w:val="24"/>
+          <w:szCs w:val="24"/>
+          <w:lang w:val="es-AR"/>
+        </w:rPr>
+      </w:pPr>
+    </w:p>
+    <w:p>
+      <w:pPr>
+        <w:jc w:val="both"/>
+        <w:rPr>
+          <w:sz w:val="24"/>
+          <w:szCs w:val="24"/>
+          <w:lang w:val="es-AR"/>
+        </w:rPr>
+      </w:pPr>
+      <w:r>
+        <w:rPr>
+          <w:sz w:val="24"/>
+          <w:szCs w:val="24"/>
+          <w:lang w:val="es-AR"/>
+        </w:rPr>
+        <w:t>Podemos</w:t>
+      </w:r>
+      <w:r>
+        <w:rPr>
+          <w:sz w:val="24"/>
+          <w:szCs w:val="24"/>
+          <w:lang w:val="es-AR"/>
+        </w:rPr>
+        <w:t xml:space="preserve"> ver </w:t>
+      </w:r>
+      <w:r>
+        <w:rPr>
+          <w:sz w:val="24"/>
+          <w:szCs w:val="24"/>
+          <w:lang w:val="es-AR"/>
+        </w:rPr>
+        <w:t>cómo,</w:t>
+      </w:r>
+      <w:r>
+        <w:rPr>
+          <w:sz w:val="24"/>
+          <w:szCs w:val="24"/>
+          <w:lang w:val="es-AR"/>
+        </w:rPr>
+        <w:t xml:space="preserve"> a medida que agregamos mas términos a la query, el tiempo promedio entre ambos algoritmos aumenta, pero es mucho mas leve en TAAT, que tiene una variación de </w:t>
+      </w:r>
+      <w:r>
+        <w:rPr>
+          <w:sz w:val="24"/>
+          <w:szCs w:val="24"/>
+          <w:lang w:val="es-AR"/>
+        </w:rPr>
+        <w:t>un segundo entre términos; mientras que DAAT escala de forma mucho peor ante el aumento de términos, teniendo una pendiente más empinada, tardando más tiempo. La justificación es la coordinación de punteros que tiene que realizar el algoritmo, además de mantener siempre actualizado el documento mínimo.</w:t>
+      </w:r>
+    </w:p>
+    <w:p>
+      <w:pPr>
+        <w:rPr>
+          <w:b/>
+          <w:bCs/>
+          <w:sz w:val="24"/>
+          <w:szCs w:val="24"/>
+          <w:lang w:val="es-AR"/>
+        </w:rPr>
+      </w:pPr>
+    </w:p>
+    <w:p>
+      <w:pPr>
+        <w:rPr>
+          <w:b/>
+          <w:bCs/>
+          <w:sz w:val="24"/>
+          <w:szCs w:val="24"/>
+          <w:lang w:val="es-AR"/>
+        </w:rPr>
+      </w:pPr>
+      <w:r>
+        <w:rPr>
+          <w:b/>
+          <w:bCs/>
+          <w:sz w:val="24"/>
+          <w:szCs w:val="24"/>
+          <w:lang w:val="es-AR"/>
+        </w:rPr>
+        <w:t>Tiempo vs Tamaño de Posting</w:t>
+      </w:r>
+    </w:p>
+    <w:p>
+      <w:pPr>
+        <w:jc w:val="center"/>
+        <w:rPr>
+          <w:b/>
+          <w:bCs/>
+          <w:sz w:val="24"/>
+          <w:szCs w:val="24"/>
+          <w:lang w:val="es-AR"/>
+        </w:rPr>
+      </w:pPr>
+      <w:r>
+        <w:rPr>
+          <w:noProof/>
+          <w:sz w:val="24"/>
+          <w:szCs w:val="24"/>
+          <w:lang w:val="es-AR"/>
+        </w:rPr>
+        <w:drawing>
+          <wp:inline distT="0" distB="0" distL="0" distR="0" wp14:anchorId="44579552" wp14:editId="6F085602">
+            <wp:extent cx="3450866" cy="2621349"/>
+            <wp:effectExtent l="0" t="0" r="0" b="7620"/>
+            <wp:docPr id="9" name="Imagen 9"/>
+            <wp:cNvGraphicFramePr>
+              <a:graphicFrameLocks xmlns:a="http://schemas.openxmlformats.org/drawingml/2006/main" noChangeAspect="1"/>
+            </wp:cNvGraphicFramePr>
+            <a:graphic xmlns:a="http://schemas.openxmlformats.org/drawingml/2006/main">
+              <a:graphicData uri="http://schemas.openxmlformats.org/drawingml/2006/picture">
+                <pic:pic xmlns:pic="http://schemas.openxmlformats.org/drawingml/2006/picture">
+                  <pic:nvPicPr>
+                    <pic:cNvPr id="9" name="Imagen 9"/>
+                    <pic:cNvPicPr/>
+                  </pic:nvPicPr>
+                  <pic:blipFill>
+                    <a:blip r:embed="rId29" cstate="print">
+                      <a:extLst>
+                        <a:ext uri="{28A0092B-C50C-407E-A947-70E740481C1C}">
+                          <a14:useLocalDpi xmlns:a14="http://schemas.microsoft.com/office/drawing/2010/main" val="0"/>
+                        </a:ext>
+                      </a:extLst>
+                    </a:blip>
+                    <a:stretch>
+                      <a:fillRect/>
+                    </a:stretch>
+                  </pic:blipFill>
+                  <pic:spPr>
+                    <a:xfrm>
+                      <a:off x="0" y="0"/>
+                      <a:ext cx="3465982" cy="2632832"/>
+                    </a:xfrm>
+                    <a:prstGeom prst="rect">
+                      <a:avLst/>
+                    </a:prstGeom>
+                  </pic:spPr>
+                </pic:pic>
+              </a:graphicData>
+            </a:graphic>
+          </wp:inline>
+        </w:drawing>
+      </w:r>
+    </w:p>
+    <w:p>
+      <w:pPr>
+        <w:rPr>
+          <w:b/>
+          <w:bCs/>
+          <w:sz w:val="24"/>
+          <w:szCs w:val="24"/>
+          <w:lang w:val="es-AR"/>
+        </w:rPr>
+      </w:pPr>
+    </w:p>
+    <w:p>
+      <w:pPr>
+        <w:rPr>
+          <w:b/>
+          <w:bCs/>
+          <w:sz w:val="24"/>
+          <w:szCs w:val="24"/>
+          <w:lang w:val="es-AR"/>
+        </w:rPr>
+      </w:pPr>
+      <w:r>
+        <w:rPr>
+          <w:sz w:val="24"/>
+          <w:szCs w:val="24"/>
+          <w:lang w:val="es-AR"/>
+        </w:rPr>
+        <w:t>Al igual que el grafico anterior, la pendiente de DAAT aumenta mas pronunciadamente ante el aumento del tamaño promedio de la posting, debido al procesamiento de documentos en paralelo con cursor</w:t>
+      </w:r>
+      <w:r>
+        <w:rPr>
+          <w:sz w:val="24"/>
+          <w:szCs w:val="24"/>
+          <w:lang w:val="es-AR"/>
+        </w:rPr>
+        <w:t>es</w:t>
+      </w:r>
+      <w:r>
+        <w:rPr>
+          <w:sz w:val="24"/>
+          <w:szCs w:val="24"/>
+          <w:lang w:val="es-AR"/>
+        </w:rPr>
+        <w:t xml:space="preserve"> que debe realizar el algoritmo para obtener siempre el resultado.</w:t>
+      </w:r>
+    </w:p>
+    <w:p>
+      <w:pPr>
+        <w:jc w:val="both"/>
+        <w:rPr>
+          <w:b/>
+          <w:bCs/>
+          <w:sz w:val="24"/>
+          <w:szCs w:val="24"/>
+          <w:lang w:val="es-AR"/>
+        </w:rPr>
+      </w:pPr>
+    </w:p>
+    <w:p>
+      <w:pPr>
+        <w:jc w:val="both"/>
+        <w:rPr>
+          <w:sz w:val="24"/>
+          <w:szCs w:val="24"/>
+          <w:lang w:val="es-AR"/>
+        </w:rPr>
+      </w:pPr>
+      <w:r>
+        <w:rPr>
+          <w:sz w:val="24"/>
+          <w:szCs w:val="24"/>
+          <w:lang w:val="es-AR"/>
+        </w:rPr>
+        <w:t xml:space="preserve">En este ejercicio, el mejor algoritmo para el procesamiento de la colección fue </w:t>
+      </w:r>
+      <w:r>
+        <w:rPr>
+          <w:sz w:val="24"/>
+          <w:szCs w:val="24"/>
+          <w:lang w:val="es-AR"/>
+        </w:rPr>
+        <w:t>TAAT en términos de velocidad, ya que lo que importo en esta evaluación es la velocidad en cuanto a tamaño de queries y tamaño de posting, sin garantizar un top de documentos relevantes para la consulta.</w:t>
+      </w:r>
+    </w:p>
+    <w:p>
+      <w:pPr>
+        <w:jc w:val="both"/>
+        <w:rPr>
+          <w:sz w:val="24"/>
+          <w:szCs w:val="24"/>
+          <w:lang w:val="es-AR"/>
+        </w:rPr>
+      </w:pPr>
+    </w:p>
+    <w:p>
+      <w:pPr>
+        <w:jc w:val="both"/>
+        <w:rPr>
+          <w:sz w:val="24"/>
+          <w:szCs w:val="24"/>
+          <w:u w:val="single"/>
+          <w:lang w:val="es-AR"/>
+        </w:rPr>
+      </w:pPr>
+      <w:r>
+        <w:rPr>
+          <w:sz w:val="24"/>
+          <w:szCs w:val="24"/>
+          <w:u w:val="single"/>
+          <w:lang w:val="es-AR"/>
+        </w:rPr>
+        <w:t>Utilización de IA:</w:t>
+      </w:r>
+    </w:p>
+    <w:p>
+      <w:pPr>
+        <w:rPr>
+          <w:sz w:val="24"/>
+          <w:szCs w:val="24"/>
+          <w:lang w:val="es-AR"/>
+        </w:rPr>
+      </w:pPr>
+    </w:p>
+    <w:p>
+      <w:pPr>
+        <w:jc w:val="both"/>
+        <w:rPr>
+          <w:color w:val="FABF8F" w:themeColor="accent6" w:themeTint="99"/>
+          <w:sz w:val="24"/>
+          <w:szCs w:val="24"/>
+          <w:lang w:val="es-AR"/>
+        </w:rPr>
+      </w:pPr>
+      <w:r>
+        <w:rPr>
+          <w:sz w:val="24"/>
+          <w:szCs w:val="24"/>
+          <w:lang w:val="es-AR"/>
+        </w:rPr>
+        <w:t xml:space="preserve">Fue necesaria la utilización de la inteligencia artificial para la construcción de </w:t>
+      </w:r>
+      <w:r>
+        <w:rPr>
+          <w:sz w:val="24"/>
+          <w:szCs w:val="24"/>
+          <w:lang w:val="es-AR"/>
+        </w:rPr>
+        <w:t>gráficos</w:t>
+      </w:r>
+      <w:r>
+        <w:rPr>
+          <w:sz w:val="24"/>
+          <w:szCs w:val="24"/>
+          <w:lang w:val="es-AR"/>
+        </w:rPr>
+        <w:t xml:space="preserve"> que puedan visibilizar los resultados obtenidos del procesamiento.</w:t>
+      </w:r>
     </w:p>
     <w:p>
       <w:pPr>
@@ -3887,7 +6958,7 @@
           <w:szCs w:val="24"/>
           <w:lang w:val="es-AR"/>
         </w:rPr>
-        <w:t xml:space="preserve"> Codes (</w:t>
+        <w:t xml:space="preserve"> Codes (VByte) para los </w:t>
       </w:r>
       <w:proofErr w:type="spellStart"/>
       <w:r>
@@ -3897,7 +6968,7 @@
           <w:szCs w:val="24"/>
           <w:lang w:val="es-AR"/>
         </w:rPr>
-        <w:t>VByte</w:t>
+        <w:t>docIDs</w:t>
       </w:r>
       <w:proofErr w:type="spellEnd"/>
       <w:r>
@@ -3907,7 +6978,7 @@
           <w:szCs w:val="24"/>
           <w:lang w:val="es-AR"/>
         </w:rPr>
-        <w:t xml:space="preserve">) para los </w:t>
+        <w:t xml:space="preserve"> y Elias-gamma para las frecuencias (almacene </w:t>
       </w:r>
       <w:proofErr w:type="spellStart"/>
       <w:r>
@@ -3927,67 +6998,7 @@
           <w:szCs w:val="24"/>
           <w:lang w:val="es-AR"/>
         </w:rPr>
-        <w:t xml:space="preserve"> y </w:t>
-      </w:r>
-      <w:proofErr w:type="spellStart"/>
-      <w:r>
-        <w:rPr>
-          <w:color w:val="FABF8F" w:themeColor="accent6" w:themeTint="99"/>
-          <w:sz w:val="24"/>
-          <w:szCs w:val="24"/>
-          <w:lang w:val="es-AR"/>
-        </w:rPr>
-        <w:t>Elias</w:t>
-      </w:r>
-      <w:proofErr w:type="spellEnd"/>
-      <w:r>
-        <w:rPr>
-          <w:color w:val="FABF8F" w:themeColor="accent6" w:themeTint="99"/>
-          <w:sz w:val="24"/>
-          <w:szCs w:val="24"/>
-          <w:lang w:val="es-AR"/>
-        </w:rPr>
-        <w:t xml:space="preserve">-gamma para las frecuencias (almacene </w:t>
-      </w:r>
-      <w:proofErr w:type="spellStart"/>
-      <w:r>
-        <w:rPr>
-          <w:color w:val="FABF8F" w:themeColor="accent6" w:themeTint="99"/>
-          <w:sz w:val="24"/>
-          <w:szCs w:val="24"/>
-          <w:lang w:val="es-AR"/>
-        </w:rPr>
-        <w:t>docIDs</w:t>
-      </w:r>
-      <w:proofErr w:type="spellEnd"/>
-      <w:r>
-        <w:rPr>
-          <w:color w:val="FABF8F" w:themeColor="accent6" w:themeTint="99"/>
-          <w:sz w:val="24"/>
-          <w:szCs w:val="24"/>
-          <w:lang w:val="es-AR"/>
-        </w:rPr>
-        <w:t xml:space="preserve"> y frecuencias en archivos separados). Calcule tiempos de compresión/descompresión del índice completo y tamaño resultante en cada caso. Realice dos experimentos, con y sin </w:t>
-      </w:r>
-      <w:proofErr w:type="spellStart"/>
-      <w:r>
-        <w:rPr>
-          <w:color w:val="FABF8F" w:themeColor="accent6" w:themeTint="99"/>
-          <w:sz w:val="24"/>
-          <w:szCs w:val="24"/>
-          <w:lang w:val="es-AR"/>
-        </w:rPr>
-        <w:t>DGaps</w:t>
-      </w:r>
-      <w:proofErr w:type="spellEnd"/>
-      <w:r>
-        <w:rPr>
-          <w:color w:val="FABF8F" w:themeColor="accent6" w:themeTint="99"/>
-          <w:sz w:val="24"/>
-          <w:szCs w:val="24"/>
-          <w:lang w:val="es-AR"/>
-        </w:rPr>
-        <w:t>. Compare los tamaños de los índices resultantes.</w:t>
+        <w:t xml:space="preserve"> y frecuencias en archivos separados). Calcule tiempos de compresión/descompresión del índice completo y tamaño resultante en cada caso. Realice dos experimentos, con y sin DGaps. Compare los tamaños de los índices resultantes.</w:t>
       </w:r>
     </w:p>
     <w:p>
@@ -4069,28 +7080,1698 @@
           <w:lang w:val="es-AR"/>
         </w:rPr>
       </w:pPr>
-      <w:r>
+    </w:p>
+    <w:p>
+      <w:pPr>
         <w:rPr>
           <w:b/>
           <w:bCs/>
-          <w:lang w:val="es-AR"/>
-        </w:rPr>
-        <w:br w:type="page"/>
-      </w:r>
-    </w:p>
-    <w:p>
-      <w:pPr>
-        <w:jc w:val="both"/>
+          <w:sz w:val="24"/>
+          <w:szCs w:val="24"/>
+        </w:rPr>
+      </w:pPr>
+      <w:r>
         <w:rPr>
           <w:b/>
           <w:bCs/>
-          <w:lang w:val="es-AR"/>
-        </w:rPr>
-      </w:pPr>
+          <w:sz w:val="24"/>
+          <w:szCs w:val="24"/>
+        </w:rPr>
+        <w:t>Compresión</w:t>
+      </w:r>
       <w:r>
         <w:rPr>
           <w:b/>
           <w:bCs/>
+          <w:sz w:val="24"/>
+          <w:szCs w:val="24"/>
+        </w:rPr>
+        <w:t xml:space="preserve"> – Con y sin DGaps</w:t>
+      </w:r>
+    </w:p>
+    <w:p>
+      <w:pPr>
+        <w:rPr>
+          <w:b/>
+          <w:bCs/>
+          <w:sz w:val="24"/>
+          <w:szCs w:val="24"/>
+        </w:rPr>
+      </w:pPr>
+    </w:p>
+    <w:p>
+      <w:pPr>
+        <w:rPr>
+          <w:sz w:val="24"/>
+          <w:szCs w:val="24"/>
+        </w:rPr>
+      </w:pPr>
+      <w:r>
+        <w:rPr>
+          <w:sz w:val="24"/>
+          <w:szCs w:val="24"/>
+        </w:rPr>
+        <w:t xml:space="preserve">Mediante los algoritmos de compresión vistos en clase, se llevo a cabo la compresión del índice, utilizando VByte para los docIDs y Elias para la frecuencia. </w:t>
+      </w:r>
+    </w:p>
+    <w:p>
+      <w:pPr>
+        <w:rPr>
+          <w:sz w:val="24"/>
+          <w:szCs w:val="24"/>
+        </w:rPr>
+      </w:pPr>
+    </w:p>
+    <w:p>
+      <w:pPr>
+        <w:rPr>
+          <w:sz w:val="24"/>
+          <w:szCs w:val="24"/>
+        </w:rPr>
+      </w:pPr>
+      <w:r>
+        <w:rPr>
+          <w:sz w:val="24"/>
+          <w:szCs w:val="24"/>
+        </w:rPr>
+        <w:t>Oon un índice de:</w:t>
+      </w:r>
+    </w:p>
+    <w:p>
+      <w:pPr>
+        <w:pStyle w:val="Prrafodelista"/>
+        <w:numPr>
+          <w:ilvl w:val="0"/>
+          <w:numId w:val="30"/>
+        </w:numPr>
+        <w:rPr>
+          <w:sz w:val="24"/>
+          <w:szCs w:val="24"/>
+        </w:rPr>
+      </w:pPr>
+      <w:r>
+        <w:rPr>
+          <w:sz w:val="24"/>
+          <w:szCs w:val="24"/>
+        </w:rPr>
+        <w:t>291.21 MB</w:t>
+      </w:r>
+      <w:r>
+        <w:rPr>
+          <w:sz w:val="24"/>
+          <w:szCs w:val="24"/>
+        </w:rPr>
+        <w:t xml:space="preserve"> de tamaño</w:t>
+      </w:r>
+    </w:p>
+    <w:p>
+      <w:pPr>
+        <w:pStyle w:val="Prrafodelista"/>
+        <w:numPr>
+          <w:ilvl w:val="0"/>
+          <w:numId w:val="30"/>
+        </w:numPr>
+        <w:rPr>
+          <w:sz w:val="24"/>
+          <w:szCs w:val="24"/>
+        </w:rPr>
+      </w:pPr>
+      <w:r>
+        <w:rPr>
+          <w:sz w:val="24"/>
+          <w:szCs w:val="24"/>
+        </w:rPr>
+        <w:t>3,511,498 término</w:t>
+      </w:r>
+      <w:r>
+        <w:rPr>
+          <w:sz w:val="24"/>
+          <w:szCs w:val="24"/>
+        </w:rPr>
+        <w:t>s</w:t>
+      </w:r>
+    </w:p>
+    <w:p>
+      <w:pPr>
+        <w:pStyle w:val="Prrafodelista"/>
+        <w:numPr>
+          <w:ilvl w:val="0"/>
+          <w:numId w:val="30"/>
+        </w:numPr>
+        <w:rPr>
+          <w:sz w:val="24"/>
+          <w:szCs w:val="24"/>
+        </w:rPr>
+      </w:pPr>
+      <w:r>
+        <w:rPr>
+          <w:sz w:val="24"/>
+          <w:szCs w:val="24"/>
+        </w:rPr>
+        <w:t xml:space="preserve">121,818 </w:t>
+      </w:r>
+      <w:proofErr w:type="spellStart"/>
+      <w:r>
+        <w:rPr>
+          <w:sz w:val="24"/>
+          <w:szCs w:val="24"/>
+        </w:rPr>
+        <w:t>docs</w:t>
+      </w:r>
+      <w:proofErr w:type="spellEnd"/>
+    </w:p>
+    <w:p>
+      <w:pPr>
+        <w:rPr>
+          <w:sz w:val="24"/>
+          <w:szCs w:val="24"/>
+        </w:rPr>
+      </w:pPr>
+    </w:p>
+    <w:p>
+      <w:pPr>
+        <w:rPr>
+          <w:sz w:val="24"/>
+          <w:szCs w:val="24"/>
+        </w:rPr>
+      </w:pPr>
+      <w:r>
+        <w:rPr>
+          <w:sz w:val="24"/>
+          <w:szCs w:val="24"/>
+        </w:rPr>
+        <w:t>Se obtuvieron los siguientes resultados:</w:t>
+      </w:r>
+    </w:p>
+    <w:p>
+      <w:pPr>
+        <w:rPr>
+          <w:sz w:val="24"/>
+          <w:szCs w:val="24"/>
+        </w:rPr>
+      </w:pPr>
+    </w:p>
+    <w:tbl>
+      <w:tblPr>
+        <w:tblStyle w:val="Tablanormal1"/>
+        <w:tblW w:w="0" w:type="auto"/>
+        <w:tblLook w:val="04A0" w:firstRow="1" w:lastRow="0" w:firstColumn="1" w:lastColumn="0" w:noHBand="0" w:noVBand="1"/>
+      </w:tblPr>
+      <w:tblGrid>
+        <w:gridCol w:w="4106"/>
+        <w:gridCol w:w="2835"/>
+        <w:gridCol w:w="2689"/>
+      </w:tblGrid>
+      <w:tr>
+        <w:trPr>
+          <w:cnfStyle w:val="100000000000" w:firstRow="1" w:lastRow="0" w:firstColumn="0" w:lastColumn="0" w:oddVBand="0" w:evenVBand="0" w:oddHBand="0" w:evenHBand="0" w:firstRowFirstColumn="0" w:firstRowLastColumn="0" w:lastRowFirstColumn="0" w:lastRowLastColumn="0"/>
+          <w:trHeight w:val="340"/>
+        </w:trPr>
+        <w:tc>
+          <w:tcPr>
+            <w:cnfStyle w:val="001000000000" w:firstRow="0" w:lastRow="0" w:firstColumn="1" w:lastColumn="0" w:oddVBand="0" w:evenVBand="0" w:oddHBand="0" w:evenHBand="0" w:firstRowFirstColumn="0" w:firstRowLastColumn="0" w:lastRowFirstColumn="0" w:lastRowLastColumn="0"/>
+            <w:tcW w:w="4106" w:type="dxa"/>
+            <w:vAlign w:val="center"/>
+          </w:tcPr>
+          <w:p>
+            <w:pPr>
+              <w:jc w:val="center"/>
+              <w:rPr>
+                <w:b w:val="0"/>
+                <w:bCs w:val="0"/>
+                <w:sz w:val="24"/>
+                <w:szCs w:val="24"/>
+              </w:rPr>
+            </w:pPr>
+          </w:p>
+        </w:tc>
+        <w:tc>
+          <w:tcPr>
+            <w:tcW w:w="2835" w:type="dxa"/>
+            <w:vAlign w:val="center"/>
+          </w:tcPr>
+          <w:p>
+            <w:pPr>
+              <w:jc w:val="center"/>
+              <w:cnfStyle w:val="100000000000" w:firstRow="1" w:lastRow="0" w:firstColumn="0" w:lastColumn="0" w:oddVBand="0" w:evenVBand="0" w:oddHBand="0" w:evenHBand="0" w:firstRowFirstColumn="0" w:firstRowLastColumn="0" w:lastRowFirstColumn="0" w:lastRowLastColumn="0"/>
+              <w:rPr>
+                <w:b w:val="0"/>
+                <w:bCs w:val="0"/>
+                <w:sz w:val="24"/>
+                <w:szCs w:val="24"/>
+              </w:rPr>
+            </w:pPr>
+            <w:r>
+              <w:rPr>
+                <w:sz w:val="24"/>
+                <w:szCs w:val="24"/>
+              </w:rPr>
+              <w:t>CON</w:t>
+            </w:r>
+            <w:r>
+              <w:rPr>
+                <w:b w:val="0"/>
+                <w:bCs w:val="0"/>
+                <w:sz w:val="24"/>
+                <w:szCs w:val="24"/>
+              </w:rPr>
+              <w:t xml:space="preserve"> DGaps</w:t>
+            </w:r>
+          </w:p>
+        </w:tc>
+        <w:tc>
+          <w:tcPr>
+            <w:tcW w:w="2689" w:type="dxa"/>
+            <w:vAlign w:val="center"/>
+          </w:tcPr>
+          <w:p>
+            <w:pPr>
+              <w:jc w:val="center"/>
+              <w:cnfStyle w:val="100000000000" w:firstRow="1" w:lastRow="0" w:firstColumn="0" w:lastColumn="0" w:oddVBand="0" w:evenVBand="0" w:oddHBand="0" w:evenHBand="0" w:firstRowFirstColumn="0" w:firstRowLastColumn="0" w:lastRowFirstColumn="0" w:lastRowLastColumn="0"/>
+              <w:rPr>
+                <w:b w:val="0"/>
+                <w:bCs w:val="0"/>
+                <w:sz w:val="24"/>
+                <w:szCs w:val="24"/>
+              </w:rPr>
+            </w:pPr>
+            <w:r>
+              <w:rPr>
+                <w:sz w:val="24"/>
+                <w:szCs w:val="24"/>
+              </w:rPr>
+              <w:t>SIN</w:t>
+            </w:r>
+            <w:r>
+              <w:rPr>
+                <w:b w:val="0"/>
+                <w:bCs w:val="0"/>
+                <w:sz w:val="24"/>
+                <w:szCs w:val="24"/>
+              </w:rPr>
+              <w:t xml:space="preserve"> DGaps</w:t>
+            </w:r>
+          </w:p>
+        </w:tc>
+      </w:tr>
+      <w:tr>
+        <w:trPr>
+          <w:cnfStyle w:val="000000100000" w:firstRow="0" w:lastRow="0" w:firstColumn="0" w:lastColumn="0" w:oddVBand="0" w:evenVBand="0" w:oddHBand="1" w:evenHBand="0" w:firstRowFirstColumn="0" w:firstRowLastColumn="0" w:lastRowFirstColumn="0" w:lastRowLastColumn="0"/>
+          <w:trHeight w:val="340"/>
+        </w:trPr>
+        <w:tc>
+          <w:tcPr>
+            <w:cnfStyle w:val="001000000000" w:firstRow="0" w:lastRow="0" w:firstColumn="1" w:lastColumn="0" w:oddVBand="0" w:evenVBand="0" w:oddHBand="0" w:evenHBand="0" w:firstRowFirstColumn="0" w:firstRowLastColumn="0" w:lastRowFirstColumn="0" w:lastRowLastColumn="0"/>
+            <w:tcW w:w="4106" w:type="dxa"/>
+            <w:vAlign w:val="center"/>
+          </w:tcPr>
+          <w:p>
+            <w:pPr>
+              <w:jc w:val="center"/>
+              <w:rPr>
+                <w:b w:val="0"/>
+                <w:bCs w:val="0"/>
+                <w:sz w:val="24"/>
+                <w:szCs w:val="24"/>
+              </w:rPr>
+            </w:pPr>
+            <w:r>
+              <w:rPr>
+                <w:b w:val="0"/>
+                <w:bCs w:val="0"/>
+                <w:sz w:val="24"/>
+                <w:szCs w:val="24"/>
+              </w:rPr>
+              <w:t>Tamaño docIDs (VByte)</w:t>
+            </w:r>
+          </w:p>
+        </w:tc>
+        <w:tc>
+          <w:tcPr>
+            <w:tcW w:w="2835" w:type="dxa"/>
+            <w:vAlign w:val="center"/>
+          </w:tcPr>
+          <w:p>
+            <w:pPr>
+              <w:jc w:val="center"/>
+              <w:cnfStyle w:val="000000100000" w:firstRow="0" w:lastRow="0" w:firstColumn="0" w:lastColumn="0" w:oddVBand="0" w:evenVBand="0" w:oddHBand="1" w:evenHBand="0" w:firstRowFirstColumn="0" w:firstRowLastColumn="0" w:lastRowFirstColumn="0" w:lastRowLastColumn="0"/>
+              <w:rPr>
+                <w:sz w:val="24"/>
+                <w:szCs w:val="24"/>
+              </w:rPr>
+            </w:pPr>
+            <w:r>
+              <w:rPr>
+                <w:sz w:val="24"/>
+                <w:szCs w:val="24"/>
+              </w:rPr>
+              <w:t>53.05Mb</w:t>
+            </w:r>
+          </w:p>
+        </w:tc>
+        <w:tc>
+          <w:tcPr>
+            <w:tcW w:w="2689" w:type="dxa"/>
+            <w:vAlign w:val="center"/>
+          </w:tcPr>
+          <w:p>
+            <w:pPr>
+              <w:jc w:val="center"/>
+              <w:cnfStyle w:val="000000100000" w:firstRow="0" w:lastRow="0" w:firstColumn="0" w:lastColumn="0" w:oddVBand="0" w:evenVBand="0" w:oddHBand="1" w:evenHBand="0" w:firstRowFirstColumn="0" w:firstRowLastColumn="0" w:lastRowFirstColumn="0" w:lastRowLastColumn="0"/>
+              <w:rPr>
+                <w:sz w:val="24"/>
+                <w:szCs w:val="24"/>
+              </w:rPr>
+            </w:pPr>
+            <w:r>
+              <w:rPr>
+                <w:sz w:val="24"/>
+                <w:szCs w:val="24"/>
+              </w:rPr>
+              <w:t>104.36Mb</w:t>
+            </w:r>
+          </w:p>
+        </w:tc>
+      </w:tr>
+      <w:tr>
+        <w:trPr>
+          <w:trHeight w:val="340"/>
+        </w:trPr>
+        <w:tc>
+          <w:tcPr>
+            <w:cnfStyle w:val="001000000000" w:firstRow="0" w:lastRow="0" w:firstColumn="1" w:lastColumn="0" w:oddVBand="0" w:evenVBand="0" w:oddHBand="0" w:evenHBand="0" w:firstRowFirstColumn="0" w:firstRowLastColumn="0" w:lastRowFirstColumn="0" w:lastRowLastColumn="0"/>
+            <w:tcW w:w="4106" w:type="dxa"/>
+            <w:vAlign w:val="center"/>
+          </w:tcPr>
+          <w:p>
+            <w:pPr>
+              <w:jc w:val="center"/>
+              <w:rPr>
+                <w:b w:val="0"/>
+                <w:bCs w:val="0"/>
+                <w:sz w:val="24"/>
+                <w:szCs w:val="24"/>
+              </w:rPr>
+            </w:pPr>
+            <w:r>
+              <w:rPr>
+                <w:b w:val="0"/>
+                <w:bCs w:val="0"/>
+                <w:sz w:val="24"/>
+                <w:szCs w:val="24"/>
+              </w:rPr>
+              <w:t>Tamaño freqs (Elias)</w:t>
+            </w:r>
+          </w:p>
+        </w:tc>
+        <w:tc>
+          <w:tcPr>
+            <w:tcW w:w="2835" w:type="dxa"/>
+            <w:vAlign w:val="center"/>
+          </w:tcPr>
+          <w:p>
+            <w:pPr>
+              <w:jc w:val="center"/>
+              <w:cnfStyle w:val="000000000000" w:firstRow="0" w:lastRow="0" w:firstColumn="0" w:lastColumn="0" w:oddVBand="0" w:evenVBand="0" w:oddHBand="0" w:evenHBand="0" w:firstRowFirstColumn="0" w:firstRowLastColumn="0" w:lastRowFirstColumn="0" w:lastRowLastColumn="0"/>
+              <w:rPr>
+                <w:sz w:val="24"/>
+                <w:szCs w:val="24"/>
+              </w:rPr>
+            </w:pPr>
+            <w:r>
+              <w:rPr>
+                <w:sz w:val="24"/>
+                <w:szCs w:val="24"/>
+              </w:rPr>
+              <w:t>10.10Mb</w:t>
+            </w:r>
+          </w:p>
+        </w:tc>
+        <w:tc>
+          <w:tcPr>
+            <w:tcW w:w="2689" w:type="dxa"/>
+            <w:vAlign w:val="center"/>
+          </w:tcPr>
+          <w:p>
+            <w:pPr>
+              <w:jc w:val="center"/>
+              <w:cnfStyle w:val="000000000000" w:firstRow="0" w:lastRow="0" w:firstColumn="0" w:lastColumn="0" w:oddVBand="0" w:evenVBand="0" w:oddHBand="0" w:evenHBand="0" w:firstRowFirstColumn="0" w:firstRowLastColumn="0" w:lastRowFirstColumn="0" w:lastRowLastColumn="0"/>
+              <w:rPr>
+                <w:sz w:val="24"/>
+                <w:szCs w:val="24"/>
+              </w:rPr>
+            </w:pPr>
+            <w:r>
+              <w:rPr>
+                <w:sz w:val="24"/>
+                <w:szCs w:val="24"/>
+              </w:rPr>
+              <w:t>10.10Mb</w:t>
+            </w:r>
+          </w:p>
+        </w:tc>
+      </w:tr>
+      <w:tr>
+        <w:trPr>
+          <w:cnfStyle w:val="000000100000" w:firstRow="0" w:lastRow="0" w:firstColumn="0" w:lastColumn="0" w:oddVBand="0" w:evenVBand="0" w:oddHBand="1" w:evenHBand="0" w:firstRowFirstColumn="0" w:firstRowLastColumn="0" w:lastRowFirstColumn="0" w:lastRowLastColumn="0"/>
+          <w:trHeight w:val="340"/>
+        </w:trPr>
+        <w:tc>
+          <w:tcPr>
+            <w:cnfStyle w:val="001000000000" w:firstRow="0" w:lastRow="0" w:firstColumn="1" w:lastColumn="0" w:oddVBand="0" w:evenVBand="0" w:oddHBand="0" w:evenHBand="0" w:firstRowFirstColumn="0" w:firstRowLastColumn="0" w:lastRowFirstColumn="0" w:lastRowLastColumn="0"/>
+            <w:tcW w:w="4106" w:type="dxa"/>
+            <w:vAlign w:val="center"/>
+          </w:tcPr>
+          <w:p>
+            <w:pPr>
+              <w:jc w:val="center"/>
+              <w:rPr>
+                <w:b w:val="0"/>
+                <w:bCs w:val="0"/>
+                <w:sz w:val="24"/>
+                <w:szCs w:val="24"/>
+              </w:rPr>
+            </w:pPr>
+            <w:r>
+              <w:rPr>
+                <w:b w:val="0"/>
+                <w:bCs w:val="0"/>
+                <w:sz w:val="24"/>
+                <w:szCs w:val="24"/>
+              </w:rPr>
+              <w:t>Total comprimido</w:t>
+            </w:r>
+          </w:p>
+        </w:tc>
+        <w:tc>
+          <w:tcPr>
+            <w:tcW w:w="2835" w:type="dxa"/>
+            <w:vAlign w:val="center"/>
+          </w:tcPr>
+          <w:p>
+            <w:pPr>
+              <w:jc w:val="center"/>
+              <w:cnfStyle w:val="000000100000" w:firstRow="0" w:lastRow="0" w:firstColumn="0" w:lastColumn="0" w:oddVBand="0" w:evenVBand="0" w:oddHBand="1" w:evenHBand="0" w:firstRowFirstColumn="0" w:firstRowLastColumn="0" w:lastRowFirstColumn="0" w:lastRowLastColumn="0"/>
+              <w:rPr>
+                <w:sz w:val="24"/>
+                <w:szCs w:val="24"/>
+              </w:rPr>
+            </w:pPr>
+            <w:r>
+              <w:rPr>
+                <w:sz w:val="24"/>
+                <w:szCs w:val="24"/>
+              </w:rPr>
+              <w:t>63.15Mb</w:t>
+            </w:r>
+          </w:p>
+        </w:tc>
+        <w:tc>
+          <w:tcPr>
+            <w:tcW w:w="2689" w:type="dxa"/>
+            <w:vAlign w:val="center"/>
+          </w:tcPr>
+          <w:p>
+            <w:pPr>
+              <w:jc w:val="center"/>
+              <w:cnfStyle w:val="000000100000" w:firstRow="0" w:lastRow="0" w:firstColumn="0" w:lastColumn="0" w:oddVBand="0" w:evenVBand="0" w:oddHBand="1" w:evenHBand="0" w:firstRowFirstColumn="0" w:firstRowLastColumn="0" w:lastRowFirstColumn="0" w:lastRowLastColumn="0"/>
+              <w:rPr>
+                <w:sz w:val="24"/>
+                <w:szCs w:val="24"/>
+              </w:rPr>
+            </w:pPr>
+            <w:r>
+              <w:rPr>
+                <w:sz w:val="24"/>
+                <w:szCs w:val="24"/>
+              </w:rPr>
+              <w:t>114.45Mb</w:t>
+            </w:r>
+          </w:p>
+        </w:tc>
+      </w:tr>
+      <w:tr>
+        <w:trPr>
+          <w:trHeight w:val="340"/>
+        </w:trPr>
+        <w:tc>
+          <w:tcPr>
+            <w:cnfStyle w:val="001000000000" w:firstRow="0" w:lastRow="0" w:firstColumn="1" w:lastColumn="0" w:oddVBand="0" w:evenVBand="0" w:oddHBand="0" w:evenHBand="0" w:firstRowFirstColumn="0" w:firstRowLastColumn="0" w:lastRowFirstColumn="0" w:lastRowLastColumn="0"/>
+            <w:tcW w:w="4106" w:type="dxa"/>
+            <w:vAlign w:val="center"/>
+          </w:tcPr>
+          <w:p>
+            <w:pPr>
+              <w:jc w:val="center"/>
+              <w:rPr>
+                <w:b w:val="0"/>
+                <w:bCs w:val="0"/>
+                <w:sz w:val="24"/>
+                <w:szCs w:val="24"/>
+              </w:rPr>
+            </w:pPr>
+            <w:r>
+              <w:rPr>
+                <w:b w:val="0"/>
+                <w:bCs w:val="0"/>
+                <w:sz w:val="24"/>
+                <w:szCs w:val="24"/>
+              </w:rPr>
+              <w:t>Tasa de compresión</w:t>
+            </w:r>
+          </w:p>
+        </w:tc>
+        <w:tc>
+          <w:tcPr>
+            <w:tcW w:w="2835" w:type="dxa"/>
+            <w:vAlign w:val="center"/>
+          </w:tcPr>
+          <w:p>
+            <w:pPr>
+              <w:jc w:val="center"/>
+              <w:cnfStyle w:val="000000000000" w:firstRow="0" w:lastRow="0" w:firstColumn="0" w:lastColumn="0" w:oddVBand="0" w:evenVBand="0" w:oddHBand="0" w:evenHBand="0" w:firstRowFirstColumn="0" w:firstRowLastColumn="0" w:lastRowFirstColumn="0" w:lastRowLastColumn="0"/>
+              <w:rPr>
+                <w:sz w:val="24"/>
+                <w:szCs w:val="24"/>
+              </w:rPr>
+            </w:pPr>
+            <w:r>
+              <w:rPr>
+                <w:sz w:val="24"/>
+                <w:szCs w:val="24"/>
+              </w:rPr>
+              <w:t>4.61x</w:t>
+            </w:r>
+          </w:p>
+        </w:tc>
+        <w:tc>
+          <w:tcPr>
+            <w:tcW w:w="2689" w:type="dxa"/>
+            <w:vAlign w:val="center"/>
+          </w:tcPr>
+          <w:p>
+            <w:pPr>
+              <w:jc w:val="center"/>
+              <w:cnfStyle w:val="000000000000" w:firstRow="0" w:lastRow="0" w:firstColumn="0" w:lastColumn="0" w:oddVBand="0" w:evenVBand="0" w:oddHBand="0" w:evenHBand="0" w:firstRowFirstColumn="0" w:firstRowLastColumn="0" w:lastRowFirstColumn="0" w:lastRowLastColumn="0"/>
+              <w:rPr>
+                <w:sz w:val="24"/>
+                <w:szCs w:val="24"/>
+              </w:rPr>
+            </w:pPr>
+            <w:r>
+              <w:rPr>
+                <w:sz w:val="24"/>
+                <w:szCs w:val="24"/>
+              </w:rPr>
+              <w:t>2.54x</w:t>
+            </w:r>
+          </w:p>
+        </w:tc>
+      </w:tr>
+      <w:tr>
+        <w:trPr>
+          <w:cnfStyle w:val="000000100000" w:firstRow="0" w:lastRow="0" w:firstColumn="0" w:lastColumn="0" w:oddVBand="0" w:evenVBand="0" w:oddHBand="1" w:evenHBand="0" w:firstRowFirstColumn="0" w:firstRowLastColumn="0" w:lastRowFirstColumn="0" w:lastRowLastColumn="0"/>
+          <w:trHeight w:val="340"/>
+        </w:trPr>
+        <w:tc>
+          <w:tcPr>
+            <w:cnfStyle w:val="001000000000" w:firstRow="0" w:lastRow="0" w:firstColumn="1" w:lastColumn="0" w:oddVBand="0" w:evenVBand="0" w:oddHBand="0" w:evenHBand="0" w:firstRowFirstColumn="0" w:firstRowLastColumn="0" w:lastRowFirstColumn="0" w:lastRowLastColumn="0"/>
+            <w:tcW w:w="4106" w:type="dxa"/>
+            <w:vAlign w:val="center"/>
+          </w:tcPr>
+          <w:p>
+            <w:pPr>
+              <w:jc w:val="center"/>
+              <w:rPr>
+                <w:b w:val="0"/>
+                <w:bCs w:val="0"/>
+                <w:sz w:val="24"/>
+                <w:szCs w:val="24"/>
+              </w:rPr>
+            </w:pPr>
+            <w:r>
+              <w:rPr>
+                <w:b w:val="0"/>
+                <w:bCs w:val="0"/>
+                <w:sz w:val="24"/>
+                <w:szCs w:val="24"/>
+              </w:rPr>
+              <w:t>Ahorro de espacio</w:t>
+            </w:r>
+          </w:p>
+        </w:tc>
+        <w:tc>
+          <w:tcPr>
+            <w:tcW w:w="2835" w:type="dxa"/>
+            <w:vAlign w:val="center"/>
+          </w:tcPr>
+          <w:p>
+            <w:pPr>
+              <w:jc w:val="center"/>
+              <w:cnfStyle w:val="000000100000" w:firstRow="0" w:lastRow="0" w:firstColumn="0" w:lastColumn="0" w:oddVBand="0" w:evenVBand="0" w:oddHBand="1" w:evenHBand="0" w:firstRowFirstColumn="0" w:firstRowLastColumn="0" w:lastRowFirstColumn="0" w:lastRowLastColumn="0"/>
+              <w:rPr>
+                <w:sz w:val="24"/>
+                <w:szCs w:val="24"/>
+              </w:rPr>
+            </w:pPr>
+            <w:r>
+              <w:rPr>
+                <w:sz w:val="24"/>
+                <w:szCs w:val="24"/>
+              </w:rPr>
+              <w:t>78.3%</w:t>
+            </w:r>
+          </w:p>
+        </w:tc>
+        <w:tc>
+          <w:tcPr>
+            <w:tcW w:w="2689" w:type="dxa"/>
+            <w:vAlign w:val="center"/>
+          </w:tcPr>
+          <w:p>
+            <w:pPr>
+              <w:jc w:val="center"/>
+              <w:cnfStyle w:val="000000100000" w:firstRow="0" w:lastRow="0" w:firstColumn="0" w:lastColumn="0" w:oddVBand="0" w:evenVBand="0" w:oddHBand="1" w:evenHBand="0" w:firstRowFirstColumn="0" w:firstRowLastColumn="0" w:lastRowFirstColumn="0" w:lastRowLastColumn="0"/>
+              <w:rPr>
+                <w:sz w:val="24"/>
+                <w:szCs w:val="24"/>
+              </w:rPr>
+            </w:pPr>
+            <w:r>
+              <w:rPr>
+                <w:sz w:val="24"/>
+                <w:szCs w:val="24"/>
+              </w:rPr>
+              <w:t>60.7%</w:t>
+            </w:r>
+          </w:p>
+        </w:tc>
+      </w:tr>
+      <w:tr>
+        <w:trPr>
+          <w:trHeight w:val="340"/>
+        </w:trPr>
+        <w:tc>
+          <w:tcPr>
+            <w:cnfStyle w:val="001000000000" w:firstRow="0" w:lastRow="0" w:firstColumn="1" w:lastColumn="0" w:oddVBand="0" w:evenVBand="0" w:oddHBand="0" w:evenHBand="0" w:firstRowFirstColumn="0" w:firstRowLastColumn="0" w:lastRowFirstColumn="0" w:lastRowLastColumn="0"/>
+            <w:tcW w:w="4106" w:type="dxa"/>
+            <w:vAlign w:val="center"/>
+          </w:tcPr>
+          <w:p>
+            <w:pPr>
+              <w:jc w:val="center"/>
+              <w:rPr>
+                <w:b w:val="0"/>
+                <w:bCs w:val="0"/>
+                <w:sz w:val="24"/>
+                <w:szCs w:val="24"/>
+              </w:rPr>
+            </w:pPr>
+            <w:r>
+              <w:rPr>
+                <w:b w:val="0"/>
+                <w:bCs w:val="0"/>
+                <w:sz w:val="24"/>
+                <w:szCs w:val="24"/>
+              </w:rPr>
+              <w:t>Tiempo compresión</w:t>
+            </w:r>
+          </w:p>
+        </w:tc>
+        <w:tc>
+          <w:tcPr>
+            <w:tcW w:w="2835" w:type="dxa"/>
+            <w:vAlign w:val="center"/>
+          </w:tcPr>
+          <w:p>
+            <w:pPr>
+              <w:jc w:val="center"/>
+              <w:cnfStyle w:val="000000000000" w:firstRow="0" w:lastRow="0" w:firstColumn="0" w:lastColumn="0" w:oddVBand="0" w:evenVBand="0" w:oddHBand="0" w:evenHBand="0" w:firstRowFirstColumn="0" w:firstRowLastColumn="0" w:lastRowFirstColumn="0" w:lastRowLastColumn="0"/>
+              <w:rPr>
+                <w:sz w:val="24"/>
+                <w:szCs w:val="24"/>
+              </w:rPr>
+            </w:pPr>
+            <w:r>
+              <w:rPr>
+                <w:sz w:val="24"/>
+                <w:szCs w:val="24"/>
+              </w:rPr>
+              <w:t>697.996s</w:t>
+            </w:r>
+          </w:p>
+        </w:tc>
+        <w:tc>
+          <w:tcPr>
+            <w:tcW w:w="2689" w:type="dxa"/>
+            <w:vAlign w:val="center"/>
+          </w:tcPr>
+          <w:p>
+            <w:pPr>
+              <w:jc w:val="center"/>
+              <w:cnfStyle w:val="000000000000" w:firstRow="0" w:lastRow="0" w:firstColumn="0" w:lastColumn="0" w:oddVBand="0" w:evenVBand="0" w:oddHBand="0" w:evenHBand="0" w:firstRowFirstColumn="0" w:firstRowLastColumn="0" w:lastRowFirstColumn="0" w:lastRowLastColumn="0"/>
+              <w:rPr>
+                <w:sz w:val="24"/>
+                <w:szCs w:val="24"/>
+              </w:rPr>
+            </w:pPr>
+            <w:r>
+              <w:rPr>
+                <w:sz w:val="24"/>
+                <w:szCs w:val="24"/>
+              </w:rPr>
+              <w:t>676.498s</w:t>
+            </w:r>
+          </w:p>
+        </w:tc>
+      </w:tr>
+      <w:tr>
+        <w:trPr>
+          <w:cnfStyle w:val="000000100000" w:firstRow="0" w:lastRow="0" w:firstColumn="0" w:lastColumn="0" w:oddVBand="0" w:evenVBand="0" w:oddHBand="1" w:evenHBand="0" w:firstRowFirstColumn="0" w:firstRowLastColumn="0" w:lastRowFirstColumn="0" w:lastRowLastColumn="0"/>
+          <w:trHeight w:val="340"/>
+        </w:trPr>
+        <w:tc>
+          <w:tcPr>
+            <w:cnfStyle w:val="001000000000" w:firstRow="0" w:lastRow="0" w:firstColumn="1" w:lastColumn="0" w:oddVBand="0" w:evenVBand="0" w:oddHBand="0" w:evenHBand="0" w:firstRowFirstColumn="0" w:firstRowLastColumn="0" w:lastRowFirstColumn="0" w:lastRowLastColumn="0"/>
+            <w:tcW w:w="4106" w:type="dxa"/>
+            <w:vAlign w:val="center"/>
+          </w:tcPr>
+          <w:p>
+            <w:pPr>
+              <w:jc w:val="center"/>
+              <w:rPr>
+                <w:b w:val="0"/>
+                <w:bCs w:val="0"/>
+                <w:sz w:val="24"/>
+                <w:szCs w:val="24"/>
+              </w:rPr>
+            </w:pPr>
+            <w:r>
+              <w:rPr>
+                <w:b w:val="0"/>
+                <w:bCs w:val="0"/>
+                <w:sz w:val="24"/>
+                <w:szCs w:val="24"/>
+              </w:rPr>
+              <w:t>Tiempo descompresión</w:t>
+            </w:r>
+          </w:p>
+        </w:tc>
+        <w:tc>
+          <w:tcPr>
+            <w:tcW w:w="2835" w:type="dxa"/>
+            <w:vAlign w:val="center"/>
+          </w:tcPr>
+          <w:p>
+            <w:pPr>
+              <w:jc w:val="center"/>
+              <w:cnfStyle w:val="000000100000" w:firstRow="0" w:lastRow="0" w:firstColumn="0" w:lastColumn="0" w:oddVBand="0" w:evenVBand="0" w:oddHBand="1" w:evenHBand="0" w:firstRowFirstColumn="0" w:firstRowLastColumn="0" w:lastRowFirstColumn="0" w:lastRowLastColumn="0"/>
+              <w:rPr>
+                <w:sz w:val="24"/>
+                <w:szCs w:val="24"/>
+              </w:rPr>
+            </w:pPr>
+            <w:r>
+              <w:rPr>
+                <w:sz w:val="24"/>
+                <w:szCs w:val="24"/>
+              </w:rPr>
+              <w:t>66.898s</w:t>
+            </w:r>
+          </w:p>
+        </w:tc>
+        <w:tc>
+          <w:tcPr>
+            <w:tcW w:w="2689" w:type="dxa"/>
+            <w:vAlign w:val="center"/>
+          </w:tcPr>
+          <w:p>
+            <w:pPr>
+              <w:jc w:val="center"/>
+              <w:cnfStyle w:val="000000100000" w:firstRow="0" w:lastRow="0" w:firstColumn="0" w:lastColumn="0" w:oddVBand="0" w:evenVBand="0" w:oddHBand="1" w:evenHBand="0" w:firstRowFirstColumn="0" w:firstRowLastColumn="0" w:lastRowFirstColumn="0" w:lastRowLastColumn="0"/>
+              <w:rPr>
+                <w:sz w:val="24"/>
+                <w:szCs w:val="24"/>
+              </w:rPr>
+            </w:pPr>
+            <w:r>
+              <w:rPr>
+                <w:sz w:val="24"/>
+                <w:szCs w:val="24"/>
+              </w:rPr>
+              <w:t>83.896s</w:t>
+            </w:r>
+          </w:p>
+        </w:tc>
+      </w:tr>
+    </w:tbl>
+    <w:p>
+      <w:pPr>
+        <w:rPr>
+          <w:sz w:val="24"/>
+          <w:szCs w:val="24"/>
+        </w:rPr>
+      </w:pPr>
+    </w:p>
+    <w:p>
+      <w:pPr>
+        <w:rPr>
+          <w:sz w:val="24"/>
+          <w:szCs w:val="24"/>
+        </w:rPr>
+      </w:pPr>
+      <w:r>
+        <w:rPr>
+          <w:sz w:val="24"/>
+          <w:szCs w:val="24"/>
+        </w:rPr>
+        <w:t>El</w:t>
+      </w:r>
+      <w:r>
+        <w:rPr>
+          <w:sz w:val="24"/>
+          <w:szCs w:val="24"/>
+        </w:rPr>
+        <w:t xml:space="preserve"> uso de DGaps trae consigo una  mejora significativa en el tamaño del índice, bajando a la mitad el tamaño comprimido que la compresión sin Dgaps</w:t>
+      </w:r>
+      <w:r>
+        <w:rPr>
+          <w:sz w:val="24"/>
+          <w:szCs w:val="24"/>
+        </w:rPr>
+        <w:t>, justificado por la transformación de los docIDs en números más pequeños, reduciendo la cantidad de bytes.</w:t>
+      </w:r>
+    </w:p>
+    <w:p>
+      <w:pPr>
+        <w:rPr>
+          <w:sz w:val="24"/>
+          <w:szCs w:val="24"/>
+        </w:rPr>
+      </w:pPr>
+    </w:p>
+    <w:p>
+      <w:pPr>
+        <w:rPr>
+          <w:sz w:val="24"/>
+          <w:szCs w:val="24"/>
+        </w:rPr>
+      </w:pPr>
+      <w:r>
+        <w:rPr>
+          <w:sz w:val="24"/>
+          <w:szCs w:val="24"/>
+        </w:rPr>
+        <w:t>El costo adicional de aplicar DGaps es justificado, ya que con 20s más de compresión se ofrece una mejora significativa en espacio para el índice. Además, su descompresión es el 20% más rápida que su competidor, ya que procesa menos bytes.</w:t>
+      </w:r>
+    </w:p>
+    <w:p>
+      <w:pPr>
+        <w:rPr>
+          <w:sz w:val="24"/>
+          <w:szCs w:val="24"/>
+        </w:rPr>
+      </w:pPr>
+    </w:p>
+    <w:p>
+      <w:pPr>
+        <w:rPr>
+          <w:sz w:val="24"/>
+          <w:szCs w:val="24"/>
+        </w:rPr>
+      </w:pPr>
+      <w:r>
+        <w:rPr>
+          <w:sz w:val="24"/>
+          <w:szCs w:val="24"/>
+        </w:rPr>
+        <w:t xml:space="preserve">Siguiente al análisis de la tabla, continuamos con los gráficos </w:t>
+      </w:r>
+    </w:p>
+    <w:p>
+      <w:pPr>
+        <w:jc w:val="center"/>
+        <w:rPr>
+          <w:b/>
+          <w:bCs/>
+          <w:lang w:val="es-AR"/>
+        </w:rPr>
+      </w:pPr>
+      <w:r>
+        <w:rPr>
+          <w:b/>
+          <w:bCs/>
+          <w:noProof/>
+          <w:lang w:val="es-AR"/>
+        </w:rPr>
+        <w:lastRenderedPageBreak/>
+        <w:drawing>
+          <wp:inline distT="0" distB="0" distL="0" distR="0" wp14:anchorId="5C69E350" wp14:editId="2E9565B9">
+            <wp:extent cx="3275937" cy="2512327"/>
+            <wp:effectExtent l="0" t="0" r="1270" b="2540"/>
+            <wp:docPr id="13" name="Imagen 13"/>
+            <wp:cNvGraphicFramePr>
+              <a:graphicFrameLocks xmlns:a="http://schemas.openxmlformats.org/drawingml/2006/main" noChangeAspect="1"/>
+            </wp:cNvGraphicFramePr>
+            <a:graphic xmlns:a="http://schemas.openxmlformats.org/drawingml/2006/main">
+              <a:graphicData uri="http://schemas.openxmlformats.org/drawingml/2006/picture">
+                <pic:pic xmlns:pic="http://schemas.openxmlformats.org/drawingml/2006/picture">
+                  <pic:nvPicPr>
+                    <pic:cNvPr id="0" name="Picture 2"/>
+                    <pic:cNvPicPr>
+                      <a:picLocks noChangeAspect="1" noChangeArrowheads="1"/>
+                    </pic:cNvPicPr>
+                  </pic:nvPicPr>
+                  <pic:blipFill>
+                    <a:blip r:embed="rId30" cstate="print">
+                      <a:extLst>
+                        <a:ext uri="{28A0092B-C50C-407E-A947-70E740481C1C}">
+                          <a14:useLocalDpi xmlns:a14="http://schemas.microsoft.com/office/drawing/2010/main" val="0"/>
+                        </a:ext>
+                      </a:extLst>
+                    </a:blip>
+                    <a:srcRect/>
+                    <a:stretch>
+                      <a:fillRect/>
+                    </a:stretch>
+                  </pic:blipFill>
+                  <pic:spPr bwMode="auto">
+                    <a:xfrm>
+                      <a:off x="0" y="0"/>
+                      <a:ext cx="3282057" cy="2517020"/>
+                    </a:xfrm>
+                    <a:prstGeom prst="rect">
+                      <a:avLst/>
+                    </a:prstGeom>
+                    <a:noFill/>
+                    <a:ln>
+                      <a:noFill/>
+                    </a:ln>
+                  </pic:spPr>
+                </pic:pic>
+              </a:graphicData>
+            </a:graphic>
+          </wp:inline>
+        </w:drawing>
+      </w:r>
+    </w:p>
+    <w:p>
+      <w:pPr>
+        <w:jc w:val="center"/>
+        <w:rPr>
+          <w:lang w:val="es-AR"/>
+        </w:rPr>
+      </w:pPr>
+      <w:r>
+        <w:rPr>
+          <w:lang w:val="es-AR"/>
+        </w:rPr>
+        <w:t xml:space="preserve">El tamaño del índice comprimido es casi 3 veces menor sin DGaps, y 4 veces menor con </w:t>
+      </w:r>
+      <w:proofErr w:type="spellStart"/>
+      <w:r>
+        <w:rPr>
+          <w:lang w:val="es-AR"/>
+        </w:rPr>
+        <w:t>Dgaps</w:t>
+      </w:r>
+      <w:proofErr w:type="spellEnd"/>
+      <w:r>
+        <w:rPr>
+          <w:lang w:val="es-AR"/>
+        </w:rPr>
+        <w:t>.</w:t>
+      </w:r>
+    </w:p>
+    <w:p>
+      <w:pPr>
+        <w:jc w:val="center"/>
+        <w:rPr>
+          <w:lang w:val="es-AR"/>
+        </w:rPr>
+      </w:pPr>
+    </w:p>
+    <w:p>
+      <w:pPr>
+        <w:jc w:val="center"/>
+        <w:rPr>
+          <w:lang w:val="es-AR"/>
+        </w:rPr>
+      </w:pPr>
+    </w:p>
+    <w:p>
+      <w:pPr>
+        <w:jc w:val="center"/>
+        <w:rPr>
+          <w:lang w:val="es-AR"/>
+        </w:rPr>
+      </w:pPr>
+      <w:r>
+        <w:rPr>
+          <w:b/>
+          <w:bCs/>
+          <w:noProof/>
+          <w:lang w:val="es-AR"/>
+        </w:rPr>
+        <w:drawing>
+          <wp:inline distT="0" distB="0" distL="0" distR="0" wp14:anchorId="5A924917" wp14:editId="51AA3C3A">
+            <wp:extent cx="3124863" cy="2396469"/>
+            <wp:effectExtent l="0" t="0" r="0" b="4445"/>
+            <wp:docPr id="21" name="Imagen 21"/>
+            <wp:cNvGraphicFramePr>
+              <a:graphicFrameLocks xmlns:a="http://schemas.openxmlformats.org/drawingml/2006/main" noChangeAspect="1"/>
+            </wp:cNvGraphicFramePr>
+            <a:graphic xmlns:a="http://schemas.openxmlformats.org/drawingml/2006/main">
+              <a:graphicData uri="http://schemas.openxmlformats.org/drawingml/2006/picture">
+                <pic:pic xmlns:pic="http://schemas.openxmlformats.org/drawingml/2006/picture">
+                  <pic:nvPicPr>
+                    <pic:cNvPr id="0" name="Picture 3"/>
+                    <pic:cNvPicPr>
+                      <a:picLocks noChangeAspect="1" noChangeArrowheads="1"/>
+                    </pic:cNvPicPr>
+                  </pic:nvPicPr>
+                  <pic:blipFill>
+                    <a:blip r:embed="rId31" cstate="print">
+                      <a:extLst>
+                        <a:ext uri="{28A0092B-C50C-407E-A947-70E740481C1C}">
+                          <a14:useLocalDpi xmlns:a14="http://schemas.microsoft.com/office/drawing/2010/main" val="0"/>
+                        </a:ext>
+                      </a:extLst>
+                    </a:blip>
+                    <a:srcRect/>
+                    <a:stretch>
+                      <a:fillRect/>
+                    </a:stretch>
+                  </pic:blipFill>
+                  <pic:spPr bwMode="auto">
+                    <a:xfrm>
+                      <a:off x="0" y="0"/>
+                      <a:ext cx="3132613" cy="2402413"/>
+                    </a:xfrm>
+                    <a:prstGeom prst="rect">
+                      <a:avLst/>
+                    </a:prstGeom>
+                    <a:noFill/>
+                    <a:ln>
+                      <a:noFill/>
+                    </a:ln>
+                  </pic:spPr>
+                </pic:pic>
+              </a:graphicData>
+            </a:graphic>
+          </wp:inline>
+        </w:drawing>
+      </w:r>
+    </w:p>
+    <w:p>
+      <w:pPr>
+        <w:jc w:val="center"/>
+        <w:rPr>
+          <w:lang w:val="es-AR"/>
+        </w:rPr>
+      </w:pPr>
+      <w:r>
+        <w:rPr>
+          <w:lang w:val="es-AR"/>
+        </w:rPr>
+        <w:t xml:space="preserve">El tamaño del índice comprimido es el doble para noDGraps comparado con </w:t>
+      </w:r>
+      <w:proofErr w:type="spellStart"/>
+      <w:r>
+        <w:rPr>
+          <w:lang w:val="es-AR"/>
+        </w:rPr>
+        <w:t>DGraps</w:t>
+      </w:r>
+      <w:proofErr w:type="spellEnd"/>
+      <w:r>
+        <w:rPr>
+          <w:lang w:val="es-AR"/>
+        </w:rPr>
+        <w:t>.</w:t>
+      </w:r>
+    </w:p>
+    <w:p>
+      <w:pPr>
+        <w:jc w:val="center"/>
+        <w:rPr>
+          <w:lang w:val="es-AR"/>
+        </w:rPr>
+      </w:pPr>
+    </w:p>
+    <w:p>
+      <w:pPr>
+        <w:jc w:val="center"/>
+        <w:rPr>
+          <w:b/>
+          <w:bCs/>
+          <w:lang w:val="es-AR"/>
+        </w:rPr>
+      </w:pPr>
+      <w:r>
+        <w:rPr>
+          <w:b/>
+          <w:bCs/>
+          <w:noProof/>
+          <w:lang w:val="es-AR"/>
+        </w:rPr>
+        <w:drawing>
+          <wp:inline distT="0" distB="0" distL="0" distR="0" wp14:anchorId="7F868F1B" wp14:editId="31277673">
+            <wp:extent cx="2910177" cy="2284430"/>
+            <wp:effectExtent l="0" t="0" r="5080" b="1905"/>
+            <wp:docPr id="23" name="Imagen 23"/>
+            <wp:cNvGraphicFramePr>
+              <a:graphicFrameLocks xmlns:a="http://schemas.openxmlformats.org/drawingml/2006/main" noChangeAspect="1"/>
+            </wp:cNvGraphicFramePr>
+            <a:graphic xmlns:a="http://schemas.openxmlformats.org/drawingml/2006/main">
+              <a:graphicData uri="http://schemas.openxmlformats.org/drawingml/2006/picture">
+                <pic:pic xmlns:pic="http://schemas.openxmlformats.org/drawingml/2006/picture">
+                  <pic:nvPicPr>
+                    <pic:cNvPr id="0" name="Picture 4"/>
+                    <pic:cNvPicPr>
+                      <a:picLocks noChangeAspect="1" noChangeArrowheads="1"/>
+                    </pic:cNvPicPr>
+                  </pic:nvPicPr>
+                  <pic:blipFill>
+                    <a:blip r:embed="rId32" cstate="print">
+                      <a:extLst>
+                        <a:ext uri="{28A0092B-C50C-407E-A947-70E740481C1C}">
+                          <a14:useLocalDpi xmlns:a14="http://schemas.microsoft.com/office/drawing/2010/main" val="0"/>
+                        </a:ext>
+                      </a:extLst>
+                    </a:blip>
+                    <a:srcRect/>
+                    <a:stretch>
+                      <a:fillRect/>
+                    </a:stretch>
+                  </pic:blipFill>
+                  <pic:spPr bwMode="auto">
+                    <a:xfrm>
+                      <a:off x="0" y="0"/>
+                      <a:ext cx="2930579" cy="2300445"/>
+                    </a:xfrm>
+                    <a:prstGeom prst="rect">
+                      <a:avLst/>
+                    </a:prstGeom>
+                    <a:noFill/>
+                    <a:ln>
+                      <a:noFill/>
+                    </a:ln>
+                  </pic:spPr>
+                </pic:pic>
+              </a:graphicData>
+            </a:graphic>
+          </wp:inline>
+        </w:drawing>
+      </w:r>
+    </w:p>
+    <w:p>
+      <w:pPr>
+        <w:jc w:val="center"/>
+        <w:rPr>
+          <w:lang w:val="es-AR"/>
+        </w:rPr>
+      </w:pPr>
+      <w:r>
+        <w:rPr>
+          <w:lang w:val="es-AR"/>
+        </w:rPr>
+        <w:t>El ratio de compresión es del doble para DGaps</w:t>
+      </w:r>
+    </w:p>
+    <w:p>
+      <w:pPr>
+        <w:jc w:val="center"/>
+        <w:rPr>
+          <w:b/>
+          <w:bCs/>
+          <w:lang w:val="es-AR"/>
+        </w:rPr>
+      </w:pPr>
+    </w:p>
+    <w:p>
+      <w:pPr>
+        <w:jc w:val="center"/>
+        <w:rPr>
+          <w:b/>
+          <w:bCs/>
+          <w:lang w:val="es-AR"/>
+        </w:rPr>
+      </w:pPr>
+      <w:r>
+        <w:rPr>
+          <w:b/>
+          <w:bCs/>
+          <w:noProof/>
+          <w:lang w:val="es-AR"/>
+        </w:rPr>
+        <w:lastRenderedPageBreak/>
+        <w:drawing>
+          <wp:inline distT="0" distB="0" distL="0" distR="0" wp14:anchorId="73F36C84" wp14:editId="058B91BF">
+            <wp:extent cx="3275937" cy="2531553"/>
+            <wp:effectExtent l="0" t="0" r="1270" b="2540"/>
+            <wp:docPr id="24" name="Imagen 24"/>
+            <wp:cNvGraphicFramePr>
+              <a:graphicFrameLocks xmlns:a="http://schemas.openxmlformats.org/drawingml/2006/main" noChangeAspect="1"/>
+            </wp:cNvGraphicFramePr>
+            <a:graphic xmlns:a="http://schemas.openxmlformats.org/drawingml/2006/main">
+              <a:graphicData uri="http://schemas.openxmlformats.org/drawingml/2006/picture">
+                <pic:pic xmlns:pic="http://schemas.openxmlformats.org/drawingml/2006/picture">
+                  <pic:nvPicPr>
+                    <pic:cNvPr id="0" name="Picture 5"/>
+                    <pic:cNvPicPr>
+                      <a:picLocks noChangeAspect="1" noChangeArrowheads="1"/>
+                    </pic:cNvPicPr>
+                  </pic:nvPicPr>
+                  <pic:blipFill>
+                    <a:blip r:embed="rId33" cstate="print">
+                      <a:extLst>
+                        <a:ext uri="{28A0092B-C50C-407E-A947-70E740481C1C}">
+                          <a14:useLocalDpi xmlns:a14="http://schemas.microsoft.com/office/drawing/2010/main" val="0"/>
+                        </a:ext>
+                      </a:extLst>
+                    </a:blip>
+                    <a:srcRect/>
+                    <a:stretch>
+                      <a:fillRect/>
+                    </a:stretch>
+                  </pic:blipFill>
+                  <pic:spPr bwMode="auto">
+                    <a:xfrm>
+                      <a:off x="0" y="0"/>
+                      <a:ext cx="3282830" cy="2536880"/>
+                    </a:xfrm>
+                    <a:prstGeom prst="rect">
+                      <a:avLst/>
+                    </a:prstGeom>
+                    <a:noFill/>
+                    <a:ln>
+                      <a:noFill/>
+                    </a:ln>
+                  </pic:spPr>
+                </pic:pic>
+              </a:graphicData>
+            </a:graphic>
+          </wp:inline>
+        </w:drawing>
+      </w:r>
+    </w:p>
+    <w:p>
+      <w:pPr>
+        <w:jc w:val="center"/>
+        <w:rPr>
+          <w:b/>
+          <w:bCs/>
+          <w:noProof/>
+          <w:lang w:val="es-AR"/>
+        </w:rPr>
+      </w:pPr>
+      <w:r>
+        <w:rPr>
+          <w:lang w:val="es-AR"/>
+        </w:rPr>
+        <w:t>DGaps nos ofrece un 20% más de ahorro en el espacio</w:t>
+      </w:r>
+      <w:r>
+        <w:rPr>
+          <w:b/>
+          <w:bCs/>
+          <w:noProof/>
+          <w:lang w:val="es-AR"/>
+        </w:rPr>
+        <w:t xml:space="preserve"> </w:t>
+      </w:r>
+    </w:p>
+    <w:p>
+      <w:pPr>
+        <w:jc w:val="center"/>
+        <w:rPr>
+          <w:b/>
+          <w:bCs/>
+          <w:noProof/>
+          <w:lang w:val="es-AR"/>
+        </w:rPr>
+      </w:pPr>
+    </w:p>
+    <w:p>
+      <w:pPr>
+        <w:jc w:val="center"/>
+        <w:rPr>
+          <w:b/>
+          <w:bCs/>
+          <w:lang w:val="es-AR"/>
+        </w:rPr>
+      </w:pPr>
+      <w:r>
+        <w:rPr>
+          <w:b/>
+          <w:bCs/>
+          <w:noProof/>
+          <w:lang w:val="es-AR"/>
+        </w:rPr>
+        <w:drawing>
+          <wp:inline distT="0" distB="0" distL="0" distR="0" wp14:anchorId="27C3864C" wp14:editId="6F8CAC21">
+            <wp:extent cx="3570135" cy="2716983"/>
+            <wp:effectExtent l="0" t="0" r="0" b="7620"/>
+            <wp:docPr id="25" name="Imagen 25"/>
+            <wp:cNvGraphicFramePr>
+              <a:graphicFrameLocks xmlns:a="http://schemas.openxmlformats.org/drawingml/2006/main" noChangeAspect="1"/>
+            </wp:cNvGraphicFramePr>
+            <a:graphic xmlns:a="http://schemas.openxmlformats.org/drawingml/2006/main">
+              <a:graphicData uri="http://schemas.openxmlformats.org/drawingml/2006/picture">
+                <pic:pic xmlns:pic="http://schemas.openxmlformats.org/drawingml/2006/picture">
+                  <pic:nvPicPr>
+                    <pic:cNvPr id="0" name="Picture 6"/>
+                    <pic:cNvPicPr>
+                      <a:picLocks noChangeAspect="1" noChangeArrowheads="1"/>
+                    </pic:cNvPicPr>
+                  </pic:nvPicPr>
+                  <pic:blipFill>
+                    <a:blip r:embed="rId34" cstate="print">
+                      <a:extLst>
+                        <a:ext uri="{28A0092B-C50C-407E-A947-70E740481C1C}">
+                          <a14:useLocalDpi xmlns:a14="http://schemas.microsoft.com/office/drawing/2010/main" val="0"/>
+                        </a:ext>
+                      </a:extLst>
+                    </a:blip>
+                    <a:srcRect/>
+                    <a:stretch>
+                      <a:fillRect/>
+                    </a:stretch>
+                  </pic:blipFill>
+                  <pic:spPr bwMode="auto">
+                    <a:xfrm>
+                      <a:off x="0" y="0"/>
+                      <a:ext cx="3578555" cy="2723391"/>
+                    </a:xfrm>
+                    <a:prstGeom prst="rect">
+                      <a:avLst/>
+                    </a:prstGeom>
+                    <a:noFill/>
+                    <a:ln>
+                      <a:noFill/>
+                    </a:ln>
+                  </pic:spPr>
+                </pic:pic>
+              </a:graphicData>
+            </a:graphic>
+          </wp:inline>
+        </w:drawing>
+      </w:r>
+    </w:p>
+    <w:p>
+      <w:pPr>
+        <w:jc w:val="center"/>
+        <w:rPr>
+          <w:lang w:val="es-AR"/>
+        </w:rPr>
+      </w:pPr>
+      <w:r>
+        <w:rPr>
+          <w:lang w:val="es-AR"/>
+        </w:rPr>
+        <w:t>Y como se vio en la tabla, el tiempo es justificable para usar DGaps, y lo vale por todos los beneficios que ofrece en cuanto a compresión.</w:t>
+      </w:r>
+    </w:p>
+    <w:p>
+      <w:pPr>
+        <w:jc w:val="center"/>
+        <w:rPr>
+          <w:lang w:val="es-AR"/>
+        </w:rPr>
+      </w:pPr>
+    </w:p>
+    <w:p>
+      <w:pPr>
+        <w:jc w:val="both"/>
+        <w:rPr>
+          <w:lang w:val="es-AR"/>
+        </w:rPr>
+      </w:pPr>
+      <w:r>
+        <w:rPr>
+          <w:lang w:val="es-AR"/>
+        </w:rPr>
+        <w:t>En conclusión, decimos que DGaps, junto con VByte y Elias, es altamente efectivo para la compresión de índices invertidos, reduciendo significativamente el tamaño del índice y mejora en los tiempos de descompresión, con un coste justificable en tiempo de procesamiento.</w:t>
+      </w:r>
+      <w:r>
+        <w:rPr>
+          <w:lang w:val="es-AR"/>
+        </w:rPr>
+        <w:t xml:space="preserve"> Sin embargo, no utilizar DGaps también ofrece una buena variante para compresión, pero en tiempo y espacio es mucho menor.</w:t>
+      </w:r>
+    </w:p>
+    <w:p>
+      <w:pPr>
+        <w:jc w:val="both"/>
+        <w:rPr>
+          <w:lang w:val="es-AR"/>
+        </w:rPr>
+      </w:pPr>
+    </w:p>
+    <w:p>
+      <w:pPr>
+        <w:jc w:val="both"/>
+        <w:rPr>
+          <w:b/>
+          <w:bCs/>
+          <w:noProof/>
+          <w:lang w:val="es-AR"/>
+        </w:rPr>
+      </w:pPr>
+      <w:r>
+        <w:rPr>
+          <w:b/>
+          <w:bCs/>
+          <w:sz w:val="24"/>
+          <w:szCs w:val="24"/>
+        </w:rPr>
+        <w:t>Recuperación de pos</w:t>
+      </w:r>
+      <w:r>
+        <w:rPr>
+          <w:b/>
+          <w:bCs/>
+          <w:sz w:val="24"/>
+          <w:szCs w:val="24"/>
+        </w:rPr>
+        <w:t xml:space="preserve">ting </w:t>
+      </w:r>
+      <w:r>
+        <w:rPr>
+          <w:b/>
+          <w:bCs/>
+          <w:sz w:val="24"/>
+          <w:szCs w:val="24"/>
+        </w:rPr>
+        <w:t>list comprimida</w:t>
+      </w:r>
+      <w:r>
+        <w:rPr>
+          <w:b/>
+          <w:bCs/>
+          <w:noProof/>
+          <w:lang w:val="es-AR"/>
+        </w:rPr>
+        <w:t xml:space="preserve"> </w:t>
+      </w:r>
+    </w:p>
+    <w:p>
+      <w:pPr>
+        <w:jc w:val="both"/>
+        <w:rPr>
+          <w:b/>
+          <w:bCs/>
+          <w:noProof/>
+          <w:lang w:val="es-AR"/>
+        </w:rPr>
+      </w:pPr>
+    </w:p>
+    <w:p>
+      <w:pPr>
+        <w:jc w:val="both"/>
+        <w:rPr>
+          <w:noProof/>
+          <w:lang w:val="es-AR"/>
+        </w:rPr>
+      </w:pPr>
+      <w:r>
+        <w:rPr>
+          <w:noProof/>
+          <w:lang w:val="es-AR"/>
+        </w:rPr>
+        <w:t>Mediante el siguiente script, es posible recuperar la posting de un termino, ya sea para un indice con o sin DGaps</w:t>
+      </w:r>
+    </w:p>
+    <w:p>
+      <w:pPr>
+        <w:jc w:val="both"/>
+        <w:rPr>
+          <w:noProof/>
+          <w:lang w:val="es-AR"/>
+        </w:rPr>
+      </w:pPr>
+    </w:p>
+    <w:p>
+      <w:pPr>
+        <w:jc w:val="both"/>
+        <w:rPr>
+          <w:noProof/>
+          <w:lang w:val="es-AR"/>
+        </w:rPr>
+      </w:pPr>
+      <w:r>
+        <w:rPr>
+          <w:noProof/>
+          <w:lang w:val="es-AR"/>
+        </w:rPr>
+        <w:drawing>
+          <wp:inline distT="0" distB="0" distL="0" distR="0" wp14:anchorId="4855BF5C" wp14:editId="1ABE4E9C">
+            <wp:extent cx="6120506" cy="357809"/>
+            <wp:effectExtent l="0" t="0" r="0" b="4445"/>
+            <wp:docPr id="26" name="Imagen 26"/>
+            <wp:cNvGraphicFramePr>
+              <a:graphicFrameLocks xmlns:a="http://schemas.openxmlformats.org/drawingml/2006/main" noChangeAspect="1"/>
+            </wp:cNvGraphicFramePr>
+            <a:graphic xmlns:a="http://schemas.openxmlformats.org/drawingml/2006/main">
+              <a:graphicData uri="http://schemas.openxmlformats.org/drawingml/2006/picture">
+                <pic:pic xmlns:pic="http://schemas.openxmlformats.org/drawingml/2006/picture">
+                  <pic:nvPicPr>
+                    <pic:cNvPr id="1" name=""/>
+                    <pic:cNvPicPr/>
+                  </pic:nvPicPr>
+                  <pic:blipFill rotWithShape="1">
+                    <a:blip r:embed="rId35"/>
+                    <a:srcRect t="46999" b="27820"/>
+                    <a:stretch/>
+                  </pic:blipFill>
+                  <pic:spPr bwMode="auto">
+                    <a:xfrm>
+                      <a:off x="0" y="0"/>
+                      <a:ext cx="6121400" cy="357861"/>
+                    </a:xfrm>
+                    <a:prstGeom prst="rect">
+                      <a:avLst/>
+                    </a:prstGeom>
+                    <a:ln>
+                      <a:noFill/>
+                    </a:ln>
+                    <a:extLst>
+                      <a:ext uri="{53640926-AAD7-44D8-BBD7-CCE9431645EC}">
+                        <a14:shadowObscured xmlns:a14="http://schemas.microsoft.com/office/drawing/2010/main"/>
+                      </a:ext>
+                    </a:extLst>
+                  </pic:spPr>
+                </pic:pic>
+              </a:graphicData>
+            </a:graphic>
+          </wp:inline>
+        </w:drawing>
+      </w:r>
+    </w:p>
+    <w:p>
+      <w:pPr>
+        <w:jc w:val="both"/>
+        <w:rPr>
+          <w:b/>
+          <w:bCs/>
+          <w:noProof/>
+          <w:lang w:val="es-AR"/>
+        </w:rPr>
+      </w:pPr>
+    </w:p>
+    <w:p>
+      <w:pPr>
+        <w:jc w:val="both"/>
+        <w:rPr>
+          <w:sz w:val="24"/>
+          <w:szCs w:val="24"/>
+          <w:u w:val="single"/>
+          <w:lang w:val="es-AR"/>
+        </w:rPr>
+      </w:pPr>
+      <w:r>
+        <w:rPr>
+          <w:sz w:val="24"/>
+          <w:szCs w:val="24"/>
+          <w:u w:val="single"/>
+          <w:lang w:val="es-AR"/>
+        </w:rPr>
+        <w:t>Utilización de IA:</w:t>
+      </w:r>
+    </w:p>
+    <w:p>
+      <w:pPr>
+        <w:rPr>
+          <w:sz w:val="24"/>
+          <w:szCs w:val="24"/>
+          <w:lang w:val="es-AR"/>
+        </w:rPr>
+      </w:pPr>
+    </w:p>
+    <w:p>
+      <w:pPr>
+        <w:jc w:val="both"/>
+        <w:rPr>
+          <w:lang w:val="es-AR"/>
+        </w:rPr>
+      </w:pPr>
+      <w:r>
+        <w:rPr>
+          <w:sz w:val="24"/>
+          <w:szCs w:val="24"/>
+          <w:lang w:val="es-AR"/>
+        </w:rPr>
+        <w:t xml:space="preserve">Fue necesaria la utilización de la inteligencia artificial para la elaboración de los algoritmos de compresión, tanto VByte como Elias, y la elaboración de </w:t>
+      </w:r>
+      <w:proofErr w:type="spellStart"/>
+      <w:r>
+        <w:rPr>
+          <w:sz w:val="24"/>
+          <w:szCs w:val="24"/>
+          <w:lang w:val="es-AR"/>
+        </w:rPr>
+        <w:t>graficos</w:t>
+      </w:r>
+      <w:proofErr w:type="spellEnd"/>
+      <w:r>
+        <w:rPr>
+          <w:sz w:val="24"/>
+          <w:szCs w:val="24"/>
+          <w:lang w:val="es-AR"/>
+        </w:rPr>
+        <w:t xml:space="preserve"> para el posterior análisis.</w:t>
+      </w:r>
+      <w:r>
+        <w:rPr>
+          <w:b/>
+          <w:bCs/>
+          <w:lang w:val="es-AR"/>
+        </w:rPr>
+        <w:t xml:space="preserve"> </w:t>
+      </w:r>
+      <w:r>
+        <w:rPr>
+          <w:b/>
+          <w:bCs/>
+          <w:lang w:val="es-AR"/>
+        </w:rPr>
+        <w:br w:type="page"/>
+      </w:r>
+    </w:p>
+    <w:p>
+      <w:pPr>
+        <w:jc w:val="both"/>
+        <w:rPr>
+          <w:b/>
+          <w:bCs/>
+          <w:lang w:val="es-AR"/>
+        </w:rPr>
+      </w:pPr>
+      <w:r>
+        <w:rPr>
+          <w:b/>
+          <w:bCs/>
           <w:lang w:val="es-AR"/>
         </w:rPr>
         <w:lastRenderedPageBreak/>
@@ -4248,7 +8929,7 @@
       </w:r>
     </w:p>
     <w:sectPr>
-      <w:headerReference w:type="default" r:id="rId19"/>
+      <w:headerReference w:type="default" r:id="rId36"/>
       <w:pgSz w:w="11906" w:h="16838"/>
       <w:pgMar w:top="1133" w:right="1133" w:bottom="1133" w:left="1133" w:header="850" w:footer="850" w:gutter="0"/>
       <w:pgNumType w:start="1"/>
@@ -4614,6 +9295,119 @@
     </w:lvl>
   </w:abstractNum>
   <w:abstractNum w:abstractNumId="2" w15:restartNumberingAfterBreak="0">
+    <w:nsid w:val="06407423"/>
+    <w:multiLevelType w:val="hybridMultilevel"/>
+    <w:tmpl w:val="819249EE"/>
+    <w:lvl w:ilvl="0" w:tplc="2C0A0001">
+      <w:start w:val="1"/>
+      <w:numFmt w:val="bullet"/>
+      <w:lvlText w:val=""/>
+      <w:lvlJc w:val="left"/>
+      <w:pPr>
+        <w:ind w:left="720" w:hanging="360"/>
+      </w:pPr>
+      <w:rPr>
+        <w:rFonts w:ascii="Symbol" w:hAnsi="Symbol" w:hint="default"/>
+      </w:rPr>
+    </w:lvl>
+    <w:lvl w:ilvl="1" w:tplc="2C0A0003" w:tentative="1">
+      <w:start w:val="1"/>
+      <w:numFmt w:val="bullet"/>
+      <w:lvlText w:val="o"/>
+      <w:lvlJc w:val="left"/>
+      <w:pPr>
+        <w:ind w:left="1440" w:hanging="360"/>
+      </w:pPr>
+      <w:rPr>
+        <w:rFonts w:ascii="Courier New" w:hAnsi="Courier New" w:cs="Courier New" w:hint="default"/>
+      </w:rPr>
+    </w:lvl>
+    <w:lvl w:ilvl="2" w:tplc="2C0A0005" w:tentative="1">
+      <w:start w:val="1"/>
+      <w:numFmt w:val="bullet"/>
+      <w:lvlText w:val=""/>
+      <w:lvlJc w:val="left"/>
+      <w:pPr>
+        <w:ind w:left="2160" w:hanging="360"/>
+      </w:pPr>
+      <w:rPr>
+        <w:rFonts w:ascii="Wingdings" w:hAnsi="Wingdings" w:hint="default"/>
+      </w:rPr>
+    </w:lvl>
+    <w:lvl w:ilvl="3" w:tplc="2C0A0001" w:tentative="1">
+      <w:start w:val="1"/>
+      <w:numFmt w:val="bullet"/>
+      <w:lvlText w:val=""/>
+      <w:lvlJc w:val="left"/>
+      <w:pPr>
+        <w:ind w:left="2880" w:hanging="360"/>
+      </w:pPr>
+      <w:rPr>
+        <w:rFonts w:ascii="Symbol" w:hAnsi="Symbol" w:hint="default"/>
+      </w:rPr>
+    </w:lvl>
+    <w:lvl w:ilvl="4" w:tplc="2C0A0003" w:tentative="1">
+      <w:start w:val="1"/>
+      <w:numFmt w:val="bullet"/>
+      <w:lvlText w:val="o"/>
+      <w:lvlJc w:val="left"/>
+      <w:pPr>
+        <w:ind w:left="3600" w:hanging="360"/>
+      </w:pPr>
+      <w:rPr>
+        <w:rFonts w:ascii="Courier New" w:hAnsi="Courier New" w:cs="Courier New" w:hint="default"/>
+      </w:rPr>
+    </w:lvl>
+    <w:lvl w:ilvl="5" w:tplc="2C0A0005" w:tentative="1">
+      <w:start w:val="1"/>
+      <w:numFmt w:val="bullet"/>
+      <w:lvlText w:val=""/>
+      <w:lvlJc w:val="left"/>
+      <w:pPr>
+        <w:ind w:left="4320" w:hanging="360"/>
+      </w:pPr>
+      <w:rPr>
+        <w:rFonts w:ascii="Wingdings" w:hAnsi="Wingdings" w:hint="default"/>
+      </w:rPr>
+    </w:lvl>
+    <w:lvl w:ilvl="6" w:tplc="2C0A0001" w:tentative="1">
+      <w:start w:val="1"/>
+      <w:numFmt w:val="bullet"/>
+      <w:lvlText w:val=""/>
+      <w:lvlJc w:val="left"/>
+      <w:pPr>
+        <w:ind w:left="5040" w:hanging="360"/>
+      </w:pPr>
+      <w:rPr>
+        <w:rFonts w:ascii="Symbol" w:hAnsi="Symbol" w:hint="default"/>
+      </w:rPr>
+    </w:lvl>
+    <w:lvl w:ilvl="7" w:tplc="2C0A0003" w:tentative="1">
+      <w:start w:val="1"/>
+      <w:numFmt w:val="bullet"/>
+      <w:lvlText w:val="o"/>
+      <w:lvlJc w:val="left"/>
+      <w:pPr>
+        <w:ind w:left="5760" w:hanging="360"/>
+      </w:pPr>
+      <w:rPr>
+        <w:rFonts w:ascii="Courier New" w:hAnsi="Courier New" w:cs="Courier New" w:hint="default"/>
+      </w:rPr>
+    </w:lvl>
+    <w:lvl w:ilvl="8" w:tplc="2C0A0005" w:tentative="1">
+      <w:start w:val="1"/>
+      <w:numFmt w:val="bullet"/>
+      <w:lvlText w:val=""/>
+      <w:lvlJc w:val="left"/>
+      <w:pPr>
+        <w:ind w:left="6480" w:hanging="360"/>
+      </w:pPr>
+      <w:rPr>
+        <w:rFonts w:ascii="Wingdings" w:hAnsi="Wingdings" w:hint="default"/>
+      </w:rPr>
+    </w:lvl>
+  </w:abstractNum>
+  <w:abstractNum w:abstractNumId="3" w15:restartNumberingAfterBreak="0">
     <w:nsid w:val="07C674DF"/>
     <w:multiLevelType w:val="hybridMultilevel"/>
     <w:tmpl w:val="D14619EC"/>
@@ -4726,7 +9520,7 @@
       </w:rPr>
     </w:lvl>
   </w:abstractNum>
-  <w:abstractNum w:abstractNumId="3" w15:restartNumberingAfterBreak="0">
+  <w:abstractNum w:abstractNumId="4" w15:restartNumberingAfterBreak="0">
     <w:nsid w:val="082653A8"/>
     <w:multiLevelType w:val="hybridMultilevel"/>
     <w:tmpl w:val="5C06ECA8"/>
@@ -4839,7 +9633,7 @@
       </w:rPr>
     </w:lvl>
   </w:abstractNum>
-  <w:abstractNum w:abstractNumId="4" w15:restartNumberingAfterBreak="0">
+  <w:abstractNum w:abstractNumId="5" w15:restartNumberingAfterBreak="0">
     <w:nsid w:val="0B072D6B"/>
     <w:multiLevelType w:val="hybridMultilevel"/>
     <w:tmpl w:val="E42AB198"/>
@@ -4952,7 +9746,7 @@
       </w:rPr>
     </w:lvl>
   </w:abstractNum>
-  <w:abstractNum w:abstractNumId="5" w15:restartNumberingAfterBreak="0">
+  <w:abstractNum w:abstractNumId="6" w15:restartNumberingAfterBreak="0">
     <w:nsid w:val="0B81013B"/>
     <w:multiLevelType w:val="multilevel"/>
     <w:tmpl w:val="B448E600"/>
@@ -5065,7 +9859,7 @@
       </w:rPr>
     </w:lvl>
   </w:abstractNum>
-  <w:abstractNum w:abstractNumId="6" w15:restartNumberingAfterBreak="0">
+  <w:abstractNum w:abstractNumId="7" w15:restartNumberingAfterBreak="0">
     <w:nsid w:val="112439AD"/>
     <w:multiLevelType w:val="hybridMultilevel"/>
     <w:tmpl w:val="DDC0ABD4"/>
@@ -5178,7 +9972,7 @@
       </w:rPr>
     </w:lvl>
   </w:abstractNum>
-  <w:abstractNum w:abstractNumId="7" w15:restartNumberingAfterBreak="0">
+  <w:abstractNum w:abstractNumId="8" w15:restartNumberingAfterBreak="0">
     <w:nsid w:val="18FC2412"/>
     <w:multiLevelType w:val="hybridMultilevel"/>
     <w:tmpl w:val="151AD47C"/>
@@ -5264,7 +10058,7 @@
       </w:pPr>
     </w:lvl>
   </w:abstractNum>
-  <w:abstractNum w:abstractNumId="8" w15:restartNumberingAfterBreak="0">
+  <w:abstractNum w:abstractNumId="9" w15:restartNumberingAfterBreak="0">
     <w:nsid w:val="237A350A"/>
     <w:multiLevelType w:val="hybridMultilevel"/>
     <w:tmpl w:val="E4D66FD6"/>
@@ -5377,7 +10171,7 @@
       </w:rPr>
     </w:lvl>
   </w:abstractNum>
-  <w:abstractNum w:abstractNumId="9" w15:restartNumberingAfterBreak="0">
+  <w:abstractNum w:abstractNumId="10" w15:restartNumberingAfterBreak="0">
     <w:nsid w:val="247A1F8A"/>
     <w:multiLevelType w:val="hybridMultilevel"/>
     <w:tmpl w:val="3F7C0A0E"/>
@@ -5490,7 +10284,7 @@
       </w:rPr>
     </w:lvl>
   </w:abstractNum>
-  <w:abstractNum w:abstractNumId="10" w15:restartNumberingAfterBreak="0">
+  <w:abstractNum w:abstractNumId="11" w15:restartNumberingAfterBreak="0">
     <w:nsid w:val="261E14D4"/>
     <w:multiLevelType w:val="hybridMultilevel"/>
     <w:tmpl w:val="5CE89AF4"/>
@@ -5603,7 +10397,7 @@
       </w:rPr>
     </w:lvl>
   </w:abstractNum>
-  <w:abstractNum w:abstractNumId="11" w15:restartNumberingAfterBreak="0">
+  <w:abstractNum w:abstractNumId="12" w15:restartNumberingAfterBreak="0">
     <w:nsid w:val="28487BC0"/>
     <w:multiLevelType w:val="multilevel"/>
     <w:tmpl w:val="6CC43A82"/>
@@ -5716,7 +10510,7 @@
       </w:rPr>
     </w:lvl>
   </w:abstractNum>
-  <w:abstractNum w:abstractNumId="12" w15:restartNumberingAfterBreak="0">
+  <w:abstractNum w:abstractNumId="13" w15:restartNumberingAfterBreak="0">
     <w:nsid w:val="327D187B"/>
     <w:multiLevelType w:val="multilevel"/>
     <w:tmpl w:val="95F8C844"/>
@@ -5829,7 +10623,7 @@
       </w:rPr>
     </w:lvl>
   </w:abstractNum>
-  <w:abstractNum w:abstractNumId="13" w15:restartNumberingAfterBreak="0">
+  <w:abstractNum w:abstractNumId="14" w15:restartNumberingAfterBreak="0">
     <w:nsid w:val="3603469B"/>
     <w:multiLevelType w:val="hybridMultilevel"/>
     <w:tmpl w:val="EE888CCA"/>
@@ -5942,7 +10736,120 @@
       </w:rPr>
     </w:lvl>
   </w:abstractNum>
-  <w:abstractNum w:abstractNumId="14" w15:restartNumberingAfterBreak="0">
+  <w:abstractNum w:abstractNumId="15" w15:restartNumberingAfterBreak="0">
+    <w:nsid w:val="39FE754D"/>
+    <w:multiLevelType w:val="hybridMultilevel"/>
+    <w:tmpl w:val="BF98D6BC"/>
+    <w:lvl w:ilvl="0" w:tplc="2C0A0001">
+      <w:start w:val="1"/>
+      <w:numFmt w:val="bullet"/>
+      <w:lvlText w:val=""/>
+      <w:lvlJc w:val="left"/>
+      <w:pPr>
+        <w:ind w:left="720" w:hanging="360"/>
+      </w:pPr>
+      <w:rPr>
+        <w:rFonts w:ascii="Symbol" w:hAnsi="Symbol" w:hint="default"/>
+      </w:rPr>
+    </w:lvl>
+    <w:lvl w:ilvl="1" w:tplc="2C0A0003" w:tentative="1">
+      <w:start w:val="1"/>
+      <w:numFmt w:val="bullet"/>
+      <w:lvlText w:val="o"/>
+      <w:lvlJc w:val="left"/>
+      <w:pPr>
+        <w:ind w:left="1440" w:hanging="360"/>
+      </w:pPr>
+      <w:rPr>
+        <w:rFonts w:ascii="Courier New" w:hAnsi="Courier New" w:cs="Courier New" w:hint="default"/>
+      </w:rPr>
+    </w:lvl>
+    <w:lvl w:ilvl="2" w:tplc="2C0A0005" w:tentative="1">
+      <w:start w:val="1"/>
+      <w:numFmt w:val="bullet"/>
+      <w:lvlText w:val=""/>
+      <w:lvlJc w:val="left"/>
+      <w:pPr>
+        <w:ind w:left="2160" w:hanging="360"/>
+      </w:pPr>
+      <w:rPr>
+        <w:rFonts w:ascii="Wingdings" w:hAnsi="Wingdings" w:hint="default"/>
+      </w:rPr>
+    </w:lvl>
+    <w:lvl w:ilvl="3" w:tplc="2C0A0001" w:tentative="1">
+      <w:start w:val="1"/>
+      <w:numFmt w:val="bullet"/>
+      <w:lvlText w:val=""/>
+      <w:lvlJc w:val="left"/>
+      <w:pPr>
+        <w:ind w:left="2880" w:hanging="360"/>
+      </w:pPr>
+      <w:rPr>
+        <w:rFonts w:ascii="Symbol" w:hAnsi="Symbol" w:hint="default"/>
+      </w:rPr>
+    </w:lvl>
+    <w:lvl w:ilvl="4" w:tplc="2C0A0003" w:tentative="1">
+      <w:start w:val="1"/>
+      <w:numFmt w:val="bullet"/>
+      <w:lvlText w:val="o"/>
+      <w:lvlJc w:val="left"/>
+      <w:pPr>
+        <w:ind w:left="3600" w:hanging="360"/>
+      </w:pPr>
+      <w:rPr>
+        <w:rFonts w:ascii="Courier New" w:hAnsi="Courier New" w:cs="Courier New" w:hint="default"/>
+      </w:rPr>
+    </w:lvl>
+    <w:lvl w:ilvl="5" w:tplc="2C0A0005" w:tentative="1">
+      <w:start w:val="1"/>
+      <w:numFmt w:val="bullet"/>
+      <w:lvlText w:val=""/>
+      <w:lvlJc w:val="left"/>
+      <w:pPr>
+        <w:ind w:left="4320" w:hanging="360"/>
+      </w:pPr>
+      <w:rPr>
+        <w:rFonts w:ascii="Wingdings" w:hAnsi="Wingdings" w:hint="default"/>
+      </w:rPr>
+    </w:lvl>
+    <w:lvl w:ilvl="6" w:tplc="2C0A0001" w:tentative="1">
+      <w:start w:val="1"/>
+      <w:numFmt w:val="bullet"/>
+      <w:lvlText w:val=""/>
+      <w:lvlJc w:val="left"/>
+      <w:pPr>
+        <w:ind w:left="5040" w:hanging="360"/>
+      </w:pPr>
+      <w:rPr>
+        <w:rFonts w:ascii="Symbol" w:hAnsi="Symbol" w:hint="default"/>
+      </w:rPr>
+    </w:lvl>
+    <w:lvl w:ilvl="7" w:tplc="2C0A0003" w:tentative="1">
+      <w:start w:val="1"/>
+      <w:numFmt w:val="bullet"/>
+      <w:lvlText w:val="o"/>
+      <w:lvlJc w:val="left"/>
+      <w:pPr>
+        <w:ind w:left="5760" w:hanging="360"/>
+      </w:pPr>
+      <w:rPr>
+        <w:rFonts w:ascii="Courier New" w:hAnsi="Courier New" w:cs="Courier New" w:hint="default"/>
+      </w:rPr>
+    </w:lvl>
+    <w:lvl w:ilvl="8" w:tplc="2C0A0005" w:tentative="1">
+      <w:start w:val="1"/>
+      <w:numFmt w:val="bullet"/>
+      <w:lvlText w:val=""/>
+      <w:lvlJc w:val="left"/>
+      <w:pPr>
+        <w:ind w:left="6480" w:hanging="360"/>
+      </w:pPr>
+      <w:rPr>
+        <w:rFonts w:ascii="Wingdings" w:hAnsi="Wingdings" w:hint="default"/>
+      </w:rPr>
+    </w:lvl>
+  </w:abstractNum>
+  <w:abstractNum w:abstractNumId="16" w15:restartNumberingAfterBreak="0">
     <w:nsid w:val="3D1D50AE"/>
     <w:multiLevelType w:val="multilevel"/>
     <w:tmpl w:val="D6CC0948"/>
@@ -6055,7 +10962,7 @@
       </w:rPr>
     </w:lvl>
   </w:abstractNum>
-  <w:abstractNum w:abstractNumId="15" w15:restartNumberingAfterBreak="0">
+  <w:abstractNum w:abstractNumId="17" w15:restartNumberingAfterBreak="0">
     <w:nsid w:val="49FC0ABB"/>
     <w:multiLevelType w:val="hybridMultilevel"/>
     <w:tmpl w:val="B45810EA"/>
@@ -6168,7 +11075,7 @@
       </w:rPr>
     </w:lvl>
   </w:abstractNum>
-  <w:abstractNum w:abstractNumId="16" w15:restartNumberingAfterBreak="0">
+  <w:abstractNum w:abstractNumId="18" w15:restartNumberingAfterBreak="0">
     <w:nsid w:val="4B040F22"/>
     <w:multiLevelType w:val="hybridMultilevel"/>
     <w:tmpl w:val="9894D10E"/>
@@ -6281,7 +11188,7 @@
       </w:rPr>
     </w:lvl>
   </w:abstractNum>
-  <w:abstractNum w:abstractNumId="17" w15:restartNumberingAfterBreak="0">
+  <w:abstractNum w:abstractNumId="19" w15:restartNumberingAfterBreak="0">
     <w:nsid w:val="4DDD4A65"/>
     <w:multiLevelType w:val="hybridMultilevel"/>
     <w:tmpl w:val="9F7CCB5E"/>
@@ -6394,7 +11301,7 @@
       </w:rPr>
     </w:lvl>
   </w:abstractNum>
-  <w:abstractNum w:abstractNumId="18" w15:restartNumberingAfterBreak="0">
+  <w:abstractNum w:abstractNumId="20" w15:restartNumberingAfterBreak="0">
     <w:nsid w:val="501048EB"/>
     <w:multiLevelType w:val="hybridMultilevel"/>
     <w:tmpl w:val="9CB8E2D0"/>
@@ -6507,7 +11414,7 @@
       </w:rPr>
     </w:lvl>
   </w:abstractNum>
-  <w:abstractNum w:abstractNumId="19" w15:restartNumberingAfterBreak="0">
+  <w:abstractNum w:abstractNumId="21" w15:restartNumberingAfterBreak="0">
     <w:nsid w:val="51D10BCC"/>
     <w:multiLevelType w:val="hybridMultilevel"/>
     <w:tmpl w:val="85B85346"/>
@@ -6620,7 +11527,120 @@
       </w:rPr>
     </w:lvl>
   </w:abstractNum>
-  <w:abstractNum w:abstractNumId="20" w15:restartNumberingAfterBreak="0">
+  <w:abstractNum w:abstractNumId="22" w15:restartNumberingAfterBreak="0">
+    <w:nsid w:val="59E57B28"/>
+    <w:multiLevelType w:val="hybridMultilevel"/>
+    <w:tmpl w:val="1BA6202C"/>
+    <w:lvl w:ilvl="0" w:tplc="2C0A0001">
+      <w:start w:val="1"/>
+      <w:numFmt w:val="bullet"/>
+      <w:lvlText w:val=""/>
+      <w:lvlJc w:val="left"/>
+      <w:pPr>
+        <w:ind w:left="720" w:hanging="360"/>
+      </w:pPr>
+      <w:rPr>
+        <w:rFonts w:ascii="Symbol" w:hAnsi="Symbol" w:hint="default"/>
+      </w:rPr>
+    </w:lvl>
+    <w:lvl w:ilvl="1" w:tplc="2C0A0003" w:tentative="1">
+      <w:start w:val="1"/>
+      <w:numFmt w:val="bullet"/>
+      <w:lvlText w:val="o"/>
+      <w:lvlJc w:val="left"/>
+      <w:pPr>
+        <w:ind w:left="1440" w:hanging="360"/>
+      </w:pPr>
+      <w:rPr>
+        <w:rFonts w:ascii="Courier New" w:hAnsi="Courier New" w:cs="Courier New" w:hint="default"/>
+      </w:rPr>
+    </w:lvl>
+    <w:lvl w:ilvl="2" w:tplc="2C0A0005" w:tentative="1">
+      <w:start w:val="1"/>
+      <w:numFmt w:val="bullet"/>
+      <w:lvlText w:val=""/>
+      <w:lvlJc w:val="left"/>
+      <w:pPr>
+        <w:ind w:left="2160" w:hanging="360"/>
+      </w:pPr>
+      <w:rPr>
+        <w:rFonts w:ascii="Wingdings" w:hAnsi="Wingdings" w:hint="default"/>
+      </w:rPr>
+    </w:lvl>
+    <w:lvl w:ilvl="3" w:tplc="2C0A0001" w:tentative="1">
+      <w:start w:val="1"/>
+      <w:numFmt w:val="bullet"/>
+      <w:lvlText w:val=""/>
+      <w:lvlJc w:val="left"/>
+      <w:pPr>
+        <w:ind w:left="2880" w:hanging="360"/>
+      </w:pPr>
+      <w:rPr>
+        <w:rFonts w:ascii="Symbol" w:hAnsi="Symbol" w:hint="default"/>
+      </w:rPr>
+    </w:lvl>
+    <w:lvl w:ilvl="4" w:tplc="2C0A0003" w:tentative="1">
+      <w:start w:val="1"/>
+      <w:numFmt w:val="bullet"/>
+      <w:lvlText w:val="o"/>
+      <w:lvlJc w:val="left"/>
+      <w:pPr>
+        <w:ind w:left="3600" w:hanging="360"/>
+      </w:pPr>
+      <w:rPr>
+        <w:rFonts w:ascii="Courier New" w:hAnsi="Courier New" w:cs="Courier New" w:hint="default"/>
+      </w:rPr>
+    </w:lvl>
+    <w:lvl w:ilvl="5" w:tplc="2C0A0005" w:tentative="1">
+      <w:start w:val="1"/>
+      <w:numFmt w:val="bullet"/>
+      <w:lvlText w:val=""/>
+      <w:lvlJc w:val="left"/>
+      <w:pPr>
+        <w:ind w:left="4320" w:hanging="360"/>
+      </w:pPr>
+      <w:rPr>
+        <w:rFonts w:ascii="Wingdings" w:hAnsi="Wingdings" w:hint="default"/>
+      </w:rPr>
+    </w:lvl>
+    <w:lvl w:ilvl="6" w:tplc="2C0A0001" w:tentative="1">
+      <w:start w:val="1"/>
+      <w:numFmt w:val="bullet"/>
+      <w:lvlText w:val=""/>
+      <w:lvlJc w:val="left"/>
+      <w:pPr>
+        <w:ind w:left="5040" w:hanging="360"/>
+      </w:pPr>
+      <w:rPr>
+        <w:rFonts w:ascii="Symbol" w:hAnsi="Symbol" w:hint="default"/>
+      </w:rPr>
+    </w:lvl>
+    <w:lvl w:ilvl="7" w:tplc="2C0A0003" w:tentative="1">
+      <w:start w:val="1"/>
+      <w:numFmt w:val="bullet"/>
+      <w:lvlText w:val="o"/>
+      <w:lvlJc w:val="left"/>
+      <w:pPr>
+        <w:ind w:left="5760" w:hanging="360"/>
+      </w:pPr>
+      <w:rPr>
+        <w:rFonts w:ascii="Courier New" w:hAnsi="Courier New" w:cs="Courier New" w:hint="default"/>
+      </w:rPr>
+    </w:lvl>
+    <w:lvl w:ilvl="8" w:tplc="2C0A0005" w:tentative="1">
+      <w:start w:val="1"/>
+      <w:numFmt w:val="bullet"/>
+      <w:lvlText w:val=""/>
+      <w:lvlJc w:val="left"/>
+      <w:pPr>
+        <w:ind w:left="6480" w:hanging="360"/>
+      </w:pPr>
+      <w:rPr>
+        <w:rFonts w:ascii="Wingdings" w:hAnsi="Wingdings" w:hint="default"/>
+      </w:rPr>
+    </w:lvl>
+  </w:abstractNum>
+  <w:abstractNum w:abstractNumId="23" w15:restartNumberingAfterBreak="0">
     <w:nsid w:val="64B413C8"/>
     <w:multiLevelType w:val="hybridMultilevel"/>
     <w:tmpl w:val="40FED2AC"/>
@@ -6733,7 +11753,7 @@
       </w:rPr>
     </w:lvl>
   </w:abstractNum>
-  <w:abstractNum w:abstractNumId="21" w15:restartNumberingAfterBreak="0">
+  <w:abstractNum w:abstractNumId="24" w15:restartNumberingAfterBreak="0">
     <w:nsid w:val="64C0551D"/>
     <w:multiLevelType w:val="hybridMultilevel"/>
     <w:tmpl w:val="219E0E28"/>
@@ -6846,7 +11866,7 @@
       </w:rPr>
     </w:lvl>
   </w:abstractNum>
-  <w:abstractNum w:abstractNumId="22" w15:restartNumberingAfterBreak="0">
+  <w:abstractNum w:abstractNumId="25" w15:restartNumberingAfterBreak="0">
     <w:nsid w:val="6F36430A"/>
     <w:multiLevelType w:val="hybridMultilevel"/>
     <w:tmpl w:val="1DDAB206"/>
@@ -6959,7 +11979,233 @@
       </w:rPr>
     </w:lvl>
   </w:abstractNum>
-  <w:abstractNum w:abstractNumId="23" w15:restartNumberingAfterBreak="0">
+  <w:abstractNum w:abstractNumId="26" w15:restartNumberingAfterBreak="0">
+    <w:nsid w:val="75272A56"/>
+    <w:multiLevelType w:val="hybridMultilevel"/>
+    <w:tmpl w:val="D2FA8296"/>
+    <w:lvl w:ilvl="0" w:tplc="2C0A0001">
+      <w:start w:val="1"/>
+      <w:numFmt w:val="bullet"/>
+      <w:lvlText w:val=""/>
+      <w:lvlJc w:val="left"/>
+      <w:pPr>
+        <w:ind w:left="720" w:hanging="360"/>
+      </w:pPr>
+      <w:rPr>
+        <w:rFonts w:ascii="Symbol" w:hAnsi="Symbol" w:hint="default"/>
+      </w:rPr>
+    </w:lvl>
+    <w:lvl w:ilvl="1" w:tplc="2C0A0003" w:tentative="1">
+      <w:start w:val="1"/>
+      <w:numFmt w:val="bullet"/>
+      <w:lvlText w:val="o"/>
+      <w:lvlJc w:val="left"/>
+      <w:pPr>
+        <w:ind w:left="1440" w:hanging="360"/>
+      </w:pPr>
+      <w:rPr>
+        <w:rFonts w:ascii="Courier New" w:hAnsi="Courier New" w:cs="Courier New" w:hint="default"/>
+      </w:rPr>
+    </w:lvl>
+    <w:lvl w:ilvl="2" w:tplc="2C0A0005" w:tentative="1">
+      <w:start w:val="1"/>
+      <w:numFmt w:val="bullet"/>
+      <w:lvlText w:val=""/>
+      <w:lvlJc w:val="left"/>
+      <w:pPr>
+        <w:ind w:left="2160" w:hanging="360"/>
+      </w:pPr>
+      <w:rPr>
+        <w:rFonts w:ascii="Wingdings" w:hAnsi="Wingdings" w:hint="default"/>
+      </w:rPr>
+    </w:lvl>
+    <w:lvl w:ilvl="3" w:tplc="2C0A0001" w:tentative="1">
+      <w:start w:val="1"/>
+      <w:numFmt w:val="bullet"/>
+      <w:lvlText w:val=""/>
+      <w:lvlJc w:val="left"/>
+      <w:pPr>
+        <w:ind w:left="2880" w:hanging="360"/>
+      </w:pPr>
+      <w:rPr>
+        <w:rFonts w:ascii="Symbol" w:hAnsi="Symbol" w:hint="default"/>
+      </w:rPr>
+    </w:lvl>
+    <w:lvl w:ilvl="4" w:tplc="2C0A0003" w:tentative="1">
+      <w:start w:val="1"/>
+      <w:numFmt w:val="bullet"/>
+      <w:lvlText w:val="o"/>
+      <w:lvlJc w:val="left"/>
+      <w:pPr>
+        <w:ind w:left="3600" w:hanging="360"/>
+      </w:pPr>
+      <w:rPr>
+        <w:rFonts w:ascii="Courier New" w:hAnsi="Courier New" w:cs="Courier New" w:hint="default"/>
+      </w:rPr>
+    </w:lvl>
+    <w:lvl w:ilvl="5" w:tplc="2C0A0005" w:tentative="1">
+      <w:start w:val="1"/>
+      <w:numFmt w:val="bullet"/>
+      <w:lvlText w:val=""/>
+      <w:lvlJc w:val="left"/>
+      <w:pPr>
+        <w:ind w:left="4320" w:hanging="360"/>
+      </w:pPr>
+      <w:rPr>
+        <w:rFonts w:ascii="Wingdings" w:hAnsi="Wingdings" w:hint="default"/>
+      </w:rPr>
+    </w:lvl>
+    <w:lvl w:ilvl="6" w:tplc="2C0A0001" w:tentative="1">
+      <w:start w:val="1"/>
+      <w:numFmt w:val="bullet"/>
+      <w:lvlText w:val=""/>
+      <w:lvlJc w:val="left"/>
+      <w:pPr>
+        <w:ind w:left="5040" w:hanging="360"/>
+      </w:pPr>
+      <w:rPr>
+        <w:rFonts w:ascii="Symbol" w:hAnsi="Symbol" w:hint="default"/>
+      </w:rPr>
+    </w:lvl>
+    <w:lvl w:ilvl="7" w:tplc="2C0A0003" w:tentative="1">
+      <w:start w:val="1"/>
+      <w:numFmt w:val="bullet"/>
+      <w:lvlText w:val="o"/>
+      <w:lvlJc w:val="left"/>
+      <w:pPr>
+        <w:ind w:left="5760" w:hanging="360"/>
+      </w:pPr>
+      <w:rPr>
+        <w:rFonts w:ascii="Courier New" w:hAnsi="Courier New" w:cs="Courier New" w:hint="default"/>
+      </w:rPr>
+    </w:lvl>
+    <w:lvl w:ilvl="8" w:tplc="2C0A0005" w:tentative="1">
+      <w:start w:val="1"/>
+      <w:numFmt w:val="bullet"/>
+      <w:lvlText w:val=""/>
+      <w:lvlJc w:val="left"/>
+      <w:pPr>
+        <w:ind w:left="6480" w:hanging="360"/>
+      </w:pPr>
+      <w:rPr>
+        <w:rFonts w:ascii="Wingdings" w:hAnsi="Wingdings" w:hint="default"/>
+      </w:rPr>
+    </w:lvl>
+  </w:abstractNum>
+  <w:abstractNum w:abstractNumId="27" w15:restartNumberingAfterBreak="0">
+    <w:nsid w:val="79D36DBC"/>
+    <w:multiLevelType w:val="hybridMultilevel"/>
+    <w:tmpl w:val="2CF870AE"/>
+    <w:lvl w:ilvl="0" w:tplc="2C0A0001">
+      <w:start w:val="1"/>
+      <w:numFmt w:val="bullet"/>
+      <w:lvlText w:val=""/>
+      <w:lvlJc w:val="left"/>
+      <w:pPr>
+        <w:ind w:left="720" w:hanging="360"/>
+      </w:pPr>
+      <w:rPr>
+        <w:rFonts w:ascii="Symbol" w:hAnsi="Symbol" w:hint="default"/>
+      </w:rPr>
+    </w:lvl>
+    <w:lvl w:ilvl="1" w:tplc="2C0A0003" w:tentative="1">
+      <w:start w:val="1"/>
+      <w:numFmt w:val="bullet"/>
+      <w:lvlText w:val="o"/>
+      <w:lvlJc w:val="left"/>
+      <w:pPr>
+        <w:ind w:left="1440" w:hanging="360"/>
+      </w:pPr>
+      <w:rPr>
+        <w:rFonts w:ascii="Courier New" w:hAnsi="Courier New" w:cs="Courier New" w:hint="default"/>
+      </w:rPr>
+    </w:lvl>
+    <w:lvl w:ilvl="2" w:tplc="2C0A0005" w:tentative="1">
+      <w:start w:val="1"/>
+      <w:numFmt w:val="bullet"/>
+      <w:lvlText w:val=""/>
+      <w:lvlJc w:val="left"/>
+      <w:pPr>
+        <w:ind w:left="2160" w:hanging="360"/>
+      </w:pPr>
+      <w:rPr>
+        <w:rFonts w:ascii="Wingdings" w:hAnsi="Wingdings" w:hint="default"/>
+      </w:rPr>
+    </w:lvl>
+    <w:lvl w:ilvl="3" w:tplc="2C0A0001" w:tentative="1">
+      <w:start w:val="1"/>
+      <w:numFmt w:val="bullet"/>
+      <w:lvlText w:val=""/>
+      <w:lvlJc w:val="left"/>
+      <w:pPr>
+        <w:ind w:left="2880" w:hanging="360"/>
+      </w:pPr>
+      <w:rPr>
+        <w:rFonts w:ascii="Symbol" w:hAnsi="Symbol" w:hint="default"/>
+      </w:rPr>
+    </w:lvl>
+    <w:lvl w:ilvl="4" w:tplc="2C0A0003" w:tentative="1">
+      <w:start w:val="1"/>
+      <w:numFmt w:val="bullet"/>
+      <w:lvlText w:val="o"/>
+      <w:lvlJc w:val="left"/>
+      <w:pPr>
+        <w:ind w:left="3600" w:hanging="360"/>
+      </w:pPr>
+      <w:rPr>
+        <w:rFonts w:ascii="Courier New" w:hAnsi="Courier New" w:cs="Courier New" w:hint="default"/>
+      </w:rPr>
+    </w:lvl>
+    <w:lvl w:ilvl="5" w:tplc="2C0A0005" w:tentative="1">
+      <w:start w:val="1"/>
+      <w:numFmt w:val="bullet"/>
+      <w:lvlText w:val=""/>
+      <w:lvlJc w:val="left"/>
+      <w:pPr>
+        <w:ind w:left="4320" w:hanging="360"/>
+      </w:pPr>
+      <w:rPr>
+        <w:rFonts w:ascii="Wingdings" w:hAnsi="Wingdings" w:hint="default"/>
+      </w:rPr>
+    </w:lvl>
+    <w:lvl w:ilvl="6" w:tplc="2C0A0001" w:tentative="1">
+      <w:start w:val="1"/>
+      <w:numFmt w:val="bullet"/>
+      <w:lvlText w:val=""/>
+      <w:lvlJc w:val="left"/>
+      <w:pPr>
+        <w:ind w:left="5040" w:hanging="360"/>
+      </w:pPr>
+      <w:rPr>
+        <w:rFonts w:ascii="Symbol" w:hAnsi="Symbol" w:hint="default"/>
+      </w:rPr>
+    </w:lvl>
+    <w:lvl w:ilvl="7" w:tplc="2C0A0003" w:tentative="1">
+      <w:start w:val="1"/>
+      <w:numFmt w:val="bullet"/>
+      <w:lvlText w:val="o"/>
+      <w:lvlJc w:val="left"/>
+      <w:pPr>
+        <w:ind w:left="5760" w:hanging="360"/>
+      </w:pPr>
+      <w:rPr>
+        <w:rFonts w:ascii="Courier New" w:hAnsi="Courier New" w:cs="Courier New" w:hint="default"/>
+      </w:rPr>
+    </w:lvl>
+    <w:lvl w:ilvl="8" w:tplc="2C0A0005" w:tentative="1">
+      <w:start w:val="1"/>
+      <w:numFmt w:val="bullet"/>
+      <w:lvlText w:val=""/>
+      <w:lvlJc w:val="left"/>
+      <w:pPr>
+        <w:ind w:left="6480" w:hanging="360"/>
+      </w:pPr>
+      <w:rPr>
+        <w:rFonts w:ascii="Wingdings" w:hAnsi="Wingdings" w:hint="default"/>
+      </w:rPr>
+    </w:lvl>
+  </w:abstractNum>
+  <w:abstractNum w:abstractNumId="28" w15:restartNumberingAfterBreak="0">
     <w:nsid w:val="7A13706C"/>
     <w:multiLevelType w:val="hybridMultilevel"/>
     <w:tmpl w:val="42F410CE"/>
@@ -7072,77 +12318,181 @@
       </w:rPr>
     </w:lvl>
   </w:abstractNum>
+  <w:abstractNum w:abstractNumId="29" w15:restartNumberingAfterBreak="0">
+    <w:nsid w:val="7DA15657"/>
+    <w:multiLevelType w:val="hybridMultilevel"/>
+    <w:tmpl w:val="3DA0AB14"/>
+    <w:lvl w:ilvl="0" w:tplc="2C0A000F">
+      <w:start w:val="1"/>
+      <w:numFmt w:val="decimal"/>
+      <w:lvlText w:val="%1."/>
+      <w:lvlJc w:val="left"/>
+      <w:pPr>
+        <w:ind w:left="720" w:hanging="360"/>
+      </w:pPr>
+    </w:lvl>
+    <w:lvl w:ilvl="1" w:tplc="2C0A0019">
+      <w:start w:val="1"/>
+      <w:numFmt w:val="lowerLetter"/>
+      <w:lvlText w:val="%2."/>
+      <w:lvlJc w:val="left"/>
+      <w:pPr>
+        <w:ind w:left="1440" w:hanging="360"/>
+      </w:pPr>
+    </w:lvl>
+    <w:lvl w:ilvl="2" w:tplc="2C0A001B">
+      <w:start w:val="1"/>
+      <w:numFmt w:val="lowerRoman"/>
+      <w:lvlText w:val="%3."/>
+      <w:lvlJc w:val="right"/>
+      <w:pPr>
+        <w:ind w:left="2160" w:hanging="180"/>
+      </w:pPr>
+    </w:lvl>
+    <w:lvl w:ilvl="3" w:tplc="2C0A000F" w:tentative="1">
+      <w:start w:val="1"/>
+      <w:numFmt w:val="decimal"/>
+      <w:lvlText w:val="%4."/>
+      <w:lvlJc w:val="left"/>
+      <w:pPr>
+        <w:ind w:left="2880" w:hanging="360"/>
+      </w:pPr>
+    </w:lvl>
+    <w:lvl w:ilvl="4" w:tplc="2C0A0019" w:tentative="1">
+      <w:start w:val="1"/>
+      <w:numFmt w:val="lowerLetter"/>
+      <w:lvlText w:val="%5."/>
+      <w:lvlJc w:val="left"/>
+      <w:pPr>
+        <w:ind w:left="3600" w:hanging="360"/>
+      </w:pPr>
+    </w:lvl>
+    <w:lvl w:ilvl="5" w:tplc="2C0A001B" w:tentative="1">
+      <w:start w:val="1"/>
+      <w:numFmt w:val="lowerRoman"/>
+      <w:lvlText w:val="%6."/>
+      <w:lvlJc w:val="right"/>
+      <w:pPr>
+        <w:ind w:left="4320" w:hanging="180"/>
+      </w:pPr>
+    </w:lvl>
+    <w:lvl w:ilvl="6" w:tplc="2C0A000F" w:tentative="1">
+      <w:start w:val="1"/>
+      <w:numFmt w:val="decimal"/>
+      <w:lvlText w:val="%7."/>
+      <w:lvlJc w:val="left"/>
+      <w:pPr>
+        <w:ind w:left="5040" w:hanging="360"/>
+      </w:pPr>
+    </w:lvl>
+    <w:lvl w:ilvl="7" w:tplc="2C0A0019" w:tentative="1">
+      <w:start w:val="1"/>
+      <w:numFmt w:val="lowerLetter"/>
+      <w:lvlText w:val="%8."/>
+      <w:lvlJc w:val="left"/>
+      <w:pPr>
+        <w:ind w:left="5760" w:hanging="360"/>
+      </w:pPr>
+    </w:lvl>
+    <w:lvl w:ilvl="8" w:tplc="2C0A001B" w:tentative="1">
+      <w:start w:val="1"/>
+      <w:numFmt w:val="lowerRoman"/>
+      <w:lvlText w:val="%9."/>
+      <w:lvlJc w:val="right"/>
+      <w:pPr>
+        <w:ind w:left="6480" w:hanging="180"/>
+      </w:pPr>
+    </w:lvl>
+  </w:abstractNum>
   <w:num w:numId="1">
+    <w:abstractNumId w:val="16"/>
+  </w:num>
+  <w:num w:numId="2">
+    <w:abstractNumId w:val="13"/>
+  </w:num>
+  <w:num w:numId="3">
+    <w:abstractNumId w:val="12"/>
+  </w:num>
+  <w:num w:numId="4">
+    <w:abstractNumId w:val="6"/>
+  </w:num>
+  <w:num w:numId="5">
     <w:abstractNumId w:val="14"/>
   </w:num>
-  <w:num w:numId="2">
-    <w:abstractNumId w:val="12"/>
-  </w:num>
-  <w:num w:numId="3">
-    <w:abstractNumId w:val="11"/>
-  </w:num>
-  <w:num w:numId="4">
-    <w:abstractNumId w:val="5"/>
-  </w:num>
-  <w:num w:numId="5">
-    <w:abstractNumId w:val="13"/>
-  </w:num>
   <w:num w:numId="6">
-    <w:abstractNumId w:val="21"/>
+    <w:abstractNumId w:val="24"/>
   </w:num>
   <w:num w:numId="7">
-    <w:abstractNumId w:val="23"/>
+    <w:abstractNumId w:val="28"/>
   </w:num>
   <w:num w:numId="8">
-    <w:abstractNumId w:val="15"/>
+    <w:abstractNumId w:val="17"/>
   </w:num>
   <w:num w:numId="9">
     <w:abstractNumId w:val="1"/>
   </w:num>
   <w:num w:numId="10">
-    <w:abstractNumId w:val="16"/>
+    <w:abstractNumId w:val="18"/>
   </w:num>
   <w:num w:numId="11">
+    <w:abstractNumId w:val="11"/>
+  </w:num>
+  <w:num w:numId="12">
     <w:abstractNumId w:val="10"/>
   </w:num>
-  <w:num w:numId="12">
+  <w:num w:numId="13">
     <w:abstractNumId w:val="9"/>
   </w:num>
-  <w:num w:numId="13">
-    <w:abstractNumId w:val="8"/>
-  </w:num>
   <w:num w:numId="14">
-    <w:abstractNumId w:val="22"/>
+    <w:abstractNumId w:val="25"/>
   </w:num>
   <w:num w:numId="15">
-    <w:abstractNumId w:val="2"/>
+    <w:abstractNumId w:val="3"/>
   </w:num>
   <w:num w:numId="16">
-    <w:abstractNumId w:val="6"/>
+    <w:abstractNumId w:val="7"/>
   </w:num>
   <w:num w:numId="17">
     <w:abstractNumId w:val="0"/>
   </w:num>
   <w:num w:numId="18">
+    <w:abstractNumId w:val="21"/>
+  </w:num>
+  <w:num w:numId="19">
+    <w:abstractNumId w:val="20"/>
+  </w:num>
+  <w:num w:numId="20">
+    <w:abstractNumId w:val="23"/>
+  </w:num>
+  <w:num w:numId="21">
+    <w:abstractNumId w:val="5"/>
+  </w:num>
+  <w:num w:numId="22">
+    <w:abstractNumId w:val="8"/>
+  </w:num>
+  <w:num w:numId="23">
+    <w:abstractNumId w:val="4"/>
+  </w:num>
+  <w:num w:numId="24">
     <w:abstractNumId w:val="19"/>
   </w:num>
-  <w:num w:numId="19">
-    <w:abstractNumId w:val="18"/>
+  <w:num w:numId="25">
+    <w:abstractNumId w:val="15"/>
   </w:num>
-  <w:num w:numId="20">
-    <w:abstractNumId w:val="20"/>
+  <w:num w:numId="26">
+    <w:abstractNumId w:val="2"/>
   </w:num>
-  <w:num w:numId="21">
-    <w:abstractNumId w:val="4"/>
+  <w:num w:numId="27">
+    <w:abstractNumId w:val="27"/>
   </w:num>
-  <w:num w:numId="22">
-    <w:abstractNumId w:val="7"/>
+  <w:num w:numId="28">
+    <w:abstractNumId w:val="29"/>
   </w:num>
-  <w:num w:numId="23">
-    <w:abstractNumId w:val="3"/>
+  <w:num w:numId="29">
+    <w:abstractNumId w:val="22"/>
   </w:num>
-  <w:num w:numId="24">
-    <w:abstractNumId w:val="17"/>
+  <w:num w:numId="30">
+    <w:abstractNumId w:val="26"/>
   </w:num>
 </w:numbering>
 </file>
@@ -7545,7 +12895,7 @@
   <w:style w:type="paragraph" w:default="1" w:styleId="Normal">
     <w:name w:val="Normal"/>
     <w:qFormat/>
-    <w:rsid w:val="00DE684B"/>
+    <w:rsid w:val="009F4DEE"/>
   </w:style>
   <w:style w:type="paragraph" w:styleId="Ttulo1">
     <w:name w:val="heading 1"/>

--- a/TP4/2026_RI_TP4_TP_Estructuras.docx
+++ b/TP4/2026_RI_TP4_TP_Estructuras.docx
@@ -185,25 +185,7 @@
           <w:sz w:val="24"/>
           <w:szCs w:val="24"/>
         </w:rPr>
-        <w:t xml:space="preserve">Josue Leonel Gatica </w:t>
-      </w:r>
-      <w:proofErr w:type="spellStart"/>
-      <w:r>
-        <w:rPr>
-          <w:color w:val="000000"/>
-          <w:sz w:val="24"/>
-          <w:szCs w:val="24"/>
-        </w:rPr>
-        <w:t>Odato</w:t>
-      </w:r>
-      <w:proofErr w:type="spellEnd"/>
-      <w:r>
-        <w:rPr>
-          <w:color w:val="000000"/>
-          <w:sz w:val="24"/>
-          <w:szCs w:val="24"/>
-        </w:rPr>
-        <w:t xml:space="preserve"> 178921</w:t>
+        <w:t>Josue Leonel Gatica Odato 178921</w:t>
       </w:r>
     </w:p>
     <w:p>
@@ -390,23 +372,7 @@
           <w:sz w:val="24"/>
           <w:szCs w:val="24"/>
         </w:rPr>
-        <w:t>Para un correcto manejo de las colecciones en cada ejercicio, los archivos .</w:t>
-      </w:r>
-      <w:proofErr w:type="spellStart"/>
-      <w:r>
-        <w:rPr>
-          <w:sz w:val="24"/>
-          <w:szCs w:val="24"/>
-        </w:rPr>
-        <w:t>py</w:t>
-      </w:r>
-      <w:proofErr w:type="spellEnd"/>
-      <w:r>
-        <w:rPr>
-          <w:sz w:val="24"/>
-          <w:szCs w:val="24"/>
-        </w:rPr>
-        <w:t xml:space="preserve"> tomando las colecciones por defecto en una carpeta llamada “Colecciones”, ubicada a la par con todas las carpetas de los ejercicios.</w:t>
+        <w:t>Para un correcto manejo de las colecciones en cada ejercicio, los archivos .py tomando las colecciones por defecto en una carpeta llamada “Colecciones”, ubicada a la par con todas las carpetas de los ejercicios.</w:t>
       </w:r>
     </w:p>
     <w:p>
@@ -427,6 +393,7 @@
       </w:pPr>
       <w:r>
         <w:rPr>
+          <w:noProof/>
           <w:sz w:val="24"/>
           <w:szCs w:val="24"/>
         </w:rPr>
@@ -734,29 +701,30 @@
           <w:szCs w:val="24"/>
           <w:lang w:val="es-AR"/>
         </w:rPr>
-        <w:t xml:space="preserve">Codifique un script que indexe una colección  que requiera el volcado parcial a disco (asumiendo que existe un límite de memoria) implementando el método  BSBI visto en clase. Para esto su script debe recibir un parámetro n que indica cada cuántos documentos se debe hacer el volcado a disco. Al finalizar, debe unir (merge) los índices parciales. Para las pruebas use la colección </w:t>
-      </w:r>
-      <w:proofErr w:type="spellStart"/>
-      <w:r>
+        <w:t>Codifique un script que indexe una colección  que requiera el volcado parcial a disco (asumiendo que existe un límite de memoria) implementando el método  BSBI visto en clase. Para esto su script debe recibir un parámetro n que indica cada cuántos documentos se debe hacer el volcado a disco. Al finalizar, debe unir (merge) los índices parciales. Para las pruebas use la colección snapshot de Wikipedia  y varios valores de n (por ejemplo, n = 10% del tamaño de la colección). Registre los tiempos de indexación y de merge por separado. Grafique la distribución de tamaños de las posting lists. Calcule el overhead de su índice respecto de la colección. ¿Qué conclusiones se pueden extraer?</w:t>
+      </w:r>
+    </w:p>
+    <w:p>
+      <w:pPr>
+        <w:jc w:val="both"/>
         <w:rPr>
           <w:color w:val="FABF8F" w:themeColor="accent6" w:themeTint="99"/>
           <w:sz w:val="24"/>
           <w:szCs w:val="24"/>
           <w:lang w:val="es-AR"/>
         </w:rPr>
-        <w:t>snapshot</w:t>
-      </w:r>
-      <w:proofErr w:type="spellEnd"/>
-      <w:r>
+      </w:pPr>
+    </w:p>
+    <w:p>
+      <w:pPr>
+        <w:jc w:val="both"/>
         <w:rPr>
           <w:color w:val="FABF8F" w:themeColor="accent6" w:themeTint="99"/>
           <w:sz w:val="24"/>
           <w:szCs w:val="24"/>
           <w:lang w:val="es-AR"/>
         </w:rPr>
-        <w:t xml:space="preserve"> de Wikipedia  y varios valores de n (por ejemplo, n = 10% del tamaño de la colección). Registre los tiempos de indexación y de merge por separado. Grafique la distribución de tamaños de las </w:t>
-      </w:r>
-      <w:proofErr w:type="spellStart"/>
+      </w:pPr>
       <w:r>
         <w:rPr>
           <w:color w:val="FABF8F" w:themeColor="accent6" w:themeTint="99"/>
@@ -764,108 +732,7 @@
           <w:szCs w:val="24"/>
           <w:lang w:val="es-AR"/>
         </w:rPr>
-        <w:t>posting</w:t>
-      </w:r>
-      <w:proofErr w:type="spellEnd"/>
-      <w:r>
-        <w:rPr>
-          <w:color w:val="FABF8F" w:themeColor="accent6" w:themeTint="99"/>
-          <w:sz w:val="24"/>
-          <w:szCs w:val="24"/>
-          <w:lang w:val="es-AR"/>
-        </w:rPr>
-        <w:t xml:space="preserve"> </w:t>
-      </w:r>
-      <w:proofErr w:type="spellStart"/>
-      <w:r>
-        <w:rPr>
-          <w:color w:val="FABF8F" w:themeColor="accent6" w:themeTint="99"/>
-          <w:sz w:val="24"/>
-          <w:szCs w:val="24"/>
-          <w:lang w:val="es-AR"/>
-        </w:rPr>
-        <w:t>lists</w:t>
-      </w:r>
-      <w:proofErr w:type="spellEnd"/>
-      <w:r>
-        <w:rPr>
-          <w:color w:val="FABF8F" w:themeColor="accent6" w:themeTint="99"/>
-          <w:sz w:val="24"/>
-          <w:szCs w:val="24"/>
-          <w:lang w:val="es-AR"/>
-        </w:rPr>
-        <w:t xml:space="preserve">. Calcule el </w:t>
-      </w:r>
-      <w:proofErr w:type="spellStart"/>
-      <w:r>
-        <w:rPr>
-          <w:color w:val="FABF8F" w:themeColor="accent6" w:themeTint="99"/>
-          <w:sz w:val="24"/>
-          <w:szCs w:val="24"/>
-          <w:lang w:val="es-AR"/>
-        </w:rPr>
-        <w:t>overhead</w:t>
-      </w:r>
-      <w:proofErr w:type="spellEnd"/>
-      <w:r>
-        <w:rPr>
-          <w:color w:val="FABF8F" w:themeColor="accent6" w:themeTint="99"/>
-          <w:sz w:val="24"/>
-          <w:szCs w:val="24"/>
-          <w:lang w:val="es-AR"/>
-        </w:rPr>
-        <w:t xml:space="preserve"> de su índice respecto de la colección. ¿Qué conclusiones se pueden extraer?</w:t>
-      </w:r>
-    </w:p>
-    <w:p>
-      <w:pPr>
-        <w:jc w:val="both"/>
-        <w:rPr>
-          <w:color w:val="FABF8F" w:themeColor="accent6" w:themeTint="99"/>
-          <w:sz w:val="24"/>
-          <w:szCs w:val="24"/>
-          <w:lang w:val="es-AR"/>
-        </w:rPr>
-      </w:pPr>
-    </w:p>
-    <w:p>
-      <w:pPr>
-        <w:jc w:val="both"/>
-        <w:rPr>
-          <w:color w:val="FABF8F" w:themeColor="accent6" w:themeTint="99"/>
-          <w:sz w:val="24"/>
-          <w:szCs w:val="24"/>
-          <w:lang w:val="es-AR"/>
-        </w:rPr>
-      </w:pPr>
-      <w:r>
-        <w:rPr>
-          <w:color w:val="FABF8F" w:themeColor="accent6" w:themeTint="99"/>
-          <w:sz w:val="24"/>
-          <w:szCs w:val="24"/>
-          <w:lang w:val="es-AR"/>
-        </w:rPr>
-        <w:t xml:space="preserve">1.1) Agregue un script que cargue el vocabulario de la colección en memoria, permita recuperar una posting completa de un término y la muestre por pantalla. Para cada documento retornado se deberá mostrar el nombre, el  </w:t>
-      </w:r>
-      <w:proofErr w:type="spellStart"/>
-      <w:r>
-        <w:rPr>
-          <w:color w:val="FABF8F" w:themeColor="accent6" w:themeTint="99"/>
-          <w:sz w:val="24"/>
-          <w:szCs w:val="24"/>
-          <w:lang w:val="es-AR"/>
-        </w:rPr>
-        <w:t>docID</w:t>
-      </w:r>
-      <w:proofErr w:type="spellEnd"/>
-      <w:r>
-        <w:rPr>
-          <w:color w:val="FABF8F" w:themeColor="accent6" w:themeTint="99"/>
-          <w:sz w:val="24"/>
-          <w:szCs w:val="24"/>
-          <w:lang w:val="es-AR"/>
-        </w:rPr>
-        <w:t xml:space="preserve"> asignado  durante la creación del índice y la frecuencia en el siguiente formato: </w:t>
+        <w:t xml:space="preserve">1.1) Agregue un script que cargue el vocabulario de la colección en memoria, permita recuperar una posting completa de un término y la muestre por pantalla. Para cada documento retornado se deberá mostrar el nombre, el  docID asignado  durante la creación del índice y la frecuencia en el siguiente formato: </w:t>
       </w:r>
     </w:p>
     <w:p>
@@ -908,7 +775,6 @@
         </w:rPr>
         <w:t xml:space="preserve"> </w:t>
       </w:r>
-      <w:proofErr w:type="spellStart"/>
       <w:r>
         <w:rPr>
           <w:color w:val="FABF8F" w:themeColor="accent6" w:themeTint="99"/>
@@ -918,7 +784,6 @@
         </w:rPr>
         <w:t>DocName:docID:Frecuencia</w:t>
       </w:r>
-      <w:proofErr w:type="spellEnd"/>
     </w:p>
     <w:p>
       <w:pPr>
@@ -948,27 +813,7 @@
           <w:szCs w:val="24"/>
           <w:lang w:val="es-AR"/>
         </w:rPr>
-        <w:t xml:space="preserve">Utilice la colección de </w:t>
-      </w:r>
-      <w:proofErr w:type="spellStart"/>
-      <w:r>
-        <w:rPr>
-          <w:color w:val="FABF8F" w:themeColor="accent6" w:themeTint="99"/>
-          <w:sz w:val="24"/>
-          <w:szCs w:val="24"/>
-          <w:lang w:val="es-AR"/>
-        </w:rPr>
-        <w:t>debug</w:t>
-      </w:r>
-      <w:proofErr w:type="spellEnd"/>
-      <w:r>
-        <w:rPr>
-          <w:color w:val="FABF8F" w:themeColor="accent6" w:themeTint="99"/>
-          <w:sz w:val="24"/>
-          <w:szCs w:val="24"/>
-          <w:lang w:val="es-AR"/>
-        </w:rPr>
-        <w:t xml:space="preserve"> para calibrar su script y verificar que la salida sea correcta.</w:t>
+        <w:t>Utilice la colección de debug para calibrar su script y verificar que la salida sea correcta.</w:t>
       </w:r>
     </w:p>
     <w:p>
@@ -1211,19 +1056,8 @@
                 <w:sz w:val="24"/>
                 <w:szCs w:val="24"/>
               </w:rPr>
-              <w:t>Vocabulario (</w:t>
-            </w:r>
-            <w:proofErr w:type="spellStart"/>
-            <w:r>
-              <w:rPr>
-                <w:b w:val="0"/>
-                <w:bCs w:val="0"/>
-                <w:sz w:val="24"/>
-                <w:szCs w:val="24"/>
-              </w:rPr>
-              <w:t>Pickle</w:t>
-            </w:r>
-            <w:proofErr w:type="spellEnd"/>
+              <w:t>Vocabulario (Pickle</w:t>
+            </w:r>
             <w:r>
               <w:rPr>
                 <w:b w:val="0"/>
@@ -1338,7 +1172,6 @@
                 <w:szCs w:val="24"/>
               </w:rPr>
             </w:pPr>
-            <w:proofErr w:type="spellStart"/>
             <w:r>
               <w:rPr>
                 <w:b w:val="0"/>
@@ -1348,7 +1181,6 @@
               </w:rPr>
               <w:t>Overhead</w:t>
             </w:r>
-            <w:proofErr w:type="spellEnd"/>
           </w:p>
           <w:p>
             <w:pPr>
@@ -1701,23 +1533,7 @@
           <w:sz w:val="24"/>
           <w:szCs w:val="24"/>
         </w:rPr>
-        <w:t xml:space="preserve"> tiempos correspondientes a la indexación, </w:t>
-      </w:r>
-      <w:proofErr w:type="spellStart"/>
-      <w:r>
-        <w:rPr>
-          <w:sz w:val="24"/>
-          <w:szCs w:val="24"/>
-        </w:rPr>
-        <w:t>merge</w:t>
-      </w:r>
-      <w:proofErr w:type="spellEnd"/>
-      <w:r>
-        <w:rPr>
-          <w:sz w:val="24"/>
-          <w:szCs w:val="24"/>
-        </w:rPr>
-        <w:t xml:space="preserve"> y total entre ambos para los diferentes valores de n que se utilizaron para la construcción del índice.</w:t>
+        <w:t xml:space="preserve"> tiempos correspondientes a la indexación, merge y total entre ambos para los diferentes valores de n que se utilizaron para la construcción del índice.</w:t>
       </w:r>
     </w:p>
     <w:p>
@@ -1853,23 +1669,7 @@
           <w:sz w:val="24"/>
           <w:szCs w:val="24"/>
         </w:rPr>
-        <w:t xml:space="preserve">El </w:t>
-      </w:r>
-      <w:proofErr w:type="spellStart"/>
-      <w:r>
-        <w:rPr>
-          <w:sz w:val="24"/>
-          <w:szCs w:val="24"/>
-        </w:rPr>
-        <w:t>merge</w:t>
-      </w:r>
-      <w:proofErr w:type="spellEnd"/>
-      <w:r>
-        <w:rPr>
-          <w:sz w:val="24"/>
-          <w:szCs w:val="24"/>
-        </w:rPr>
-        <w:t xml:space="preserve"> resulta ser una operación costosa para bajos valores de n. El aumento de este parámetro hace que los tiempo sean muchos menores, ya que baja la cantidad de chunks, implicando una menor cantidad de operaciones</w:t>
+        <w:t>El merge resulta ser una operación costosa para bajos valores de n. El aumento de este parámetro hace que los tiempo sean muchos menores, ya que baja la cantidad de chunks, implicando una menor cantidad de operaciones</w:t>
       </w:r>
       <w:r>
         <w:rPr>
@@ -2248,39 +2048,7 @@
           <w:sz w:val="24"/>
           <w:szCs w:val="24"/>
         </w:rPr>
-        <w:t xml:space="preserve">lrededor de diez mil término del vocabulario (1/3 del total) tiene un </w:t>
-      </w:r>
-      <w:proofErr w:type="spellStart"/>
-      <w:r>
-        <w:rPr>
-          <w:sz w:val="24"/>
-          <w:szCs w:val="24"/>
-        </w:rPr>
-        <w:t>document</w:t>
-      </w:r>
-      <w:proofErr w:type="spellEnd"/>
-      <w:r>
-        <w:rPr>
-          <w:sz w:val="24"/>
-          <w:szCs w:val="24"/>
-        </w:rPr>
-        <w:t xml:space="preserve"> </w:t>
-      </w:r>
-      <w:proofErr w:type="spellStart"/>
-      <w:r>
-        <w:rPr>
-          <w:sz w:val="24"/>
-          <w:szCs w:val="24"/>
-        </w:rPr>
-        <w:t>frecuency</w:t>
-      </w:r>
-      <w:proofErr w:type="spellEnd"/>
-      <w:r>
-        <w:rPr>
-          <w:sz w:val="24"/>
-          <w:szCs w:val="24"/>
-        </w:rPr>
-        <w:t xml:space="preserve"> cercano a cero, indicando que aparecen en muy pocos documentos. Además, existen una gran cantidad de </w:t>
+        <w:t xml:space="preserve">lrededor de diez mil término del vocabulario (1/3 del total) tiene un document frecuency cercano a cero, indicando que aparecen en muy pocos documentos. Además, existen una gran cantidad de </w:t>
       </w:r>
       <w:r>
         <w:rPr>
@@ -2295,23 +2063,7 @@
           <w:sz w:val="24"/>
           <w:szCs w:val="24"/>
         </w:rPr>
-        <w:t xml:space="preserve"> que están presenten en los seis mil documentos utilizados para la indexación; estos pueden tratarse de </w:t>
-      </w:r>
-      <w:proofErr w:type="spellStart"/>
-      <w:r>
-        <w:rPr>
-          <w:sz w:val="24"/>
-          <w:szCs w:val="24"/>
-        </w:rPr>
-        <w:t>stopwords</w:t>
-      </w:r>
-      <w:proofErr w:type="spellEnd"/>
-      <w:r>
-        <w:rPr>
-          <w:sz w:val="24"/>
-          <w:szCs w:val="24"/>
-        </w:rPr>
-        <w:t xml:space="preserve"> o palabras que siempre usa Wikipedia en sus documentos (wiki, articulo, etc.).</w:t>
+        <w:t xml:space="preserve"> que están presenten en los seis mil documentos utilizados para la indexación; estos pueden tratarse de stopwords o palabras que siempre usa Wikipedia en sus documentos (wiki, articulo, etc.).</w:t>
       </w:r>
     </w:p>
     <w:p>
@@ -2478,23 +2230,7 @@
           <w:sz w:val="24"/>
           <w:szCs w:val="24"/>
         </w:rPr>
-        <w:t>Consultando por el término “</w:t>
-      </w:r>
-      <w:proofErr w:type="spellStart"/>
-      <w:r>
-        <w:rPr>
-          <w:sz w:val="24"/>
-          <w:szCs w:val="24"/>
-        </w:rPr>
-        <w:t>spirit</w:t>
-      </w:r>
-      <w:proofErr w:type="spellEnd"/>
-      <w:r>
-        <w:rPr>
-          <w:sz w:val="24"/>
-          <w:szCs w:val="24"/>
-        </w:rPr>
-        <w:t>”, se obtuvo la siguiente posting:</w:t>
+        <w:t>Consultando por el término “spirit”, se obtuvo la siguiente posting:</w:t>
       </w:r>
     </w:p>
     <w:p>
@@ -2851,27 +2587,7 @@
           <w:szCs w:val="24"/>
           <w:lang w:val="es-AR"/>
         </w:rPr>
-        <w:t xml:space="preserve">Como salida su script debe retornar el nombre y el </w:t>
-      </w:r>
-      <w:proofErr w:type="spellStart"/>
-      <w:r>
-        <w:rPr>
-          <w:color w:val="FABF8F" w:themeColor="accent6" w:themeTint="99"/>
-          <w:sz w:val="24"/>
-          <w:szCs w:val="24"/>
-          <w:lang w:val="es-AR"/>
-        </w:rPr>
-        <w:t>docID</w:t>
-      </w:r>
-      <w:proofErr w:type="spellEnd"/>
-      <w:r>
-        <w:rPr>
-          <w:color w:val="FABF8F" w:themeColor="accent6" w:themeTint="99"/>
-          <w:sz w:val="24"/>
-          <w:szCs w:val="24"/>
-          <w:lang w:val="es-AR"/>
-        </w:rPr>
-        <w:t xml:space="preserve"> de los documentos que satisfacen la consulta.</w:t>
+        <w:t>Como salida su script debe retornar el nombre y el docID de los documentos que satisfacen la consulta.</w:t>
       </w:r>
     </w:p>
     <w:p>
@@ -3006,23 +2722,7 @@
           <w:sz w:val="24"/>
           <w:szCs w:val="24"/>
         </w:rPr>
-        <w:t>la colección de debug. Si se quisiera probar sobre la principal, se debería indicar “</w:t>
-      </w:r>
-      <w:proofErr w:type="spellStart"/>
-      <w:r>
-        <w:rPr>
-          <w:sz w:val="24"/>
-          <w:szCs w:val="24"/>
-        </w:rPr>
-        <w:t>index-large</w:t>
-      </w:r>
-      <w:proofErr w:type="spellEnd"/>
-      <w:r>
-        <w:rPr>
-          <w:sz w:val="24"/>
-          <w:szCs w:val="24"/>
-        </w:rPr>
-        <w:t>” en la dirección y nombre del índice.</w:t>
+        <w:t>la colección de debug. Si se quisiera probar sobre la principal, se debería indicar “index-large” en la dirección y nombre del índice.</w:t>
       </w:r>
     </w:p>
     <w:p>
@@ -3351,47 +3051,7 @@
           <w:szCs w:val="24"/>
           <w:lang w:val="es-AR"/>
         </w:rPr>
-        <w:t xml:space="preserve">Utilizando el código e índice anteriores ejecute corridas  con el siguiente </w:t>
-      </w:r>
-      <w:proofErr w:type="spellStart"/>
-      <w:r>
-        <w:rPr>
-          <w:color w:val="FABF8F" w:themeColor="accent6" w:themeTint="99"/>
-          <w:sz w:val="24"/>
-          <w:szCs w:val="24"/>
-          <w:lang w:val="es-AR"/>
-        </w:rPr>
-        <w:t>subset</w:t>
-      </w:r>
-      <w:proofErr w:type="spellEnd"/>
-      <w:r>
-        <w:rPr>
-          <w:color w:val="FABF8F" w:themeColor="accent6" w:themeTint="99"/>
-          <w:sz w:val="24"/>
-          <w:szCs w:val="24"/>
-          <w:lang w:val="es-AR"/>
-        </w:rPr>
-        <w:t xml:space="preserve"> de </w:t>
-      </w:r>
-      <w:proofErr w:type="spellStart"/>
-      <w:r>
-        <w:rPr>
-          <w:color w:val="FABF8F" w:themeColor="accent6" w:themeTint="99"/>
-          <w:sz w:val="24"/>
-          <w:szCs w:val="24"/>
-          <w:lang w:val="es-AR"/>
-        </w:rPr>
-        <w:t>queries</w:t>
-      </w:r>
-      <w:proofErr w:type="spellEnd"/>
-      <w:r>
-        <w:rPr>
-          <w:color w:val="FABF8F" w:themeColor="accent6" w:themeTint="99"/>
-          <w:sz w:val="24"/>
-          <w:szCs w:val="24"/>
-          <w:lang w:val="es-AR"/>
-        </w:rPr>
-        <w:t xml:space="preserve"> (filtre solo los de 2 y 3 términos que estén en el vocabulario de su colección) y mida el tiempo de ejecución en cada caso. Para ello, utilice los siguientes patrones booleanos:</w:t>
+        <w:t>Utilizando el código e índice anteriores ejecute corridas  con el siguiente subset de queries (filtre solo los de 2 y 3 términos que estén en el vocabulario de su colección) y mida el tiempo de ejecución en cada caso. Para ello, utilice los siguientes patrones booleanos:</w:t>
       </w:r>
     </w:p>
     <w:p>
@@ -3661,12 +3321,3601 @@
     <w:p>
       <w:pPr>
         <w:rPr>
+          <w:b/>
+          <w:bCs/>
+          <w:sz w:val="24"/>
+          <w:szCs w:val="24"/>
+        </w:rPr>
+      </w:pPr>
+      <w:r>
+        <w:rPr>
+          <w:b/>
+          <w:bCs/>
+          <w:sz w:val="24"/>
+          <w:szCs w:val="24"/>
+        </w:rPr>
+        <w:t>Resultados por query</w:t>
+      </w:r>
+    </w:p>
+    <w:p>
+      <w:pPr>
+        <w:rPr>
+          <w:b/>
+          <w:bCs/>
+          <w:sz w:val="24"/>
+          <w:szCs w:val="24"/>
+        </w:rPr>
+      </w:pPr>
+    </w:p>
+    <w:p>
+      <w:pPr>
+        <w:rPr>
+          <w:sz w:val="24"/>
+          <w:szCs w:val="24"/>
+        </w:rPr>
+      </w:pPr>
+      <w:r>
+        <w:rPr>
+          <w:sz w:val="24"/>
+          <w:szCs w:val="24"/>
+        </w:rPr>
+        <w:t>Mediante el código e índice del ejercicio anterior, se ejecutaron corridas sobre un subset de queries, realizando una correcta tokenizacion y eliminando stopwords, utilizando solamente</w:t>
+      </w:r>
+      <w:r>
+        <w:rPr>
+          <w:sz w:val="24"/>
+          <w:szCs w:val="24"/>
+        </w:rPr>
+        <w:t xml:space="preserve"> aquellas queries que poseen</w:t>
+      </w:r>
+      <w:r>
+        <w:rPr>
+          <w:sz w:val="24"/>
+          <w:szCs w:val="24"/>
+        </w:rPr>
+        <w:t xml:space="preserve"> dos a tres términos. Además, se probo el uso del índice en disco o cargando completamente en memoria.</w:t>
+      </w:r>
+    </w:p>
+    <w:p>
+      <w:pPr>
+        <w:rPr>
+          <w:sz w:val="24"/>
+          <w:szCs w:val="24"/>
+        </w:rPr>
+      </w:pPr>
+    </w:p>
+    <w:p>
+      <w:pPr>
+        <w:rPr>
+          <w:sz w:val="24"/>
+          <w:szCs w:val="24"/>
+        </w:rPr>
+      </w:pPr>
+      <w:r>
+        <w:rPr>
+          <w:sz w:val="24"/>
+          <w:szCs w:val="24"/>
+        </w:rPr>
+        <w:t>Los resultados fueron los siguientes:</w:t>
+      </w:r>
+    </w:p>
+    <w:p>
+      <w:pPr>
+        <w:rPr>
+          <w:sz w:val="24"/>
+          <w:szCs w:val="24"/>
+        </w:rPr>
+      </w:pPr>
+    </w:p>
+    <w:p>
+      <w:pPr>
+        <w:rPr>
+          <w:b/>
+          <w:bCs/>
+          <w:sz w:val="24"/>
+          <w:szCs w:val="24"/>
+        </w:rPr>
+      </w:pPr>
+      <w:r>
+        <w:rPr>
+          <w:b/>
+          <w:bCs/>
+          <w:sz w:val="24"/>
+          <w:szCs w:val="24"/>
+        </w:rPr>
+        <w:t xml:space="preserve">Queries </w:t>
+      </w:r>
+      <w:r>
+        <w:rPr>
+          <w:b/>
+          <w:bCs/>
+          <w:sz w:val="24"/>
+          <w:szCs w:val="24"/>
+        </w:rPr>
+        <w:t>|q| = 2</w:t>
+      </w:r>
+    </w:p>
+    <w:p>
+      <w:pPr>
+        <w:rPr>
+          <w:b/>
+          <w:bCs/>
+          <w:sz w:val="24"/>
+          <w:szCs w:val="24"/>
+        </w:rPr>
+      </w:pPr>
+    </w:p>
+    <w:tbl>
+      <w:tblPr>
+        <w:tblStyle w:val="Tablanormal1"/>
+        <w:tblW w:w="0" w:type="auto"/>
+        <w:jc w:val="center"/>
+        <w:tblLook w:val="04A0" w:firstRow="1" w:lastRow="0" w:firstColumn="1" w:lastColumn="0" w:noHBand="0" w:noVBand="1"/>
+      </w:tblPr>
+      <w:tblGrid>
+        <w:gridCol w:w="3564"/>
+        <w:gridCol w:w="1843"/>
+        <w:gridCol w:w="1843"/>
+        <w:gridCol w:w="1843"/>
+      </w:tblGrid>
+      <w:tr>
+        <w:trPr>
+          <w:cnfStyle w:val="100000000000" w:firstRow="1" w:lastRow="0" w:firstColumn="0" w:lastColumn="0" w:oddVBand="0" w:evenVBand="0" w:oddHBand="0" w:evenHBand="0" w:firstRowFirstColumn="0" w:firstRowLastColumn="0" w:lastRowFirstColumn="0" w:lastRowLastColumn="0"/>
+          <w:jc w:val="center"/>
+        </w:trPr>
+        <w:tc>
+          <w:tcPr>
+            <w:cnfStyle w:val="001000000000" w:firstRow="0" w:lastRow="0" w:firstColumn="1" w:lastColumn="0" w:oddVBand="0" w:evenVBand="0" w:oddHBand="0" w:evenHBand="0" w:firstRowFirstColumn="0" w:firstRowLastColumn="0" w:lastRowFirstColumn="0" w:lastRowLastColumn="0"/>
+            <w:tcW w:w="3564" w:type="dxa"/>
+          </w:tcPr>
+          <w:p>
+            <w:pPr>
+              <w:rPr>
+                <w:sz w:val="24"/>
+                <w:szCs w:val="24"/>
+              </w:rPr>
+            </w:pPr>
+            <w:r>
+              <w:rPr>
+                <w:sz w:val="24"/>
+                <w:szCs w:val="24"/>
+              </w:rPr>
+              <w:t>En Disco</w:t>
+            </w:r>
+          </w:p>
+        </w:tc>
+        <w:tc>
+          <w:tcPr>
+            <w:tcW w:w="1843" w:type="dxa"/>
+          </w:tcPr>
+          <w:p>
+            <w:pPr>
+              <w:jc w:val="center"/>
+              <w:cnfStyle w:val="100000000000" w:firstRow="1" w:lastRow="0" w:firstColumn="0" w:lastColumn="0" w:oddVBand="0" w:evenVBand="0" w:oddHBand="0" w:evenHBand="0" w:firstRowFirstColumn="0" w:firstRowLastColumn="0" w:lastRowFirstColumn="0" w:lastRowLastColumn="0"/>
+              <w:rPr>
+                <w:sz w:val="24"/>
+                <w:szCs w:val="24"/>
+              </w:rPr>
+            </w:pPr>
+            <w:r>
+              <w:rPr>
+                <w:sz w:val="24"/>
+                <w:szCs w:val="24"/>
+              </w:rPr>
+              <w:t>AND</w:t>
+            </w:r>
+          </w:p>
+        </w:tc>
+        <w:tc>
+          <w:tcPr>
+            <w:tcW w:w="1843" w:type="dxa"/>
+            <w:vAlign w:val="center"/>
+          </w:tcPr>
+          <w:p>
+            <w:pPr>
+              <w:jc w:val="center"/>
+              <w:cnfStyle w:val="100000000000" w:firstRow="1" w:lastRow="0" w:firstColumn="0" w:lastColumn="0" w:oddVBand="0" w:evenVBand="0" w:oddHBand="0" w:evenHBand="0" w:firstRowFirstColumn="0" w:firstRowLastColumn="0" w:lastRowFirstColumn="0" w:lastRowLastColumn="0"/>
+              <w:rPr>
+                <w:sz w:val="24"/>
+                <w:szCs w:val="24"/>
+              </w:rPr>
+            </w:pPr>
+            <w:r>
+              <w:rPr>
+                <w:sz w:val="24"/>
+                <w:szCs w:val="24"/>
+              </w:rPr>
+              <w:t>OR</w:t>
+            </w:r>
+          </w:p>
+        </w:tc>
+        <w:tc>
+          <w:tcPr>
+            <w:tcW w:w="1843" w:type="dxa"/>
+          </w:tcPr>
+          <w:p>
+            <w:pPr>
+              <w:jc w:val="center"/>
+              <w:cnfStyle w:val="100000000000" w:firstRow="1" w:lastRow="0" w:firstColumn="0" w:lastColumn="0" w:oddVBand="0" w:evenVBand="0" w:oddHBand="0" w:evenHBand="0" w:firstRowFirstColumn="0" w:firstRowLastColumn="0" w:lastRowFirstColumn="0" w:lastRowLastColumn="0"/>
+              <w:rPr>
+                <w:sz w:val="24"/>
+                <w:szCs w:val="24"/>
+              </w:rPr>
+            </w:pPr>
+            <w:r>
+              <w:rPr>
+                <w:sz w:val="24"/>
+                <w:szCs w:val="24"/>
+              </w:rPr>
+              <w:t>NOT</w:t>
+            </w:r>
+          </w:p>
+        </w:tc>
+      </w:tr>
+      <w:tr>
+        <w:trPr>
+          <w:cnfStyle w:val="000000100000" w:firstRow="0" w:lastRow="0" w:firstColumn="0" w:lastColumn="0" w:oddVBand="0" w:evenVBand="0" w:oddHBand="1" w:evenHBand="0" w:firstRowFirstColumn="0" w:firstRowLastColumn="0" w:lastRowFirstColumn="0" w:lastRowLastColumn="0"/>
+          <w:jc w:val="center"/>
+        </w:trPr>
+        <w:tc>
+          <w:tcPr>
+            <w:cnfStyle w:val="001000000000" w:firstRow="0" w:lastRow="0" w:firstColumn="1" w:lastColumn="0" w:oddVBand="0" w:evenVBand="0" w:oddHBand="0" w:evenHBand="0" w:firstRowFirstColumn="0" w:firstRowLastColumn="0" w:lastRowFirstColumn="0" w:lastRowLastColumn="0"/>
+            <w:tcW w:w="3564" w:type="dxa"/>
+          </w:tcPr>
+          <w:p>
+            <w:pPr>
+              <w:rPr>
+                <w:b w:val="0"/>
+                <w:bCs w:val="0"/>
+                <w:sz w:val="24"/>
+                <w:szCs w:val="24"/>
+              </w:rPr>
+            </w:pPr>
+            <w:r>
+              <w:rPr>
+                <w:b w:val="0"/>
+                <w:bCs w:val="0"/>
+                <w:sz w:val="24"/>
+                <w:szCs w:val="24"/>
+              </w:rPr>
+              <w:t>Cant</w:t>
+            </w:r>
+            <w:r>
+              <w:rPr>
+                <w:b w:val="0"/>
+                <w:bCs w:val="0"/>
+                <w:sz w:val="24"/>
+                <w:szCs w:val="24"/>
+              </w:rPr>
+              <w:t>.</w:t>
+            </w:r>
+            <w:r>
+              <w:rPr>
+                <w:b w:val="0"/>
+                <w:bCs w:val="0"/>
+                <w:sz w:val="24"/>
+                <w:szCs w:val="24"/>
+              </w:rPr>
+              <w:t xml:space="preserve"> Queries</w:t>
+            </w:r>
+          </w:p>
+        </w:tc>
+        <w:tc>
+          <w:tcPr>
+            <w:tcW w:w="1843" w:type="dxa"/>
+          </w:tcPr>
+          <w:p>
+            <w:pPr>
+              <w:jc w:val="center"/>
+              <w:cnfStyle w:val="000000100000" w:firstRow="0" w:lastRow="0" w:firstColumn="0" w:lastColumn="0" w:oddVBand="0" w:evenVBand="0" w:oddHBand="1" w:evenHBand="0" w:firstRowFirstColumn="0" w:firstRowLastColumn="0" w:lastRowFirstColumn="0" w:lastRowLastColumn="0"/>
+              <w:rPr>
+                <w:sz w:val="24"/>
+                <w:szCs w:val="24"/>
+              </w:rPr>
+            </w:pPr>
+            <w:r>
+              <w:rPr>
+                <w:sz w:val="24"/>
+                <w:szCs w:val="24"/>
+              </w:rPr>
+              <w:t>1657</w:t>
+            </w:r>
+          </w:p>
+        </w:tc>
+        <w:tc>
+          <w:tcPr>
+            <w:tcW w:w="1843" w:type="dxa"/>
+            <w:vAlign w:val="center"/>
+          </w:tcPr>
+          <w:p>
+            <w:pPr>
+              <w:jc w:val="center"/>
+              <w:cnfStyle w:val="000000100000" w:firstRow="0" w:lastRow="0" w:firstColumn="0" w:lastColumn="0" w:oddVBand="0" w:evenVBand="0" w:oddHBand="1" w:evenHBand="0" w:firstRowFirstColumn="0" w:firstRowLastColumn="0" w:lastRowFirstColumn="0" w:lastRowLastColumn="0"/>
+              <w:rPr>
+                <w:sz w:val="24"/>
+                <w:szCs w:val="24"/>
+              </w:rPr>
+            </w:pPr>
+            <w:r>
+              <w:rPr>
+                <w:sz w:val="24"/>
+                <w:szCs w:val="24"/>
+              </w:rPr>
+              <w:t>1657</w:t>
+            </w:r>
+          </w:p>
+        </w:tc>
+        <w:tc>
+          <w:tcPr>
+            <w:tcW w:w="1843" w:type="dxa"/>
+          </w:tcPr>
+          <w:p>
+            <w:pPr>
+              <w:jc w:val="center"/>
+              <w:cnfStyle w:val="000000100000" w:firstRow="0" w:lastRow="0" w:firstColumn="0" w:lastColumn="0" w:oddVBand="0" w:evenVBand="0" w:oddHBand="1" w:evenHBand="0" w:firstRowFirstColumn="0" w:firstRowLastColumn="0" w:lastRowFirstColumn="0" w:lastRowLastColumn="0"/>
+              <w:rPr>
+                <w:sz w:val="24"/>
+                <w:szCs w:val="24"/>
+              </w:rPr>
+            </w:pPr>
+            <w:r>
+              <w:rPr>
+                <w:sz w:val="24"/>
+                <w:szCs w:val="24"/>
+              </w:rPr>
+              <w:t>1657</w:t>
+            </w:r>
+          </w:p>
+        </w:tc>
+      </w:tr>
+      <w:tr>
+        <w:trPr>
+          <w:jc w:val="center"/>
+        </w:trPr>
+        <w:tc>
+          <w:tcPr>
+            <w:cnfStyle w:val="001000000000" w:firstRow="0" w:lastRow="0" w:firstColumn="1" w:lastColumn="0" w:oddVBand="0" w:evenVBand="0" w:oddHBand="0" w:evenHBand="0" w:firstRowFirstColumn="0" w:firstRowLastColumn="0" w:lastRowFirstColumn="0" w:lastRowLastColumn="0"/>
+            <w:tcW w:w="3564" w:type="dxa"/>
+          </w:tcPr>
+          <w:p>
+            <w:pPr>
+              <w:rPr>
+                <w:b w:val="0"/>
+                <w:bCs w:val="0"/>
+                <w:sz w:val="24"/>
+                <w:szCs w:val="24"/>
+              </w:rPr>
+            </w:pPr>
+            <w:r>
+              <w:rPr>
+                <w:b w:val="0"/>
+                <w:bCs w:val="0"/>
+                <w:sz w:val="24"/>
+                <w:szCs w:val="24"/>
+              </w:rPr>
+              <w:t>Tiempo promedio</w:t>
+            </w:r>
+          </w:p>
+        </w:tc>
+        <w:tc>
+          <w:tcPr>
+            <w:tcW w:w="1843" w:type="dxa"/>
+          </w:tcPr>
+          <w:p>
+            <w:pPr>
+              <w:jc w:val="center"/>
+              <w:cnfStyle w:val="000000000000" w:firstRow="0" w:lastRow="0" w:firstColumn="0" w:lastColumn="0" w:oddVBand="0" w:evenVBand="0" w:oddHBand="0" w:evenHBand="0" w:firstRowFirstColumn="0" w:firstRowLastColumn="0" w:lastRowFirstColumn="0" w:lastRowLastColumn="0"/>
+              <w:rPr>
+                <w:sz w:val="24"/>
+                <w:szCs w:val="24"/>
+              </w:rPr>
+            </w:pPr>
+            <w:r>
+              <w:rPr>
+                <w:sz w:val="24"/>
+                <w:szCs w:val="24"/>
+              </w:rPr>
+              <w:t>0.000354s</w:t>
+            </w:r>
+          </w:p>
+        </w:tc>
+        <w:tc>
+          <w:tcPr>
+            <w:tcW w:w="1843" w:type="dxa"/>
+            <w:vAlign w:val="center"/>
+          </w:tcPr>
+          <w:p>
+            <w:pPr>
+              <w:jc w:val="center"/>
+              <w:cnfStyle w:val="000000000000" w:firstRow="0" w:lastRow="0" w:firstColumn="0" w:lastColumn="0" w:oddVBand="0" w:evenVBand="0" w:oddHBand="0" w:evenHBand="0" w:firstRowFirstColumn="0" w:firstRowLastColumn="0" w:lastRowFirstColumn="0" w:lastRowLastColumn="0"/>
+              <w:rPr>
+                <w:sz w:val="24"/>
+                <w:szCs w:val="24"/>
+              </w:rPr>
+            </w:pPr>
+            <w:r>
+              <w:rPr>
+                <w:sz w:val="24"/>
+                <w:szCs w:val="24"/>
+              </w:rPr>
+              <w:t>0.000413s</w:t>
+            </w:r>
+          </w:p>
+        </w:tc>
+        <w:tc>
+          <w:tcPr>
+            <w:tcW w:w="1843" w:type="dxa"/>
+          </w:tcPr>
+          <w:p>
+            <w:pPr>
+              <w:jc w:val="center"/>
+              <w:cnfStyle w:val="000000000000" w:firstRow="0" w:lastRow="0" w:firstColumn="0" w:lastColumn="0" w:oddVBand="0" w:evenVBand="0" w:oddHBand="0" w:evenHBand="0" w:firstRowFirstColumn="0" w:firstRowLastColumn="0" w:lastRowFirstColumn="0" w:lastRowLastColumn="0"/>
+              <w:rPr>
+                <w:sz w:val="24"/>
+                <w:szCs w:val="24"/>
+              </w:rPr>
+            </w:pPr>
+            <w:r>
+              <w:rPr>
+                <w:sz w:val="24"/>
+                <w:szCs w:val="24"/>
+              </w:rPr>
+              <w:t>0.005752s</w:t>
+            </w:r>
+          </w:p>
+        </w:tc>
+      </w:tr>
+      <w:tr>
+        <w:trPr>
+          <w:cnfStyle w:val="000000100000" w:firstRow="0" w:lastRow="0" w:firstColumn="0" w:lastColumn="0" w:oddVBand="0" w:evenVBand="0" w:oddHBand="1" w:evenHBand="0" w:firstRowFirstColumn="0" w:firstRowLastColumn="0" w:lastRowFirstColumn="0" w:lastRowLastColumn="0"/>
+          <w:jc w:val="center"/>
+        </w:trPr>
+        <w:tc>
+          <w:tcPr>
+            <w:cnfStyle w:val="001000000000" w:firstRow="0" w:lastRow="0" w:firstColumn="1" w:lastColumn="0" w:oddVBand="0" w:evenVBand="0" w:oddHBand="0" w:evenHBand="0" w:firstRowFirstColumn="0" w:firstRowLastColumn="0" w:lastRowFirstColumn="0" w:lastRowLastColumn="0"/>
+            <w:tcW w:w="3564" w:type="dxa"/>
+          </w:tcPr>
+          <w:p>
+            <w:pPr>
+              <w:rPr>
+                <w:b w:val="0"/>
+                <w:bCs w:val="0"/>
+                <w:sz w:val="24"/>
+                <w:szCs w:val="24"/>
+              </w:rPr>
+            </w:pPr>
+            <w:r>
+              <w:rPr>
+                <w:b w:val="0"/>
+                <w:bCs w:val="0"/>
+                <w:sz w:val="24"/>
+                <w:szCs w:val="24"/>
+              </w:rPr>
+              <w:t>Tiempo mínimo</w:t>
+            </w:r>
+          </w:p>
+        </w:tc>
+        <w:tc>
+          <w:tcPr>
+            <w:tcW w:w="1843" w:type="dxa"/>
+          </w:tcPr>
+          <w:p>
+            <w:pPr>
+              <w:jc w:val="center"/>
+              <w:cnfStyle w:val="000000100000" w:firstRow="0" w:lastRow="0" w:firstColumn="0" w:lastColumn="0" w:oddVBand="0" w:evenVBand="0" w:oddHBand="1" w:evenHBand="0" w:firstRowFirstColumn="0" w:firstRowLastColumn="0" w:lastRowFirstColumn="0" w:lastRowLastColumn="0"/>
+              <w:rPr>
+                <w:sz w:val="24"/>
+                <w:szCs w:val="24"/>
+              </w:rPr>
+            </w:pPr>
+            <w:r>
+              <w:rPr>
+                <w:sz w:val="24"/>
+                <w:szCs w:val="24"/>
+              </w:rPr>
+              <w:t>0.000150s</w:t>
+            </w:r>
+          </w:p>
+        </w:tc>
+        <w:tc>
+          <w:tcPr>
+            <w:tcW w:w="1843" w:type="dxa"/>
+            <w:vAlign w:val="center"/>
+          </w:tcPr>
+          <w:p>
+            <w:pPr>
+              <w:jc w:val="center"/>
+              <w:cnfStyle w:val="000000100000" w:firstRow="0" w:lastRow="0" w:firstColumn="0" w:lastColumn="0" w:oddVBand="0" w:evenVBand="0" w:oddHBand="1" w:evenHBand="0" w:firstRowFirstColumn="0" w:firstRowLastColumn="0" w:lastRowFirstColumn="0" w:lastRowLastColumn="0"/>
+              <w:rPr>
+                <w:sz w:val="24"/>
+                <w:szCs w:val="24"/>
+              </w:rPr>
+            </w:pPr>
+            <w:r>
+              <w:rPr>
+                <w:sz w:val="24"/>
+                <w:szCs w:val="24"/>
+              </w:rPr>
+              <w:t>0.000131s</w:t>
+            </w:r>
+          </w:p>
+        </w:tc>
+        <w:tc>
+          <w:tcPr>
+            <w:tcW w:w="1843" w:type="dxa"/>
+          </w:tcPr>
+          <w:p>
+            <w:pPr>
+              <w:jc w:val="center"/>
+              <w:cnfStyle w:val="000000100000" w:firstRow="0" w:lastRow="0" w:firstColumn="0" w:lastColumn="0" w:oddVBand="0" w:evenVBand="0" w:oddHBand="1" w:evenHBand="0" w:firstRowFirstColumn="0" w:firstRowLastColumn="0" w:lastRowFirstColumn="0" w:lastRowLastColumn="0"/>
+              <w:rPr>
+                <w:sz w:val="24"/>
+                <w:szCs w:val="24"/>
+              </w:rPr>
+            </w:pPr>
+            <w:r>
+              <w:rPr>
+                <w:sz w:val="24"/>
+                <w:szCs w:val="24"/>
+              </w:rPr>
+              <w:t>0.002716s</w:t>
+            </w:r>
+          </w:p>
+        </w:tc>
+      </w:tr>
+      <w:tr>
+        <w:trPr>
+          <w:jc w:val="center"/>
+        </w:trPr>
+        <w:tc>
+          <w:tcPr>
+            <w:cnfStyle w:val="001000000000" w:firstRow="0" w:lastRow="0" w:firstColumn="1" w:lastColumn="0" w:oddVBand="0" w:evenVBand="0" w:oddHBand="0" w:evenHBand="0" w:firstRowFirstColumn="0" w:firstRowLastColumn="0" w:lastRowFirstColumn="0" w:lastRowLastColumn="0"/>
+            <w:tcW w:w="3564" w:type="dxa"/>
+          </w:tcPr>
+          <w:p>
+            <w:pPr>
+              <w:rPr>
+                <w:b w:val="0"/>
+                <w:bCs w:val="0"/>
+                <w:sz w:val="24"/>
+                <w:szCs w:val="24"/>
+              </w:rPr>
+            </w:pPr>
+            <w:r>
+              <w:rPr>
+                <w:b w:val="0"/>
+                <w:bCs w:val="0"/>
+                <w:sz w:val="24"/>
+                <w:szCs w:val="24"/>
+              </w:rPr>
+              <w:t>Tiempo máximo</w:t>
+            </w:r>
+          </w:p>
+        </w:tc>
+        <w:tc>
+          <w:tcPr>
+            <w:tcW w:w="1843" w:type="dxa"/>
+          </w:tcPr>
+          <w:p>
+            <w:pPr>
+              <w:jc w:val="center"/>
+              <w:cnfStyle w:val="000000000000" w:firstRow="0" w:lastRow="0" w:firstColumn="0" w:lastColumn="0" w:oddVBand="0" w:evenVBand="0" w:oddHBand="0" w:evenHBand="0" w:firstRowFirstColumn="0" w:firstRowLastColumn="0" w:lastRowFirstColumn="0" w:lastRowLastColumn="0"/>
+              <w:rPr>
+                <w:sz w:val="24"/>
+                <w:szCs w:val="24"/>
+              </w:rPr>
+            </w:pPr>
+            <w:r>
+              <w:rPr>
+                <w:sz w:val="24"/>
+                <w:szCs w:val="24"/>
+              </w:rPr>
+              <w:t>0.014837s</w:t>
+            </w:r>
+          </w:p>
+        </w:tc>
+        <w:tc>
+          <w:tcPr>
+            <w:tcW w:w="1843" w:type="dxa"/>
+            <w:vAlign w:val="center"/>
+          </w:tcPr>
+          <w:p>
+            <w:pPr>
+              <w:jc w:val="center"/>
+              <w:cnfStyle w:val="000000000000" w:firstRow="0" w:lastRow="0" w:firstColumn="0" w:lastColumn="0" w:oddVBand="0" w:evenVBand="0" w:oddHBand="0" w:evenHBand="0" w:firstRowFirstColumn="0" w:firstRowLastColumn="0" w:lastRowFirstColumn="0" w:lastRowLastColumn="0"/>
+              <w:rPr>
+                <w:sz w:val="24"/>
+                <w:szCs w:val="24"/>
+              </w:rPr>
+            </w:pPr>
+            <w:r>
+              <w:rPr>
+                <w:sz w:val="24"/>
+                <w:szCs w:val="24"/>
+              </w:rPr>
+              <w:t>0.008267s</w:t>
+            </w:r>
+          </w:p>
+        </w:tc>
+        <w:tc>
+          <w:tcPr>
+            <w:tcW w:w="1843" w:type="dxa"/>
+          </w:tcPr>
+          <w:p>
+            <w:pPr>
+              <w:jc w:val="center"/>
+              <w:cnfStyle w:val="000000000000" w:firstRow="0" w:lastRow="0" w:firstColumn="0" w:lastColumn="0" w:oddVBand="0" w:evenVBand="0" w:oddHBand="0" w:evenHBand="0" w:firstRowFirstColumn="0" w:firstRowLastColumn="0" w:lastRowFirstColumn="0" w:lastRowLastColumn="0"/>
+              <w:rPr>
+                <w:sz w:val="24"/>
+                <w:szCs w:val="24"/>
+              </w:rPr>
+            </w:pPr>
+            <w:r>
+              <w:rPr>
+                <w:sz w:val="24"/>
+                <w:szCs w:val="24"/>
+              </w:rPr>
+              <w:t>0.015972s</w:t>
+            </w:r>
+          </w:p>
+        </w:tc>
+      </w:tr>
+    </w:tbl>
+    <w:p>
+      <w:pPr>
+        <w:rPr>
+          <w:b/>
+          <w:bCs/>
+          <w:sz w:val="24"/>
+          <w:szCs w:val="24"/>
+        </w:rPr>
+      </w:pPr>
+    </w:p>
+    <w:p>
+      <w:pPr>
+        <w:rPr>
+          <w:sz w:val="24"/>
+          <w:szCs w:val="24"/>
+        </w:rPr>
+      </w:pPr>
+      <w:r>
+        <w:rPr>
+          <w:sz w:val="24"/>
+          <w:szCs w:val="24"/>
+        </w:rPr>
+        <w:t xml:space="preserve">Puede verse como la operación AND es la menos costosa computacionalmente en cuanto a tiempo, y la operación NOT es la que mas tiempo demora, ya que tiene que revisar aquellas docIds en T2 que no </w:t>
+      </w:r>
+      <w:r>
+        <w:rPr>
+          <w:sz w:val="24"/>
+          <w:szCs w:val="24"/>
+        </w:rPr>
+        <w:t>están</w:t>
+      </w:r>
+      <w:r>
+        <w:rPr>
+          <w:sz w:val="24"/>
+          <w:szCs w:val="24"/>
+        </w:rPr>
+        <w:t xml:space="preserve"> en T1.</w:t>
+      </w:r>
+    </w:p>
+    <w:p>
+      <w:pPr>
+        <w:rPr>
+          <w:sz w:val="24"/>
+          <w:szCs w:val="24"/>
+        </w:rPr>
+      </w:pPr>
+    </w:p>
+    <w:tbl>
+      <w:tblPr>
+        <w:tblStyle w:val="Tablanormal1"/>
+        <w:tblW w:w="0" w:type="auto"/>
+        <w:jc w:val="center"/>
+        <w:tblLook w:val="04A0" w:firstRow="1" w:lastRow="0" w:firstColumn="1" w:lastColumn="0" w:noHBand="0" w:noVBand="1"/>
+      </w:tblPr>
+      <w:tblGrid>
+        <w:gridCol w:w="3564"/>
+        <w:gridCol w:w="1843"/>
+        <w:gridCol w:w="1843"/>
+        <w:gridCol w:w="1843"/>
+      </w:tblGrid>
+      <w:tr>
+        <w:trPr>
+          <w:cnfStyle w:val="100000000000" w:firstRow="1" w:lastRow="0" w:firstColumn="0" w:lastColumn="0" w:oddVBand="0" w:evenVBand="0" w:oddHBand="0" w:evenHBand="0" w:firstRowFirstColumn="0" w:firstRowLastColumn="0" w:lastRowFirstColumn="0" w:lastRowLastColumn="0"/>
+          <w:jc w:val="center"/>
+        </w:trPr>
+        <w:tc>
+          <w:tcPr>
+            <w:cnfStyle w:val="001000000000" w:firstRow="0" w:lastRow="0" w:firstColumn="1" w:lastColumn="0" w:oddVBand="0" w:evenVBand="0" w:oddHBand="0" w:evenHBand="0" w:firstRowFirstColumn="0" w:firstRowLastColumn="0" w:lastRowFirstColumn="0" w:lastRowLastColumn="0"/>
+            <w:tcW w:w="3564" w:type="dxa"/>
+          </w:tcPr>
+          <w:p>
+            <w:pPr>
+              <w:rPr>
+                <w:sz w:val="24"/>
+                <w:szCs w:val="24"/>
+              </w:rPr>
+            </w:pPr>
+            <w:r>
+              <w:rPr>
+                <w:sz w:val="24"/>
+                <w:szCs w:val="24"/>
+              </w:rPr>
+              <w:t xml:space="preserve">En </w:t>
+            </w:r>
+            <w:r>
+              <w:rPr>
+                <w:sz w:val="24"/>
+                <w:szCs w:val="24"/>
+              </w:rPr>
+              <w:t>Memoria</w:t>
+            </w:r>
+          </w:p>
+        </w:tc>
+        <w:tc>
+          <w:tcPr>
+            <w:tcW w:w="1843" w:type="dxa"/>
+          </w:tcPr>
+          <w:p>
+            <w:pPr>
+              <w:jc w:val="center"/>
+              <w:cnfStyle w:val="100000000000" w:firstRow="1" w:lastRow="0" w:firstColumn="0" w:lastColumn="0" w:oddVBand="0" w:evenVBand="0" w:oddHBand="0" w:evenHBand="0" w:firstRowFirstColumn="0" w:firstRowLastColumn="0" w:lastRowFirstColumn="0" w:lastRowLastColumn="0"/>
+              <w:rPr>
+                <w:sz w:val="24"/>
+                <w:szCs w:val="24"/>
+              </w:rPr>
+            </w:pPr>
+            <w:r>
+              <w:rPr>
+                <w:sz w:val="24"/>
+                <w:szCs w:val="24"/>
+              </w:rPr>
+              <w:t>AND</w:t>
+            </w:r>
+          </w:p>
+        </w:tc>
+        <w:tc>
+          <w:tcPr>
+            <w:tcW w:w="1843" w:type="dxa"/>
+            <w:vAlign w:val="center"/>
+          </w:tcPr>
+          <w:p>
+            <w:pPr>
+              <w:jc w:val="center"/>
+              <w:cnfStyle w:val="100000000000" w:firstRow="1" w:lastRow="0" w:firstColumn="0" w:lastColumn="0" w:oddVBand="0" w:evenVBand="0" w:oddHBand="0" w:evenHBand="0" w:firstRowFirstColumn="0" w:firstRowLastColumn="0" w:lastRowFirstColumn="0" w:lastRowLastColumn="0"/>
+              <w:rPr>
+                <w:sz w:val="24"/>
+                <w:szCs w:val="24"/>
+              </w:rPr>
+            </w:pPr>
+            <w:r>
+              <w:rPr>
+                <w:sz w:val="24"/>
+                <w:szCs w:val="24"/>
+              </w:rPr>
+              <w:t>OR</w:t>
+            </w:r>
+          </w:p>
+        </w:tc>
+        <w:tc>
+          <w:tcPr>
+            <w:tcW w:w="1843" w:type="dxa"/>
+          </w:tcPr>
+          <w:p>
+            <w:pPr>
+              <w:jc w:val="center"/>
+              <w:cnfStyle w:val="100000000000" w:firstRow="1" w:lastRow="0" w:firstColumn="0" w:lastColumn="0" w:oddVBand="0" w:evenVBand="0" w:oddHBand="0" w:evenHBand="0" w:firstRowFirstColumn="0" w:firstRowLastColumn="0" w:lastRowFirstColumn="0" w:lastRowLastColumn="0"/>
+              <w:rPr>
+                <w:sz w:val="24"/>
+                <w:szCs w:val="24"/>
+              </w:rPr>
+            </w:pPr>
+            <w:r>
+              <w:rPr>
+                <w:sz w:val="24"/>
+                <w:szCs w:val="24"/>
+              </w:rPr>
+              <w:t>NOT</w:t>
+            </w:r>
+          </w:p>
+        </w:tc>
+      </w:tr>
+      <w:tr>
+        <w:trPr>
+          <w:cnfStyle w:val="000000100000" w:firstRow="0" w:lastRow="0" w:firstColumn="0" w:lastColumn="0" w:oddVBand="0" w:evenVBand="0" w:oddHBand="1" w:evenHBand="0" w:firstRowFirstColumn="0" w:firstRowLastColumn="0" w:lastRowFirstColumn="0" w:lastRowLastColumn="0"/>
+          <w:jc w:val="center"/>
+        </w:trPr>
+        <w:tc>
+          <w:tcPr>
+            <w:cnfStyle w:val="001000000000" w:firstRow="0" w:lastRow="0" w:firstColumn="1" w:lastColumn="0" w:oddVBand="0" w:evenVBand="0" w:oddHBand="0" w:evenHBand="0" w:firstRowFirstColumn="0" w:firstRowLastColumn="0" w:lastRowFirstColumn="0" w:lastRowLastColumn="0"/>
+            <w:tcW w:w="3564" w:type="dxa"/>
+          </w:tcPr>
+          <w:p>
+            <w:pPr>
+              <w:rPr>
+                <w:b w:val="0"/>
+                <w:bCs w:val="0"/>
+                <w:sz w:val="24"/>
+                <w:szCs w:val="24"/>
+              </w:rPr>
+            </w:pPr>
+            <w:r>
+              <w:rPr>
+                <w:b w:val="0"/>
+                <w:bCs w:val="0"/>
+                <w:sz w:val="24"/>
+                <w:szCs w:val="24"/>
+              </w:rPr>
+              <w:t>Cant</w:t>
+            </w:r>
+            <w:r>
+              <w:rPr>
+                <w:b w:val="0"/>
+                <w:bCs w:val="0"/>
+                <w:sz w:val="24"/>
+                <w:szCs w:val="24"/>
+              </w:rPr>
+              <w:t>.</w:t>
+            </w:r>
+            <w:r>
+              <w:rPr>
+                <w:b w:val="0"/>
+                <w:bCs w:val="0"/>
+                <w:sz w:val="24"/>
+                <w:szCs w:val="24"/>
+              </w:rPr>
+              <w:t xml:space="preserve"> Queries</w:t>
+            </w:r>
+          </w:p>
+        </w:tc>
+        <w:tc>
+          <w:tcPr>
+            <w:tcW w:w="1843" w:type="dxa"/>
+          </w:tcPr>
+          <w:p>
+            <w:pPr>
+              <w:jc w:val="center"/>
+              <w:cnfStyle w:val="000000100000" w:firstRow="0" w:lastRow="0" w:firstColumn="0" w:lastColumn="0" w:oddVBand="0" w:evenVBand="0" w:oddHBand="1" w:evenHBand="0" w:firstRowFirstColumn="0" w:firstRowLastColumn="0" w:lastRowFirstColumn="0" w:lastRowLastColumn="0"/>
+              <w:rPr>
+                <w:sz w:val="24"/>
+                <w:szCs w:val="24"/>
+              </w:rPr>
+            </w:pPr>
+            <w:r>
+              <w:rPr>
+                <w:sz w:val="24"/>
+                <w:szCs w:val="24"/>
+              </w:rPr>
+              <w:t>1657</w:t>
+            </w:r>
+          </w:p>
+        </w:tc>
+        <w:tc>
+          <w:tcPr>
+            <w:tcW w:w="1843" w:type="dxa"/>
+            <w:vAlign w:val="center"/>
+          </w:tcPr>
+          <w:p>
+            <w:pPr>
+              <w:jc w:val="center"/>
+              <w:cnfStyle w:val="000000100000" w:firstRow="0" w:lastRow="0" w:firstColumn="0" w:lastColumn="0" w:oddVBand="0" w:evenVBand="0" w:oddHBand="1" w:evenHBand="0" w:firstRowFirstColumn="0" w:firstRowLastColumn="0" w:lastRowFirstColumn="0" w:lastRowLastColumn="0"/>
+              <w:rPr>
+                <w:sz w:val="24"/>
+                <w:szCs w:val="24"/>
+              </w:rPr>
+            </w:pPr>
+            <w:r>
+              <w:rPr>
+                <w:sz w:val="24"/>
+                <w:szCs w:val="24"/>
+              </w:rPr>
+              <w:t>1657</w:t>
+            </w:r>
+          </w:p>
+        </w:tc>
+        <w:tc>
+          <w:tcPr>
+            <w:tcW w:w="1843" w:type="dxa"/>
+          </w:tcPr>
+          <w:p>
+            <w:pPr>
+              <w:jc w:val="center"/>
+              <w:cnfStyle w:val="000000100000" w:firstRow="0" w:lastRow="0" w:firstColumn="0" w:lastColumn="0" w:oddVBand="0" w:evenVBand="0" w:oddHBand="1" w:evenHBand="0" w:firstRowFirstColumn="0" w:firstRowLastColumn="0" w:lastRowFirstColumn="0" w:lastRowLastColumn="0"/>
+              <w:rPr>
+                <w:sz w:val="24"/>
+                <w:szCs w:val="24"/>
+              </w:rPr>
+            </w:pPr>
+            <w:r>
+              <w:rPr>
+                <w:sz w:val="24"/>
+                <w:szCs w:val="24"/>
+              </w:rPr>
+              <w:t>1657</w:t>
+            </w:r>
+          </w:p>
+        </w:tc>
+      </w:tr>
+      <w:tr>
+        <w:trPr>
+          <w:jc w:val="center"/>
+        </w:trPr>
+        <w:tc>
+          <w:tcPr>
+            <w:cnfStyle w:val="001000000000" w:firstRow="0" w:lastRow="0" w:firstColumn="1" w:lastColumn="0" w:oddVBand="0" w:evenVBand="0" w:oddHBand="0" w:evenHBand="0" w:firstRowFirstColumn="0" w:firstRowLastColumn="0" w:lastRowFirstColumn="0" w:lastRowLastColumn="0"/>
+            <w:tcW w:w="3564" w:type="dxa"/>
+          </w:tcPr>
+          <w:p>
+            <w:pPr>
+              <w:rPr>
+                <w:b w:val="0"/>
+                <w:bCs w:val="0"/>
+                <w:sz w:val="24"/>
+                <w:szCs w:val="24"/>
+              </w:rPr>
+            </w:pPr>
+            <w:r>
+              <w:rPr>
+                <w:b w:val="0"/>
+                <w:bCs w:val="0"/>
+                <w:sz w:val="24"/>
+                <w:szCs w:val="24"/>
+              </w:rPr>
+              <w:t>Tiempo promedio</w:t>
+            </w:r>
+          </w:p>
+        </w:tc>
+        <w:tc>
+          <w:tcPr>
+            <w:tcW w:w="1843" w:type="dxa"/>
+          </w:tcPr>
+          <w:p>
+            <w:pPr>
+              <w:jc w:val="center"/>
+              <w:cnfStyle w:val="000000000000" w:firstRow="0" w:lastRow="0" w:firstColumn="0" w:lastColumn="0" w:oddVBand="0" w:evenVBand="0" w:oddHBand="0" w:evenHBand="0" w:firstRowFirstColumn="0" w:firstRowLastColumn="0" w:lastRowFirstColumn="0" w:lastRowLastColumn="0"/>
+              <w:rPr>
+                <w:sz w:val="24"/>
+                <w:szCs w:val="24"/>
+              </w:rPr>
+            </w:pPr>
+            <w:r>
+              <w:rPr>
+                <w:sz w:val="24"/>
+                <w:szCs w:val="24"/>
+              </w:rPr>
+              <w:t>0.</w:t>
+            </w:r>
+            <w:r>
+              <w:rPr>
+                <w:sz w:val="24"/>
+                <w:szCs w:val="24"/>
+              </w:rPr>
+              <w:t>000140</w:t>
+            </w:r>
+            <w:r>
+              <w:rPr>
+                <w:sz w:val="24"/>
+                <w:szCs w:val="24"/>
+              </w:rPr>
+              <w:t>s</w:t>
+            </w:r>
+          </w:p>
+        </w:tc>
+        <w:tc>
+          <w:tcPr>
+            <w:tcW w:w="1843" w:type="dxa"/>
+            <w:vAlign w:val="center"/>
+          </w:tcPr>
+          <w:p>
+            <w:pPr>
+              <w:jc w:val="center"/>
+              <w:cnfStyle w:val="000000000000" w:firstRow="0" w:lastRow="0" w:firstColumn="0" w:lastColumn="0" w:oddVBand="0" w:evenVBand="0" w:oddHBand="0" w:evenHBand="0" w:firstRowFirstColumn="0" w:firstRowLastColumn="0" w:lastRowFirstColumn="0" w:lastRowLastColumn="0"/>
+              <w:rPr>
+                <w:sz w:val="24"/>
+                <w:szCs w:val="24"/>
+              </w:rPr>
+            </w:pPr>
+            <w:r>
+              <w:rPr>
+                <w:sz w:val="24"/>
+                <w:szCs w:val="24"/>
+              </w:rPr>
+              <w:t>0.</w:t>
+            </w:r>
+            <w:r>
+              <w:rPr>
+                <w:sz w:val="24"/>
+                <w:szCs w:val="24"/>
+              </w:rPr>
+              <w:t>000289</w:t>
+            </w:r>
+            <w:r>
+              <w:rPr>
+                <w:sz w:val="24"/>
+                <w:szCs w:val="24"/>
+              </w:rPr>
+              <w:t>s</w:t>
+            </w:r>
+          </w:p>
+        </w:tc>
+        <w:tc>
+          <w:tcPr>
+            <w:tcW w:w="1843" w:type="dxa"/>
+          </w:tcPr>
+          <w:p>
+            <w:pPr>
+              <w:jc w:val="center"/>
+              <w:cnfStyle w:val="000000000000" w:firstRow="0" w:lastRow="0" w:firstColumn="0" w:lastColumn="0" w:oddVBand="0" w:evenVBand="0" w:oddHBand="0" w:evenHBand="0" w:firstRowFirstColumn="0" w:firstRowLastColumn="0" w:lastRowFirstColumn="0" w:lastRowLastColumn="0"/>
+              <w:rPr>
+                <w:sz w:val="24"/>
+                <w:szCs w:val="24"/>
+              </w:rPr>
+            </w:pPr>
+            <w:r>
+              <w:rPr>
+                <w:sz w:val="24"/>
+                <w:szCs w:val="24"/>
+              </w:rPr>
+              <w:t>0.</w:t>
+            </w:r>
+            <w:r>
+              <w:rPr>
+                <w:sz w:val="24"/>
+                <w:szCs w:val="24"/>
+              </w:rPr>
+              <w:t>005746</w:t>
+            </w:r>
+            <w:r>
+              <w:rPr>
+                <w:sz w:val="24"/>
+                <w:szCs w:val="24"/>
+              </w:rPr>
+              <w:t>s</w:t>
+            </w:r>
+          </w:p>
+        </w:tc>
+      </w:tr>
+      <w:tr>
+        <w:trPr>
+          <w:cnfStyle w:val="000000100000" w:firstRow="0" w:lastRow="0" w:firstColumn="0" w:lastColumn="0" w:oddVBand="0" w:evenVBand="0" w:oddHBand="1" w:evenHBand="0" w:firstRowFirstColumn="0" w:firstRowLastColumn="0" w:lastRowFirstColumn="0" w:lastRowLastColumn="0"/>
+          <w:jc w:val="center"/>
+        </w:trPr>
+        <w:tc>
+          <w:tcPr>
+            <w:cnfStyle w:val="001000000000" w:firstRow="0" w:lastRow="0" w:firstColumn="1" w:lastColumn="0" w:oddVBand="0" w:evenVBand="0" w:oddHBand="0" w:evenHBand="0" w:firstRowFirstColumn="0" w:firstRowLastColumn="0" w:lastRowFirstColumn="0" w:lastRowLastColumn="0"/>
+            <w:tcW w:w="3564" w:type="dxa"/>
+          </w:tcPr>
+          <w:p>
+            <w:pPr>
+              <w:rPr>
+                <w:b w:val="0"/>
+                <w:bCs w:val="0"/>
+                <w:sz w:val="24"/>
+                <w:szCs w:val="24"/>
+              </w:rPr>
+            </w:pPr>
+            <w:r>
+              <w:rPr>
+                <w:b w:val="0"/>
+                <w:bCs w:val="0"/>
+                <w:sz w:val="24"/>
+                <w:szCs w:val="24"/>
+              </w:rPr>
+              <w:t>Tiempo mínimo</w:t>
+            </w:r>
+          </w:p>
+        </w:tc>
+        <w:tc>
+          <w:tcPr>
+            <w:tcW w:w="1843" w:type="dxa"/>
+          </w:tcPr>
+          <w:p>
+            <w:pPr>
+              <w:jc w:val="center"/>
+              <w:cnfStyle w:val="000000100000" w:firstRow="0" w:lastRow="0" w:firstColumn="0" w:lastColumn="0" w:oddVBand="0" w:evenVBand="0" w:oddHBand="1" w:evenHBand="0" w:firstRowFirstColumn="0" w:firstRowLastColumn="0" w:lastRowFirstColumn="0" w:lastRowLastColumn="0"/>
+              <w:rPr>
+                <w:sz w:val="24"/>
+                <w:szCs w:val="24"/>
+              </w:rPr>
+            </w:pPr>
+            <w:r>
+              <w:rPr>
+                <w:sz w:val="24"/>
+                <w:szCs w:val="24"/>
+              </w:rPr>
+              <w:t>0.</w:t>
+            </w:r>
+            <w:r>
+              <w:rPr>
+                <w:sz w:val="24"/>
+                <w:szCs w:val="24"/>
+              </w:rPr>
+              <w:t>000015</w:t>
+            </w:r>
+            <w:r>
+              <w:rPr>
+                <w:sz w:val="24"/>
+                <w:szCs w:val="24"/>
+              </w:rPr>
+              <w:t>s</w:t>
+            </w:r>
+          </w:p>
+        </w:tc>
+        <w:tc>
+          <w:tcPr>
+            <w:tcW w:w="1843" w:type="dxa"/>
+            <w:vAlign w:val="center"/>
+          </w:tcPr>
+          <w:p>
+            <w:pPr>
+              <w:jc w:val="center"/>
+              <w:cnfStyle w:val="000000100000" w:firstRow="0" w:lastRow="0" w:firstColumn="0" w:lastColumn="0" w:oddVBand="0" w:evenVBand="0" w:oddHBand="1" w:evenHBand="0" w:firstRowFirstColumn="0" w:firstRowLastColumn="0" w:lastRowFirstColumn="0" w:lastRowLastColumn="0"/>
+              <w:rPr>
+                <w:sz w:val="24"/>
+                <w:szCs w:val="24"/>
+              </w:rPr>
+            </w:pPr>
+            <w:r>
+              <w:rPr>
+                <w:sz w:val="24"/>
+                <w:szCs w:val="24"/>
+              </w:rPr>
+              <w:t>0.</w:t>
+            </w:r>
+            <w:r>
+              <w:rPr>
+                <w:sz w:val="24"/>
+                <w:szCs w:val="24"/>
+              </w:rPr>
+              <w:t>000014</w:t>
+            </w:r>
+            <w:r>
+              <w:rPr>
+                <w:sz w:val="24"/>
+                <w:szCs w:val="24"/>
+              </w:rPr>
+              <w:t>s</w:t>
+            </w:r>
+          </w:p>
+        </w:tc>
+        <w:tc>
+          <w:tcPr>
+            <w:tcW w:w="1843" w:type="dxa"/>
+          </w:tcPr>
+          <w:p>
+            <w:pPr>
+              <w:jc w:val="center"/>
+              <w:cnfStyle w:val="000000100000" w:firstRow="0" w:lastRow="0" w:firstColumn="0" w:lastColumn="0" w:oddVBand="0" w:evenVBand="0" w:oddHBand="1" w:evenHBand="0" w:firstRowFirstColumn="0" w:firstRowLastColumn="0" w:lastRowFirstColumn="0" w:lastRowLastColumn="0"/>
+              <w:rPr>
+                <w:sz w:val="24"/>
+                <w:szCs w:val="24"/>
+              </w:rPr>
+            </w:pPr>
+            <w:r>
+              <w:rPr>
+                <w:sz w:val="24"/>
+                <w:szCs w:val="24"/>
+              </w:rPr>
+              <w:t>0.</w:t>
+            </w:r>
+            <w:r>
+              <w:rPr>
+                <w:sz w:val="24"/>
+                <w:szCs w:val="24"/>
+              </w:rPr>
+              <w:t>002609</w:t>
+            </w:r>
+            <w:r>
+              <w:rPr>
+                <w:sz w:val="24"/>
+                <w:szCs w:val="24"/>
+              </w:rPr>
+              <w:t>s</w:t>
+            </w:r>
+          </w:p>
+        </w:tc>
+      </w:tr>
+      <w:tr>
+        <w:trPr>
+          <w:jc w:val="center"/>
+        </w:trPr>
+        <w:tc>
+          <w:tcPr>
+            <w:cnfStyle w:val="001000000000" w:firstRow="0" w:lastRow="0" w:firstColumn="1" w:lastColumn="0" w:oddVBand="0" w:evenVBand="0" w:oddHBand="0" w:evenHBand="0" w:firstRowFirstColumn="0" w:firstRowLastColumn="0" w:lastRowFirstColumn="0" w:lastRowLastColumn="0"/>
+            <w:tcW w:w="3564" w:type="dxa"/>
+          </w:tcPr>
+          <w:p>
+            <w:pPr>
+              <w:rPr>
+                <w:b w:val="0"/>
+                <w:bCs w:val="0"/>
+                <w:sz w:val="24"/>
+                <w:szCs w:val="24"/>
+              </w:rPr>
+            </w:pPr>
+            <w:r>
+              <w:rPr>
+                <w:b w:val="0"/>
+                <w:bCs w:val="0"/>
+                <w:sz w:val="24"/>
+                <w:szCs w:val="24"/>
+              </w:rPr>
+              <w:lastRenderedPageBreak/>
+              <w:t>Tiempo máximo</w:t>
+            </w:r>
+          </w:p>
+        </w:tc>
+        <w:tc>
+          <w:tcPr>
+            <w:tcW w:w="1843" w:type="dxa"/>
+          </w:tcPr>
+          <w:p>
+            <w:pPr>
+              <w:jc w:val="center"/>
+              <w:cnfStyle w:val="000000000000" w:firstRow="0" w:lastRow="0" w:firstColumn="0" w:lastColumn="0" w:oddVBand="0" w:evenVBand="0" w:oddHBand="0" w:evenHBand="0" w:firstRowFirstColumn="0" w:firstRowLastColumn="0" w:lastRowFirstColumn="0" w:lastRowLastColumn="0"/>
+              <w:rPr>
+                <w:sz w:val="24"/>
+                <w:szCs w:val="24"/>
+              </w:rPr>
+            </w:pPr>
+            <w:r>
+              <w:rPr>
+                <w:sz w:val="24"/>
+                <w:szCs w:val="24"/>
+              </w:rPr>
+              <w:t>0.</w:t>
+            </w:r>
+            <w:r>
+              <w:rPr>
+                <w:sz w:val="24"/>
+                <w:szCs w:val="24"/>
+              </w:rPr>
+              <w:t>004379</w:t>
+            </w:r>
+            <w:r>
+              <w:rPr>
+                <w:sz w:val="24"/>
+                <w:szCs w:val="24"/>
+              </w:rPr>
+              <w:t>s</w:t>
+            </w:r>
+          </w:p>
+        </w:tc>
+        <w:tc>
+          <w:tcPr>
+            <w:tcW w:w="1843" w:type="dxa"/>
+            <w:vAlign w:val="center"/>
+          </w:tcPr>
+          <w:p>
+            <w:pPr>
+              <w:jc w:val="center"/>
+              <w:cnfStyle w:val="000000000000" w:firstRow="0" w:lastRow="0" w:firstColumn="0" w:lastColumn="0" w:oddVBand="0" w:evenVBand="0" w:oddHBand="0" w:evenHBand="0" w:firstRowFirstColumn="0" w:firstRowLastColumn="0" w:lastRowFirstColumn="0" w:lastRowLastColumn="0"/>
+              <w:rPr>
+                <w:sz w:val="24"/>
+                <w:szCs w:val="24"/>
+              </w:rPr>
+            </w:pPr>
+            <w:r>
+              <w:rPr>
+                <w:sz w:val="24"/>
+                <w:szCs w:val="24"/>
+              </w:rPr>
+              <w:t>0.</w:t>
+            </w:r>
+            <w:r>
+              <w:rPr>
+                <w:sz w:val="24"/>
+                <w:szCs w:val="24"/>
+              </w:rPr>
+              <w:t>009240</w:t>
+            </w:r>
+            <w:r>
+              <w:rPr>
+                <w:sz w:val="24"/>
+                <w:szCs w:val="24"/>
+              </w:rPr>
+              <w:t>s</w:t>
+            </w:r>
+          </w:p>
+        </w:tc>
+        <w:tc>
+          <w:tcPr>
+            <w:tcW w:w="1843" w:type="dxa"/>
+          </w:tcPr>
+          <w:p>
+            <w:pPr>
+              <w:jc w:val="center"/>
+              <w:cnfStyle w:val="000000000000" w:firstRow="0" w:lastRow="0" w:firstColumn="0" w:lastColumn="0" w:oddVBand="0" w:evenVBand="0" w:oddHBand="0" w:evenHBand="0" w:firstRowFirstColumn="0" w:firstRowLastColumn="0" w:lastRowFirstColumn="0" w:lastRowLastColumn="0"/>
+              <w:rPr>
+                <w:sz w:val="24"/>
+                <w:szCs w:val="24"/>
+              </w:rPr>
+            </w:pPr>
+            <w:r>
+              <w:rPr>
+                <w:sz w:val="24"/>
+                <w:szCs w:val="24"/>
+              </w:rPr>
+              <w:t>0.</w:t>
+            </w:r>
+            <w:r>
+              <w:rPr>
+                <w:sz w:val="24"/>
+                <w:szCs w:val="24"/>
+              </w:rPr>
+              <w:t>021695</w:t>
+            </w:r>
+            <w:r>
+              <w:rPr>
+                <w:sz w:val="24"/>
+                <w:szCs w:val="24"/>
+              </w:rPr>
+              <w:t>s</w:t>
+            </w:r>
+          </w:p>
+        </w:tc>
+      </w:tr>
+    </w:tbl>
+    <w:p>
+      <w:pPr>
+        <w:rPr>
+          <w:sz w:val="24"/>
+          <w:szCs w:val="24"/>
+        </w:rPr>
+      </w:pPr>
+    </w:p>
+    <w:p>
+      <w:pPr>
+        <w:rPr>
+          <w:sz w:val="24"/>
+          <w:szCs w:val="24"/>
+        </w:rPr>
+      </w:pPr>
+      <w:r>
+        <w:rPr>
+          <w:sz w:val="24"/>
+          <w:szCs w:val="24"/>
+        </w:rPr>
+        <w:t>En memoria, los tiempos fueron muchos mejores en comparación a disco, bajando a la mitad en operaciones AND y OR, pero manteniéndose igual en NOT.</w:t>
+      </w:r>
+    </w:p>
+    <w:p>
+      <w:pPr>
+        <w:rPr>
+          <w:sz w:val="24"/>
+          <w:szCs w:val="24"/>
+        </w:rPr>
+      </w:pPr>
+    </w:p>
+    <w:p>
+      <w:pPr>
+        <w:jc w:val="center"/>
+        <w:rPr>
+          <w:sz w:val="24"/>
+          <w:szCs w:val="24"/>
+        </w:rPr>
+      </w:pPr>
+      <w:r>
+        <w:rPr>
+          <w:noProof/>
+          <w:sz w:val="24"/>
+          <w:szCs w:val="24"/>
+        </w:rPr>
+        <w:drawing>
+          <wp:inline distT="0" distB="0" distL="0" distR="0" wp14:anchorId="3E6AC560" wp14:editId="6AD59A2E">
+            <wp:extent cx="6121400" cy="1685925"/>
+            <wp:effectExtent l="0" t="0" r="0" b="9525"/>
+            <wp:docPr id="28" name="Imagen 28"/>
+            <wp:cNvGraphicFramePr>
+              <a:graphicFrameLocks xmlns:a="http://schemas.openxmlformats.org/drawingml/2006/main" noChangeAspect="1"/>
+            </wp:cNvGraphicFramePr>
+            <a:graphic xmlns:a="http://schemas.openxmlformats.org/drawingml/2006/main">
+              <a:graphicData uri="http://schemas.openxmlformats.org/drawingml/2006/picture">
+                <pic:pic xmlns:pic="http://schemas.openxmlformats.org/drawingml/2006/picture">
+                  <pic:nvPicPr>
+                    <pic:cNvPr id="28" name="Imagen 28"/>
+                    <pic:cNvPicPr/>
+                  </pic:nvPicPr>
+                  <pic:blipFill>
+                    <a:blip r:embed="rId20" cstate="print">
+                      <a:extLst>
+                        <a:ext uri="{28A0092B-C50C-407E-A947-70E740481C1C}">
+                          <a14:useLocalDpi xmlns:a14="http://schemas.microsoft.com/office/drawing/2010/main" val="0"/>
+                        </a:ext>
+                      </a:extLst>
+                    </a:blip>
+                    <a:stretch>
+                      <a:fillRect/>
+                    </a:stretch>
+                  </pic:blipFill>
+                  <pic:spPr>
+                    <a:xfrm>
+                      <a:off x="0" y="0"/>
+                      <a:ext cx="6121400" cy="1685925"/>
+                    </a:xfrm>
+                    <a:prstGeom prst="rect">
+                      <a:avLst/>
+                    </a:prstGeom>
+                  </pic:spPr>
+                </pic:pic>
+              </a:graphicData>
+            </a:graphic>
+          </wp:inline>
+        </w:drawing>
+      </w:r>
+    </w:p>
+    <w:p>
+      <w:pPr>
+        <w:jc w:val="center"/>
+        <w:rPr>
+          <w:sz w:val="24"/>
+          <w:szCs w:val="24"/>
+        </w:rPr>
+      </w:pPr>
+    </w:p>
+    <w:p>
+      <w:pPr>
+        <w:jc w:val="both"/>
+        <w:rPr>
+          <w:sz w:val="24"/>
+          <w:szCs w:val="24"/>
+        </w:rPr>
+      </w:pPr>
+      <w:r>
+        <w:rPr>
+          <w:sz w:val="24"/>
+          <w:szCs w:val="24"/>
+        </w:rPr>
+        <w:t>En este gráfico, puede verse la comparación entre disco y memoria en cuanto a tiempo y el tamaño de las posting.</w:t>
+      </w:r>
+      <w:r>
+        <w:rPr>
+          <w:sz w:val="24"/>
+          <w:szCs w:val="24"/>
+        </w:rPr>
+        <w:t xml:space="preserve"> </w:t>
+      </w:r>
+    </w:p>
+    <w:p>
+      <w:pPr>
+        <w:jc w:val="both"/>
+        <w:rPr>
+          <w:sz w:val="24"/>
+          <w:szCs w:val="24"/>
+        </w:rPr>
+      </w:pPr>
+    </w:p>
+    <w:p>
+      <w:pPr>
+        <w:jc w:val="both"/>
+        <w:rPr>
+          <w:sz w:val="24"/>
+          <w:szCs w:val="24"/>
+        </w:rPr>
+      </w:pPr>
+      <w:r>
+        <w:rPr>
+          <w:sz w:val="24"/>
+          <w:szCs w:val="24"/>
+        </w:rPr>
+        <w:t>Según la operación que se realice, el tamaño de la posting varia:</w:t>
+      </w:r>
+    </w:p>
+    <w:p>
+      <w:pPr>
+        <w:pStyle w:val="Prrafodelista"/>
+        <w:numPr>
+          <w:ilvl w:val="0"/>
+          <w:numId w:val="31"/>
+        </w:numPr>
+        <w:jc w:val="both"/>
+        <w:rPr>
+          <w:sz w:val="24"/>
+          <w:szCs w:val="24"/>
+        </w:rPr>
+      </w:pPr>
+      <w:r>
+        <w:rPr>
+          <w:sz w:val="24"/>
+          <w:szCs w:val="24"/>
+        </w:rPr>
+        <w:t xml:space="preserve">En operaciones AND, el tamaño de la posting </w:t>
+      </w:r>
+      <w:r>
+        <w:rPr>
+          <w:sz w:val="24"/>
+          <w:szCs w:val="24"/>
+        </w:rPr>
+        <w:t xml:space="preserve">que se utiliza para evaluar el tiempo es el termino que tiene la posting </w:t>
+      </w:r>
+      <w:r>
+        <w:rPr>
+          <w:sz w:val="24"/>
+          <w:szCs w:val="24"/>
+        </w:rPr>
+        <w:t>más</w:t>
+      </w:r>
+      <w:r>
+        <w:rPr>
+          <w:sz w:val="24"/>
+          <w:szCs w:val="24"/>
+        </w:rPr>
+        <w:t xml:space="preserve"> corta.</w:t>
+      </w:r>
+    </w:p>
+    <w:p>
+      <w:pPr>
+        <w:pStyle w:val="Prrafodelista"/>
+        <w:numPr>
+          <w:ilvl w:val="0"/>
+          <w:numId w:val="31"/>
+        </w:numPr>
+        <w:jc w:val="both"/>
+        <w:rPr>
+          <w:sz w:val="24"/>
+          <w:szCs w:val="24"/>
+        </w:rPr>
+      </w:pPr>
+      <w:r>
+        <w:rPr>
+          <w:sz w:val="24"/>
+          <w:szCs w:val="24"/>
+        </w:rPr>
+        <w:t xml:space="preserve">En operaciones </w:t>
+      </w:r>
+      <w:r>
+        <w:rPr>
+          <w:sz w:val="24"/>
+          <w:szCs w:val="24"/>
+        </w:rPr>
+        <w:t>OR</w:t>
+      </w:r>
+      <w:r>
+        <w:rPr>
+          <w:sz w:val="24"/>
+          <w:szCs w:val="24"/>
+        </w:rPr>
+        <w:t>,</w:t>
+      </w:r>
+      <w:r>
+        <w:rPr>
+          <w:sz w:val="24"/>
+          <w:szCs w:val="24"/>
+        </w:rPr>
+        <w:t xml:space="preserve"> es necesaria sumar ambos tamaños de posting</w:t>
+      </w:r>
+    </w:p>
+    <w:p>
+      <w:pPr>
+        <w:pStyle w:val="Prrafodelista"/>
+        <w:numPr>
+          <w:ilvl w:val="0"/>
+          <w:numId w:val="31"/>
+        </w:numPr>
+        <w:jc w:val="both"/>
+        <w:rPr>
+          <w:sz w:val="24"/>
+          <w:szCs w:val="24"/>
+        </w:rPr>
+      </w:pPr>
+      <w:r>
+        <w:rPr>
+          <w:sz w:val="24"/>
+          <w:szCs w:val="24"/>
+        </w:rPr>
+        <w:t xml:space="preserve">En operaciones NOT, depende todo del tamaño de la posting del </w:t>
+      </w:r>
+      <w:r>
+        <w:rPr>
+          <w:sz w:val="24"/>
+          <w:szCs w:val="24"/>
+        </w:rPr>
+        <w:t>término</w:t>
+      </w:r>
+      <w:r>
+        <w:rPr>
+          <w:sz w:val="24"/>
+          <w:szCs w:val="24"/>
+        </w:rPr>
+        <w:t xml:space="preserve"> negado.</w:t>
+      </w:r>
+    </w:p>
+    <w:p>
+      <w:pPr>
+        <w:jc w:val="both"/>
+        <w:rPr>
+          <w:sz w:val="24"/>
+          <w:szCs w:val="24"/>
+        </w:rPr>
+      </w:pPr>
+    </w:p>
+    <w:p>
+      <w:pPr>
+        <w:jc w:val="both"/>
+        <w:rPr>
+          <w:sz w:val="24"/>
+          <w:szCs w:val="24"/>
+        </w:rPr>
+      </w:pPr>
+      <w:r>
+        <w:rPr>
+          <w:sz w:val="24"/>
+          <w:szCs w:val="24"/>
+        </w:rPr>
+        <w:t>Es de interés ver como el operador NOT se mantiene en valores de tiempo muy cercanos entre 0.0025 y 0.0125, sin importar que se encuentra en memoria o disco.</w:t>
+      </w:r>
+      <w:r>
+        <w:rPr>
+          <w:sz w:val="24"/>
+          <w:szCs w:val="24"/>
+        </w:rPr>
+        <w:t xml:space="preserve"> Este operador resulta ser mas inestable, dependiendo mucho de la posting del </w:t>
+      </w:r>
+      <w:r>
+        <w:rPr>
+          <w:sz w:val="24"/>
+          <w:szCs w:val="24"/>
+        </w:rPr>
+        <w:t>término</w:t>
+      </w:r>
+      <w:r>
+        <w:rPr>
+          <w:sz w:val="24"/>
+          <w:szCs w:val="24"/>
+        </w:rPr>
+        <w:t xml:space="preserve"> negado.</w:t>
+      </w:r>
+    </w:p>
+    <w:p>
+      <w:pPr>
+        <w:jc w:val="both"/>
+        <w:rPr>
+          <w:sz w:val="24"/>
+          <w:szCs w:val="24"/>
+        </w:rPr>
+      </w:pPr>
+    </w:p>
+    <w:p>
+      <w:pPr>
+        <w:jc w:val="both"/>
+        <w:rPr>
+          <w:sz w:val="24"/>
+          <w:szCs w:val="24"/>
+        </w:rPr>
+      </w:pPr>
+      <w:r>
+        <w:rPr>
+          <w:sz w:val="24"/>
+          <w:szCs w:val="24"/>
+        </w:rPr>
+        <w:t xml:space="preserve">El operador OR  se puede decir que </w:t>
+      </w:r>
+      <w:r>
+        <w:rPr>
+          <w:sz w:val="24"/>
+          <w:szCs w:val="24"/>
+        </w:rPr>
+        <w:t>ambas variables están fuertemente correlacionadas linealmente</w:t>
+      </w:r>
+      <w:r>
+        <w:rPr>
+          <w:sz w:val="24"/>
+          <w:szCs w:val="24"/>
+        </w:rPr>
+        <w:t>, donde a medida que aumenta el tamaño de las postings, también crece el tiempo.</w:t>
+      </w:r>
+      <w:r>
+        <w:rPr>
+          <w:sz w:val="24"/>
+          <w:szCs w:val="24"/>
+        </w:rPr>
+        <w:t xml:space="preserve"> Esto sucede tanto para disco como memoria.</w:t>
+      </w:r>
+    </w:p>
+    <w:p>
+      <w:pPr>
+        <w:jc w:val="both"/>
+        <w:rPr>
+          <w:sz w:val="24"/>
+          <w:szCs w:val="24"/>
+        </w:rPr>
+      </w:pPr>
+    </w:p>
+    <w:p>
+      <w:pPr>
+        <w:jc w:val="both"/>
+        <w:rPr>
+          <w:sz w:val="24"/>
+          <w:szCs w:val="24"/>
+        </w:rPr>
+      </w:pPr>
+      <w:r>
+        <w:rPr>
+          <w:sz w:val="24"/>
+          <w:szCs w:val="24"/>
+        </w:rPr>
+        <w:t xml:space="preserve">Por último, el operador AND </w:t>
+      </w:r>
+      <w:r>
+        <w:rPr>
+          <w:sz w:val="24"/>
+          <w:szCs w:val="24"/>
+        </w:rPr>
+        <w:t>es el que menor tiempo ocupa, ya sea en disco o en memoria, tendiendo a ser una función con una pendiente con muy poca inclinación, indicando que aumentar el tamaño de la posting no aumenta significativamente el tiempo.</w:t>
+      </w:r>
+      <w:r>
+        <w:rPr>
+          <w:sz w:val="24"/>
+          <w:szCs w:val="24"/>
+        </w:rPr>
+        <w:t xml:space="preserve"> Esto se justifica por el hecho de que se recorre siempre la posting </w:t>
+      </w:r>
+      <w:r>
+        <w:rPr>
+          <w:sz w:val="24"/>
+          <w:szCs w:val="24"/>
+        </w:rPr>
+        <w:t>más</w:t>
+      </w:r>
+      <w:r>
+        <w:rPr>
+          <w:sz w:val="24"/>
+          <w:szCs w:val="24"/>
+        </w:rPr>
+        <w:t xml:space="preserve"> corta.</w:t>
+      </w:r>
+    </w:p>
+    <w:p>
+      <w:pPr>
+        <w:rPr>
+          <w:sz w:val="24"/>
+          <w:szCs w:val="24"/>
+        </w:rPr>
+      </w:pPr>
+    </w:p>
+    <w:p>
+      <w:pPr>
+        <w:rPr>
+          <w:b/>
+          <w:bCs/>
+          <w:sz w:val="24"/>
+          <w:szCs w:val="24"/>
+        </w:rPr>
+      </w:pPr>
+      <w:r>
+        <w:rPr>
+          <w:b/>
+          <w:bCs/>
+          <w:sz w:val="24"/>
+          <w:szCs w:val="24"/>
+        </w:rPr>
+        <w:t xml:space="preserve">Queries </w:t>
+      </w:r>
+      <w:r>
+        <w:rPr>
+          <w:b/>
+          <w:bCs/>
+          <w:sz w:val="24"/>
+          <w:szCs w:val="24"/>
+        </w:rPr>
+        <w:t xml:space="preserve">|q| = </w:t>
+      </w:r>
+      <w:r>
+        <w:rPr>
+          <w:b/>
+          <w:bCs/>
+          <w:sz w:val="24"/>
+          <w:szCs w:val="24"/>
+        </w:rPr>
+        <w:t>3</w:t>
+      </w:r>
+    </w:p>
+    <w:p>
+      <w:pPr>
+        <w:rPr>
+          <w:b/>
+          <w:bCs/>
+          <w:sz w:val="24"/>
+          <w:szCs w:val="24"/>
+        </w:rPr>
+      </w:pPr>
+    </w:p>
+    <w:tbl>
+      <w:tblPr>
+        <w:tblStyle w:val="Tablanormal1"/>
+        <w:tblW w:w="0" w:type="auto"/>
+        <w:jc w:val="center"/>
+        <w:tblLook w:val="04A0" w:firstRow="1" w:lastRow="0" w:firstColumn="1" w:lastColumn="0" w:noHBand="0" w:noVBand="1"/>
+      </w:tblPr>
+      <w:tblGrid>
+        <w:gridCol w:w="3564"/>
+        <w:gridCol w:w="1843"/>
+        <w:gridCol w:w="1843"/>
+        <w:gridCol w:w="1843"/>
+      </w:tblGrid>
+      <w:tr>
+        <w:trPr>
+          <w:cnfStyle w:val="100000000000" w:firstRow="1" w:lastRow="0" w:firstColumn="0" w:lastColumn="0" w:oddVBand="0" w:evenVBand="0" w:oddHBand="0" w:evenHBand="0" w:firstRowFirstColumn="0" w:firstRowLastColumn="0" w:lastRowFirstColumn="0" w:lastRowLastColumn="0"/>
+          <w:jc w:val="center"/>
+        </w:trPr>
+        <w:tc>
+          <w:tcPr>
+            <w:cnfStyle w:val="001000000000" w:firstRow="0" w:lastRow="0" w:firstColumn="1" w:lastColumn="0" w:oddVBand="0" w:evenVBand="0" w:oddHBand="0" w:evenHBand="0" w:firstRowFirstColumn="0" w:firstRowLastColumn="0" w:lastRowFirstColumn="0" w:lastRowLastColumn="0"/>
+            <w:tcW w:w="3564" w:type="dxa"/>
+          </w:tcPr>
+          <w:p>
+            <w:pPr>
+              <w:rPr>
+                <w:sz w:val="24"/>
+                <w:szCs w:val="24"/>
+              </w:rPr>
+            </w:pPr>
+            <w:r>
+              <w:rPr>
+                <w:sz w:val="24"/>
+                <w:szCs w:val="24"/>
+              </w:rPr>
+              <w:t>En Disco</w:t>
+            </w:r>
+          </w:p>
+        </w:tc>
+        <w:tc>
+          <w:tcPr>
+            <w:tcW w:w="1843" w:type="dxa"/>
+          </w:tcPr>
+          <w:p>
+            <w:pPr>
+              <w:jc w:val="center"/>
+              <w:cnfStyle w:val="100000000000" w:firstRow="1" w:lastRow="0" w:firstColumn="0" w:lastColumn="0" w:oddVBand="0" w:evenVBand="0" w:oddHBand="0" w:evenHBand="0" w:firstRowFirstColumn="0" w:firstRowLastColumn="0" w:lastRowFirstColumn="0" w:lastRowLastColumn="0"/>
+              <w:rPr>
+                <w:sz w:val="24"/>
+                <w:szCs w:val="24"/>
+              </w:rPr>
+            </w:pPr>
+            <w:r>
+              <w:rPr>
+                <w:sz w:val="24"/>
+                <w:szCs w:val="24"/>
+              </w:rPr>
+              <w:t>AND</w:t>
+            </w:r>
+            <w:r>
+              <w:rPr>
+                <w:sz w:val="24"/>
+                <w:szCs w:val="24"/>
+              </w:rPr>
+              <w:t>-AND</w:t>
+            </w:r>
+          </w:p>
+        </w:tc>
+        <w:tc>
+          <w:tcPr>
+            <w:tcW w:w="1843" w:type="dxa"/>
+            <w:vAlign w:val="center"/>
+          </w:tcPr>
+          <w:p>
+            <w:pPr>
+              <w:jc w:val="center"/>
+              <w:cnfStyle w:val="100000000000" w:firstRow="1" w:lastRow="0" w:firstColumn="0" w:lastColumn="0" w:oddVBand="0" w:evenVBand="0" w:oddHBand="0" w:evenHBand="0" w:firstRowFirstColumn="0" w:firstRowLastColumn="0" w:lastRowFirstColumn="0" w:lastRowLastColumn="0"/>
+              <w:rPr>
+                <w:sz w:val="24"/>
+                <w:szCs w:val="24"/>
+              </w:rPr>
+            </w:pPr>
+            <w:r>
+              <w:rPr>
+                <w:sz w:val="24"/>
+                <w:szCs w:val="24"/>
+              </w:rPr>
+              <w:t>OR</w:t>
+            </w:r>
+            <w:r>
+              <w:rPr>
+                <w:sz w:val="24"/>
+                <w:szCs w:val="24"/>
+              </w:rPr>
+              <w:t>-AND-NOT</w:t>
+            </w:r>
+          </w:p>
+        </w:tc>
+        <w:tc>
+          <w:tcPr>
+            <w:tcW w:w="1843" w:type="dxa"/>
+          </w:tcPr>
+          <w:p>
+            <w:pPr>
+              <w:jc w:val="center"/>
+              <w:cnfStyle w:val="100000000000" w:firstRow="1" w:lastRow="0" w:firstColumn="0" w:lastColumn="0" w:oddVBand="0" w:evenVBand="0" w:oddHBand="0" w:evenHBand="0" w:firstRowFirstColumn="0" w:firstRowLastColumn="0" w:lastRowFirstColumn="0" w:lastRowLastColumn="0"/>
+              <w:rPr>
+                <w:sz w:val="24"/>
+                <w:szCs w:val="24"/>
+              </w:rPr>
+            </w:pPr>
+            <w:r>
+              <w:rPr>
+                <w:sz w:val="24"/>
+                <w:szCs w:val="24"/>
+              </w:rPr>
+              <w:t>AND-OR</w:t>
+            </w:r>
+          </w:p>
+        </w:tc>
+      </w:tr>
+      <w:tr>
+        <w:trPr>
+          <w:cnfStyle w:val="000000100000" w:firstRow="0" w:lastRow="0" w:firstColumn="0" w:lastColumn="0" w:oddVBand="0" w:evenVBand="0" w:oddHBand="1" w:evenHBand="0" w:firstRowFirstColumn="0" w:firstRowLastColumn="0" w:lastRowFirstColumn="0" w:lastRowLastColumn="0"/>
+          <w:jc w:val="center"/>
+        </w:trPr>
+        <w:tc>
+          <w:tcPr>
+            <w:cnfStyle w:val="001000000000" w:firstRow="0" w:lastRow="0" w:firstColumn="1" w:lastColumn="0" w:oddVBand="0" w:evenVBand="0" w:oddHBand="0" w:evenHBand="0" w:firstRowFirstColumn="0" w:firstRowLastColumn="0" w:lastRowFirstColumn="0" w:lastRowLastColumn="0"/>
+            <w:tcW w:w="3564" w:type="dxa"/>
+          </w:tcPr>
+          <w:p>
+            <w:pPr>
+              <w:rPr>
+                <w:b w:val="0"/>
+                <w:bCs w:val="0"/>
+                <w:sz w:val="24"/>
+                <w:szCs w:val="24"/>
+              </w:rPr>
+            </w:pPr>
+            <w:r>
+              <w:rPr>
+                <w:b w:val="0"/>
+                <w:bCs w:val="0"/>
+                <w:sz w:val="24"/>
+                <w:szCs w:val="24"/>
+              </w:rPr>
+              <w:t>Cant</w:t>
+            </w:r>
+            <w:r>
+              <w:rPr>
+                <w:b w:val="0"/>
+                <w:bCs w:val="0"/>
+                <w:sz w:val="24"/>
+                <w:szCs w:val="24"/>
+              </w:rPr>
+              <w:t>.</w:t>
+            </w:r>
+            <w:r>
+              <w:rPr>
+                <w:b w:val="0"/>
+                <w:bCs w:val="0"/>
+                <w:sz w:val="24"/>
+                <w:szCs w:val="24"/>
+              </w:rPr>
+              <w:t xml:space="preserve"> Queries</w:t>
+            </w:r>
+          </w:p>
+        </w:tc>
+        <w:tc>
+          <w:tcPr>
+            <w:tcW w:w="1843" w:type="dxa"/>
+          </w:tcPr>
+          <w:p>
+            <w:pPr>
+              <w:jc w:val="center"/>
+              <w:cnfStyle w:val="000000100000" w:firstRow="0" w:lastRow="0" w:firstColumn="0" w:lastColumn="0" w:oddVBand="0" w:evenVBand="0" w:oddHBand="1" w:evenHBand="0" w:firstRowFirstColumn="0" w:firstRowLastColumn="0" w:lastRowFirstColumn="0" w:lastRowLastColumn="0"/>
+              <w:rPr>
+                <w:sz w:val="24"/>
+                <w:szCs w:val="24"/>
+              </w:rPr>
+            </w:pPr>
+            <w:r>
+              <w:rPr>
+                <w:sz w:val="24"/>
+                <w:szCs w:val="24"/>
+              </w:rPr>
+              <w:t>936</w:t>
+            </w:r>
+          </w:p>
+        </w:tc>
+        <w:tc>
+          <w:tcPr>
+            <w:tcW w:w="1843" w:type="dxa"/>
+            <w:vAlign w:val="center"/>
+          </w:tcPr>
+          <w:p>
+            <w:pPr>
+              <w:jc w:val="center"/>
+              <w:cnfStyle w:val="000000100000" w:firstRow="0" w:lastRow="0" w:firstColumn="0" w:lastColumn="0" w:oddVBand="0" w:evenVBand="0" w:oddHBand="1" w:evenHBand="0" w:firstRowFirstColumn="0" w:firstRowLastColumn="0" w:lastRowFirstColumn="0" w:lastRowLastColumn="0"/>
+              <w:rPr>
+                <w:sz w:val="24"/>
+                <w:szCs w:val="24"/>
+              </w:rPr>
+            </w:pPr>
+            <w:r>
+              <w:rPr>
+                <w:sz w:val="24"/>
+                <w:szCs w:val="24"/>
+              </w:rPr>
+              <w:t>936</w:t>
+            </w:r>
+          </w:p>
+        </w:tc>
+        <w:tc>
+          <w:tcPr>
+            <w:tcW w:w="1843" w:type="dxa"/>
+          </w:tcPr>
+          <w:p>
+            <w:pPr>
+              <w:jc w:val="center"/>
+              <w:cnfStyle w:val="000000100000" w:firstRow="0" w:lastRow="0" w:firstColumn="0" w:lastColumn="0" w:oddVBand="0" w:evenVBand="0" w:oddHBand="1" w:evenHBand="0" w:firstRowFirstColumn="0" w:firstRowLastColumn="0" w:lastRowFirstColumn="0" w:lastRowLastColumn="0"/>
+              <w:rPr>
+                <w:sz w:val="24"/>
+                <w:szCs w:val="24"/>
+              </w:rPr>
+            </w:pPr>
+            <w:r>
+              <w:rPr>
+                <w:sz w:val="24"/>
+                <w:szCs w:val="24"/>
+              </w:rPr>
+              <w:t>936</w:t>
+            </w:r>
+          </w:p>
+        </w:tc>
+      </w:tr>
+      <w:tr>
+        <w:trPr>
+          <w:jc w:val="center"/>
+        </w:trPr>
+        <w:tc>
+          <w:tcPr>
+            <w:cnfStyle w:val="001000000000" w:firstRow="0" w:lastRow="0" w:firstColumn="1" w:lastColumn="0" w:oddVBand="0" w:evenVBand="0" w:oddHBand="0" w:evenHBand="0" w:firstRowFirstColumn="0" w:firstRowLastColumn="0" w:lastRowFirstColumn="0" w:lastRowLastColumn="0"/>
+            <w:tcW w:w="3564" w:type="dxa"/>
+          </w:tcPr>
+          <w:p>
+            <w:pPr>
+              <w:rPr>
+                <w:b w:val="0"/>
+                <w:bCs w:val="0"/>
+                <w:sz w:val="24"/>
+                <w:szCs w:val="24"/>
+              </w:rPr>
+            </w:pPr>
+            <w:r>
+              <w:rPr>
+                <w:b w:val="0"/>
+                <w:bCs w:val="0"/>
+                <w:sz w:val="24"/>
+                <w:szCs w:val="24"/>
+              </w:rPr>
+              <w:t>Tiempo promedio</w:t>
+            </w:r>
+          </w:p>
+        </w:tc>
+        <w:tc>
+          <w:tcPr>
+            <w:tcW w:w="1843" w:type="dxa"/>
+          </w:tcPr>
+          <w:p>
+            <w:pPr>
+              <w:jc w:val="center"/>
+              <w:cnfStyle w:val="000000000000" w:firstRow="0" w:lastRow="0" w:firstColumn="0" w:lastColumn="0" w:oddVBand="0" w:evenVBand="0" w:oddHBand="0" w:evenHBand="0" w:firstRowFirstColumn="0" w:firstRowLastColumn="0" w:lastRowFirstColumn="0" w:lastRowLastColumn="0"/>
+              <w:rPr>
+                <w:sz w:val="24"/>
+                <w:szCs w:val="24"/>
+              </w:rPr>
+            </w:pPr>
+            <w:r>
+              <w:rPr>
+                <w:sz w:val="24"/>
+                <w:szCs w:val="24"/>
+              </w:rPr>
+              <w:t>0.</w:t>
+            </w:r>
+            <w:r>
+              <w:t xml:space="preserve"> </w:t>
+            </w:r>
+            <w:r>
+              <w:rPr>
+                <w:sz w:val="24"/>
+                <w:szCs w:val="24"/>
+              </w:rPr>
+              <w:t>000505</w:t>
+            </w:r>
+            <w:r>
+              <w:rPr>
+                <w:sz w:val="24"/>
+                <w:szCs w:val="24"/>
+              </w:rPr>
+              <w:t>s</w:t>
+            </w:r>
+          </w:p>
+        </w:tc>
+        <w:tc>
+          <w:tcPr>
+            <w:tcW w:w="1843" w:type="dxa"/>
+            <w:vAlign w:val="center"/>
+          </w:tcPr>
+          <w:p>
+            <w:pPr>
+              <w:jc w:val="center"/>
+              <w:cnfStyle w:val="000000000000" w:firstRow="0" w:lastRow="0" w:firstColumn="0" w:lastColumn="0" w:oddVBand="0" w:evenVBand="0" w:oddHBand="0" w:evenHBand="0" w:firstRowFirstColumn="0" w:firstRowLastColumn="0" w:lastRowFirstColumn="0" w:lastRowLastColumn="0"/>
+              <w:rPr>
+                <w:sz w:val="24"/>
+                <w:szCs w:val="24"/>
+              </w:rPr>
+            </w:pPr>
+            <w:r>
+              <w:rPr>
+                <w:sz w:val="24"/>
+                <w:szCs w:val="24"/>
+              </w:rPr>
+              <w:t>0.</w:t>
+            </w:r>
+            <w:r>
+              <w:t xml:space="preserve"> </w:t>
+            </w:r>
+            <w:r>
+              <w:rPr>
+                <w:sz w:val="24"/>
+                <w:szCs w:val="24"/>
+              </w:rPr>
+              <w:t>006783</w:t>
+            </w:r>
+            <w:r>
+              <w:rPr>
+                <w:sz w:val="24"/>
+                <w:szCs w:val="24"/>
+              </w:rPr>
+              <w:t>s</w:t>
+            </w:r>
+          </w:p>
+        </w:tc>
+        <w:tc>
+          <w:tcPr>
+            <w:tcW w:w="1843" w:type="dxa"/>
+          </w:tcPr>
+          <w:p>
+            <w:pPr>
+              <w:jc w:val="center"/>
+              <w:cnfStyle w:val="000000000000" w:firstRow="0" w:lastRow="0" w:firstColumn="0" w:lastColumn="0" w:oddVBand="0" w:evenVBand="0" w:oddHBand="0" w:evenHBand="0" w:firstRowFirstColumn="0" w:firstRowLastColumn="0" w:lastRowFirstColumn="0" w:lastRowLastColumn="0"/>
+              <w:rPr>
+                <w:sz w:val="24"/>
+                <w:szCs w:val="24"/>
+              </w:rPr>
+            </w:pPr>
+            <w:r>
+              <w:rPr>
+                <w:sz w:val="24"/>
+                <w:szCs w:val="24"/>
+              </w:rPr>
+              <w:t>0.</w:t>
+            </w:r>
+            <w:r>
+              <w:t xml:space="preserve"> </w:t>
+            </w:r>
+            <w:r>
+              <w:rPr>
+                <w:sz w:val="24"/>
+                <w:szCs w:val="24"/>
+              </w:rPr>
+              <w:t>000653</w:t>
+            </w:r>
+            <w:r>
+              <w:rPr>
+                <w:sz w:val="24"/>
+                <w:szCs w:val="24"/>
+              </w:rPr>
+              <w:t>s</w:t>
+            </w:r>
+          </w:p>
+        </w:tc>
+      </w:tr>
+      <w:tr>
+        <w:trPr>
+          <w:cnfStyle w:val="000000100000" w:firstRow="0" w:lastRow="0" w:firstColumn="0" w:lastColumn="0" w:oddVBand="0" w:evenVBand="0" w:oddHBand="1" w:evenHBand="0" w:firstRowFirstColumn="0" w:firstRowLastColumn="0" w:lastRowFirstColumn="0" w:lastRowLastColumn="0"/>
+          <w:jc w:val="center"/>
+        </w:trPr>
+        <w:tc>
+          <w:tcPr>
+            <w:cnfStyle w:val="001000000000" w:firstRow="0" w:lastRow="0" w:firstColumn="1" w:lastColumn="0" w:oddVBand="0" w:evenVBand="0" w:oddHBand="0" w:evenHBand="0" w:firstRowFirstColumn="0" w:firstRowLastColumn="0" w:lastRowFirstColumn="0" w:lastRowLastColumn="0"/>
+            <w:tcW w:w="3564" w:type="dxa"/>
+          </w:tcPr>
+          <w:p>
+            <w:pPr>
+              <w:rPr>
+                <w:b w:val="0"/>
+                <w:bCs w:val="0"/>
+                <w:sz w:val="24"/>
+                <w:szCs w:val="24"/>
+              </w:rPr>
+            </w:pPr>
+            <w:r>
+              <w:rPr>
+                <w:b w:val="0"/>
+                <w:bCs w:val="0"/>
+                <w:sz w:val="24"/>
+                <w:szCs w:val="24"/>
+              </w:rPr>
+              <w:t>Tiempo mínimo</w:t>
+            </w:r>
+          </w:p>
+        </w:tc>
+        <w:tc>
+          <w:tcPr>
+            <w:tcW w:w="1843" w:type="dxa"/>
+          </w:tcPr>
+          <w:p>
+            <w:pPr>
+              <w:jc w:val="center"/>
+              <w:cnfStyle w:val="000000100000" w:firstRow="0" w:lastRow="0" w:firstColumn="0" w:lastColumn="0" w:oddVBand="0" w:evenVBand="0" w:oddHBand="1" w:evenHBand="0" w:firstRowFirstColumn="0" w:firstRowLastColumn="0" w:lastRowFirstColumn="0" w:lastRowLastColumn="0"/>
+              <w:rPr>
+                <w:sz w:val="24"/>
+                <w:szCs w:val="24"/>
+              </w:rPr>
+            </w:pPr>
+            <w:r>
+              <w:rPr>
+                <w:sz w:val="24"/>
+                <w:szCs w:val="24"/>
+              </w:rPr>
+              <w:t>0.</w:t>
+            </w:r>
+            <w:r>
+              <w:t xml:space="preserve"> </w:t>
+            </w:r>
+            <w:r>
+              <w:rPr>
+                <w:sz w:val="24"/>
+                <w:szCs w:val="24"/>
+              </w:rPr>
+              <w:t>000203</w:t>
+            </w:r>
+            <w:r>
+              <w:rPr>
+                <w:sz w:val="24"/>
+                <w:szCs w:val="24"/>
+              </w:rPr>
+              <w:t>s</w:t>
+            </w:r>
+          </w:p>
+        </w:tc>
+        <w:tc>
+          <w:tcPr>
+            <w:tcW w:w="1843" w:type="dxa"/>
+            <w:vAlign w:val="center"/>
+          </w:tcPr>
+          <w:p>
+            <w:pPr>
+              <w:jc w:val="center"/>
+              <w:cnfStyle w:val="000000100000" w:firstRow="0" w:lastRow="0" w:firstColumn="0" w:lastColumn="0" w:oddVBand="0" w:evenVBand="0" w:oddHBand="1" w:evenHBand="0" w:firstRowFirstColumn="0" w:firstRowLastColumn="0" w:lastRowFirstColumn="0" w:lastRowLastColumn="0"/>
+              <w:rPr>
+                <w:sz w:val="24"/>
+                <w:szCs w:val="24"/>
+              </w:rPr>
+            </w:pPr>
+            <w:r>
+              <w:rPr>
+                <w:sz w:val="24"/>
+                <w:szCs w:val="24"/>
+              </w:rPr>
+              <w:t>0.</w:t>
+            </w:r>
+            <w:r>
+              <w:t xml:space="preserve"> </w:t>
+            </w:r>
+            <w:r>
+              <w:rPr>
+                <w:sz w:val="24"/>
+                <w:szCs w:val="24"/>
+              </w:rPr>
+              <w:t>004109</w:t>
+            </w:r>
+            <w:r>
+              <w:rPr>
+                <w:sz w:val="24"/>
+                <w:szCs w:val="24"/>
+              </w:rPr>
+              <w:t>s</w:t>
+            </w:r>
+          </w:p>
+        </w:tc>
+        <w:tc>
+          <w:tcPr>
+            <w:tcW w:w="1843" w:type="dxa"/>
+          </w:tcPr>
+          <w:p>
+            <w:pPr>
+              <w:jc w:val="center"/>
+              <w:cnfStyle w:val="000000100000" w:firstRow="0" w:lastRow="0" w:firstColumn="0" w:lastColumn="0" w:oddVBand="0" w:evenVBand="0" w:oddHBand="1" w:evenHBand="0" w:firstRowFirstColumn="0" w:firstRowLastColumn="0" w:lastRowFirstColumn="0" w:lastRowLastColumn="0"/>
+              <w:rPr>
+                <w:sz w:val="24"/>
+                <w:szCs w:val="24"/>
+              </w:rPr>
+            </w:pPr>
+            <w:r>
+              <w:rPr>
+                <w:sz w:val="24"/>
+                <w:szCs w:val="24"/>
+              </w:rPr>
+              <w:t>0.</w:t>
+            </w:r>
+            <w:r>
+              <w:t xml:space="preserve"> </w:t>
+            </w:r>
+            <w:r>
+              <w:rPr>
+                <w:sz w:val="24"/>
+                <w:szCs w:val="24"/>
+              </w:rPr>
+              <w:t>000209</w:t>
+            </w:r>
+            <w:r>
+              <w:rPr>
+                <w:sz w:val="24"/>
+                <w:szCs w:val="24"/>
+              </w:rPr>
+              <w:t>s</w:t>
+            </w:r>
+          </w:p>
+        </w:tc>
+      </w:tr>
+      <w:tr>
+        <w:trPr>
+          <w:jc w:val="center"/>
+        </w:trPr>
+        <w:tc>
+          <w:tcPr>
+            <w:cnfStyle w:val="001000000000" w:firstRow="0" w:lastRow="0" w:firstColumn="1" w:lastColumn="0" w:oddVBand="0" w:evenVBand="0" w:oddHBand="0" w:evenHBand="0" w:firstRowFirstColumn="0" w:firstRowLastColumn="0" w:lastRowFirstColumn="0" w:lastRowLastColumn="0"/>
+            <w:tcW w:w="3564" w:type="dxa"/>
+          </w:tcPr>
+          <w:p>
+            <w:pPr>
+              <w:rPr>
+                <w:b w:val="0"/>
+                <w:bCs w:val="0"/>
+                <w:sz w:val="24"/>
+                <w:szCs w:val="24"/>
+              </w:rPr>
+            </w:pPr>
+            <w:r>
+              <w:rPr>
+                <w:b w:val="0"/>
+                <w:bCs w:val="0"/>
+                <w:sz w:val="24"/>
+                <w:szCs w:val="24"/>
+              </w:rPr>
+              <w:lastRenderedPageBreak/>
+              <w:t>Tiempo máximo</w:t>
+            </w:r>
+          </w:p>
+        </w:tc>
+        <w:tc>
+          <w:tcPr>
+            <w:tcW w:w="1843" w:type="dxa"/>
+          </w:tcPr>
+          <w:p>
+            <w:pPr>
+              <w:jc w:val="center"/>
+              <w:cnfStyle w:val="000000000000" w:firstRow="0" w:lastRow="0" w:firstColumn="0" w:lastColumn="0" w:oddVBand="0" w:evenVBand="0" w:oddHBand="0" w:evenHBand="0" w:firstRowFirstColumn="0" w:firstRowLastColumn="0" w:lastRowFirstColumn="0" w:lastRowLastColumn="0"/>
+              <w:rPr>
+                <w:sz w:val="24"/>
+                <w:szCs w:val="24"/>
+              </w:rPr>
+            </w:pPr>
+            <w:r>
+              <w:rPr>
+                <w:sz w:val="24"/>
+                <w:szCs w:val="24"/>
+              </w:rPr>
+              <w:t>0.</w:t>
+            </w:r>
+            <w:r>
+              <w:t xml:space="preserve"> </w:t>
+            </w:r>
+            <w:r>
+              <w:rPr>
+                <w:sz w:val="24"/>
+                <w:szCs w:val="24"/>
+              </w:rPr>
+              <w:t>004878</w:t>
+            </w:r>
+            <w:r>
+              <w:rPr>
+                <w:sz w:val="24"/>
+                <w:szCs w:val="24"/>
+              </w:rPr>
+              <w:t>s</w:t>
+            </w:r>
+          </w:p>
+        </w:tc>
+        <w:tc>
+          <w:tcPr>
+            <w:tcW w:w="1843" w:type="dxa"/>
+            <w:vAlign w:val="center"/>
+          </w:tcPr>
+          <w:p>
+            <w:pPr>
+              <w:jc w:val="center"/>
+              <w:cnfStyle w:val="000000000000" w:firstRow="0" w:lastRow="0" w:firstColumn="0" w:lastColumn="0" w:oddVBand="0" w:evenVBand="0" w:oddHBand="0" w:evenHBand="0" w:firstRowFirstColumn="0" w:firstRowLastColumn="0" w:lastRowFirstColumn="0" w:lastRowLastColumn="0"/>
+              <w:rPr>
+                <w:sz w:val="24"/>
+                <w:szCs w:val="24"/>
+              </w:rPr>
+            </w:pPr>
+            <w:r>
+              <w:rPr>
+                <w:sz w:val="24"/>
+                <w:szCs w:val="24"/>
+              </w:rPr>
+              <w:t>0.</w:t>
+            </w:r>
+            <w:r>
+              <w:t xml:space="preserve"> </w:t>
+            </w:r>
+            <w:r>
+              <w:rPr>
+                <w:sz w:val="24"/>
+                <w:szCs w:val="24"/>
+              </w:rPr>
+              <w:t>018705</w:t>
+            </w:r>
+            <w:r>
+              <w:rPr>
+                <w:sz w:val="24"/>
+                <w:szCs w:val="24"/>
+              </w:rPr>
+              <w:t>s</w:t>
+            </w:r>
+          </w:p>
+        </w:tc>
+        <w:tc>
+          <w:tcPr>
+            <w:tcW w:w="1843" w:type="dxa"/>
+          </w:tcPr>
+          <w:p>
+            <w:pPr>
+              <w:jc w:val="center"/>
+              <w:cnfStyle w:val="000000000000" w:firstRow="0" w:lastRow="0" w:firstColumn="0" w:lastColumn="0" w:oddVBand="0" w:evenVBand="0" w:oddHBand="0" w:evenHBand="0" w:firstRowFirstColumn="0" w:firstRowLastColumn="0" w:lastRowFirstColumn="0" w:lastRowLastColumn="0"/>
+              <w:rPr>
+                <w:sz w:val="24"/>
+                <w:szCs w:val="24"/>
+              </w:rPr>
+            </w:pPr>
+            <w:r>
+              <w:rPr>
+                <w:sz w:val="24"/>
+                <w:szCs w:val="24"/>
+              </w:rPr>
+              <w:t>0.</w:t>
+            </w:r>
+            <w:r>
+              <w:t xml:space="preserve"> </w:t>
+            </w:r>
+            <w:r>
+              <w:rPr>
+                <w:sz w:val="24"/>
+                <w:szCs w:val="24"/>
+              </w:rPr>
+              <w:t>008124</w:t>
+            </w:r>
+            <w:r>
+              <w:rPr>
+                <w:sz w:val="24"/>
+                <w:szCs w:val="24"/>
+              </w:rPr>
+              <w:t>s</w:t>
+            </w:r>
+          </w:p>
+        </w:tc>
+      </w:tr>
+    </w:tbl>
+    <w:p>
+      <w:pPr>
+        <w:rPr>
+          <w:b/>
+          <w:bCs/>
+          <w:sz w:val="24"/>
+          <w:szCs w:val="24"/>
+        </w:rPr>
+      </w:pPr>
+    </w:p>
+    <w:p>
+      <w:pPr>
+        <w:rPr>
+          <w:sz w:val="24"/>
+          <w:szCs w:val="24"/>
+        </w:rPr>
+      </w:pPr>
+      <w:r>
+        <w:rPr>
+          <w:sz w:val="24"/>
+          <w:szCs w:val="24"/>
+        </w:rPr>
+        <w:t xml:space="preserve">Como era de suponerse, aumentar la cantidad de queries a operar también implica aumentar tiempos de procesamiento, </w:t>
+      </w:r>
+      <w:r>
+        <w:rPr>
+          <w:sz w:val="24"/>
+          <w:szCs w:val="24"/>
+        </w:rPr>
+        <w:t>sin importar q</w:t>
+      </w:r>
+      <w:r>
+        <w:rPr>
+          <w:sz w:val="24"/>
+          <w:szCs w:val="24"/>
+        </w:rPr>
+        <w:t>ue la cantidad de queries se redujo de 1600 a 900 para cada operación.</w:t>
+      </w:r>
+    </w:p>
+    <w:p>
+      <w:pPr>
+        <w:rPr>
+          <w:sz w:val="24"/>
+          <w:szCs w:val="24"/>
+        </w:rPr>
+      </w:pPr>
+    </w:p>
+    <w:p>
+      <w:pPr>
+        <w:rPr>
+          <w:sz w:val="24"/>
+          <w:szCs w:val="24"/>
+        </w:rPr>
+      </w:pPr>
+      <w:r>
+        <w:rPr>
+          <w:sz w:val="24"/>
+          <w:szCs w:val="24"/>
+        </w:rPr>
+        <w:t>Realizar tres operaciones binarias (OR-AND-NOT) es lo mas costoso en procesamiento. Una operación AND-AND va a ser más rápida que realizar un AND-OR.</w:t>
+      </w:r>
+    </w:p>
+    <w:p>
+      <w:pPr>
+        <w:rPr>
+          <w:sz w:val="24"/>
+          <w:szCs w:val="24"/>
+        </w:rPr>
+      </w:pPr>
+    </w:p>
+    <w:tbl>
+      <w:tblPr>
+        <w:tblStyle w:val="Tablanormal1"/>
+        <w:tblW w:w="0" w:type="auto"/>
+        <w:jc w:val="center"/>
+        <w:tblLook w:val="04A0" w:firstRow="1" w:lastRow="0" w:firstColumn="1" w:lastColumn="0" w:noHBand="0" w:noVBand="1"/>
+      </w:tblPr>
+      <w:tblGrid>
+        <w:gridCol w:w="3564"/>
+        <w:gridCol w:w="1843"/>
+        <w:gridCol w:w="1843"/>
+        <w:gridCol w:w="1843"/>
+      </w:tblGrid>
+      <w:tr>
+        <w:trPr>
+          <w:cnfStyle w:val="100000000000" w:firstRow="1" w:lastRow="0" w:firstColumn="0" w:lastColumn="0" w:oddVBand="0" w:evenVBand="0" w:oddHBand="0" w:evenHBand="0" w:firstRowFirstColumn="0" w:firstRowLastColumn="0" w:lastRowFirstColumn="0" w:lastRowLastColumn="0"/>
+          <w:jc w:val="center"/>
+        </w:trPr>
+        <w:tc>
+          <w:tcPr>
+            <w:cnfStyle w:val="001000000000" w:firstRow="0" w:lastRow="0" w:firstColumn="1" w:lastColumn="0" w:oddVBand="0" w:evenVBand="0" w:oddHBand="0" w:evenHBand="0" w:firstRowFirstColumn="0" w:firstRowLastColumn="0" w:lastRowFirstColumn="0" w:lastRowLastColumn="0"/>
+            <w:tcW w:w="3564" w:type="dxa"/>
+          </w:tcPr>
+          <w:p>
+            <w:pPr>
+              <w:rPr>
+                <w:sz w:val="24"/>
+                <w:szCs w:val="24"/>
+              </w:rPr>
+            </w:pPr>
+            <w:r>
+              <w:rPr>
+                <w:sz w:val="24"/>
+                <w:szCs w:val="24"/>
+              </w:rPr>
+              <w:t>En Memoria</w:t>
+            </w:r>
+          </w:p>
+        </w:tc>
+        <w:tc>
+          <w:tcPr>
+            <w:tcW w:w="1843" w:type="dxa"/>
+          </w:tcPr>
+          <w:p>
+            <w:pPr>
+              <w:jc w:val="center"/>
+              <w:cnfStyle w:val="100000000000" w:firstRow="1" w:lastRow="0" w:firstColumn="0" w:lastColumn="0" w:oddVBand="0" w:evenVBand="0" w:oddHBand="0" w:evenHBand="0" w:firstRowFirstColumn="0" w:firstRowLastColumn="0" w:lastRowFirstColumn="0" w:lastRowLastColumn="0"/>
+              <w:rPr>
+                <w:sz w:val="24"/>
+                <w:szCs w:val="24"/>
+              </w:rPr>
+            </w:pPr>
+            <w:r>
+              <w:rPr>
+                <w:sz w:val="24"/>
+                <w:szCs w:val="24"/>
+              </w:rPr>
+              <w:t>AND</w:t>
+            </w:r>
+            <w:r>
+              <w:rPr>
+                <w:sz w:val="24"/>
+                <w:szCs w:val="24"/>
+              </w:rPr>
+              <w:t>-AND</w:t>
+            </w:r>
+          </w:p>
+        </w:tc>
+        <w:tc>
+          <w:tcPr>
+            <w:tcW w:w="1843" w:type="dxa"/>
+            <w:vAlign w:val="center"/>
+          </w:tcPr>
+          <w:p>
+            <w:pPr>
+              <w:jc w:val="center"/>
+              <w:cnfStyle w:val="100000000000" w:firstRow="1" w:lastRow="0" w:firstColumn="0" w:lastColumn="0" w:oddVBand="0" w:evenVBand="0" w:oddHBand="0" w:evenHBand="0" w:firstRowFirstColumn="0" w:firstRowLastColumn="0" w:lastRowFirstColumn="0" w:lastRowLastColumn="0"/>
+              <w:rPr>
+                <w:sz w:val="24"/>
+                <w:szCs w:val="24"/>
+              </w:rPr>
+            </w:pPr>
+            <w:r>
+              <w:rPr>
+                <w:sz w:val="24"/>
+                <w:szCs w:val="24"/>
+              </w:rPr>
+              <w:t>OR</w:t>
+            </w:r>
+            <w:r>
+              <w:rPr>
+                <w:sz w:val="24"/>
+                <w:szCs w:val="24"/>
+              </w:rPr>
+              <w:t>-AND-NOT</w:t>
+            </w:r>
+          </w:p>
+        </w:tc>
+        <w:tc>
+          <w:tcPr>
+            <w:tcW w:w="1843" w:type="dxa"/>
+          </w:tcPr>
+          <w:p>
+            <w:pPr>
+              <w:jc w:val="center"/>
+              <w:cnfStyle w:val="100000000000" w:firstRow="1" w:lastRow="0" w:firstColumn="0" w:lastColumn="0" w:oddVBand="0" w:evenVBand="0" w:oddHBand="0" w:evenHBand="0" w:firstRowFirstColumn="0" w:firstRowLastColumn="0" w:lastRowFirstColumn="0" w:lastRowLastColumn="0"/>
+              <w:rPr>
+                <w:sz w:val="24"/>
+                <w:szCs w:val="24"/>
+              </w:rPr>
+            </w:pPr>
+            <w:r>
+              <w:rPr>
+                <w:sz w:val="24"/>
+                <w:szCs w:val="24"/>
+              </w:rPr>
+              <w:t>AND-OR</w:t>
+            </w:r>
+          </w:p>
+        </w:tc>
+      </w:tr>
+      <w:tr>
+        <w:trPr>
+          <w:cnfStyle w:val="000000100000" w:firstRow="0" w:lastRow="0" w:firstColumn="0" w:lastColumn="0" w:oddVBand="0" w:evenVBand="0" w:oddHBand="1" w:evenHBand="0" w:firstRowFirstColumn="0" w:firstRowLastColumn="0" w:lastRowFirstColumn="0" w:lastRowLastColumn="0"/>
+          <w:jc w:val="center"/>
+        </w:trPr>
+        <w:tc>
+          <w:tcPr>
+            <w:cnfStyle w:val="001000000000" w:firstRow="0" w:lastRow="0" w:firstColumn="1" w:lastColumn="0" w:oddVBand="0" w:evenVBand="0" w:oddHBand="0" w:evenHBand="0" w:firstRowFirstColumn="0" w:firstRowLastColumn="0" w:lastRowFirstColumn="0" w:lastRowLastColumn="0"/>
+            <w:tcW w:w="3564" w:type="dxa"/>
+          </w:tcPr>
+          <w:p>
+            <w:pPr>
+              <w:rPr>
+                <w:b w:val="0"/>
+                <w:bCs w:val="0"/>
+                <w:sz w:val="24"/>
+                <w:szCs w:val="24"/>
+              </w:rPr>
+            </w:pPr>
+            <w:r>
+              <w:rPr>
+                <w:b w:val="0"/>
+                <w:bCs w:val="0"/>
+                <w:sz w:val="24"/>
+                <w:szCs w:val="24"/>
+              </w:rPr>
+              <w:t>Cant</w:t>
+            </w:r>
+            <w:r>
+              <w:rPr>
+                <w:b w:val="0"/>
+                <w:bCs w:val="0"/>
+                <w:sz w:val="24"/>
+                <w:szCs w:val="24"/>
+              </w:rPr>
+              <w:t>.</w:t>
+            </w:r>
+            <w:r>
+              <w:rPr>
+                <w:b w:val="0"/>
+                <w:bCs w:val="0"/>
+                <w:sz w:val="24"/>
+                <w:szCs w:val="24"/>
+              </w:rPr>
+              <w:t xml:space="preserve"> Queries</w:t>
+            </w:r>
+          </w:p>
+        </w:tc>
+        <w:tc>
+          <w:tcPr>
+            <w:tcW w:w="1843" w:type="dxa"/>
+          </w:tcPr>
+          <w:p>
+            <w:pPr>
+              <w:jc w:val="center"/>
+              <w:cnfStyle w:val="000000100000" w:firstRow="0" w:lastRow="0" w:firstColumn="0" w:lastColumn="0" w:oddVBand="0" w:evenVBand="0" w:oddHBand="1" w:evenHBand="0" w:firstRowFirstColumn="0" w:firstRowLastColumn="0" w:lastRowFirstColumn="0" w:lastRowLastColumn="0"/>
+              <w:rPr>
+                <w:sz w:val="24"/>
+                <w:szCs w:val="24"/>
+              </w:rPr>
+            </w:pPr>
+            <w:r>
+              <w:rPr>
+                <w:sz w:val="24"/>
+                <w:szCs w:val="24"/>
+              </w:rPr>
+              <w:t>936</w:t>
+            </w:r>
+          </w:p>
+        </w:tc>
+        <w:tc>
+          <w:tcPr>
+            <w:tcW w:w="1843" w:type="dxa"/>
+            <w:vAlign w:val="center"/>
+          </w:tcPr>
+          <w:p>
+            <w:pPr>
+              <w:jc w:val="center"/>
+              <w:cnfStyle w:val="000000100000" w:firstRow="0" w:lastRow="0" w:firstColumn="0" w:lastColumn="0" w:oddVBand="0" w:evenVBand="0" w:oddHBand="1" w:evenHBand="0" w:firstRowFirstColumn="0" w:firstRowLastColumn="0" w:lastRowFirstColumn="0" w:lastRowLastColumn="0"/>
+              <w:rPr>
+                <w:sz w:val="24"/>
+                <w:szCs w:val="24"/>
+              </w:rPr>
+            </w:pPr>
+            <w:r>
+              <w:rPr>
+                <w:sz w:val="24"/>
+                <w:szCs w:val="24"/>
+              </w:rPr>
+              <w:t>936</w:t>
+            </w:r>
+          </w:p>
+        </w:tc>
+        <w:tc>
+          <w:tcPr>
+            <w:tcW w:w="1843" w:type="dxa"/>
+          </w:tcPr>
+          <w:p>
+            <w:pPr>
+              <w:jc w:val="center"/>
+              <w:cnfStyle w:val="000000100000" w:firstRow="0" w:lastRow="0" w:firstColumn="0" w:lastColumn="0" w:oddVBand="0" w:evenVBand="0" w:oddHBand="1" w:evenHBand="0" w:firstRowFirstColumn="0" w:firstRowLastColumn="0" w:lastRowFirstColumn="0" w:lastRowLastColumn="0"/>
+              <w:rPr>
+                <w:sz w:val="24"/>
+                <w:szCs w:val="24"/>
+              </w:rPr>
+            </w:pPr>
+            <w:r>
+              <w:rPr>
+                <w:sz w:val="24"/>
+                <w:szCs w:val="24"/>
+              </w:rPr>
+              <w:t>9</w:t>
+            </w:r>
+            <w:r>
+              <w:rPr>
+                <w:sz w:val="24"/>
+                <w:szCs w:val="24"/>
+              </w:rPr>
+              <w:t>36</w:t>
+            </w:r>
+          </w:p>
+        </w:tc>
+      </w:tr>
+      <w:tr>
+        <w:trPr>
+          <w:jc w:val="center"/>
+        </w:trPr>
+        <w:tc>
+          <w:tcPr>
+            <w:cnfStyle w:val="001000000000" w:firstRow="0" w:lastRow="0" w:firstColumn="1" w:lastColumn="0" w:oddVBand="0" w:evenVBand="0" w:oddHBand="0" w:evenHBand="0" w:firstRowFirstColumn="0" w:firstRowLastColumn="0" w:lastRowFirstColumn="0" w:lastRowLastColumn="0"/>
+            <w:tcW w:w="3564" w:type="dxa"/>
+          </w:tcPr>
+          <w:p>
+            <w:pPr>
+              <w:rPr>
+                <w:b w:val="0"/>
+                <w:bCs w:val="0"/>
+                <w:sz w:val="24"/>
+                <w:szCs w:val="24"/>
+              </w:rPr>
+            </w:pPr>
+            <w:r>
+              <w:rPr>
+                <w:b w:val="0"/>
+                <w:bCs w:val="0"/>
+                <w:sz w:val="24"/>
+                <w:szCs w:val="24"/>
+              </w:rPr>
+              <w:t>Tiempo promedio</w:t>
+            </w:r>
+          </w:p>
+        </w:tc>
+        <w:tc>
+          <w:tcPr>
+            <w:tcW w:w="1843" w:type="dxa"/>
+          </w:tcPr>
+          <w:p>
+            <w:pPr>
+              <w:jc w:val="center"/>
+              <w:cnfStyle w:val="000000000000" w:firstRow="0" w:lastRow="0" w:firstColumn="0" w:lastColumn="0" w:oddVBand="0" w:evenVBand="0" w:oddHBand="0" w:evenHBand="0" w:firstRowFirstColumn="0" w:firstRowLastColumn="0" w:lastRowFirstColumn="0" w:lastRowLastColumn="0"/>
+              <w:rPr>
+                <w:sz w:val="24"/>
+                <w:szCs w:val="24"/>
+              </w:rPr>
+            </w:pPr>
+            <w:r>
+              <w:rPr>
+                <w:sz w:val="24"/>
+                <w:szCs w:val="24"/>
+              </w:rPr>
+              <w:t>0.</w:t>
+            </w:r>
+            <w:r>
+              <w:t xml:space="preserve"> </w:t>
+            </w:r>
+            <w:r>
+              <w:rPr>
+                <w:sz w:val="24"/>
+                <w:szCs w:val="24"/>
+              </w:rPr>
+              <w:t>000287</w:t>
+            </w:r>
+            <w:r>
+              <w:rPr>
+                <w:sz w:val="24"/>
+                <w:szCs w:val="24"/>
+              </w:rPr>
+              <w:t>s</w:t>
+            </w:r>
+          </w:p>
+        </w:tc>
+        <w:tc>
+          <w:tcPr>
+            <w:tcW w:w="1843" w:type="dxa"/>
+            <w:vAlign w:val="center"/>
+          </w:tcPr>
+          <w:p>
+            <w:pPr>
+              <w:jc w:val="center"/>
+              <w:cnfStyle w:val="000000000000" w:firstRow="0" w:lastRow="0" w:firstColumn="0" w:lastColumn="0" w:oddVBand="0" w:evenVBand="0" w:oddHBand="0" w:evenHBand="0" w:firstRowFirstColumn="0" w:firstRowLastColumn="0" w:lastRowFirstColumn="0" w:lastRowLastColumn="0"/>
+              <w:rPr>
+                <w:sz w:val="24"/>
+                <w:szCs w:val="24"/>
+              </w:rPr>
+            </w:pPr>
+            <w:r>
+              <w:rPr>
+                <w:sz w:val="24"/>
+                <w:szCs w:val="24"/>
+              </w:rPr>
+              <w:t>0.</w:t>
+            </w:r>
+            <w:r>
+              <w:t xml:space="preserve"> </w:t>
+            </w:r>
+            <w:r>
+              <w:rPr>
+                <w:sz w:val="24"/>
+                <w:szCs w:val="24"/>
+              </w:rPr>
+              <w:t>006645</w:t>
+            </w:r>
+            <w:r>
+              <w:rPr>
+                <w:sz w:val="24"/>
+                <w:szCs w:val="24"/>
+              </w:rPr>
+              <w:t>s</w:t>
+            </w:r>
+          </w:p>
+        </w:tc>
+        <w:tc>
+          <w:tcPr>
+            <w:tcW w:w="1843" w:type="dxa"/>
+          </w:tcPr>
+          <w:p>
+            <w:pPr>
+              <w:jc w:val="center"/>
+              <w:cnfStyle w:val="000000000000" w:firstRow="0" w:lastRow="0" w:firstColumn="0" w:lastColumn="0" w:oddVBand="0" w:evenVBand="0" w:oddHBand="0" w:evenHBand="0" w:firstRowFirstColumn="0" w:firstRowLastColumn="0" w:lastRowFirstColumn="0" w:lastRowLastColumn="0"/>
+              <w:rPr>
+                <w:sz w:val="24"/>
+                <w:szCs w:val="24"/>
+              </w:rPr>
+            </w:pPr>
+            <w:r>
+              <w:rPr>
+                <w:sz w:val="24"/>
+                <w:szCs w:val="24"/>
+              </w:rPr>
+              <w:t>0.</w:t>
+            </w:r>
+            <w:r>
+              <w:t xml:space="preserve"> </w:t>
+            </w:r>
+            <w:r>
+              <w:rPr>
+                <w:sz w:val="24"/>
+                <w:szCs w:val="24"/>
+              </w:rPr>
+              <w:t>000498</w:t>
+            </w:r>
+            <w:r>
+              <w:rPr>
+                <w:sz w:val="24"/>
+                <w:szCs w:val="24"/>
+              </w:rPr>
+              <w:t>s</w:t>
+            </w:r>
+          </w:p>
+        </w:tc>
+      </w:tr>
+      <w:tr>
+        <w:trPr>
+          <w:cnfStyle w:val="000000100000" w:firstRow="0" w:lastRow="0" w:firstColumn="0" w:lastColumn="0" w:oddVBand="0" w:evenVBand="0" w:oddHBand="1" w:evenHBand="0" w:firstRowFirstColumn="0" w:firstRowLastColumn="0" w:lastRowFirstColumn="0" w:lastRowLastColumn="0"/>
+          <w:jc w:val="center"/>
+        </w:trPr>
+        <w:tc>
+          <w:tcPr>
+            <w:cnfStyle w:val="001000000000" w:firstRow="0" w:lastRow="0" w:firstColumn="1" w:lastColumn="0" w:oddVBand="0" w:evenVBand="0" w:oddHBand="0" w:evenHBand="0" w:firstRowFirstColumn="0" w:firstRowLastColumn="0" w:lastRowFirstColumn="0" w:lastRowLastColumn="0"/>
+            <w:tcW w:w="3564" w:type="dxa"/>
+          </w:tcPr>
+          <w:p>
+            <w:pPr>
+              <w:rPr>
+                <w:b w:val="0"/>
+                <w:bCs w:val="0"/>
+                <w:sz w:val="24"/>
+                <w:szCs w:val="24"/>
+              </w:rPr>
+            </w:pPr>
+            <w:r>
+              <w:rPr>
+                <w:b w:val="0"/>
+                <w:bCs w:val="0"/>
+                <w:sz w:val="24"/>
+                <w:szCs w:val="24"/>
+              </w:rPr>
+              <w:t>Tiempo mínimo</w:t>
+            </w:r>
+          </w:p>
+        </w:tc>
+        <w:tc>
+          <w:tcPr>
+            <w:tcW w:w="1843" w:type="dxa"/>
+          </w:tcPr>
+          <w:p>
+            <w:pPr>
+              <w:jc w:val="center"/>
+              <w:cnfStyle w:val="000000100000" w:firstRow="0" w:lastRow="0" w:firstColumn="0" w:lastColumn="0" w:oddVBand="0" w:evenVBand="0" w:oddHBand="1" w:evenHBand="0" w:firstRowFirstColumn="0" w:firstRowLastColumn="0" w:lastRowFirstColumn="0" w:lastRowLastColumn="0"/>
+              <w:rPr>
+                <w:sz w:val="24"/>
+                <w:szCs w:val="24"/>
+              </w:rPr>
+            </w:pPr>
+            <w:r>
+              <w:rPr>
+                <w:sz w:val="24"/>
+                <w:szCs w:val="24"/>
+              </w:rPr>
+              <w:t>0.</w:t>
+            </w:r>
+            <w:r>
+              <w:t xml:space="preserve"> </w:t>
+            </w:r>
+            <w:r>
+              <w:rPr>
+                <w:sz w:val="24"/>
+                <w:szCs w:val="24"/>
+              </w:rPr>
+              <w:t>000018</w:t>
+            </w:r>
+            <w:r>
+              <w:rPr>
+                <w:sz w:val="24"/>
+                <w:szCs w:val="24"/>
+              </w:rPr>
+              <w:t>s</w:t>
+            </w:r>
+          </w:p>
+        </w:tc>
+        <w:tc>
+          <w:tcPr>
+            <w:tcW w:w="1843" w:type="dxa"/>
+            <w:vAlign w:val="center"/>
+          </w:tcPr>
+          <w:p>
+            <w:pPr>
+              <w:jc w:val="center"/>
+              <w:cnfStyle w:val="000000100000" w:firstRow="0" w:lastRow="0" w:firstColumn="0" w:lastColumn="0" w:oddVBand="0" w:evenVBand="0" w:oddHBand="1" w:evenHBand="0" w:firstRowFirstColumn="0" w:firstRowLastColumn="0" w:lastRowFirstColumn="0" w:lastRowLastColumn="0"/>
+              <w:rPr>
+                <w:sz w:val="24"/>
+                <w:szCs w:val="24"/>
+              </w:rPr>
+            </w:pPr>
+            <w:r>
+              <w:rPr>
+                <w:sz w:val="24"/>
+                <w:szCs w:val="24"/>
+              </w:rPr>
+              <w:t>0.</w:t>
+            </w:r>
+            <w:r>
+              <w:t xml:space="preserve"> </w:t>
+            </w:r>
+            <w:r>
+              <w:rPr>
+                <w:sz w:val="24"/>
+                <w:szCs w:val="24"/>
+              </w:rPr>
+              <w:t>003837</w:t>
+            </w:r>
+            <w:r>
+              <w:rPr>
+                <w:sz w:val="24"/>
+                <w:szCs w:val="24"/>
+              </w:rPr>
+              <w:t>s</w:t>
+            </w:r>
+          </w:p>
+        </w:tc>
+        <w:tc>
+          <w:tcPr>
+            <w:tcW w:w="1843" w:type="dxa"/>
+          </w:tcPr>
+          <w:p>
+            <w:pPr>
+              <w:jc w:val="center"/>
+              <w:cnfStyle w:val="000000100000" w:firstRow="0" w:lastRow="0" w:firstColumn="0" w:lastColumn="0" w:oddVBand="0" w:evenVBand="0" w:oddHBand="1" w:evenHBand="0" w:firstRowFirstColumn="0" w:firstRowLastColumn="0" w:lastRowFirstColumn="0" w:lastRowLastColumn="0"/>
+              <w:rPr>
+                <w:sz w:val="24"/>
+                <w:szCs w:val="24"/>
+              </w:rPr>
+            </w:pPr>
+            <w:r>
+              <w:rPr>
+                <w:sz w:val="24"/>
+                <w:szCs w:val="24"/>
+              </w:rPr>
+              <w:t>0.</w:t>
+            </w:r>
+            <w:r>
+              <w:t xml:space="preserve"> </w:t>
+            </w:r>
+            <w:r>
+              <w:rPr>
+                <w:sz w:val="24"/>
+                <w:szCs w:val="24"/>
+              </w:rPr>
+              <w:t>000022</w:t>
+            </w:r>
+            <w:r>
+              <w:rPr>
+                <w:sz w:val="24"/>
+                <w:szCs w:val="24"/>
+              </w:rPr>
+              <w:t>s</w:t>
+            </w:r>
+          </w:p>
+        </w:tc>
+      </w:tr>
+      <w:tr>
+        <w:trPr>
+          <w:jc w:val="center"/>
+        </w:trPr>
+        <w:tc>
+          <w:tcPr>
+            <w:cnfStyle w:val="001000000000" w:firstRow="0" w:lastRow="0" w:firstColumn="1" w:lastColumn="0" w:oddVBand="0" w:evenVBand="0" w:oddHBand="0" w:evenHBand="0" w:firstRowFirstColumn="0" w:firstRowLastColumn="0" w:lastRowFirstColumn="0" w:lastRowLastColumn="0"/>
+            <w:tcW w:w="3564" w:type="dxa"/>
+          </w:tcPr>
+          <w:p>
+            <w:pPr>
+              <w:rPr>
+                <w:b w:val="0"/>
+                <w:bCs w:val="0"/>
+                <w:sz w:val="24"/>
+                <w:szCs w:val="24"/>
+              </w:rPr>
+            </w:pPr>
+            <w:r>
+              <w:rPr>
+                <w:b w:val="0"/>
+                <w:bCs w:val="0"/>
+                <w:sz w:val="24"/>
+                <w:szCs w:val="24"/>
+              </w:rPr>
+              <w:t>Tiempo máximo</w:t>
+            </w:r>
+          </w:p>
+        </w:tc>
+        <w:tc>
+          <w:tcPr>
+            <w:tcW w:w="1843" w:type="dxa"/>
+          </w:tcPr>
+          <w:p>
+            <w:pPr>
+              <w:jc w:val="center"/>
+              <w:cnfStyle w:val="000000000000" w:firstRow="0" w:lastRow="0" w:firstColumn="0" w:lastColumn="0" w:oddVBand="0" w:evenVBand="0" w:oddHBand="0" w:evenHBand="0" w:firstRowFirstColumn="0" w:firstRowLastColumn="0" w:lastRowFirstColumn="0" w:lastRowLastColumn="0"/>
+              <w:rPr>
+                <w:sz w:val="24"/>
+                <w:szCs w:val="24"/>
+              </w:rPr>
+            </w:pPr>
+            <w:r>
+              <w:rPr>
+                <w:sz w:val="24"/>
+                <w:szCs w:val="24"/>
+              </w:rPr>
+              <w:t>0.</w:t>
+            </w:r>
+            <w:r>
+              <w:t xml:space="preserve"> </w:t>
+            </w:r>
+            <w:r>
+              <w:rPr>
+                <w:sz w:val="24"/>
+                <w:szCs w:val="24"/>
+              </w:rPr>
+              <w:t>005297</w:t>
+            </w:r>
+            <w:r>
+              <w:rPr>
+                <w:sz w:val="24"/>
+                <w:szCs w:val="24"/>
+              </w:rPr>
+              <w:t>s</w:t>
+            </w:r>
+          </w:p>
+        </w:tc>
+        <w:tc>
+          <w:tcPr>
+            <w:tcW w:w="1843" w:type="dxa"/>
+            <w:vAlign w:val="center"/>
+          </w:tcPr>
+          <w:p>
+            <w:pPr>
+              <w:jc w:val="center"/>
+              <w:cnfStyle w:val="000000000000" w:firstRow="0" w:lastRow="0" w:firstColumn="0" w:lastColumn="0" w:oddVBand="0" w:evenVBand="0" w:oddHBand="0" w:evenHBand="0" w:firstRowFirstColumn="0" w:firstRowLastColumn="0" w:lastRowFirstColumn="0" w:lastRowLastColumn="0"/>
+              <w:rPr>
+                <w:sz w:val="24"/>
+                <w:szCs w:val="24"/>
+              </w:rPr>
+            </w:pPr>
+            <w:r>
+              <w:rPr>
+                <w:sz w:val="24"/>
+                <w:szCs w:val="24"/>
+              </w:rPr>
+              <w:t>0.</w:t>
+            </w:r>
+            <w:r>
+              <w:t xml:space="preserve"> </w:t>
+            </w:r>
+            <w:r>
+              <w:rPr>
+                <w:sz w:val="24"/>
+                <w:szCs w:val="24"/>
+              </w:rPr>
+              <w:t>018957</w:t>
+            </w:r>
+            <w:r>
+              <w:rPr>
+                <w:sz w:val="24"/>
+                <w:szCs w:val="24"/>
+              </w:rPr>
+              <w:t>s</w:t>
+            </w:r>
+          </w:p>
+        </w:tc>
+        <w:tc>
+          <w:tcPr>
+            <w:tcW w:w="1843" w:type="dxa"/>
+          </w:tcPr>
+          <w:p>
+            <w:pPr>
+              <w:jc w:val="center"/>
+              <w:cnfStyle w:val="000000000000" w:firstRow="0" w:lastRow="0" w:firstColumn="0" w:lastColumn="0" w:oddVBand="0" w:evenVBand="0" w:oddHBand="0" w:evenHBand="0" w:firstRowFirstColumn="0" w:firstRowLastColumn="0" w:lastRowFirstColumn="0" w:lastRowLastColumn="0"/>
+              <w:rPr>
+                <w:sz w:val="24"/>
+                <w:szCs w:val="24"/>
+              </w:rPr>
+            </w:pPr>
+            <w:r>
+              <w:rPr>
+                <w:sz w:val="24"/>
+                <w:szCs w:val="24"/>
+              </w:rPr>
+              <w:t>0.</w:t>
+            </w:r>
+            <w:r>
+              <w:t xml:space="preserve"> </w:t>
+            </w:r>
+            <w:r>
+              <w:rPr>
+                <w:sz w:val="24"/>
+                <w:szCs w:val="24"/>
+              </w:rPr>
+              <w:t>097186</w:t>
+            </w:r>
+            <w:r>
+              <w:rPr>
+                <w:sz w:val="24"/>
+                <w:szCs w:val="24"/>
+              </w:rPr>
+              <w:t>s</w:t>
+            </w:r>
+          </w:p>
+        </w:tc>
+      </w:tr>
+    </w:tbl>
+    <w:p>
+      <w:pPr>
+        <w:rPr>
+          <w:sz w:val="24"/>
+          <w:szCs w:val="24"/>
+        </w:rPr>
+      </w:pPr>
+    </w:p>
+    <w:p>
+      <w:pPr>
+        <w:rPr>
+          <w:sz w:val="24"/>
+          <w:szCs w:val="24"/>
+        </w:rPr>
+      </w:pPr>
+      <w:r>
+        <w:rPr>
+          <w:sz w:val="24"/>
+          <w:szCs w:val="24"/>
+        </w:rPr>
+        <w:t xml:space="preserve">En memoria, </w:t>
+      </w:r>
+      <w:r>
+        <w:rPr>
+          <w:sz w:val="24"/>
+          <w:szCs w:val="24"/>
+        </w:rPr>
+        <w:t xml:space="preserve">al igual que las queries de dos términos, </w:t>
+      </w:r>
+      <w:r>
+        <w:rPr>
+          <w:sz w:val="24"/>
+          <w:szCs w:val="24"/>
+        </w:rPr>
+        <w:t>los tiempos fueron muchos mejores en comparación a disco,</w:t>
+      </w:r>
+      <w:r>
+        <w:rPr>
+          <w:sz w:val="24"/>
+          <w:szCs w:val="24"/>
+        </w:rPr>
+        <w:t xml:space="preserve"> haciéndose notar mucho en operaciones AND-AND, donde el tiempo se redujo a la mitad.</w:t>
+      </w:r>
+    </w:p>
+    <w:p>
+      <w:pPr>
+        <w:rPr>
+          <w:sz w:val="24"/>
+          <w:szCs w:val="24"/>
+        </w:rPr>
+      </w:pPr>
+    </w:p>
+    <w:p>
+      <w:pPr>
+        <w:rPr>
+          <w:sz w:val="24"/>
+          <w:szCs w:val="24"/>
+        </w:rPr>
+      </w:pPr>
+      <w:r>
+        <w:rPr>
+          <w:noProof/>
+          <w:sz w:val="24"/>
+          <w:szCs w:val="24"/>
+        </w:rPr>
+        <w:drawing>
+          <wp:inline distT="0" distB="0" distL="0" distR="0" wp14:anchorId="3979F032" wp14:editId="10D86853">
+            <wp:extent cx="6121400" cy="1692910"/>
+            <wp:effectExtent l="0" t="0" r="0" b="2540"/>
+            <wp:docPr id="29" name="Imagen 29"/>
+            <wp:cNvGraphicFramePr>
+              <a:graphicFrameLocks xmlns:a="http://schemas.openxmlformats.org/drawingml/2006/main" noChangeAspect="1"/>
+            </wp:cNvGraphicFramePr>
+            <a:graphic xmlns:a="http://schemas.openxmlformats.org/drawingml/2006/main">
+              <a:graphicData uri="http://schemas.openxmlformats.org/drawingml/2006/picture">
+                <pic:pic xmlns:pic="http://schemas.openxmlformats.org/drawingml/2006/picture">
+                  <pic:nvPicPr>
+                    <pic:cNvPr id="29" name="Imagen 29"/>
+                    <pic:cNvPicPr/>
+                  </pic:nvPicPr>
+                  <pic:blipFill>
+                    <a:blip r:embed="rId21" cstate="print">
+                      <a:extLst>
+                        <a:ext uri="{28A0092B-C50C-407E-A947-70E740481C1C}">
+                          <a14:useLocalDpi xmlns:a14="http://schemas.microsoft.com/office/drawing/2010/main" val="0"/>
+                        </a:ext>
+                      </a:extLst>
+                    </a:blip>
+                    <a:stretch>
+                      <a:fillRect/>
+                    </a:stretch>
+                  </pic:blipFill>
+                  <pic:spPr>
+                    <a:xfrm>
+                      <a:off x="0" y="0"/>
+                      <a:ext cx="6121400" cy="1692910"/>
+                    </a:xfrm>
+                    <a:prstGeom prst="rect">
+                      <a:avLst/>
+                    </a:prstGeom>
+                  </pic:spPr>
+                </pic:pic>
+              </a:graphicData>
+            </a:graphic>
+          </wp:inline>
+        </w:drawing>
+      </w:r>
+    </w:p>
+    <w:p>
+      <w:pPr>
+        <w:rPr>
+          <w:sz w:val="24"/>
+          <w:szCs w:val="24"/>
+        </w:rPr>
+      </w:pPr>
+    </w:p>
+    <w:p>
+      <w:pPr>
+        <w:rPr>
+          <w:sz w:val="24"/>
+          <w:szCs w:val="24"/>
+        </w:rPr>
+      </w:pPr>
+      <w:r>
+        <w:rPr>
+          <w:sz w:val="24"/>
+          <w:szCs w:val="24"/>
+        </w:rPr>
+        <w:t>Se muestra gráficamente los tres operadores para queries de tres términos, evaluados en cuanto a tiempo.</w:t>
+      </w:r>
+    </w:p>
+    <w:p>
+      <w:pPr>
+        <w:rPr>
+          <w:sz w:val="24"/>
+          <w:szCs w:val="24"/>
+        </w:rPr>
+      </w:pPr>
+    </w:p>
+    <w:p>
+      <w:pPr>
+        <w:rPr>
+          <w:sz w:val="24"/>
+          <w:szCs w:val="24"/>
+        </w:rPr>
+      </w:pPr>
+      <w:r>
+        <w:rPr>
+          <w:sz w:val="24"/>
+          <w:szCs w:val="24"/>
+        </w:rPr>
+        <w:t>El doble AND sigue la misma lógica que el operador AND de dos términos, teniendo tiempos muy bajos, tanto en memoria como disco.</w:t>
+      </w:r>
+    </w:p>
+    <w:p>
+      <w:pPr>
+        <w:rPr>
+          <w:sz w:val="24"/>
+          <w:szCs w:val="24"/>
+        </w:rPr>
+      </w:pPr>
+    </w:p>
+    <w:p>
+      <w:pPr>
+        <w:rPr>
+          <w:sz w:val="24"/>
+          <w:szCs w:val="24"/>
+        </w:rPr>
+      </w:pPr>
+      <w:r>
+        <w:rPr>
+          <w:sz w:val="24"/>
+          <w:szCs w:val="24"/>
+        </w:rPr>
+        <w:t>Las tres operaciones juntas traen consigo una tendencia, muy similar a la correlación que se menciono con el operador OR. Esta resulta ser la operación mas costosa de las tres.</w:t>
+      </w:r>
+    </w:p>
+    <w:p>
+      <w:pPr>
+        <w:rPr>
+          <w:sz w:val="24"/>
+          <w:szCs w:val="24"/>
+        </w:rPr>
+      </w:pPr>
+    </w:p>
+    <w:p>
+      <w:pPr>
+        <w:rPr>
+          <w:sz w:val="24"/>
+          <w:szCs w:val="24"/>
+        </w:rPr>
+      </w:pPr>
+      <w:r>
+        <w:rPr>
+          <w:sz w:val="24"/>
+          <w:szCs w:val="24"/>
+        </w:rPr>
+        <w:t>En el operador AND-OR, se esta mezclando tanto una operación “barata” en términos de procesamiento, con una más costosa, como es el or, haciendo que el T3, a quien se le aplica el or, determine los tiempos.</w:t>
+      </w:r>
+    </w:p>
+    <w:p>
+      <w:pPr>
+        <w:rPr>
           <w:color w:val="FABF8F" w:themeColor="accent6" w:themeTint="99"/>
           <w:sz w:val="24"/>
           <w:szCs w:val="24"/>
           <w:lang w:val="es-AR"/>
         </w:rPr>
       </w:pPr>
+    </w:p>
+    <w:p>
+      <w:pPr>
+        <w:rPr>
+          <w:sz w:val="24"/>
+          <w:szCs w:val="24"/>
+        </w:rPr>
+      </w:pPr>
+      <w:r>
+        <w:rPr>
+          <w:sz w:val="24"/>
+          <w:szCs w:val="24"/>
+        </w:rPr>
+        <w:t>E</w:t>
+      </w:r>
+      <w:r>
+        <w:rPr>
+          <w:sz w:val="24"/>
+          <w:szCs w:val="24"/>
+        </w:rPr>
+        <w:t xml:space="preserve">n conclusión, podemos decir que tener el índice en memoria es ligeramente mas rápido, pero la diferencia no es tanta como para hacerlo siempre. Lo que mas influencia tiene en </w:t>
+      </w:r>
+      <w:r>
+        <w:rPr>
+          <w:sz w:val="24"/>
+          <w:szCs w:val="24"/>
+        </w:rPr>
+        <w:lastRenderedPageBreak/>
+        <w:t xml:space="preserve">estos casos es el tamaño de la posting, dependiendo el operador binario que estemos aplicando; este es el que varía el tiempo de procesamiento realmente. </w:t>
+      </w:r>
+    </w:p>
+    <w:p>
+      <w:pPr>
+        <w:rPr>
+          <w:sz w:val="24"/>
+          <w:szCs w:val="24"/>
+        </w:rPr>
+      </w:pPr>
+    </w:p>
+    <w:p>
+      <w:pPr>
+        <w:jc w:val="both"/>
+        <w:rPr>
+          <w:sz w:val="24"/>
+          <w:szCs w:val="24"/>
+          <w:u w:val="single"/>
+          <w:lang w:val="es-AR"/>
+        </w:rPr>
+      </w:pPr>
+      <w:r>
+        <w:rPr>
+          <w:sz w:val="24"/>
+          <w:szCs w:val="24"/>
+          <w:u w:val="single"/>
+          <w:lang w:val="es-AR"/>
+        </w:rPr>
+        <w:t>Utilización de IA:</w:t>
+      </w:r>
+    </w:p>
+    <w:p>
+      <w:pPr>
+        <w:rPr>
+          <w:sz w:val="24"/>
+          <w:szCs w:val="24"/>
+          <w:lang w:val="es-AR"/>
+        </w:rPr>
+      </w:pPr>
+    </w:p>
+    <w:p>
+      <w:pPr>
+        <w:rPr>
+          <w:color w:val="FABF8F" w:themeColor="accent6" w:themeTint="99"/>
+          <w:sz w:val="24"/>
+          <w:szCs w:val="24"/>
+          <w:lang w:val="es-AR"/>
+        </w:rPr>
+      </w:pPr>
+      <w:r>
+        <w:rPr>
+          <w:sz w:val="24"/>
+          <w:szCs w:val="24"/>
+          <w:lang w:val="es-AR"/>
+        </w:rPr>
+        <w:t xml:space="preserve">Fue necesaria la utilización de la inteligencia artificial para la </w:t>
+      </w:r>
+      <w:r>
+        <w:rPr>
+          <w:sz w:val="24"/>
+          <w:szCs w:val="24"/>
+          <w:lang w:val="es-AR"/>
+        </w:rPr>
+        <w:t>evaluación</w:t>
+      </w:r>
+      <w:r>
+        <w:rPr>
+          <w:sz w:val="24"/>
+          <w:szCs w:val="24"/>
+          <w:lang w:val="es-AR"/>
+        </w:rPr>
+        <w:t xml:space="preserve"> de queries, tanto de dos y tes </w:t>
+      </w:r>
+      <w:r>
+        <w:rPr>
+          <w:sz w:val="24"/>
+          <w:szCs w:val="24"/>
+          <w:lang w:val="es-AR"/>
+        </w:rPr>
+        <w:t>términos</w:t>
+      </w:r>
+      <w:r>
+        <w:rPr>
+          <w:sz w:val="24"/>
+          <w:szCs w:val="24"/>
+          <w:lang w:val="es-AR"/>
+        </w:rPr>
+        <w:t>, además de</w:t>
+      </w:r>
+      <w:r>
+        <w:rPr>
+          <w:sz w:val="24"/>
+          <w:szCs w:val="24"/>
+          <w:lang w:val="es-AR"/>
+        </w:rPr>
+        <w:t xml:space="preserve"> la elaboración de </w:t>
+      </w:r>
+      <w:r>
+        <w:rPr>
+          <w:sz w:val="24"/>
+          <w:szCs w:val="24"/>
+          <w:lang w:val="es-AR"/>
+        </w:rPr>
+        <w:t>gráficos</w:t>
+      </w:r>
+      <w:r>
+        <w:rPr>
+          <w:sz w:val="24"/>
+          <w:szCs w:val="24"/>
+          <w:lang w:val="es-AR"/>
+        </w:rPr>
+        <w:t xml:space="preserve"> para el posterior análisis</w:t>
+      </w:r>
       <w:r>
         <w:rPr>
           <w:color w:val="FABF8F" w:themeColor="accent6" w:themeTint="99"/>
@@ -3744,27 +6993,7 @@
           <w:szCs w:val="24"/>
           <w:lang w:val="es-AR"/>
         </w:rPr>
-        <w:t xml:space="preserve">Su script debe mostrar como salida el nombre, el </w:t>
-      </w:r>
-      <w:proofErr w:type="spellStart"/>
-      <w:r>
-        <w:rPr>
-          <w:color w:val="FABF8F" w:themeColor="accent6" w:themeTint="99"/>
-          <w:sz w:val="24"/>
-          <w:szCs w:val="24"/>
-          <w:lang w:val="es-AR"/>
-        </w:rPr>
-        <w:t>docID</w:t>
-      </w:r>
-      <w:proofErr w:type="spellEnd"/>
-      <w:r>
-        <w:rPr>
-          <w:color w:val="FABF8F" w:themeColor="accent6" w:themeTint="99"/>
-          <w:sz w:val="24"/>
-          <w:szCs w:val="24"/>
-          <w:lang w:val="es-AR"/>
-        </w:rPr>
-        <w:t xml:space="preserve"> y el score (ordenado por score) con el siguiente formato </w:t>
+        <w:t xml:space="preserve">Su script debe mostrar como salida el nombre, el docID y el score (ordenado por score) con el siguiente formato </w:t>
       </w:r>
     </w:p>
     <w:p>
@@ -3796,19 +7025,8 @@
           <w:szCs w:val="24"/>
           <w:lang w:val="es-AR"/>
         </w:rPr>
-        <w:t>●</w:t>
-      </w:r>
-      <w:proofErr w:type="spellStart"/>
-      <w:r>
-        <w:rPr>
-          <w:color w:val="FABF8F" w:themeColor="accent6" w:themeTint="99"/>
-          <w:sz w:val="24"/>
-          <w:szCs w:val="24"/>
-          <w:lang w:val="es-AR"/>
-        </w:rPr>
-        <w:t>DocName:docID:Score</w:t>
-      </w:r>
-      <w:proofErr w:type="spellEnd"/>
+        <w:t>●DocName:docID:Score</w:t>
+      </w:r>
     </w:p>
     <w:p>
       <w:pPr>
@@ -3889,7 +7107,7 @@
                     <pic:cNvPicPr/>
                   </pic:nvPicPr>
                   <pic:blipFill rotWithShape="1">
-                    <a:blip r:embed="rId20"/>
+                    <a:blip r:embed="rId22"/>
                     <a:srcRect t="45880" b="26140"/>
                     <a:stretch/>
                   </pic:blipFill>
@@ -3937,23 +7155,7 @@
           <w:sz w:val="24"/>
           <w:szCs w:val="24"/>
         </w:rPr>
-        <w:t>En este caso se probó sobre la colección de debug. Si se quisiera probar sobre la principal, se debería indicar “</w:t>
-      </w:r>
-      <w:proofErr w:type="spellStart"/>
-      <w:r>
-        <w:rPr>
-          <w:sz w:val="24"/>
-          <w:szCs w:val="24"/>
-        </w:rPr>
-        <w:t>index-large</w:t>
-      </w:r>
-      <w:proofErr w:type="spellEnd"/>
-      <w:r>
-        <w:rPr>
-          <w:sz w:val="24"/>
-          <w:szCs w:val="24"/>
-        </w:rPr>
-        <w:t>” en la dirección y nombre del índice.</w:t>
+        <w:t>En este caso se probó sobre la colección de debug. Si se quisiera probar sobre la principal, se debería indicar “index-large” en la dirección y nombre del índice.</w:t>
       </w:r>
     </w:p>
     <w:p>
@@ -4024,7 +7226,7 @@
                     <pic:cNvPicPr/>
                   </pic:nvPicPr>
                   <pic:blipFill rotWithShape="1">
-                    <a:blip r:embed="rId21"/>
+                    <a:blip r:embed="rId23"/>
                     <a:srcRect t="38800" b="21076"/>
                     <a:stretch/>
                   </pic:blipFill>
@@ -4127,7 +7329,7 @@
                     <pic:cNvPicPr/>
                   </pic:nvPicPr>
                   <pic:blipFill rotWithShape="1">
-                    <a:blip r:embed="rId22"/>
+                    <a:blip r:embed="rId24"/>
                     <a:srcRect t="31641" b="18157"/>
                     <a:stretch/>
                   </pic:blipFill>
@@ -4291,19 +7493,19 @@
           <w:szCs w:val="24"/>
           <w:lang w:val="es-AR"/>
         </w:rPr>
-        <w:t xml:space="preserve">Agregue </w:t>
-      </w:r>
-      <w:proofErr w:type="spellStart"/>
-      <w:r>
+        <w:t xml:space="preserve">Agregue skip lists a su índice del ejercicio 1 y ejecute un conjunto de consultas AND sobre el índice original y luego usando los punteros. Compare los tiempos de ejecución con los del ejercicio 3. </w:t>
+      </w:r>
+    </w:p>
+    <w:p>
+      <w:pPr>
+        <w:jc w:val="both"/>
         <w:rPr>
           <w:color w:val="FABF8F" w:themeColor="accent6" w:themeTint="99"/>
           <w:sz w:val="24"/>
           <w:szCs w:val="24"/>
           <w:lang w:val="es-AR"/>
         </w:rPr>
-        <w:t>skip</w:t>
-      </w:r>
-      <w:proofErr w:type="spellEnd"/>
+      </w:pPr>
       <w:r>
         <w:rPr>
           <w:color w:val="FABF8F" w:themeColor="accent6" w:themeTint="99"/>
@@ -4311,178 +7513,38 @@
           <w:szCs w:val="24"/>
           <w:lang w:val="es-AR"/>
         </w:rPr>
-        <w:t xml:space="preserve"> </w:t>
-      </w:r>
-      <w:proofErr w:type="spellStart"/>
-      <w:r>
+        <w:t>5.1) Agregue un script que permita recuperar las skips list para un término dado. En este caso la salida deberá ser una lista de docName:docID ordenada por docName.</w:t>
+      </w:r>
+    </w:p>
+    <w:p>
+      <w:pPr>
+        <w:jc w:val="both"/>
         <w:rPr>
           <w:color w:val="FABF8F" w:themeColor="accent6" w:themeTint="99"/>
           <w:sz w:val="24"/>
           <w:szCs w:val="24"/>
           <w:lang w:val="es-AR"/>
         </w:rPr>
-        <w:t>lists</w:t>
-      </w:r>
-      <w:proofErr w:type="spellEnd"/>
-      <w:r>
+      </w:pPr>
+    </w:p>
+    <w:p>
+      <w:pPr>
+        <w:jc w:val="both"/>
         <w:rPr>
           <w:color w:val="FABF8F" w:themeColor="accent6" w:themeTint="99"/>
           <w:sz w:val="24"/>
           <w:szCs w:val="24"/>
           <w:lang w:val="es-AR"/>
         </w:rPr>
-        <w:t xml:space="preserve"> a su índice del ejercicio 1 y ejecute un conjunto de consultas AND sobre el índice original y luego usando los punteros. Compare los tiempos de ejecución con los del ejercicio 3. </w:t>
-      </w:r>
-    </w:p>
-    <w:p>
-      <w:pPr>
-        <w:jc w:val="both"/>
+      </w:pPr>
+      <w:r>
         <w:rPr>
           <w:color w:val="FABF8F" w:themeColor="accent6" w:themeTint="99"/>
           <w:sz w:val="24"/>
           <w:szCs w:val="24"/>
           <w:lang w:val="es-AR"/>
         </w:rPr>
-      </w:pPr>
-      <w:r>
-        <w:rPr>
-          <w:color w:val="FABF8F" w:themeColor="accent6" w:themeTint="99"/>
-          <w:sz w:val="24"/>
-          <w:szCs w:val="24"/>
-          <w:lang w:val="es-AR"/>
-        </w:rPr>
-        <w:t xml:space="preserve">5.1) Agregue un script que permita recuperar las </w:t>
-      </w:r>
-      <w:proofErr w:type="spellStart"/>
-      <w:r>
-        <w:rPr>
-          <w:color w:val="FABF8F" w:themeColor="accent6" w:themeTint="99"/>
-          <w:sz w:val="24"/>
-          <w:szCs w:val="24"/>
-          <w:lang w:val="es-AR"/>
-        </w:rPr>
-        <w:t>skips</w:t>
-      </w:r>
-      <w:proofErr w:type="spellEnd"/>
-      <w:r>
-        <w:rPr>
-          <w:color w:val="FABF8F" w:themeColor="accent6" w:themeTint="99"/>
-          <w:sz w:val="24"/>
-          <w:szCs w:val="24"/>
-          <w:lang w:val="es-AR"/>
-        </w:rPr>
-        <w:t xml:space="preserve"> </w:t>
-      </w:r>
-      <w:proofErr w:type="spellStart"/>
-      <w:r>
-        <w:rPr>
-          <w:color w:val="FABF8F" w:themeColor="accent6" w:themeTint="99"/>
-          <w:sz w:val="24"/>
-          <w:szCs w:val="24"/>
-          <w:lang w:val="es-AR"/>
-        </w:rPr>
-        <w:t>list</w:t>
-      </w:r>
-      <w:proofErr w:type="spellEnd"/>
-      <w:r>
-        <w:rPr>
-          <w:color w:val="FABF8F" w:themeColor="accent6" w:themeTint="99"/>
-          <w:sz w:val="24"/>
-          <w:szCs w:val="24"/>
-          <w:lang w:val="es-AR"/>
-        </w:rPr>
-        <w:t xml:space="preserve"> para un término dado. En este caso la salida deberá ser una lista de </w:t>
-      </w:r>
-      <w:proofErr w:type="spellStart"/>
-      <w:r>
-        <w:rPr>
-          <w:color w:val="FABF8F" w:themeColor="accent6" w:themeTint="99"/>
-          <w:sz w:val="24"/>
-          <w:szCs w:val="24"/>
-          <w:lang w:val="es-AR"/>
-        </w:rPr>
-        <w:t>docName:docID</w:t>
-      </w:r>
-      <w:proofErr w:type="spellEnd"/>
-      <w:r>
-        <w:rPr>
-          <w:color w:val="FABF8F" w:themeColor="accent6" w:themeTint="99"/>
-          <w:sz w:val="24"/>
-          <w:szCs w:val="24"/>
-          <w:lang w:val="es-AR"/>
-        </w:rPr>
-        <w:t xml:space="preserve"> ordenada por </w:t>
-      </w:r>
-      <w:proofErr w:type="spellStart"/>
-      <w:r>
-        <w:rPr>
-          <w:color w:val="FABF8F" w:themeColor="accent6" w:themeTint="99"/>
-          <w:sz w:val="24"/>
-          <w:szCs w:val="24"/>
-          <w:lang w:val="es-AR"/>
-        </w:rPr>
-        <w:t>docName</w:t>
-      </w:r>
-      <w:proofErr w:type="spellEnd"/>
-      <w:r>
-        <w:rPr>
-          <w:color w:val="FABF8F" w:themeColor="accent6" w:themeTint="99"/>
-          <w:sz w:val="24"/>
-          <w:szCs w:val="24"/>
-          <w:lang w:val="es-AR"/>
-        </w:rPr>
-        <w:t>.</w:t>
-      </w:r>
-    </w:p>
-    <w:p>
-      <w:pPr>
-        <w:jc w:val="both"/>
-        <w:rPr>
-          <w:color w:val="FABF8F" w:themeColor="accent6" w:themeTint="99"/>
-          <w:sz w:val="24"/>
-          <w:szCs w:val="24"/>
-          <w:lang w:val="es-AR"/>
-        </w:rPr>
-      </w:pPr>
-    </w:p>
-    <w:p>
-      <w:pPr>
-        <w:jc w:val="both"/>
-        <w:rPr>
-          <w:color w:val="FABF8F" w:themeColor="accent6" w:themeTint="99"/>
-          <w:sz w:val="24"/>
-          <w:szCs w:val="24"/>
-          <w:lang w:val="es-AR"/>
-        </w:rPr>
-      </w:pPr>
-      <w:r>
-        <w:rPr>
-          <w:color w:val="FABF8F" w:themeColor="accent6" w:themeTint="99"/>
-          <w:sz w:val="24"/>
-          <w:szCs w:val="24"/>
-          <w:lang w:val="es-AR"/>
-        </w:rPr>
-        <w:t xml:space="preserve">Utilice la colección para </w:t>
-      </w:r>
-      <w:proofErr w:type="spellStart"/>
-      <w:r>
-        <w:rPr>
-          <w:color w:val="FABF8F" w:themeColor="accent6" w:themeTint="99"/>
-          <w:sz w:val="24"/>
-          <w:szCs w:val="24"/>
-          <w:lang w:val="es-AR"/>
-        </w:rPr>
-        <w:t>debugging</w:t>
-      </w:r>
-      <w:proofErr w:type="spellEnd"/>
-      <w:r>
-        <w:rPr>
-          <w:color w:val="FABF8F" w:themeColor="accent6" w:themeTint="99"/>
-          <w:sz w:val="24"/>
-          <w:szCs w:val="24"/>
-          <w:lang w:val="es-AR"/>
-        </w:rPr>
-        <w:t xml:space="preserve"> para calibrar su script.</w:t>
+        <w:t>Utilice la colección para debugging para calibrar su script.</w:t>
       </w:r>
     </w:p>
     <w:p>
@@ -4577,7 +7639,7 @@
                     <pic:cNvPicPr/>
                   </pic:nvPicPr>
                   <pic:blipFill rotWithShape="1">
-                    <a:blip r:embed="rId23"/>
+                    <a:blip r:embed="rId25"/>
                     <a:srcRect t="49237" b="28381"/>
                     <a:stretch/>
                   </pic:blipFill>
@@ -4681,15 +7743,13 @@
         </w:rPr>
         <w:t xml:space="preserve">Evaluar cual de las dos postings es la </w:t>
       </w:r>
-      <w:proofErr w:type="spellStart"/>
-      <w:r>
-        <w:rPr>
-          <w:sz w:val="24"/>
-          <w:szCs w:val="24"/>
-        </w:rPr>
-        <w:t>mas</w:t>
-      </w:r>
-      <w:proofErr w:type="spellEnd"/>
+      <w:r>
+        <w:rPr>
+          <w:sz w:val="24"/>
+          <w:szCs w:val="24"/>
+        </w:rPr>
+        <w:t>más</w:t>
+      </w:r>
       <w:r>
         <w:rPr>
           <w:sz w:val="24"/>
@@ -4947,7 +8007,7 @@
                     <pic:cNvPicPr/>
                   </pic:nvPicPr>
                   <pic:blipFill rotWithShape="1">
-                    <a:blip r:embed="rId24"/>
+                    <a:blip r:embed="rId26"/>
                     <a:srcRect t="18017" b="10958"/>
                     <a:stretch/>
                   </pic:blipFill>
@@ -5042,7 +8102,7 @@
                     <pic:cNvPicPr/>
                   </pic:nvPicPr>
                   <pic:blipFill rotWithShape="1">
-                    <a:blip r:embed="rId25"/>
+                    <a:blip r:embed="rId27"/>
                     <a:srcRect t="24785" b="13792"/>
                     <a:stretch/>
                   </pic:blipFill>
@@ -5161,7 +8221,7 @@
                     <pic:cNvPicPr/>
                   </pic:nvPicPr>
                   <pic:blipFill rotWithShape="1">
-                    <a:blip r:embed="rId26"/>
+                    <a:blip r:embed="rId28"/>
                     <a:srcRect t="47558" b="29490"/>
                     <a:stretch/>
                   </pic:blipFill>
@@ -5209,23 +8269,7 @@
           <w:sz w:val="24"/>
           <w:szCs w:val="24"/>
         </w:rPr>
-        <w:t>En este caso se probó sobre la colección de debug. Si se quisiera probar sobre la principal, se debería indicar “</w:t>
-      </w:r>
-      <w:proofErr w:type="spellStart"/>
-      <w:r>
-        <w:rPr>
-          <w:sz w:val="24"/>
-          <w:szCs w:val="24"/>
-        </w:rPr>
-        <w:t>index-large</w:t>
-      </w:r>
-      <w:proofErr w:type="spellEnd"/>
-      <w:r>
-        <w:rPr>
-          <w:sz w:val="24"/>
-          <w:szCs w:val="24"/>
-        </w:rPr>
-        <w:t>” en la dirección y nombre del índice.</w:t>
+        <w:t>En este caso se probó sobre la colección de debug. Si se quisiera probar sobre la principal, se debería indicar “index-large” en la dirección y nombre del índice.</w:t>
       </w:r>
     </w:p>
     <w:p>
@@ -5334,7 +8378,7 @@
                     <pic:cNvPicPr/>
                   </pic:nvPicPr>
                   <pic:blipFill rotWithShape="1">
-                    <a:blip r:embed="rId27"/>
+                    <a:blip r:embed="rId29"/>
                     <a:srcRect t="32004" b="19260"/>
                     <a:stretch/>
                   </pic:blipFill>
@@ -5414,43 +8458,7 @@
           <w:szCs w:val="24"/>
           <w:lang w:val="es-AR"/>
         </w:rPr>
-        <w:t xml:space="preserve">Fue necesaria la utilización de la inteligencia artificial para una correcta construcción  de la </w:t>
-      </w:r>
-      <w:proofErr w:type="spellStart"/>
-      <w:r>
-        <w:rPr>
-          <w:sz w:val="24"/>
-          <w:szCs w:val="24"/>
-          <w:lang w:val="es-AR"/>
-        </w:rPr>
-        <w:t>skips</w:t>
-      </w:r>
-      <w:proofErr w:type="spellEnd"/>
-      <w:r>
-        <w:rPr>
-          <w:sz w:val="24"/>
-          <w:szCs w:val="24"/>
-          <w:lang w:val="es-AR"/>
-        </w:rPr>
-        <w:t xml:space="preserve"> </w:t>
-      </w:r>
-      <w:proofErr w:type="spellStart"/>
-      <w:r>
-        <w:rPr>
-          <w:sz w:val="24"/>
-          <w:szCs w:val="24"/>
-          <w:lang w:val="es-AR"/>
-        </w:rPr>
-        <w:t>list</w:t>
-      </w:r>
-      <w:proofErr w:type="spellEnd"/>
-      <w:r>
-        <w:rPr>
-          <w:sz w:val="24"/>
-          <w:szCs w:val="24"/>
-          <w:lang w:val="es-AR"/>
-        </w:rPr>
-        <w:t xml:space="preserve"> y su </w:t>
+        <w:t xml:space="preserve">Fue necesaria la utilización de la inteligencia artificial para una correcta construcción  de la skips list y su </w:t>
       </w:r>
       <w:r>
         <w:rPr>
@@ -5466,25 +8474,7 @@
           <w:szCs w:val="24"/>
           <w:lang w:val="es-AR"/>
         </w:rPr>
-        <w:t xml:space="preserve"> junto con la posting, para la obtención de los documentos relevantes de esa </w:t>
-      </w:r>
-      <w:proofErr w:type="spellStart"/>
-      <w:r>
-        <w:rPr>
-          <w:sz w:val="24"/>
-          <w:szCs w:val="24"/>
-          <w:lang w:val="es-AR"/>
-        </w:rPr>
-        <w:t>query</w:t>
-      </w:r>
-      <w:proofErr w:type="spellEnd"/>
-      <w:r>
-        <w:rPr>
-          <w:sz w:val="24"/>
-          <w:szCs w:val="24"/>
-          <w:lang w:val="es-AR"/>
-        </w:rPr>
-        <w:t>.</w:t>
+        <w:t xml:space="preserve"> junto con la posting, para la obtención de los documentos relevantes de esa query.</w:t>
       </w:r>
     </w:p>
     <w:p>
@@ -5552,67 +8542,7 @@
           <w:szCs w:val="24"/>
           <w:lang w:val="es-AR"/>
         </w:rPr>
-        <w:t xml:space="preserve">Sobre la colección Dump10k  escriba un programa que realice una evaluación TAAT y otro usando DAAT. Compare los tiempos de ejecución para un conjunto de queries dados . Separe su análisis por longitud de </w:t>
-      </w:r>
-      <w:proofErr w:type="spellStart"/>
-      <w:r>
-        <w:rPr>
-          <w:color w:val="FABF8F" w:themeColor="accent6" w:themeTint="99"/>
-          <w:sz w:val="24"/>
-          <w:szCs w:val="24"/>
-          <w:lang w:val="es-AR"/>
-        </w:rPr>
-        <w:t>queries</w:t>
-      </w:r>
-      <w:proofErr w:type="spellEnd"/>
-      <w:r>
-        <w:rPr>
-          <w:color w:val="FABF8F" w:themeColor="accent6" w:themeTint="99"/>
-          <w:sz w:val="24"/>
-          <w:szCs w:val="24"/>
-          <w:lang w:val="es-AR"/>
-        </w:rPr>
-        <w:t xml:space="preserve"> y de </w:t>
-      </w:r>
-      <w:proofErr w:type="spellStart"/>
-      <w:r>
-        <w:rPr>
-          <w:color w:val="FABF8F" w:themeColor="accent6" w:themeTint="99"/>
-          <w:sz w:val="24"/>
-          <w:szCs w:val="24"/>
-          <w:lang w:val="es-AR"/>
-        </w:rPr>
-        <w:t>posting</w:t>
-      </w:r>
-      <w:proofErr w:type="spellEnd"/>
-      <w:r>
-        <w:rPr>
-          <w:color w:val="FABF8F" w:themeColor="accent6" w:themeTint="99"/>
-          <w:sz w:val="24"/>
-          <w:szCs w:val="24"/>
-          <w:lang w:val="es-AR"/>
-        </w:rPr>
-        <w:t xml:space="preserve"> </w:t>
-      </w:r>
-      <w:proofErr w:type="spellStart"/>
-      <w:r>
-        <w:rPr>
-          <w:color w:val="FABF8F" w:themeColor="accent6" w:themeTint="99"/>
-          <w:sz w:val="24"/>
-          <w:szCs w:val="24"/>
-          <w:lang w:val="es-AR"/>
-        </w:rPr>
-        <w:t>lists</w:t>
-      </w:r>
-      <w:proofErr w:type="spellEnd"/>
-      <w:r>
-        <w:rPr>
-          <w:color w:val="FABF8F" w:themeColor="accent6" w:themeTint="99"/>
-          <w:sz w:val="24"/>
-          <w:szCs w:val="24"/>
-          <w:lang w:val="es-AR"/>
-        </w:rPr>
-        <w:t>.</w:t>
+        <w:t>Sobre la colección Dump10k  escriba un programa que realice una evaluación TAAT y otro usando DAAT. Compare los tiempos de ejecución para un conjunto de queries dados . Separe su análisis por longitud de queries y de posting lists.</w:t>
       </w:r>
     </w:p>
     <w:p>
@@ -6543,7 +9473,7 @@
                     <pic:cNvPicPr/>
                   </pic:nvPicPr>
                   <pic:blipFill>
-                    <a:blip r:embed="rId28" cstate="print">
+                    <a:blip r:embed="rId30" cstate="print">
                       <a:extLst>
                         <a:ext uri="{28A0092B-C50C-407E-A947-70E740481C1C}">
                           <a14:useLocalDpi xmlns:a14="http://schemas.microsoft.com/office/drawing/2010/main" val="0"/>
@@ -6698,7 +9628,7 @@
                     <pic:cNvPicPr/>
                   </pic:nvPicPr>
                   <pic:blipFill>
-                    <a:blip r:embed="rId29" cstate="print">
+                    <a:blip r:embed="rId31" cstate="print">
                       <a:extLst>
                         <a:ext uri="{28A0092B-C50C-407E-A947-70E740481C1C}">
                           <a14:useLocalDpi xmlns:a14="http://schemas.microsoft.com/office/drawing/2010/main" val="0"/>
@@ -6938,29 +9868,30 @@
           <w:szCs w:val="24"/>
           <w:lang w:val="es-AR"/>
         </w:rPr>
-        <w:t>Comprima el índice del ejercicio 1 utilizando Variable-</w:t>
-      </w:r>
-      <w:proofErr w:type="spellStart"/>
-      <w:r>
+        <w:t>Comprima el índice del ejercicio 1 utilizando Variable-Length Codes (VByte) para los docIDs y Elias-gamma para las frecuencias (almacene docIDs y frecuencias en archivos separados). Calcule tiempos de compresión/descompresión del índice completo y tamaño resultante en cada caso. Realice dos experimentos, con y sin DGaps. Compare los tamaños de los índices resultantes.</w:t>
+      </w:r>
+    </w:p>
+    <w:p>
+      <w:pPr>
+        <w:jc w:val="both"/>
         <w:rPr>
           <w:color w:val="FABF8F" w:themeColor="accent6" w:themeTint="99"/>
           <w:sz w:val="24"/>
           <w:szCs w:val="24"/>
           <w:lang w:val="es-AR"/>
         </w:rPr>
-        <w:t>Length</w:t>
-      </w:r>
-      <w:proofErr w:type="spellEnd"/>
-      <w:r>
+      </w:pPr>
+    </w:p>
+    <w:p>
+      <w:pPr>
+        <w:jc w:val="both"/>
         <w:rPr>
           <w:color w:val="FABF8F" w:themeColor="accent6" w:themeTint="99"/>
           <w:sz w:val="24"/>
           <w:szCs w:val="24"/>
           <w:lang w:val="es-AR"/>
         </w:rPr>
-        <w:t xml:space="preserve"> Codes (VByte) para los </w:t>
-      </w:r>
-      <w:proofErr w:type="spellStart"/>
+      </w:pPr>
       <w:r>
         <w:rPr>
           <w:color w:val="FABF8F" w:themeColor="accent6" w:themeTint="99"/>
@@ -6968,108 +9899,7 @@
           <w:szCs w:val="24"/>
           <w:lang w:val="es-AR"/>
         </w:rPr>
-        <w:t>docIDs</w:t>
-      </w:r>
-      <w:proofErr w:type="spellEnd"/>
-      <w:r>
-        <w:rPr>
-          <w:color w:val="FABF8F" w:themeColor="accent6" w:themeTint="99"/>
-          <w:sz w:val="24"/>
-          <w:szCs w:val="24"/>
-          <w:lang w:val="es-AR"/>
-        </w:rPr>
-        <w:t xml:space="preserve"> y Elias-gamma para las frecuencias (almacene </w:t>
-      </w:r>
-      <w:proofErr w:type="spellStart"/>
-      <w:r>
-        <w:rPr>
-          <w:color w:val="FABF8F" w:themeColor="accent6" w:themeTint="99"/>
-          <w:sz w:val="24"/>
-          <w:szCs w:val="24"/>
-          <w:lang w:val="es-AR"/>
-        </w:rPr>
-        <w:t>docIDs</w:t>
-      </w:r>
-      <w:proofErr w:type="spellEnd"/>
-      <w:r>
-        <w:rPr>
-          <w:color w:val="FABF8F" w:themeColor="accent6" w:themeTint="99"/>
-          <w:sz w:val="24"/>
-          <w:szCs w:val="24"/>
-          <w:lang w:val="es-AR"/>
-        </w:rPr>
-        <w:t xml:space="preserve"> y frecuencias en archivos separados). Calcule tiempos de compresión/descompresión del índice completo y tamaño resultante en cada caso. Realice dos experimentos, con y sin DGaps. Compare los tamaños de los índices resultantes.</w:t>
-      </w:r>
-    </w:p>
-    <w:p>
-      <w:pPr>
-        <w:jc w:val="both"/>
-        <w:rPr>
-          <w:color w:val="FABF8F" w:themeColor="accent6" w:themeTint="99"/>
-          <w:sz w:val="24"/>
-          <w:szCs w:val="24"/>
-          <w:lang w:val="es-AR"/>
-        </w:rPr>
-      </w:pPr>
-    </w:p>
-    <w:p>
-      <w:pPr>
-        <w:jc w:val="both"/>
-        <w:rPr>
-          <w:color w:val="FABF8F" w:themeColor="accent6" w:themeTint="99"/>
-          <w:sz w:val="24"/>
-          <w:szCs w:val="24"/>
-          <w:lang w:val="es-AR"/>
-        </w:rPr>
-      </w:pPr>
-      <w:r>
-        <w:rPr>
-          <w:color w:val="FABF8F" w:themeColor="accent6" w:themeTint="99"/>
-          <w:sz w:val="24"/>
-          <w:szCs w:val="24"/>
-          <w:lang w:val="es-AR"/>
-        </w:rPr>
-        <w:t xml:space="preserve">7.1) Agregue un script que permita recuperar de disco la </w:t>
-      </w:r>
-      <w:proofErr w:type="spellStart"/>
-      <w:r>
-        <w:rPr>
-          <w:color w:val="FABF8F" w:themeColor="accent6" w:themeTint="99"/>
-          <w:sz w:val="24"/>
-          <w:szCs w:val="24"/>
-          <w:lang w:val="es-AR"/>
-        </w:rPr>
-        <w:t>posting</w:t>
-      </w:r>
-      <w:proofErr w:type="spellEnd"/>
-      <w:r>
-        <w:rPr>
-          <w:color w:val="FABF8F" w:themeColor="accent6" w:themeTint="99"/>
-          <w:sz w:val="24"/>
-          <w:szCs w:val="24"/>
-          <w:lang w:val="es-AR"/>
-        </w:rPr>
-        <w:t xml:space="preserve"> </w:t>
-      </w:r>
-      <w:proofErr w:type="spellStart"/>
-      <w:r>
-        <w:rPr>
-          <w:color w:val="FABF8F" w:themeColor="accent6" w:themeTint="99"/>
-          <w:sz w:val="24"/>
-          <w:szCs w:val="24"/>
-          <w:lang w:val="es-AR"/>
-        </w:rPr>
-        <w:t>list</w:t>
-      </w:r>
-      <w:proofErr w:type="spellEnd"/>
-      <w:r>
-        <w:rPr>
-          <w:color w:val="FABF8F" w:themeColor="accent6" w:themeTint="99"/>
-          <w:sz w:val="24"/>
-          <w:szCs w:val="24"/>
-          <w:lang w:val="es-AR"/>
-        </w:rPr>
-        <w:t xml:space="preserve"> de un término  dado y la versión comprimida de dicha lista.</w:t>
+        <w:t>7.1) Agregue un script que permita recuperar de disco la posting list de un término  dado y la versión comprimida de dicha lista.</w:t>
       </w:r>
     </w:p>
     <w:p>
@@ -7228,17 +10058,8 @@
           <w:sz w:val="24"/>
           <w:szCs w:val="24"/>
         </w:rPr>
-        <w:t xml:space="preserve">121,818 </w:t>
-      </w:r>
-      <w:proofErr w:type="spellStart"/>
-      <w:r>
-        <w:rPr>
-          <w:sz w:val="24"/>
-          <w:szCs w:val="24"/>
-        </w:rPr>
-        <w:t>docs</w:t>
-      </w:r>
-      <w:proofErr w:type="spellEnd"/>
+        <w:t>121,818 docs</w:t>
+      </w:r>
     </w:p>
     <w:p>
       <w:pPr>
@@ -8043,7 +10864,7 @@
                     </pic:cNvPicPr>
                   </pic:nvPicPr>
                   <pic:blipFill>
-                    <a:blip r:embed="rId30" cstate="print">
+                    <a:blip r:embed="rId32" cstate="print">
                       <a:extLst>
                         <a:ext uri="{28A0092B-C50C-407E-A947-70E740481C1C}">
                           <a14:useLocalDpi xmlns:a14="http://schemas.microsoft.com/office/drawing/2010/main" val="0"/>
@@ -8086,21 +10907,7 @@
         <w:rPr>
           <w:lang w:val="es-AR"/>
         </w:rPr>
-        <w:t xml:space="preserve">El tamaño del índice comprimido es casi 3 veces menor sin DGaps, y 4 veces menor con </w:t>
-      </w:r>
-      <w:proofErr w:type="spellStart"/>
-      <w:r>
-        <w:rPr>
-          <w:lang w:val="es-AR"/>
-        </w:rPr>
-        <w:t>Dgaps</w:t>
-      </w:r>
-      <w:proofErr w:type="spellEnd"/>
-      <w:r>
-        <w:rPr>
-          <w:lang w:val="es-AR"/>
-        </w:rPr>
-        <w:t>.</w:t>
+        <w:t>El tamaño del índice comprimido es casi 3 veces menor sin DGaps, y 4 veces menor con Dgaps.</w:t>
       </w:r>
     </w:p>
     <w:p>
@@ -8151,7 +10958,7 @@
                     </pic:cNvPicPr>
                   </pic:nvPicPr>
                   <pic:blipFill>
-                    <a:blip r:embed="rId31" cstate="print">
+                    <a:blip r:embed="rId33" cstate="print">
                       <a:extLst>
                         <a:ext uri="{28A0092B-C50C-407E-A947-70E740481C1C}">
                           <a14:useLocalDpi xmlns:a14="http://schemas.microsoft.com/office/drawing/2010/main" val="0"/>
@@ -8194,16 +11001,8 @@
         <w:rPr>
           <w:lang w:val="es-AR"/>
         </w:rPr>
-        <w:t xml:space="preserve">El tamaño del índice comprimido es el doble para noDGraps comparado con </w:t>
-      </w:r>
-      <w:proofErr w:type="spellStart"/>
-      <w:r>
-        <w:rPr>
-          <w:lang w:val="es-AR"/>
-        </w:rPr>
-        <w:t>DGraps</w:t>
-      </w:r>
-      <w:proofErr w:type="spellEnd"/>
+        <w:t>El tamaño del índice comprimido es el doble para noDGraps comparado con DGraps</w:t>
+      </w:r>
       <w:r>
         <w:rPr>
           <w:lang w:val="es-AR"/>
@@ -8253,7 +11052,7 @@
                     </pic:cNvPicPr>
                   </pic:nvPicPr>
                   <pic:blipFill>
-                    <a:blip r:embed="rId32" cstate="print">
+                    <a:blip r:embed="rId34" cstate="print">
                       <a:extLst>
                         <a:ext uri="{28A0092B-C50C-407E-A947-70E740481C1C}">
                           <a14:useLocalDpi xmlns:a14="http://schemas.microsoft.com/office/drawing/2010/main" val="0"/>
@@ -8344,7 +11143,7 @@
                     </pic:cNvPicPr>
                   </pic:nvPicPr>
                   <pic:blipFill>
-                    <a:blip r:embed="rId33" cstate="print">
+                    <a:blip r:embed="rId35" cstate="print">
                       <a:extLst>
                         <a:ext uri="{28A0092B-C50C-407E-A947-70E740481C1C}">
                           <a14:useLocalDpi xmlns:a14="http://schemas.microsoft.com/office/drawing/2010/main" val="0"/>
@@ -8447,7 +11246,7 @@
                     </pic:cNvPicPr>
                   </pic:nvPicPr>
                   <pic:blipFill>
-                    <a:blip r:embed="rId34" cstate="print">
+                    <a:blip r:embed="rId36" cstate="print">
                       <a:extLst>
                         <a:ext uri="{28A0092B-C50C-407E-A947-70E740481C1C}">
                           <a14:useLocalDpi xmlns:a14="http://schemas.microsoft.com/office/drawing/2010/main" val="0"/>
@@ -8641,7 +11440,7 @@
                     <pic:cNvPicPr/>
                   </pic:nvPicPr>
                   <pic:blipFill rotWithShape="1">
-                    <a:blip r:embed="rId35"/>
+                    <a:blip r:embed="rId37"/>
                     <a:srcRect t="46999" b="27820"/>
                     <a:stretch/>
                   </pic:blipFill>
@@ -8722,25 +11521,7 @@
           <w:szCs w:val="24"/>
           <w:lang w:val="es-AR"/>
         </w:rPr>
-        <w:t xml:space="preserve">Fue necesaria la utilización de la inteligencia artificial para la elaboración de los algoritmos de compresión, tanto VByte como Elias, y la elaboración de </w:t>
-      </w:r>
-      <w:proofErr w:type="spellStart"/>
-      <w:r>
-        <w:rPr>
-          <w:sz w:val="24"/>
-          <w:szCs w:val="24"/>
-          <w:lang w:val="es-AR"/>
-        </w:rPr>
-        <w:t>graficos</w:t>
-      </w:r>
-      <w:proofErr w:type="spellEnd"/>
-      <w:r>
-        <w:rPr>
-          <w:sz w:val="24"/>
-          <w:szCs w:val="24"/>
-          <w:lang w:val="es-AR"/>
-        </w:rPr>
-        <w:t xml:space="preserve"> para el posterior análisis.</w:t>
+        <w:t>Fue necesaria la utilización de la inteligencia artificial para la elaboración de los algoritmos de compresión, tanto VByte como Elias, y la elaboración de graficos para el posterior análisis.</w:t>
       </w:r>
       <w:r>
         <w:rPr>
@@ -8797,21 +11578,7 @@
         <w:rPr>
           <w:lang w:val="es-AR"/>
         </w:rPr>
-        <w:t xml:space="preserve">[1] Ricardo Baeza-Yates and </w:t>
-      </w:r>
-      <w:proofErr w:type="spellStart"/>
-      <w:r>
-        <w:rPr>
-          <w:lang w:val="es-AR"/>
-        </w:rPr>
-        <w:t>Berthier</w:t>
-      </w:r>
-      <w:proofErr w:type="spellEnd"/>
-      <w:r>
-        <w:rPr>
-          <w:lang w:val="es-AR"/>
-        </w:rPr>
-        <w:t xml:space="preserve"> Ribeiro-Neto. </w:t>
+        <w:t xml:space="preserve">[1] Ricardo Baeza-Yates and Berthier Ribeiro-Neto. </w:t>
       </w:r>
       <w:r>
         <w:rPr>
@@ -8839,21 +11606,29 @@
         <w:rPr>
           <w:lang w:val="en-US"/>
         </w:rPr>
-        <w:t xml:space="preserve">[2] Bruce Croft, Donald Metzler, and Trevor </w:t>
-      </w:r>
-      <w:proofErr w:type="spellStart"/>
-      <w:r>
+        <w:t>[2] Bruce Croft, Donald Metzler, and Trevor Strohman. Search Engines: Information Retrieval in Practice. Addison-Wesley Publishing Company, USA, 1st edition, 2009.</w:t>
+      </w:r>
+    </w:p>
+    <w:p>
+      <w:pPr>
+        <w:jc w:val="both"/>
         <w:rPr>
           <w:lang w:val="en-US"/>
         </w:rPr>
-        <w:t>Strohman</w:t>
-      </w:r>
-      <w:proofErr w:type="spellEnd"/>
-      <w:r>
+      </w:pPr>
+    </w:p>
+    <w:p>
+      <w:pPr>
+        <w:jc w:val="both"/>
         <w:rPr>
           <w:lang w:val="en-US"/>
         </w:rPr>
-        <w:t>. Search Engines: Information Retrieval in Practice. Addison-Wesley Publishing Company, USA, 1st edition, 2009.</w:t>
+      </w:pPr>
+      <w:r>
+        <w:rPr>
+          <w:lang w:val="en-US"/>
+        </w:rPr>
+        <w:t>[3] Christopher D. Manning, Prabhakar Raghavan, and Hinrich Sch ̈utze. Introduction to Information Retrieval. Cambridge University Press, New York, NY, USA, 2008.</w:t>
       </w:r>
     </w:p>
     <w:p>
@@ -8875,61 +11650,11 @@
         <w:rPr>
           <w:lang w:val="en-US"/>
         </w:rPr>
-        <w:t>[3] Christopher D. Manning, Prabhakar Raghavan, and Hinrich Sch ̈</w:t>
-      </w:r>
-      <w:proofErr w:type="spellStart"/>
-      <w:r>
-        <w:rPr>
-          <w:lang w:val="en-US"/>
-        </w:rPr>
-        <w:t>utze</w:t>
-      </w:r>
-      <w:proofErr w:type="spellEnd"/>
-      <w:r>
-        <w:rPr>
-          <w:lang w:val="en-US"/>
-        </w:rPr>
-        <w:t>. Introduction to Information Retrieval. Cambridge University Press, New York, NY, USA, 2008.</w:t>
-      </w:r>
-    </w:p>
-    <w:p>
-      <w:pPr>
-        <w:jc w:val="both"/>
-        <w:rPr>
-          <w:lang w:val="en-US"/>
-        </w:rPr>
-      </w:pPr>
-    </w:p>
-    <w:p>
-      <w:pPr>
-        <w:jc w:val="both"/>
-        <w:rPr>
-          <w:lang w:val="en-US"/>
-        </w:rPr>
-      </w:pPr>
-      <w:r>
-        <w:rPr>
-          <w:lang w:val="en-US"/>
-        </w:rPr>
-        <w:t xml:space="preserve">[4] Stefan </w:t>
-      </w:r>
-      <w:proofErr w:type="spellStart"/>
-      <w:r>
-        <w:rPr>
-          <w:lang w:val="en-US"/>
-        </w:rPr>
-        <w:t>Buttcher</w:t>
-      </w:r>
-      <w:proofErr w:type="spellEnd"/>
-      <w:r>
-        <w:rPr>
-          <w:lang w:val="en-US"/>
-        </w:rPr>
-        <w:t>. and Charles L. A. Clarke and Gordon V. Cormack. Information Retrieval: Implementing and Evaluating Search Engines. MIT Press,  2010.</w:t>
+        <w:t>[4] Stefan Buttcher. and Charles L. A. Clarke and Gordon V. Cormack. Information Retrieval: Implementing and Evaluating Search Engines. MIT Press,  2010.</w:t>
       </w:r>
     </w:p>
     <w:sectPr>
-      <w:headerReference w:type="default" r:id="rId36"/>
+      <w:headerReference w:type="default" r:id="rId38"/>
       <w:pgSz w:w="11906" w:h="16838"/>
       <w:pgMar w:top="1133" w:right="1133" w:bottom="1133" w:left="1133" w:header="850" w:footer="850" w:gutter="0"/>
       <w:pgNumType w:start="1"/>
@@ -12093,6 +14818,119 @@
     </w:lvl>
   </w:abstractNum>
   <w:abstractNum w:abstractNumId="27" w15:restartNumberingAfterBreak="0">
+    <w:nsid w:val="78383B82"/>
+    <w:multiLevelType w:val="hybridMultilevel"/>
+    <w:tmpl w:val="506CB5C6"/>
+    <w:lvl w:ilvl="0" w:tplc="2C0A0001">
+      <w:start w:val="1"/>
+      <w:numFmt w:val="bullet"/>
+      <w:lvlText w:val=""/>
+      <w:lvlJc w:val="left"/>
+      <w:pPr>
+        <w:ind w:left="720" w:hanging="360"/>
+      </w:pPr>
+      <w:rPr>
+        <w:rFonts w:ascii="Symbol" w:hAnsi="Symbol" w:hint="default"/>
+      </w:rPr>
+    </w:lvl>
+    <w:lvl w:ilvl="1" w:tplc="2C0A0003" w:tentative="1">
+      <w:start w:val="1"/>
+      <w:numFmt w:val="bullet"/>
+      <w:lvlText w:val="o"/>
+      <w:lvlJc w:val="left"/>
+      <w:pPr>
+        <w:ind w:left="1440" w:hanging="360"/>
+      </w:pPr>
+      <w:rPr>
+        <w:rFonts w:ascii="Courier New" w:hAnsi="Courier New" w:cs="Courier New" w:hint="default"/>
+      </w:rPr>
+    </w:lvl>
+    <w:lvl w:ilvl="2" w:tplc="2C0A0005" w:tentative="1">
+      <w:start w:val="1"/>
+      <w:numFmt w:val="bullet"/>
+      <w:lvlText w:val=""/>
+      <w:lvlJc w:val="left"/>
+      <w:pPr>
+        <w:ind w:left="2160" w:hanging="360"/>
+      </w:pPr>
+      <w:rPr>
+        <w:rFonts w:ascii="Wingdings" w:hAnsi="Wingdings" w:hint="default"/>
+      </w:rPr>
+    </w:lvl>
+    <w:lvl w:ilvl="3" w:tplc="2C0A0001" w:tentative="1">
+      <w:start w:val="1"/>
+      <w:numFmt w:val="bullet"/>
+      <w:lvlText w:val=""/>
+      <w:lvlJc w:val="left"/>
+      <w:pPr>
+        <w:ind w:left="2880" w:hanging="360"/>
+      </w:pPr>
+      <w:rPr>
+        <w:rFonts w:ascii="Symbol" w:hAnsi="Symbol" w:hint="default"/>
+      </w:rPr>
+    </w:lvl>
+    <w:lvl w:ilvl="4" w:tplc="2C0A0003" w:tentative="1">
+      <w:start w:val="1"/>
+      <w:numFmt w:val="bullet"/>
+      <w:lvlText w:val="o"/>
+      <w:lvlJc w:val="left"/>
+      <w:pPr>
+        <w:ind w:left="3600" w:hanging="360"/>
+      </w:pPr>
+      <w:rPr>
+        <w:rFonts w:ascii="Courier New" w:hAnsi="Courier New" w:cs="Courier New" w:hint="default"/>
+      </w:rPr>
+    </w:lvl>
+    <w:lvl w:ilvl="5" w:tplc="2C0A0005" w:tentative="1">
+      <w:start w:val="1"/>
+      <w:numFmt w:val="bullet"/>
+      <w:lvlText w:val=""/>
+      <w:lvlJc w:val="left"/>
+      <w:pPr>
+        <w:ind w:left="4320" w:hanging="360"/>
+      </w:pPr>
+      <w:rPr>
+        <w:rFonts w:ascii="Wingdings" w:hAnsi="Wingdings" w:hint="default"/>
+      </w:rPr>
+    </w:lvl>
+    <w:lvl w:ilvl="6" w:tplc="2C0A0001" w:tentative="1">
+      <w:start w:val="1"/>
+      <w:numFmt w:val="bullet"/>
+      <w:lvlText w:val=""/>
+      <w:lvlJc w:val="left"/>
+      <w:pPr>
+        <w:ind w:left="5040" w:hanging="360"/>
+      </w:pPr>
+      <w:rPr>
+        <w:rFonts w:ascii="Symbol" w:hAnsi="Symbol" w:hint="default"/>
+      </w:rPr>
+    </w:lvl>
+    <w:lvl w:ilvl="7" w:tplc="2C0A0003" w:tentative="1">
+      <w:start w:val="1"/>
+      <w:numFmt w:val="bullet"/>
+      <w:lvlText w:val="o"/>
+      <w:lvlJc w:val="left"/>
+      <w:pPr>
+        <w:ind w:left="5760" w:hanging="360"/>
+      </w:pPr>
+      <w:rPr>
+        <w:rFonts w:ascii="Courier New" w:hAnsi="Courier New" w:cs="Courier New" w:hint="default"/>
+      </w:rPr>
+    </w:lvl>
+    <w:lvl w:ilvl="8" w:tplc="2C0A0005" w:tentative="1">
+      <w:start w:val="1"/>
+      <w:numFmt w:val="bullet"/>
+      <w:lvlText w:val=""/>
+      <w:lvlJc w:val="left"/>
+      <w:pPr>
+        <w:ind w:left="6480" w:hanging="360"/>
+      </w:pPr>
+      <w:rPr>
+        <w:rFonts w:ascii="Wingdings" w:hAnsi="Wingdings" w:hint="default"/>
+      </w:rPr>
+    </w:lvl>
+  </w:abstractNum>
+  <w:abstractNum w:abstractNumId="28" w15:restartNumberingAfterBreak="0">
     <w:nsid w:val="79D36DBC"/>
     <w:multiLevelType w:val="hybridMultilevel"/>
     <w:tmpl w:val="2CF870AE"/>
@@ -12205,7 +15043,7 @@
       </w:rPr>
     </w:lvl>
   </w:abstractNum>
-  <w:abstractNum w:abstractNumId="28" w15:restartNumberingAfterBreak="0">
+  <w:abstractNum w:abstractNumId="29" w15:restartNumberingAfterBreak="0">
     <w:nsid w:val="7A13706C"/>
     <w:multiLevelType w:val="hybridMultilevel"/>
     <w:tmpl w:val="42F410CE"/>
@@ -12318,7 +15156,7 @@
       </w:rPr>
     </w:lvl>
   </w:abstractNum>
-  <w:abstractNum w:abstractNumId="29" w15:restartNumberingAfterBreak="0">
+  <w:abstractNum w:abstractNumId="30" w15:restartNumberingAfterBreak="0">
     <w:nsid w:val="7DA15657"/>
     <w:multiLevelType w:val="hybridMultilevel"/>
     <w:tmpl w:val="3DA0AB14"/>
@@ -12423,7 +15261,7 @@
     <w:abstractNumId w:val="24"/>
   </w:num>
   <w:num w:numId="7">
-    <w:abstractNumId w:val="28"/>
+    <w:abstractNumId w:val="29"/>
   </w:num>
   <w:num w:numId="8">
     <w:abstractNumId w:val="17"/>
@@ -12483,16 +15321,19 @@
     <w:abstractNumId w:val="2"/>
   </w:num>
   <w:num w:numId="27">
-    <w:abstractNumId w:val="27"/>
+    <w:abstractNumId w:val="28"/>
   </w:num>
   <w:num w:numId="28">
-    <w:abstractNumId w:val="29"/>
+    <w:abstractNumId w:val="30"/>
   </w:num>
   <w:num w:numId="29">
     <w:abstractNumId w:val="22"/>
   </w:num>
   <w:num w:numId="30">
     <w:abstractNumId w:val="26"/>
+  </w:num>
+  <w:num w:numId="31">
+    <w:abstractNumId w:val="27"/>
   </w:num>
 </w:numbering>
 </file>
@@ -12895,7 +15736,7 @@
   <w:style w:type="paragraph" w:default="1" w:styleId="Normal">
     <w:name w:val="Normal"/>
     <w:qFormat/>
-    <w:rsid w:val="009F4DEE"/>
+    <w:rsid w:val="003A3E1E"/>
   </w:style>
   <w:style w:type="paragraph" w:styleId="Ttulo1">
     <w:name w:val="heading 1"/>
